--- a/Program Clinic Management/ملفات/The Report.docx
+++ b/Program Clinic Management/ملفات/The Report.docx
@@ -238,6 +238,7 @@
         </w:rPr>
         <w:t xml:space="preserve">تطبيق </w:t>
       </w:r>
+      <w:proofErr w:type="gramStart"/>
       <w:r>
         <w:rPr>
           <w:rStyle w:val="a3"/>
@@ -254,7 +255,17 @@
           <w:szCs w:val="28"/>
           <w:rtl/>
         </w:rPr>
-        <w:t xml:space="preserve"> لإدارة العيادات الطبية</w:t>
+        <w:t xml:space="preserve"> لإدارة</w:t>
+      </w:r>
+      <w:proofErr w:type="gramEnd"/>
+      <w:r>
+        <w:rPr>
+          <w:rStyle w:val="a3"/>
+          <w:sz w:val="28"/>
+          <w:szCs w:val="28"/>
+          <w:rtl/>
+        </w:rPr>
+        <w:t xml:space="preserve"> العيادات الطبية</w:t>
       </w:r>
       <w:r>
         <w:rPr>
@@ -364,8 +375,22 @@
           <w:szCs w:val="32"/>
           <w:rtl/>
         </w:rPr>
-        <w:t>هدف المشروع :</w:t>
-      </w:r>
+        <w:t xml:space="preserve">هدف </w:t>
+      </w:r>
+      <w:proofErr w:type="gramStart"/>
+      <w:r>
+        <w:rPr>
+          <w:rFonts w:hint="cs"/>
+          <w:b/>
+          <w:bCs/>
+          <w:color w:val="C00000"/>
+          <w:sz w:val="32"/>
+          <w:szCs w:val="32"/>
+          <w:rtl/>
+        </w:rPr>
+        <w:t>المشروع :</w:t>
+      </w:r>
+      <w:proofErr w:type="gramEnd"/>
     </w:p>
     <w:p>
       <w:pPr>
@@ -393,6 +418,7 @@
         </w:rPr>
         <w:t xml:space="preserve">  </w:t>
       </w:r>
+      <w:proofErr w:type="gramStart"/>
       <w:r>
         <w:rPr>
           <w:rFonts w:hAnsi="Symbol"/>
@@ -415,7 +441,16 @@
           <w:szCs w:val="28"/>
           <w:rtl/>
         </w:rPr>
-        <w:t xml:space="preserve">بناء نظام برمجي يساعد العيادات على </w:t>
+        <w:t>بناء</w:t>
+      </w:r>
+      <w:proofErr w:type="gramEnd"/>
+      <w:r>
+        <w:rPr>
+          <w:sz w:val="28"/>
+          <w:szCs w:val="28"/>
+          <w:rtl/>
+        </w:rPr>
+        <w:t xml:space="preserve"> نظام برمجي يساعد العيادات على </w:t>
       </w:r>
       <w:r>
         <w:rPr>
@@ -459,6 +494,7 @@
         </w:rPr>
         <w:t xml:space="preserve">  </w:t>
       </w:r>
+      <w:proofErr w:type="gramStart"/>
       <w:r>
         <w:rPr>
           <w:rFonts w:hAnsi="Symbol"/>
@@ -481,7 +517,16 @@
           <w:szCs w:val="28"/>
           <w:rtl/>
         </w:rPr>
-        <w:t xml:space="preserve">توفير </w:t>
+        <w:t>توفير</w:t>
+      </w:r>
+      <w:proofErr w:type="gramEnd"/>
+      <w:r>
+        <w:rPr>
+          <w:sz w:val="28"/>
+          <w:szCs w:val="28"/>
+          <w:rtl/>
+        </w:rPr>
+        <w:t xml:space="preserve"> </w:t>
       </w:r>
       <w:r>
         <w:rPr>
@@ -525,6 +570,7 @@
         </w:rPr>
         <w:t xml:space="preserve">  </w:t>
       </w:r>
+      <w:proofErr w:type="gramStart"/>
       <w:r>
         <w:rPr>
           <w:rFonts w:hAnsi="Symbol"/>
@@ -547,7 +593,16 @@
           <w:szCs w:val="28"/>
           <w:rtl/>
         </w:rPr>
-        <w:t xml:space="preserve">إنشاء </w:t>
+        <w:t>إنشاء</w:t>
+      </w:r>
+      <w:proofErr w:type="gramEnd"/>
+      <w:r>
+        <w:rPr>
+          <w:sz w:val="28"/>
+          <w:szCs w:val="28"/>
+          <w:rtl/>
+        </w:rPr>
+        <w:t xml:space="preserve"> </w:t>
       </w:r>
       <w:r>
         <w:rPr>
@@ -591,6 +646,7 @@
         </w:rPr>
         <w:t xml:space="preserve">  </w:t>
       </w:r>
+      <w:proofErr w:type="gramStart"/>
       <w:r>
         <w:rPr>
           <w:rFonts w:hAnsi="Symbol"/>
@@ -613,7 +669,16 @@
           <w:szCs w:val="28"/>
           <w:rtl/>
         </w:rPr>
-        <w:t xml:space="preserve">تقديم </w:t>
+        <w:t>تقديم</w:t>
+      </w:r>
+      <w:proofErr w:type="gramEnd"/>
+      <w:r>
+        <w:rPr>
+          <w:sz w:val="28"/>
+          <w:szCs w:val="28"/>
+          <w:rtl/>
+        </w:rPr>
+        <w:t xml:space="preserve"> </w:t>
       </w:r>
       <w:r>
         <w:rPr>
@@ -657,6 +722,7 @@
         </w:rPr>
         <w:t xml:space="preserve">  </w:t>
       </w:r>
+      <w:proofErr w:type="gramStart"/>
       <w:r>
         <w:rPr>
           <w:rFonts w:hAnsi="Symbol"/>
@@ -679,7 +745,16 @@
           <w:szCs w:val="28"/>
           <w:rtl/>
         </w:rPr>
-        <w:t xml:space="preserve">تطوير </w:t>
+        <w:t>تطوير</w:t>
+      </w:r>
+      <w:proofErr w:type="gramEnd"/>
+      <w:r>
+        <w:rPr>
+          <w:sz w:val="28"/>
+          <w:szCs w:val="28"/>
+          <w:rtl/>
+        </w:rPr>
+        <w:t xml:space="preserve"> </w:t>
       </w:r>
       <w:r>
         <w:rPr>
@@ -723,6 +798,7 @@
         </w:rPr>
         <w:t xml:space="preserve">  </w:t>
       </w:r>
+      <w:proofErr w:type="gramStart"/>
       <w:r>
         <w:rPr>
           <w:rFonts w:hAnsi="Symbol"/>
@@ -745,7 +821,16 @@
           <w:szCs w:val="28"/>
           <w:rtl/>
         </w:rPr>
-        <w:t xml:space="preserve">تنبيه الإدارة حول </w:t>
+        <w:t>تنبيه</w:t>
+      </w:r>
+      <w:proofErr w:type="gramEnd"/>
+      <w:r>
+        <w:rPr>
+          <w:sz w:val="28"/>
+          <w:szCs w:val="28"/>
+          <w:rtl/>
+        </w:rPr>
+        <w:t xml:space="preserve"> الإدارة حول </w:t>
       </w:r>
       <w:r>
         <w:rPr>
@@ -1071,7 +1156,29 @@
           <w:szCs w:val="28"/>
           <w:rtl/>
         </w:rPr>
-        <w:t>ة و إدارة منظمة</w:t>
+        <w:t xml:space="preserve">ة </w:t>
+      </w:r>
+      <w:proofErr w:type="gramStart"/>
+      <w:r>
+        <w:rPr>
+          <w:rStyle w:val="a3"/>
+          <w:rFonts w:hint="cs"/>
+          <w:sz w:val="28"/>
+          <w:szCs w:val="28"/>
+          <w:rtl/>
+        </w:rPr>
+        <w:t>و إدارة</w:t>
+      </w:r>
+      <w:proofErr w:type="gramEnd"/>
+      <w:r>
+        <w:rPr>
+          <w:rStyle w:val="a3"/>
+          <w:rFonts w:hint="cs"/>
+          <w:sz w:val="28"/>
+          <w:szCs w:val="28"/>
+          <w:rtl/>
+        </w:rPr>
+        <w:t xml:space="preserve"> منظمة</w:t>
       </w:r>
       <w:r>
         <w:rPr>
@@ -1295,376 +1402,9 @@
           <w:szCs w:val="32"/>
           <w:rtl/>
         </w:rPr>
-        <w:t>أدوات التطوير و البناء للبرنامج</w:t>
-      </w:r>
-    </w:p>
-    <w:p>
-      <w:pPr>
-        <w:rPr>
-          <w:sz w:val="28"/>
-          <w:szCs w:val="28"/>
-          <w:rtl/>
-        </w:rPr>
-      </w:pPr>
-    </w:p>
-    <w:p>
-      <w:pPr>
-        <w:rPr>
-          <w:sz w:val="28"/>
-          <w:szCs w:val="28"/>
-          <w:rtl/>
-          <w:lang w:val="en-AE"/>
-        </w:rPr>
-      </w:pPr>
-      <w:r>
-        <w:rPr>
-          <w:rFonts w:hint="cs"/>
-          <w:b/>
-          <w:bCs/>
-          <w:color w:val="002060"/>
-          <w:sz w:val="28"/>
-          <w:szCs w:val="28"/>
-          <w:rtl/>
-        </w:rPr>
-        <w:t>نوع البرنامج :</w:t>
-      </w:r>
-      <w:r>
-        <w:rPr>
-          <w:rFonts w:hint="cs"/>
-          <w:color w:val="002060"/>
-          <w:sz w:val="28"/>
-          <w:szCs w:val="28"/>
-          <w:rtl/>
-        </w:rPr>
-        <w:t xml:space="preserve"> </w:t>
-      </w:r>
-      <w:r>
-        <w:rPr>
-          <w:rFonts w:hint="cs"/>
-          <w:color w:val="002060"/>
-          <w:sz w:val="28"/>
-          <w:szCs w:val="28"/>
-          <w:rtl/>
-        </w:rPr>
-        <w:t xml:space="preserve"> </w:t>
-      </w:r>
-      <w:r>
-        <w:rPr>
-          <w:sz w:val="28"/>
-          <w:szCs w:val="28"/>
-          <w:lang w:val="en-AE"/>
-        </w:rPr>
-        <w:t>Desktop App</w:t>
-      </w:r>
-    </w:p>
-    <w:p>
-      <w:pPr>
-        <w:rPr>
-          <w:sz w:val="28"/>
-          <w:szCs w:val="28"/>
-          <w:lang w:val="en-AE"/>
-        </w:rPr>
-      </w:pPr>
-      <w:r>
-        <w:rPr>
-          <w:rFonts w:hint="cs"/>
-          <w:b/>
-          <w:bCs/>
-          <w:color w:val="002060"/>
-          <w:sz w:val="28"/>
-          <w:szCs w:val="28"/>
-          <w:rtl/>
-        </w:rPr>
-        <w:t>بيئة العمل :</w:t>
-      </w:r>
-      <w:r>
-        <w:rPr>
-          <w:rFonts w:hint="cs"/>
-          <w:color w:val="002060"/>
-          <w:sz w:val="28"/>
-          <w:szCs w:val="28"/>
-          <w:rtl/>
-        </w:rPr>
-        <w:t xml:space="preserve">    </w:t>
-      </w:r>
-      <w:r>
-        <w:rPr>
-          <w:rFonts w:hint="cs"/>
-          <w:color w:val="002060"/>
-          <w:sz w:val="28"/>
-          <w:szCs w:val="28"/>
-          <w:rtl/>
-        </w:rPr>
-        <w:t xml:space="preserve"> </w:t>
-      </w:r>
-      <w:r>
-        <w:rPr>
-          <w:sz w:val="28"/>
-          <w:szCs w:val="28"/>
-          <w:lang w:val="en-AE"/>
-        </w:rPr>
-        <w:t>Visual Studio</w:t>
-      </w:r>
-    </w:p>
-    <w:p>
-      <w:pPr>
-        <w:rPr>
-          <w:sz w:val="28"/>
-          <w:szCs w:val="28"/>
-          <w:rtl/>
-          <w:lang w:val="en-AE"/>
-        </w:rPr>
-      </w:pPr>
-      <w:r>
-        <w:rPr>
-          <w:rFonts w:hint="cs"/>
-          <w:b/>
-          <w:bCs/>
-          <w:color w:val="002060"/>
-          <w:sz w:val="28"/>
-          <w:szCs w:val="28"/>
-          <w:rtl/>
-        </w:rPr>
-        <w:t>لغة البرمجة :</w:t>
-      </w:r>
-      <w:r>
-        <w:rPr>
-          <w:rFonts w:hint="cs"/>
-          <w:color w:val="002060"/>
-          <w:sz w:val="28"/>
-          <w:szCs w:val="28"/>
-          <w:rtl/>
-        </w:rPr>
-        <w:t xml:space="preserve">  </w:t>
-      </w:r>
-      <w:r>
-        <w:rPr>
-          <w:rFonts w:hint="cs"/>
-          <w:color w:val="002060"/>
-          <w:sz w:val="28"/>
-          <w:szCs w:val="28"/>
-          <w:rtl/>
-        </w:rPr>
-        <w:t xml:space="preserve"> </w:t>
-      </w:r>
-      <w:r>
-        <w:rPr>
-          <w:sz w:val="28"/>
-          <w:szCs w:val="28"/>
-          <w:lang w:val="en-AE"/>
-        </w:rPr>
-        <w:t>C#</w:t>
-      </w:r>
-      <w:r>
-        <w:rPr>
-          <w:rFonts w:hint="cs"/>
-          <w:sz w:val="28"/>
-          <w:szCs w:val="28"/>
-          <w:rtl/>
-          <w:lang w:val="en-AE"/>
-        </w:rPr>
-        <w:t xml:space="preserve"> لغة بناء التطبيق</w:t>
-      </w:r>
-    </w:p>
-    <w:p>
-      <w:pPr>
-        <w:rPr>
-          <w:sz w:val="28"/>
-          <w:szCs w:val="28"/>
-          <w:lang w:val="en-AE"/>
-        </w:rPr>
-      </w:pPr>
-      <w:r>
-        <w:rPr>
-          <w:b/>
-          <w:bCs/>
-          <w:color w:val="002060"/>
-          <w:sz w:val="28"/>
-          <w:szCs w:val="28"/>
-          <w:lang w:val="en-AE" w:bidi="ar-JO"/>
-        </w:rPr>
-        <w:t>Database</w:t>
-      </w:r>
-      <w:r>
-        <w:rPr>
-          <w:rFonts w:hint="cs"/>
-          <w:b/>
-          <w:bCs/>
-          <w:color w:val="002060"/>
-          <w:sz w:val="28"/>
-          <w:szCs w:val="28"/>
-          <w:rtl/>
-        </w:rPr>
-        <w:t xml:space="preserve">  </w:t>
-      </w:r>
-      <w:r>
-        <w:rPr>
-          <w:rFonts w:hint="cs"/>
-          <w:b/>
-          <w:bCs/>
-          <w:sz w:val="28"/>
-          <w:szCs w:val="28"/>
-          <w:rtl/>
-        </w:rPr>
-        <w:t xml:space="preserve">:  </w:t>
-      </w:r>
-      <w:r>
-        <w:rPr>
-          <w:sz w:val="28"/>
-          <w:szCs w:val="28"/>
-          <w:lang w:val="en-AE"/>
-        </w:rPr>
-        <w:t>SQL Server</w:t>
-      </w:r>
-    </w:p>
-    <w:p>
-      <w:pPr>
-        <w:rPr>
-          <w:sz w:val="28"/>
-          <w:szCs w:val="28"/>
-          <w:rtl/>
-        </w:rPr>
-      </w:pPr>
-    </w:p>
-    <w:p>
-      <w:pPr>
-        <w:rPr>
-          <w:sz w:val="28"/>
-          <w:szCs w:val="28"/>
-          <w:rtl/>
-        </w:rPr>
-      </w:pPr>
-    </w:p>
-    <w:p>
-      <w:pPr>
-        <w:rPr>
-          <w:sz w:val="28"/>
-          <w:szCs w:val="28"/>
-          <w:rtl/>
-        </w:rPr>
-      </w:pPr>
-    </w:p>
-    <w:p>
-      <w:pPr>
-        <w:rPr>
-          <w:sz w:val="28"/>
-          <w:szCs w:val="28"/>
-          <w:rtl/>
-        </w:rPr>
-      </w:pPr>
-    </w:p>
-    <w:p>
-      <w:pPr>
-        <w:rPr>
-          <w:sz w:val="28"/>
-          <w:szCs w:val="28"/>
-          <w:rtl/>
-        </w:rPr>
-      </w:pPr>
-    </w:p>
-    <w:p>
-      <w:pPr>
-        <w:rPr>
-          <w:sz w:val="28"/>
-          <w:szCs w:val="28"/>
-          <w:rtl/>
-        </w:rPr>
-      </w:pPr>
-    </w:p>
-    <w:p>
-      <w:pPr>
-        <w:rPr>
-          <w:sz w:val="28"/>
-          <w:szCs w:val="28"/>
-          <w:rtl/>
-        </w:rPr>
-      </w:pPr>
-    </w:p>
-    <w:p>
-      <w:pPr>
-        <w:rPr>
-          <w:sz w:val="28"/>
-          <w:szCs w:val="28"/>
-          <w:rtl/>
-        </w:rPr>
-      </w:pPr>
-    </w:p>
-    <w:p>
-      <w:pPr>
-        <w:rPr>
-          <w:sz w:val="28"/>
-          <w:szCs w:val="28"/>
-          <w:rtl/>
-        </w:rPr>
-      </w:pPr>
-    </w:p>
-    <w:p>
-      <w:pPr>
-        <w:rPr>
-          <w:sz w:val="28"/>
-          <w:szCs w:val="28"/>
-          <w:rtl/>
-        </w:rPr>
-      </w:pPr>
-    </w:p>
-    <w:p>
-      <w:pPr>
-        <w:rPr>
-          <w:sz w:val="28"/>
-          <w:szCs w:val="28"/>
-          <w:rtl/>
-        </w:rPr>
-      </w:pPr>
-    </w:p>
-    <w:p>
-      <w:pPr>
-        <w:rPr>
-          <w:sz w:val="28"/>
-          <w:szCs w:val="28"/>
-          <w:rtl/>
-        </w:rPr>
-      </w:pPr>
-    </w:p>
-    <w:p>
-      <w:pPr>
-        <w:rPr>
-          <w:sz w:val="28"/>
-          <w:szCs w:val="28"/>
-          <w:rtl/>
-        </w:rPr>
-      </w:pPr>
-    </w:p>
-    <w:p>
-      <w:pPr>
-        <w:rPr>
-          <w:sz w:val="28"/>
-          <w:szCs w:val="28"/>
-          <w:rtl/>
-        </w:rPr>
-      </w:pPr>
-    </w:p>
-    <w:p>
-      <w:pPr>
-        <w:rPr>
-          <w:sz w:val="28"/>
-          <w:szCs w:val="28"/>
-          <w:rtl/>
-        </w:rPr>
-      </w:pPr>
-    </w:p>
-    <w:p>
-      <w:pPr>
-        <w:shd w:val="clear" w:color="auto" w:fill="E2EFD9" w:themeFill="accent6" w:themeFillTint="33"/>
-        <w:jc w:val="center"/>
-        <w:rPr>
-          <w:b/>
-          <w:bCs/>
-          <w:color w:val="C00000"/>
-          <w:sz w:val="32"/>
-          <w:szCs w:val="32"/>
-          <w:rtl/>
-        </w:rPr>
-      </w:pPr>
+        <w:t xml:space="preserve">أدوات التطوير </w:t>
+      </w:r>
+      <w:proofErr w:type="gramStart"/>
       <w:r>
         <w:rPr>
           <w:rFonts w:hint="cs"/>
@@ -1675,6 +1415,454 @@
           <w:szCs w:val="32"/>
           <w:rtl/>
         </w:rPr>
+        <w:t>و البناء</w:t>
+      </w:r>
+      <w:proofErr w:type="gramEnd"/>
+      <w:r>
+        <w:rPr>
+          <w:rFonts w:hint="cs"/>
+          <w:b/>
+          <w:bCs/>
+          <w:color w:val="C00000"/>
+          <w:sz w:val="32"/>
+          <w:szCs w:val="32"/>
+          <w:rtl/>
+        </w:rPr>
+        <w:t xml:space="preserve"> للبرنامج</w:t>
+      </w:r>
+    </w:p>
+    <w:p>
+      <w:pPr>
+        <w:rPr>
+          <w:sz w:val="28"/>
+          <w:szCs w:val="28"/>
+          <w:rtl/>
+        </w:rPr>
+      </w:pPr>
+    </w:p>
+    <w:p>
+      <w:pPr>
+        <w:rPr>
+          <w:sz w:val="28"/>
+          <w:szCs w:val="28"/>
+          <w:rtl/>
+          <w:lang w:val="en-AE"/>
+        </w:rPr>
+      </w:pPr>
+      <w:r>
+        <w:rPr>
+          <w:rFonts w:hint="cs"/>
+          <w:b/>
+          <w:bCs/>
+          <w:color w:val="002060"/>
+          <w:sz w:val="28"/>
+          <w:szCs w:val="28"/>
+          <w:rtl/>
+        </w:rPr>
+        <w:t xml:space="preserve">نوع </w:t>
+      </w:r>
+      <w:proofErr w:type="gramStart"/>
+      <w:r>
+        <w:rPr>
+          <w:rFonts w:hint="cs"/>
+          <w:b/>
+          <w:bCs/>
+          <w:color w:val="002060"/>
+          <w:sz w:val="28"/>
+          <w:szCs w:val="28"/>
+          <w:rtl/>
+        </w:rPr>
+        <w:t>البرنامج :</w:t>
+      </w:r>
+      <w:proofErr w:type="gramEnd"/>
+      <w:r>
+        <w:rPr>
+          <w:rFonts w:hint="cs"/>
+          <w:color w:val="002060"/>
+          <w:sz w:val="28"/>
+          <w:szCs w:val="28"/>
+          <w:rtl/>
+        </w:rPr>
+        <w:t xml:space="preserve"> </w:t>
+      </w:r>
+      <w:r>
+        <w:rPr>
+          <w:rFonts w:hint="cs"/>
+          <w:color w:val="002060"/>
+          <w:sz w:val="28"/>
+          <w:szCs w:val="28"/>
+          <w:rtl/>
+        </w:rPr>
+        <w:t xml:space="preserve"> </w:t>
+      </w:r>
+      <w:r>
+        <w:rPr>
+          <w:sz w:val="28"/>
+          <w:szCs w:val="28"/>
+          <w:lang w:val="en-AE"/>
+        </w:rPr>
+        <w:t>Desktop App</w:t>
+      </w:r>
+    </w:p>
+    <w:p>
+      <w:pPr>
+        <w:rPr>
+          <w:sz w:val="28"/>
+          <w:szCs w:val="28"/>
+          <w:lang w:val="en-AE"/>
+        </w:rPr>
+      </w:pPr>
+      <w:r>
+        <w:rPr>
+          <w:rFonts w:hint="cs"/>
+          <w:b/>
+          <w:bCs/>
+          <w:color w:val="002060"/>
+          <w:sz w:val="28"/>
+          <w:szCs w:val="28"/>
+          <w:rtl/>
+        </w:rPr>
+        <w:t xml:space="preserve">بيئة </w:t>
+      </w:r>
+      <w:proofErr w:type="gramStart"/>
+      <w:r>
+        <w:rPr>
+          <w:rFonts w:hint="cs"/>
+          <w:b/>
+          <w:bCs/>
+          <w:color w:val="002060"/>
+          <w:sz w:val="28"/>
+          <w:szCs w:val="28"/>
+          <w:rtl/>
+        </w:rPr>
+        <w:t>العمل :</w:t>
+      </w:r>
+      <w:proofErr w:type="gramEnd"/>
+      <w:r>
+        <w:rPr>
+          <w:rFonts w:hint="cs"/>
+          <w:color w:val="002060"/>
+          <w:sz w:val="28"/>
+          <w:szCs w:val="28"/>
+          <w:rtl/>
+        </w:rPr>
+        <w:t xml:space="preserve">    </w:t>
+      </w:r>
+      <w:r>
+        <w:rPr>
+          <w:rFonts w:hint="cs"/>
+          <w:color w:val="002060"/>
+          <w:sz w:val="28"/>
+          <w:szCs w:val="28"/>
+          <w:rtl/>
+        </w:rPr>
+        <w:t xml:space="preserve"> </w:t>
+      </w:r>
+      <w:r>
+        <w:rPr>
+          <w:sz w:val="28"/>
+          <w:szCs w:val="28"/>
+          <w:lang w:val="en-AE"/>
+        </w:rPr>
+        <w:t>Visual Studio</w:t>
+      </w:r>
+    </w:p>
+    <w:p>
+      <w:pPr>
+        <w:rPr>
+          <w:sz w:val="28"/>
+          <w:szCs w:val="28"/>
+          <w:rtl/>
+          <w:lang w:val="en-AE"/>
+        </w:rPr>
+      </w:pPr>
+      <w:r>
+        <w:rPr>
+          <w:rFonts w:hint="cs"/>
+          <w:b/>
+          <w:bCs/>
+          <w:color w:val="002060"/>
+          <w:sz w:val="28"/>
+          <w:szCs w:val="28"/>
+          <w:rtl/>
+        </w:rPr>
+        <w:t xml:space="preserve">لغة </w:t>
+      </w:r>
+      <w:proofErr w:type="gramStart"/>
+      <w:r>
+        <w:rPr>
+          <w:rFonts w:hint="cs"/>
+          <w:b/>
+          <w:bCs/>
+          <w:color w:val="002060"/>
+          <w:sz w:val="28"/>
+          <w:szCs w:val="28"/>
+          <w:rtl/>
+        </w:rPr>
+        <w:t>البرمجة :</w:t>
+      </w:r>
+      <w:proofErr w:type="gramEnd"/>
+      <w:r>
+        <w:rPr>
+          <w:rFonts w:hint="cs"/>
+          <w:color w:val="002060"/>
+          <w:sz w:val="28"/>
+          <w:szCs w:val="28"/>
+          <w:rtl/>
+        </w:rPr>
+        <w:t xml:space="preserve">  </w:t>
+      </w:r>
+      <w:r>
+        <w:rPr>
+          <w:rFonts w:hint="cs"/>
+          <w:color w:val="002060"/>
+          <w:sz w:val="28"/>
+          <w:szCs w:val="28"/>
+          <w:rtl/>
+        </w:rPr>
+        <w:t xml:space="preserve"> </w:t>
+      </w:r>
+      <w:r>
+        <w:rPr>
+          <w:sz w:val="28"/>
+          <w:szCs w:val="28"/>
+          <w:lang w:val="en-AE"/>
+        </w:rPr>
+        <w:t>C#</w:t>
+      </w:r>
+      <w:r>
+        <w:rPr>
+          <w:rFonts w:hint="cs"/>
+          <w:sz w:val="28"/>
+          <w:szCs w:val="28"/>
+          <w:rtl/>
+          <w:lang w:val="en-AE"/>
+        </w:rPr>
+        <w:t xml:space="preserve"> لغة بناء التطبيق</w:t>
+      </w:r>
+    </w:p>
+    <w:p>
+      <w:pPr>
+        <w:rPr>
+          <w:sz w:val="28"/>
+          <w:szCs w:val="28"/>
+          <w:lang w:val="en-AE"/>
+        </w:rPr>
+      </w:pPr>
+      <w:proofErr w:type="gramStart"/>
+      <w:r>
+        <w:rPr>
+          <w:b/>
+          <w:bCs/>
+          <w:color w:val="002060"/>
+          <w:sz w:val="28"/>
+          <w:szCs w:val="28"/>
+          <w:lang w:val="en-AE" w:bidi="ar-JO"/>
+        </w:rPr>
+        <w:t>Database</w:t>
+      </w:r>
+      <w:r>
+        <w:rPr>
+          <w:rFonts w:hint="cs"/>
+          <w:b/>
+          <w:bCs/>
+          <w:color w:val="002060"/>
+          <w:sz w:val="28"/>
+          <w:szCs w:val="28"/>
+          <w:rtl/>
+        </w:rPr>
+        <w:t xml:space="preserve">  </w:t>
+      </w:r>
+      <w:r>
+        <w:rPr>
+          <w:rFonts w:hint="cs"/>
+          <w:b/>
+          <w:bCs/>
+          <w:sz w:val="28"/>
+          <w:szCs w:val="28"/>
+          <w:rtl/>
+        </w:rPr>
+        <w:t>:</w:t>
+      </w:r>
+      <w:proofErr w:type="gramEnd"/>
+      <w:r>
+        <w:rPr>
+          <w:rFonts w:hint="cs"/>
+          <w:b/>
+          <w:bCs/>
+          <w:sz w:val="28"/>
+          <w:szCs w:val="28"/>
+          <w:rtl/>
+        </w:rPr>
+        <w:t xml:space="preserve">  </w:t>
+      </w:r>
+      <w:r>
+        <w:rPr>
+          <w:sz w:val="28"/>
+          <w:szCs w:val="28"/>
+          <w:lang w:val="en-AE"/>
+        </w:rPr>
+        <w:t>SQL Server</w:t>
+      </w:r>
+    </w:p>
+    <w:p>
+      <w:pPr>
+        <w:rPr>
+          <w:sz w:val="28"/>
+          <w:szCs w:val="28"/>
+          <w:rtl/>
+        </w:rPr>
+      </w:pPr>
+    </w:p>
+    <w:p>
+      <w:pPr>
+        <w:rPr>
+          <w:sz w:val="28"/>
+          <w:szCs w:val="28"/>
+          <w:rtl/>
+        </w:rPr>
+      </w:pPr>
+    </w:p>
+    <w:p>
+      <w:pPr>
+        <w:rPr>
+          <w:sz w:val="28"/>
+          <w:szCs w:val="28"/>
+          <w:rtl/>
+        </w:rPr>
+      </w:pPr>
+    </w:p>
+    <w:p>
+      <w:pPr>
+        <w:rPr>
+          <w:sz w:val="28"/>
+          <w:szCs w:val="28"/>
+          <w:rtl/>
+        </w:rPr>
+      </w:pPr>
+    </w:p>
+    <w:p>
+      <w:pPr>
+        <w:rPr>
+          <w:sz w:val="28"/>
+          <w:szCs w:val="28"/>
+          <w:rtl/>
+        </w:rPr>
+      </w:pPr>
+    </w:p>
+    <w:p>
+      <w:pPr>
+        <w:rPr>
+          <w:sz w:val="28"/>
+          <w:szCs w:val="28"/>
+          <w:rtl/>
+        </w:rPr>
+      </w:pPr>
+    </w:p>
+    <w:p>
+      <w:pPr>
+        <w:rPr>
+          <w:sz w:val="28"/>
+          <w:szCs w:val="28"/>
+          <w:rtl/>
+        </w:rPr>
+      </w:pPr>
+    </w:p>
+    <w:p>
+      <w:pPr>
+        <w:rPr>
+          <w:sz w:val="28"/>
+          <w:szCs w:val="28"/>
+          <w:rtl/>
+        </w:rPr>
+      </w:pPr>
+    </w:p>
+    <w:p>
+      <w:pPr>
+        <w:rPr>
+          <w:sz w:val="28"/>
+          <w:szCs w:val="28"/>
+          <w:rtl/>
+        </w:rPr>
+      </w:pPr>
+    </w:p>
+    <w:p>
+      <w:pPr>
+        <w:rPr>
+          <w:sz w:val="28"/>
+          <w:szCs w:val="28"/>
+          <w:rtl/>
+        </w:rPr>
+      </w:pPr>
+    </w:p>
+    <w:p>
+      <w:pPr>
+        <w:rPr>
+          <w:sz w:val="28"/>
+          <w:szCs w:val="28"/>
+          <w:rtl/>
+        </w:rPr>
+      </w:pPr>
+    </w:p>
+    <w:p>
+      <w:pPr>
+        <w:rPr>
+          <w:sz w:val="28"/>
+          <w:szCs w:val="28"/>
+          <w:rtl/>
+        </w:rPr>
+      </w:pPr>
+    </w:p>
+    <w:p>
+      <w:pPr>
+        <w:rPr>
+          <w:sz w:val="28"/>
+          <w:szCs w:val="28"/>
+          <w:rtl/>
+        </w:rPr>
+      </w:pPr>
+    </w:p>
+    <w:p>
+      <w:pPr>
+        <w:rPr>
+          <w:sz w:val="28"/>
+          <w:szCs w:val="28"/>
+          <w:rtl/>
+        </w:rPr>
+      </w:pPr>
+    </w:p>
+    <w:p>
+      <w:pPr>
+        <w:rPr>
+          <w:sz w:val="28"/>
+          <w:szCs w:val="28"/>
+          <w:rtl/>
+        </w:rPr>
+      </w:pPr>
+    </w:p>
+    <w:p>
+      <w:pPr>
+        <w:shd w:val="clear" w:color="auto" w:fill="E2EFD9" w:themeFill="accent6" w:themeFillTint="33"/>
+        <w:jc w:val="center"/>
+        <w:rPr>
+          <w:b/>
+          <w:bCs/>
+          <w:color w:val="C00000"/>
+          <w:sz w:val="32"/>
+          <w:szCs w:val="32"/>
+          <w:rtl/>
+        </w:rPr>
+      </w:pPr>
+      <w:r>
+        <w:rPr>
+          <w:rFonts w:hint="cs"/>
+          <w:b/>
+          <w:bCs/>
+          <w:color w:val="C00000"/>
+          <w:sz w:val="32"/>
+          <w:szCs w:val="32"/>
+          <w:rtl/>
+        </w:rPr>
         <w:lastRenderedPageBreak/>
         <w:t>الدراسة المرجعية للمشروع</w:t>
       </w:r>
@@ -1741,6 +1929,7 @@
           <w:szCs w:val="28"/>
         </w:rPr>
       </w:pPr>
+      <w:proofErr w:type="gramStart"/>
       <w:r>
         <w:rPr>
           <w:b/>
@@ -1772,7 +1961,18 @@
           <w:sz w:val="28"/>
           <w:szCs w:val="28"/>
         </w:rPr>
-        <w:t xml:space="preserve"> Clinic Software</w:t>
+        <w:t xml:space="preserve"> Clinic</w:t>
+      </w:r>
+      <w:proofErr w:type="gramEnd"/>
+      <w:r>
+        <w:rPr>
+          <w:b/>
+          <w:bCs/>
+          <w:color w:val="002060"/>
+          <w:sz w:val="28"/>
+          <w:szCs w:val="28"/>
+        </w:rPr>
+        <w:t xml:space="preserve"> Software</w:t>
       </w:r>
     </w:p>
     <w:p>
@@ -1847,6 +2047,7 @@
           <w:szCs w:val="28"/>
         </w:rPr>
       </w:pPr>
+      <w:proofErr w:type="gramStart"/>
       <w:r>
         <w:rPr>
           <w:b/>
@@ -1892,6 +2093,7 @@
         <w:t>SimpleClinic</w:t>
       </w:r>
       <w:proofErr w:type="spellEnd"/>
+      <w:proofErr w:type="gramEnd"/>
     </w:p>
     <w:p>
       <w:pPr>
@@ -1955,6 +2157,7 @@
           <w:szCs w:val="28"/>
         </w:rPr>
       </w:pPr>
+      <w:proofErr w:type="gramStart"/>
       <w:r>
         <w:rPr>
           <w:b/>
@@ -2000,6 +2203,7 @@
         <w:t>ClinicManager</w:t>
       </w:r>
       <w:proofErr w:type="spellEnd"/>
+      <w:proofErr w:type="gramEnd"/>
     </w:p>
     <w:p>
       <w:pPr>
@@ -2947,6 +3151,7 @@
           <w:szCs w:val="28"/>
         </w:rPr>
       </w:pPr>
+      <w:proofErr w:type="gramStart"/>
       <w:r>
         <w:rPr>
           <w:rFonts w:hint="cs"/>
@@ -2958,6 +3163,7 @@
         </w:rPr>
         <w:t>الطبيب :</w:t>
       </w:r>
+      <w:proofErr w:type="gramEnd"/>
       <w:r>
         <w:rPr>
           <w:rFonts w:hint="cs"/>
@@ -3016,8 +3222,21 @@
           <w:szCs w:val="28"/>
           <w:rtl/>
         </w:rPr>
-        <w:t>موظف الاستقبال :</w:t>
-      </w:r>
+        <w:t xml:space="preserve">موظف </w:t>
+      </w:r>
+      <w:proofErr w:type="gramStart"/>
+      <w:r>
+        <w:rPr>
+          <w:rFonts w:hint="cs"/>
+          <w:b/>
+          <w:bCs/>
+          <w:sz w:val="28"/>
+          <w:szCs w:val="28"/>
+          <w:rtl/>
+        </w:rPr>
+        <w:t>الاستقبال :</w:t>
+      </w:r>
+      <w:proofErr w:type="gramEnd"/>
       <w:r>
         <w:rPr>
           <w:rFonts w:hint="cs"/>
@@ -4104,7 +4323,27 @@
           <w:szCs w:val="28"/>
           <w:rtl/>
         </w:rPr>
-        <w:t xml:space="preserve"> بين المرضة و المستخدمين </w:t>
+        <w:t xml:space="preserve"> بين المرضة </w:t>
+      </w:r>
+      <w:proofErr w:type="gramStart"/>
+      <w:r>
+        <w:rPr>
+          <w:rFonts w:hint="cs"/>
+          <w:sz w:val="28"/>
+          <w:szCs w:val="28"/>
+          <w:rtl/>
+        </w:rPr>
+        <w:t>و المستخدمين</w:t>
+      </w:r>
+      <w:proofErr w:type="gramEnd"/>
+      <w:r>
+        <w:rPr>
+          <w:rFonts w:hint="cs"/>
+          <w:sz w:val="28"/>
+          <w:szCs w:val="28"/>
+          <w:rtl/>
+        </w:rPr>
+        <w:t xml:space="preserve"> </w:t>
       </w:r>
     </w:p>
     <w:p>
@@ -4214,15 +4453,34 @@
           <w:szCs w:val="28"/>
           <w:rtl/>
         </w:rPr>
-        <w:t xml:space="preserve"> و </w:t>
-      </w:r>
-      <w:r>
-        <w:rPr>
-          <w:sz w:val="28"/>
-          <w:szCs w:val="28"/>
-          <w:rtl/>
-        </w:rPr>
-        <w:t>استخدامه في التقارير والتحليل</w:t>
+        <w:t xml:space="preserve"> </w:t>
+      </w:r>
+      <w:proofErr w:type="gramStart"/>
+      <w:r>
+        <w:rPr>
+          <w:rFonts w:hint="cs"/>
+          <w:sz w:val="28"/>
+          <w:szCs w:val="28"/>
+          <w:rtl/>
+        </w:rPr>
+        <w:t xml:space="preserve">و </w:t>
+      </w:r>
+      <w:r>
+        <w:rPr>
+          <w:sz w:val="28"/>
+          <w:szCs w:val="28"/>
+          <w:rtl/>
+        </w:rPr>
+        <w:t>استخدامه</w:t>
+      </w:r>
+      <w:proofErr w:type="gramEnd"/>
+      <w:r>
+        <w:rPr>
+          <w:sz w:val="28"/>
+          <w:szCs w:val="28"/>
+          <w:rtl/>
+        </w:rPr>
+        <w:t xml:space="preserve"> في التقارير والتحليل</w:t>
       </w:r>
       <w:r>
         <w:rPr>
@@ -4362,7 +4620,27 @@
           <w:szCs w:val="28"/>
           <w:rtl/>
         </w:rPr>
-        <w:t>جدول يخزن معلومات المستخدمين و بيانات الدخول.</w:t>
+        <w:t xml:space="preserve">جدول يخزن معلومات المستخدمين </w:t>
+      </w:r>
+      <w:proofErr w:type="gramStart"/>
+      <w:r>
+        <w:rPr>
+          <w:rFonts w:hint="cs"/>
+          <w:sz w:val="28"/>
+          <w:szCs w:val="28"/>
+          <w:rtl/>
+        </w:rPr>
+        <w:t>و بيانات</w:t>
+      </w:r>
+      <w:proofErr w:type="gramEnd"/>
+      <w:r>
+        <w:rPr>
+          <w:rFonts w:hint="cs"/>
+          <w:sz w:val="28"/>
+          <w:szCs w:val="28"/>
+          <w:rtl/>
+        </w:rPr>
+        <w:t xml:space="preserve"> الدخول.</w:t>
       </w:r>
     </w:p>
     <w:p>
@@ -4599,6 +4877,7 @@
           </w14:textOutline>
         </w:rPr>
       </w:pPr>
+      <w:proofErr w:type="gramStart"/>
       <w:r>
         <w:rPr>
           <w:b/>
@@ -4662,6 +4941,7 @@
         </w:rPr>
         <w:t xml:space="preserve"> Persons</w:t>
       </w:r>
+      <w:proofErr w:type="gramEnd"/>
     </w:p>
     <w:p>
       <w:pPr>
@@ -4994,8 +5274,13 @@
                 <w:rtl/>
               </w:rPr>
             </w:pPr>
-            <w:r>
-              <w:t>NVARCHAR(50)</w:t>
+            <w:proofErr w:type="gramStart"/>
+            <w:r>
+              <w:t>NVARCHAR(</w:t>
+            </w:r>
+            <w:proofErr w:type="gramEnd"/>
+            <w:r>
+              <w:t>50)</w:t>
             </w:r>
           </w:p>
         </w:tc>
@@ -5092,8 +5377,13 @@
                 <w:rtl/>
               </w:rPr>
             </w:pPr>
-            <w:r>
-              <w:t>NVARCHAR(50)</w:t>
+            <w:proofErr w:type="gramStart"/>
+            <w:r>
+              <w:t>NVARCHAR(</w:t>
+            </w:r>
+            <w:proofErr w:type="gramEnd"/>
+            <w:r>
+              <w:t>50)</w:t>
             </w:r>
           </w:p>
         </w:tc>
@@ -5189,8 +5479,13 @@
                 <w:rtl/>
               </w:rPr>
             </w:pPr>
-            <w:r>
-              <w:t>NVARCHAR(10)</w:t>
+            <w:proofErr w:type="gramStart"/>
+            <w:r>
+              <w:t>NVARCHAR(</w:t>
+            </w:r>
+            <w:proofErr w:type="gramEnd"/>
+            <w:r>
+              <w:t>10)</w:t>
             </w:r>
           </w:p>
         </w:tc>
@@ -5388,8 +5683,13 @@
                 <w:rtl/>
               </w:rPr>
             </w:pPr>
-            <w:r>
-              <w:t>NVARCHAR(20)</w:t>
+            <w:proofErr w:type="gramStart"/>
+            <w:r>
+              <w:t>NVARCHAR(</w:t>
+            </w:r>
+            <w:proofErr w:type="gramEnd"/>
+            <w:r>
+              <w:t>20)</w:t>
             </w:r>
           </w:p>
         </w:tc>
@@ -5486,8 +5786,13 @@
                 <w:rtl/>
               </w:rPr>
             </w:pPr>
-            <w:r>
-              <w:t>NVARCHAR(200)</w:t>
+            <w:proofErr w:type="gramStart"/>
+            <w:r>
+              <w:t>NVARCHAR(</w:t>
+            </w:r>
+            <w:proofErr w:type="gramEnd"/>
+            <w:r>
+              <w:t>200)</w:t>
             </w:r>
           </w:p>
         </w:tc>
@@ -5820,6 +6125,7 @@
           </w14:textOutline>
         </w:rPr>
       </w:pPr>
+      <w:proofErr w:type="gramStart"/>
       <w:r>
         <w:rPr>
           <w:b/>
@@ -5883,6 +6189,7 @@
         </w:rPr>
         <w:t xml:space="preserve"> Patients</w:t>
       </w:r>
+      <w:proofErr w:type="gramEnd"/>
     </w:p>
     <w:p>
       <w:pPr>
@@ -6323,8 +6630,13 @@
                 <w:rtl/>
               </w:rPr>
             </w:pPr>
-            <w:r>
-              <w:t>NVARCHAR(20)</w:t>
+            <w:proofErr w:type="gramStart"/>
+            <w:r>
+              <w:t>NVARCHAR(</w:t>
+            </w:r>
+            <w:proofErr w:type="gramEnd"/>
+            <w:r>
+              <w:t>20)</w:t>
             </w:r>
           </w:p>
         </w:tc>
@@ -6904,6 +7216,7 @@
           </w14:textOutline>
         </w:rPr>
       </w:pPr>
+      <w:proofErr w:type="gramStart"/>
       <w:r>
         <w:rPr>
           <w:b/>
@@ -6967,6 +7280,7 @@
         </w:rPr>
         <w:t xml:space="preserve"> Users</w:t>
       </w:r>
+      <w:proofErr w:type="gramEnd"/>
     </w:p>
     <w:p>
       <w:pPr>
@@ -7393,8 +7707,13 @@
                 <w:rtl/>
               </w:rPr>
             </w:pPr>
-            <w:r>
-              <w:t>NVARCHAR(50)</w:t>
+            <w:proofErr w:type="gramStart"/>
+            <w:r>
+              <w:t>NVARCHAR(</w:t>
+            </w:r>
+            <w:proofErr w:type="gramEnd"/>
+            <w:r>
+              <w:t>50)</w:t>
             </w:r>
           </w:p>
         </w:tc>
@@ -7488,8 +7807,13 @@
                 <w:rtl/>
               </w:rPr>
             </w:pPr>
-            <w:r>
-              <w:t>NVARCHAR(200)</w:t>
+            <w:proofErr w:type="gramStart"/>
+            <w:r>
+              <w:t>NVARCHAR(</w:t>
+            </w:r>
+            <w:proofErr w:type="gramEnd"/>
+            <w:r>
+              <w:t>200)</w:t>
             </w:r>
           </w:p>
         </w:tc>
@@ -7752,6 +8076,7 @@
           </w14:textOutline>
         </w:rPr>
       </w:pPr>
+      <w:proofErr w:type="gramStart"/>
       <w:r>
         <w:rPr>
           <w:bCs/>
@@ -7812,6 +8137,7 @@
         </w:rPr>
         <w:t xml:space="preserve"> Roles</w:t>
       </w:r>
+      <w:proofErr w:type="gramEnd"/>
     </w:p>
     <w:p>
       <w:pPr>
@@ -8175,8 +8501,13 @@
                 <w:rtl/>
               </w:rPr>
             </w:pPr>
-            <w:r>
-              <w:t>NVARCHAR(50)</w:t>
+            <w:proofErr w:type="gramStart"/>
+            <w:r>
+              <w:t>NVARCHAR(</w:t>
+            </w:r>
+            <w:proofErr w:type="gramEnd"/>
+            <w:r>
+              <w:t>50)</w:t>
             </w:r>
           </w:p>
         </w:tc>
@@ -8245,6 +8576,7 @@
           </w14:textOutline>
         </w:rPr>
       </w:pPr>
+      <w:proofErr w:type="gramStart"/>
       <w:r>
         <w:rPr>
           <w:b/>
@@ -8330,6 +8662,7 @@
         <w:t>VisitTypes</w:t>
       </w:r>
       <w:proofErr w:type="spellEnd"/>
+      <w:proofErr w:type="gramEnd"/>
     </w:p>
     <w:p>
       <w:pPr>
@@ -8674,8 +9007,13 @@
                 <w:rtl/>
               </w:rPr>
             </w:pPr>
-            <w:r>
-              <w:t>NVARCHAR(100)</w:t>
+            <w:proofErr w:type="gramStart"/>
+            <w:r>
+              <w:t>NVARCHAR(</w:t>
+            </w:r>
+            <w:proofErr w:type="gramEnd"/>
+            <w:r>
+              <w:t>100)</w:t>
             </w:r>
           </w:p>
         </w:tc>
@@ -8772,8 +9110,13 @@
                 <w:rtl/>
               </w:rPr>
             </w:pPr>
-            <w:r>
-              <w:t>NVARCHAR(200)</w:t>
+            <w:proofErr w:type="gramStart"/>
+            <w:r>
+              <w:t>NVARCHAR(</w:t>
+            </w:r>
+            <w:proofErr w:type="gramEnd"/>
+            <w:r>
+              <w:t>200)</w:t>
             </w:r>
           </w:p>
         </w:tc>
@@ -8905,6 +9248,7 @@
           </w14:textOutline>
         </w:rPr>
       </w:pPr>
+      <w:proofErr w:type="gramStart"/>
       <w:r>
         <w:rPr>
           <w:b/>
@@ -8969,6 +9313,7 @@
         </w:rPr>
         <w:t xml:space="preserve"> Appointments</w:t>
       </w:r>
+      <w:proofErr w:type="gramEnd"/>
     </w:p>
     <w:p>
       <w:pPr>
@@ -9621,8 +9966,13 @@
                 <w:rtl/>
               </w:rPr>
             </w:pPr>
-            <w:r>
-              <w:t>NVARCHAR(20)</w:t>
+            <w:proofErr w:type="gramStart"/>
+            <w:r>
+              <w:t>NVARCHAR(</w:t>
+            </w:r>
+            <w:proofErr w:type="gramEnd"/>
+            <w:r>
+              <w:t>20)</w:t>
             </w:r>
           </w:p>
         </w:tc>
@@ -9787,6 +10137,7 @@
           </w14:textOutline>
         </w:rPr>
       </w:pPr>
+      <w:proofErr w:type="gramStart"/>
       <w:r>
         <w:rPr>
           <w:bCs/>
@@ -9866,6 +10217,7 @@
         </w:rPr>
         <w:t>Visits</w:t>
       </w:r>
+      <w:proofErr w:type="gramEnd"/>
     </w:p>
     <w:p>
       <w:pPr>
@@ -11077,8 +11429,13 @@
                 <w:rtl/>
               </w:rPr>
             </w:pPr>
-            <w:r>
-              <w:t>NVARCHAR(50)</w:t>
+            <w:proofErr w:type="gramStart"/>
+            <w:r>
+              <w:t>NVARCHAR(</w:t>
+            </w:r>
+            <w:proofErr w:type="gramEnd"/>
+            <w:r>
+              <w:t>50)</w:t>
             </w:r>
           </w:p>
         </w:tc>
@@ -11176,8 +11533,13 @@
                 <w:rtl/>
               </w:rPr>
             </w:pPr>
-            <w:r>
-              <w:t>NVARCHAR(50)</w:t>
+            <w:proofErr w:type="gramStart"/>
+            <w:r>
+              <w:t>NVARCHAR(</w:t>
+            </w:r>
+            <w:proofErr w:type="gramEnd"/>
+            <w:r>
+              <w:t>50)</w:t>
             </w:r>
           </w:p>
         </w:tc>
@@ -11532,14 +11894,13 @@
     </w:p>
     <w:p>
       <w:pPr>
-        <w:shd w:val="clear" w:color="auto" w:fill="E2EFD9" w:themeFill="accent6" w:themeFillTint="33"/>
         <w:jc w:val="center"/>
         <w:rPr>
-          <w:b/>
+          <w:rFonts w:hint="cs"/>
           <w:bCs/>
           <w:color w:val="C00000"/>
-          <w:sz w:val="32"/>
-          <w:szCs w:val="32"/>
+          <w:sz w:val="40"/>
+          <w:szCs w:val="40"/>
           <w:rtl/>
           <w14:shadow w14:blurRad="38100" w14:dist="19050" w14:dir="2700000" w14:sx="100000" w14:sy="100000" w14:kx="0" w14:ky="0" w14:algn="tl">
             <w14:schemeClr w14:val="dk1">
@@ -11553,10 +11914,9 @@
           </w14:textOutline>
         </w:rPr>
       </w:pPr>
-      <w:r>
-        <w:rPr>
-          <w:rFonts w:hint="cs"/>
-          <w:b/>
+      <w:proofErr w:type="gramStart"/>
+      <w:r>
+        <w:rPr>
           <w:bCs/>
           <w:color w:val="C00000"/>
           <w:sz w:val="32"/>
@@ -11574,6 +11934,1158 @@
           </w14:textOutline>
         </w:rPr>
         <w:lastRenderedPageBreak/>
+        <w:t>جدول</w:t>
+      </w:r>
+      <w:r>
+        <w:rPr>
+          <w:rFonts w:hint="cs"/>
+          <w:bCs/>
+          <w:color w:val="C00000"/>
+          <w:sz w:val="32"/>
+          <w:szCs w:val="32"/>
+          <w:rtl/>
+          <w14:shadow w14:blurRad="38100" w14:dist="19050" w14:dir="2700000" w14:sx="100000" w14:sy="100000" w14:kx="0" w14:ky="0" w14:algn="tl">
+            <w14:schemeClr w14:val="dk1">
+              <w14:alpha w14:val="60000"/>
+            </w14:schemeClr>
+          </w14:shadow>
+          <w14:textOutline w14:w="0" w14:cap="flat" w14:cmpd="sng" w14:algn="ctr">
+            <w14:noFill/>
+            <w14:prstDash w14:val="solid"/>
+            <w14:round/>
+          </w14:textOutline>
+        </w:rPr>
+        <w:t xml:space="preserve"> </w:t>
+      </w:r>
+      <w:r>
+        <w:rPr>
+          <w:bCs/>
+          <w:color w:val="C00000"/>
+          <w:sz w:val="32"/>
+          <w:szCs w:val="32"/>
+          <w14:shadow w14:blurRad="38100" w14:dist="19050" w14:dir="2700000" w14:sx="100000" w14:sy="100000" w14:kx="0" w14:ky="0" w14:algn="tl">
+            <w14:schemeClr w14:val="dk1">
+              <w14:alpha w14:val="60000"/>
+            </w14:schemeClr>
+          </w14:shadow>
+          <w14:textOutline w14:w="0" w14:cap="flat" w14:cmpd="sng" w14:algn="ctr">
+            <w14:noFill/>
+            <w14:prstDash w14:val="solid"/>
+            <w14:round/>
+          </w14:textOutline>
+        </w:rPr>
+        <w:t xml:space="preserve"> </w:t>
+      </w:r>
+      <w:r>
+        <w:rPr>
+          <w:b/>
+          <w:color w:val="C00000"/>
+          <w:sz w:val="32"/>
+          <w:szCs w:val="32"/>
+          <w14:shadow w14:blurRad="38100" w14:dist="19050" w14:dir="2700000" w14:sx="100000" w14:sy="100000" w14:kx="0" w14:ky="0" w14:algn="tl">
+            <w14:schemeClr w14:val="dk1">
+              <w14:alpha w14:val="60000"/>
+            </w14:schemeClr>
+          </w14:shadow>
+          <w14:textOutline w14:w="0" w14:cap="flat" w14:cmpd="sng" w14:algn="ctr">
+            <w14:noFill/>
+            <w14:prstDash w14:val="solid"/>
+            <w14:round/>
+          </w14:textOutline>
+        </w:rPr>
+        <w:t>Specializations</w:t>
+      </w:r>
+      <w:proofErr w:type="gramEnd"/>
+    </w:p>
+    <w:p>
+      <w:pPr>
+        <w:rPr>
+          <w:rFonts w:hint="cs"/>
+          <w:sz w:val="28"/>
+          <w:szCs w:val="28"/>
+          <w:rtl/>
+        </w:rPr>
+      </w:pPr>
+      <w:r>
+        <w:rPr>
+          <w:rFonts w:hint="cs"/>
+          <w:sz w:val="28"/>
+          <w:szCs w:val="28"/>
+          <w:rtl/>
+        </w:rPr>
+        <w:t>اختصاصات الأطباء</w:t>
+      </w:r>
+    </w:p>
+    <w:tbl>
+      <w:tblPr>
+        <w:tblStyle w:val="10"/>
+        <w:bidiVisual/>
+        <w:tblW w:w="0" w:type="auto"/>
+        <w:tblLook w:val="04A0" w:firstRow="1" w:lastRow="0" w:firstColumn="1" w:lastColumn="0" w:noHBand="0" w:noVBand="1"/>
+      </w:tblPr>
+      <w:tblGrid>
+        <w:gridCol w:w="2091"/>
+        <w:gridCol w:w="2091"/>
+        <w:gridCol w:w="2091"/>
+        <w:gridCol w:w="1495"/>
+        <w:gridCol w:w="2688"/>
+      </w:tblGrid>
+      <w:tr>
+        <w:trPr>
+          <w:cnfStyle w:val="100000000000" w:firstRow="1" w:lastRow="0" w:firstColumn="0" w:lastColumn="0" w:oddVBand="0" w:evenVBand="0" w:oddHBand="0" w:evenHBand="0" w:firstRowFirstColumn="0" w:firstRowLastColumn="0" w:lastRowFirstColumn="0" w:lastRowLastColumn="0"/>
+          <w:trHeight w:val="604"/>
+        </w:trPr>
+        <w:tc>
+          <w:tcPr>
+            <w:cnfStyle w:val="001000000000" w:firstRow="0" w:lastRow="0" w:firstColumn="1" w:lastColumn="0" w:oddVBand="0" w:evenVBand="0" w:oddHBand="0" w:evenHBand="0" w:firstRowFirstColumn="0" w:firstRowLastColumn="0" w:lastRowFirstColumn="0" w:lastRowLastColumn="0"/>
+            <w:tcW w:w="2091" w:type="dxa"/>
+          </w:tcPr>
+          <w:p>
+            <w:pPr>
+              <w:jc w:val="center"/>
+              <w:rPr>
+                <w:sz w:val="28"/>
+                <w:szCs w:val="28"/>
+                <w:rtl/>
+              </w:rPr>
+            </w:pPr>
+            <w:r>
+              <w:rPr>
+                <w:rFonts w:hint="cs"/>
+                <w:sz w:val="28"/>
+                <w:szCs w:val="28"/>
+                <w:rtl/>
+              </w:rPr>
+              <w:t>الاسم بالعربي</w:t>
+            </w:r>
+          </w:p>
+        </w:tc>
+        <w:tc>
+          <w:tcPr>
+            <w:tcW w:w="2091" w:type="dxa"/>
+          </w:tcPr>
+          <w:p>
+            <w:pPr>
+              <w:jc w:val="center"/>
+              <w:cnfStyle w:val="100000000000" w:firstRow="1" w:lastRow="0" w:firstColumn="0" w:lastColumn="0" w:oddVBand="0" w:evenVBand="0" w:oddHBand="0" w:evenHBand="0" w:firstRowFirstColumn="0" w:firstRowLastColumn="0" w:lastRowFirstColumn="0" w:lastRowLastColumn="0"/>
+              <w:rPr>
+                <w:sz w:val="28"/>
+                <w:szCs w:val="28"/>
+                <w:rtl/>
+              </w:rPr>
+            </w:pPr>
+            <w:r>
+              <w:rPr>
+                <w:rFonts w:hint="cs"/>
+                <w:sz w:val="28"/>
+                <w:szCs w:val="28"/>
+                <w:rtl/>
+              </w:rPr>
+              <w:t>اسم العمود</w:t>
+            </w:r>
+          </w:p>
+        </w:tc>
+        <w:tc>
+          <w:tcPr>
+            <w:tcW w:w="2091" w:type="dxa"/>
+          </w:tcPr>
+          <w:p>
+            <w:pPr>
+              <w:jc w:val="center"/>
+              <w:cnfStyle w:val="100000000000" w:firstRow="1" w:lastRow="0" w:firstColumn="0" w:lastColumn="0" w:oddVBand="0" w:evenVBand="0" w:oddHBand="0" w:evenHBand="0" w:firstRowFirstColumn="0" w:firstRowLastColumn="0" w:lastRowFirstColumn="0" w:lastRowLastColumn="0"/>
+              <w:rPr>
+                <w:sz w:val="28"/>
+                <w:szCs w:val="28"/>
+                <w:rtl/>
+              </w:rPr>
+            </w:pPr>
+            <w:r>
+              <w:rPr>
+                <w:rFonts w:hint="cs"/>
+                <w:sz w:val="28"/>
+                <w:szCs w:val="28"/>
+                <w:rtl/>
+              </w:rPr>
+              <w:t>نوع البيانات</w:t>
+            </w:r>
+          </w:p>
+        </w:tc>
+        <w:tc>
+          <w:tcPr>
+            <w:tcW w:w="1495" w:type="dxa"/>
+          </w:tcPr>
+          <w:p>
+            <w:pPr>
+              <w:jc w:val="center"/>
+              <w:cnfStyle w:val="100000000000" w:firstRow="1" w:lastRow="0" w:firstColumn="0" w:lastColumn="0" w:oddVBand="0" w:evenVBand="0" w:oddHBand="0" w:evenHBand="0" w:firstRowFirstColumn="0" w:firstRowLastColumn="0" w:lastRowFirstColumn="0" w:lastRowLastColumn="0"/>
+              <w:rPr>
+                <w:sz w:val="28"/>
+                <w:szCs w:val="28"/>
+                <w:lang w:val="en-AE" w:bidi="ar-JO"/>
+              </w:rPr>
+            </w:pPr>
+            <w:r>
+              <w:rPr>
+                <w:sz w:val="28"/>
+                <w:szCs w:val="28"/>
+                <w:lang w:val="en-AE" w:bidi="ar-JO"/>
+              </w:rPr>
+              <w:t>PK</w:t>
+            </w:r>
+          </w:p>
+        </w:tc>
+        <w:tc>
+          <w:tcPr>
+            <w:tcW w:w="2688" w:type="dxa"/>
+          </w:tcPr>
+          <w:p>
+            <w:pPr>
+              <w:jc w:val="center"/>
+              <w:cnfStyle w:val="100000000000" w:firstRow="1" w:lastRow="0" w:firstColumn="0" w:lastColumn="0" w:oddVBand="0" w:evenVBand="0" w:oddHBand="0" w:evenHBand="0" w:firstRowFirstColumn="0" w:firstRowLastColumn="0" w:lastRowFirstColumn="0" w:lastRowLastColumn="0"/>
+              <w:rPr>
+                <w:sz w:val="28"/>
+                <w:szCs w:val="28"/>
+                <w:lang w:val="en-AE" w:bidi="ar-JO"/>
+              </w:rPr>
+            </w:pPr>
+            <w:r>
+              <w:rPr>
+                <w:sz w:val="28"/>
+                <w:szCs w:val="28"/>
+                <w:lang w:val="en-AE" w:bidi="ar-JO"/>
+              </w:rPr>
+              <w:t>FK</w:t>
+            </w:r>
+          </w:p>
+        </w:tc>
+      </w:tr>
+      <w:tr>
+        <w:trPr>
+          <w:cnfStyle w:val="000000100000" w:firstRow="0" w:lastRow="0" w:firstColumn="0" w:lastColumn="0" w:oddVBand="0" w:evenVBand="0" w:oddHBand="1" w:evenHBand="0" w:firstRowFirstColumn="0" w:firstRowLastColumn="0" w:lastRowFirstColumn="0" w:lastRowLastColumn="0"/>
+          <w:trHeight w:val="414"/>
+        </w:trPr>
+        <w:tc>
+          <w:tcPr>
+            <w:cnfStyle w:val="001000000000" w:firstRow="0" w:lastRow="0" w:firstColumn="1" w:lastColumn="0" w:oddVBand="0" w:evenVBand="0" w:oddHBand="0" w:evenHBand="0" w:firstRowFirstColumn="0" w:firstRowLastColumn="0" w:lastRowFirstColumn="0" w:lastRowLastColumn="0"/>
+            <w:tcW w:w="2091" w:type="dxa"/>
+          </w:tcPr>
+          <w:p>
+            <w:pPr>
+              <w:jc w:val="center"/>
+              <w:rPr>
+                <w:sz w:val="28"/>
+                <w:szCs w:val="28"/>
+                <w:rtl/>
+              </w:rPr>
+            </w:pPr>
+            <w:r>
+              <w:rPr>
+                <w:rtl/>
+              </w:rPr>
+              <w:t>رقم الاختصاص</w:t>
+            </w:r>
+          </w:p>
+        </w:tc>
+        <w:tc>
+          <w:tcPr>
+            <w:tcW w:w="2091" w:type="dxa"/>
+          </w:tcPr>
+          <w:p>
+            <w:pPr>
+              <w:jc w:val="center"/>
+              <w:cnfStyle w:val="000000100000" w:firstRow="0" w:lastRow="0" w:firstColumn="0" w:lastColumn="0" w:oddVBand="0" w:evenVBand="0" w:oddHBand="1" w:evenHBand="0" w:firstRowFirstColumn="0" w:firstRowLastColumn="0" w:lastRowFirstColumn="0" w:lastRowLastColumn="0"/>
+              <w:rPr>
+                <w:sz w:val="28"/>
+                <w:szCs w:val="28"/>
+                <w:rtl/>
+              </w:rPr>
+            </w:pPr>
+            <w:proofErr w:type="spellStart"/>
+            <w:r>
+              <w:t>SpecializationId</w:t>
+            </w:r>
+            <w:proofErr w:type="spellEnd"/>
+          </w:p>
+        </w:tc>
+        <w:tc>
+          <w:tcPr>
+            <w:tcW w:w="2091" w:type="dxa"/>
+          </w:tcPr>
+          <w:p>
+            <w:pPr>
+              <w:jc w:val="center"/>
+              <w:cnfStyle w:val="000000100000" w:firstRow="0" w:lastRow="0" w:firstColumn="0" w:lastColumn="0" w:oddVBand="0" w:evenVBand="0" w:oddHBand="1" w:evenHBand="0" w:firstRowFirstColumn="0" w:firstRowLastColumn="0" w:lastRowFirstColumn="0" w:lastRowLastColumn="0"/>
+              <w:rPr>
+                <w:rFonts w:hint="cs"/>
+                <w:sz w:val="28"/>
+                <w:szCs w:val="28"/>
+                <w:rtl/>
+              </w:rPr>
+            </w:pPr>
+            <w:r>
+              <w:t>INT</w:t>
+            </w:r>
+          </w:p>
+        </w:tc>
+        <w:tc>
+          <w:tcPr>
+            <w:tcW w:w="1495" w:type="dxa"/>
+          </w:tcPr>
+          <w:p>
+            <w:pPr>
+              <w:pStyle w:val="a5"/>
+              <w:numPr>
+                <w:ilvl w:val="0"/>
+                <w:numId w:val="20"/>
+              </w:numPr>
+              <w:jc w:val="center"/>
+              <w:cnfStyle w:val="000000100000" w:firstRow="0" w:lastRow="0" w:firstColumn="0" w:lastColumn="0" w:oddVBand="0" w:evenVBand="0" w:oddHBand="1" w:evenHBand="0" w:firstRowFirstColumn="0" w:firstRowLastColumn="0" w:lastRowFirstColumn="0" w:lastRowLastColumn="0"/>
+              <w:rPr>
+                <w:sz w:val="28"/>
+                <w:szCs w:val="28"/>
+                <w:rtl/>
+              </w:rPr>
+            </w:pPr>
+          </w:p>
+        </w:tc>
+        <w:tc>
+          <w:tcPr>
+            <w:tcW w:w="2688" w:type="dxa"/>
+          </w:tcPr>
+          <w:p>
+            <w:pPr>
+              <w:jc w:val="center"/>
+              <w:cnfStyle w:val="000000100000" w:firstRow="0" w:lastRow="0" w:firstColumn="0" w:lastColumn="0" w:oddVBand="0" w:evenVBand="0" w:oddHBand="1" w:evenHBand="0" w:firstRowFirstColumn="0" w:firstRowLastColumn="0" w:lastRowFirstColumn="0" w:lastRowLastColumn="0"/>
+              <w:rPr>
+                <w:sz w:val="28"/>
+                <w:szCs w:val="28"/>
+                <w:rtl/>
+              </w:rPr>
+            </w:pPr>
+          </w:p>
+        </w:tc>
+      </w:tr>
+      <w:tr>
+        <w:trPr>
+          <w:trHeight w:val="414"/>
+        </w:trPr>
+        <w:tc>
+          <w:tcPr>
+            <w:cnfStyle w:val="001000000000" w:firstRow="0" w:lastRow="0" w:firstColumn="1" w:lastColumn="0" w:oddVBand="0" w:evenVBand="0" w:oddHBand="0" w:evenHBand="0" w:firstRowFirstColumn="0" w:firstRowLastColumn="0" w:lastRowFirstColumn="0" w:lastRowLastColumn="0"/>
+            <w:tcW w:w="2091" w:type="dxa"/>
+          </w:tcPr>
+          <w:p>
+            <w:pPr>
+              <w:jc w:val="center"/>
+              <w:rPr>
+                <w:sz w:val="28"/>
+                <w:szCs w:val="28"/>
+                <w:rtl/>
+              </w:rPr>
+            </w:pPr>
+            <w:r>
+              <w:rPr>
+                <w:rtl/>
+              </w:rPr>
+              <w:t>اسم الاختصاص</w:t>
+            </w:r>
+          </w:p>
+        </w:tc>
+        <w:tc>
+          <w:tcPr>
+            <w:tcW w:w="2091" w:type="dxa"/>
+          </w:tcPr>
+          <w:p>
+            <w:pPr>
+              <w:jc w:val="center"/>
+              <w:cnfStyle w:val="000000000000" w:firstRow="0" w:lastRow="0" w:firstColumn="0" w:lastColumn="0" w:oddVBand="0" w:evenVBand="0" w:oddHBand="0" w:evenHBand="0" w:firstRowFirstColumn="0" w:firstRowLastColumn="0" w:lastRowFirstColumn="0" w:lastRowLastColumn="0"/>
+              <w:rPr>
+                <w:sz w:val="28"/>
+                <w:szCs w:val="28"/>
+                <w:rtl/>
+              </w:rPr>
+            </w:pPr>
+            <w:r>
+              <w:t>Name</w:t>
+            </w:r>
+          </w:p>
+        </w:tc>
+        <w:tc>
+          <w:tcPr>
+            <w:tcW w:w="2091" w:type="dxa"/>
+          </w:tcPr>
+          <w:p>
+            <w:pPr>
+              <w:jc w:val="center"/>
+              <w:cnfStyle w:val="000000000000" w:firstRow="0" w:lastRow="0" w:firstColumn="0" w:lastColumn="0" w:oddVBand="0" w:evenVBand="0" w:oddHBand="0" w:evenHBand="0" w:firstRowFirstColumn="0" w:firstRowLastColumn="0" w:lastRowFirstColumn="0" w:lastRowLastColumn="0"/>
+              <w:rPr>
+                <w:sz w:val="28"/>
+                <w:szCs w:val="28"/>
+                <w:rtl/>
+              </w:rPr>
+            </w:pPr>
+            <w:proofErr w:type="gramStart"/>
+            <w:r>
+              <w:t>NVARCHAR(</w:t>
+            </w:r>
+            <w:proofErr w:type="gramEnd"/>
+            <w:r>
+              <w:t>200)</w:t>
+            </w:r>
+          </w:p>
+        </w:tc>
+        <w:tc>
+          <w:tcPr>
+            <w:tcW w:w="1495" w:type="dxa"/>
+          </w:tcPr>
+          <w:p>
+            <w:pPr>
+              <w:jc w:val="center"/>
+              <w:cnfStyle w:val="000000000000" w:firstRow="0" w:lastRow="0" w:firstColumn="0" w:lastColumn="0" w:oddVBand="0" w:evenVBand="0" w:oddHBand="0" w:evenHBand="0" w:firstRowFirstColumn="0" w:firstRowLastColumn="0" w:lastRowFirstColumn="0" w:lastRowLastColumn="0"/>
+              <w:rPr>
+                <w:sz w:val="28"/>
+                <w:szCs w:val="28"/>
+                <w:rtl/>
+              </w:rPr>
+            </w:pPr>
+          </w:p>
+        </w:tc>
+        <w:tc>
+          <w:tcPr>
+            <w:tcW w:w="2688" w:type="dxa"/>
+          </w:tcPr>
+          <w:p>
+            <w:pPr>
+              <w:jc w:val="center"/>
+              <w:cnfStyle w:val="000000000000" w:firstRow="0" w:lastRow="0" w:firstColumn="0" w:lastColumn="0" w:oddVBand="0" w:evenVBand="0" w:oddHBand="0" w:evenHBand="0" w:firstRowFirstColumn="0" w:firstRowLastColumn="0" w:lastRowFirstColumn="0" w:lastRowLastColumn="0"/>
+              <w:rPr>
+                <w:sz w:val="28"/>
+                <w:szCs w:val="28"/>
+                <w:rtl/>
+                <w:lang w:val="en-AE"/>
+              </w:rPr>
+            </w:pPr>
+          </w:p>
+        </w:tc>
+      </w:tr>
+    </w:tbl>
+    <w:p>
+      <w:pPr>
+        <w:jc w:val="center"/>
+        <w:rPr>
+          <w:rFonts w:hint="cs"/>
+          <w:bCs/>
+          <w:color w:val="C00000"/>
+          <w:sz w:val="40"/>
+          <w:szCs w:val="40"/>
+          <w:rtl/>
+          <w14:shadow w14:blurRad="38100" w14:dist="19050" w14:dir="2700000" w14:sx="100000" w14:sy="100000" w14:kx="0" w14:ky="0" w14:algn="tl">
+            <w14:schemeClr w14:val="dk1">
+              <w14:alpha w14:val="60000"/>
+            </w14:schemeClr>
+          </w14:shadow>
+          <w14:textOutline w14:w="0" w14:cap="flat" w14:cmpd="sng" w14:algn="ctr">
+            <w14:noFill/>
+            <w14:prstDash w14:val="solid"/>
+            <w14:round/>
+          </w14:textOutline>
+        </w:rPr>
+      </w:pPr>
+      <w:proofErr w:type="gramStart"/>
+      <w:r>
+        <w:rPr>
+          <w:bCs/>
+          <w:color w:val="C00000"/>
+          <w:sz w:val="32"/>
+          <w:szCs w:val="32"/>
+          <w:rtl/>
+          <w14:shadow w14:blurRad="38100" w14:dist="19050" w14:dir="2700000" w14:sx="100000" w14:sy="100000" w14:kx="0" w14:ky="0" w14:algn="tl">
+            <w14:schemeClr w14:val="dk1">
+              <w14:alpha w14:val="60000"/>
+            </w14:schemeClr>
+          </w14:shadow>
+          <w14:textOutline w14:w="0" w14:cap="flat" w14:cmpd="sng" w14:algn="ctr">
+            <w14:noFill/>
+            <w14:prstDash w14:val="solid"/>
+            <w14:round/>
+          </w14:textOutline>
+        </w:rPr>
+        <w:t>جدول</w:t>
+      </w:r>
+      <w:r>
+        <w:rPr>
+          <w:rFonts w:hint="cs"/>
+          <w:bCs/>
+          <w:color w:val="C00000"/>
+          <w:sz w:val="32"/>
+          <w:szCs w:val="32"/>
+          <w:rtl/>
+          <w14:shadow w14:blurRad="38100" w14:dist="19050" w14:dir="2700000" w14:sx="100000" w14:sy="100000" w14:kx="0" w14:ky="0" w14:algn="tl">
+            <w14:schemeClr w14:val="dk1">
+              <w14:alpha w14:val="60000"/>
+            </w14:schemeClr>
+          </w14:shadow>
+          <w14:textOutline w14:w="0" w14:cap="flat" w14:cmpd="sng" w14:algn="ctr">
+            <w14:noFill/>
+            <w14:prstDash w14:val="solid"/>
+            <w14:round/>
+          </w14:textOutline>
+        </w:rPr>
+        <w:t xml:space="preserve"> </w:t>
+      </w:r>
+      <w:r>
+        <w:rPr>
+          <w:bCs/>
+          <w:color w:val="C00000"/>
+          <w:sz w:val="32"/>
+          <w:szCs w:val="32"/>
+          <w14:shadow w14:blurRad="38100" w14:dist="19050" w14:dir="2700000" w14:sx="100000" w14:sy="100000" w14:kx="0" w14:ky="0" w14:algn="tl">
+            <w14:schemeClr w14:val="dk1">
+              <w14:alpha w14:val="60000"/>
+            </w14:schemeClr>
+          </w14:shadow>
+          <w14:textOutline w14:w="0" w14:cap="flat" w14:cmpd="sng" w14:algn="ctr">
+            <w14:noFill/>
+            <w14:prstDash w14:val="solid"/>
+            <w14:round/>
+          </w14:textOutline>
+        </w:rPr>
+        <w:t xml:space="preserve"> </w:t>
+      </w:r>
+      <w:r>
+        <w:rPr>
+          <w:b/>
+          <w:color w:val="C00000"/>
+          <w:sz w:val="32"/>
+          <w:szCs w:val="32"/>
+          <w14:shadow w14:blurRad="38100" w14:dist="19050" w14:dir="2700000" w14:sx="100000" w14:sy="100000" w14:kx="0" w14:ky="0" w14:algn="tl">
+            <w14:schemeClr w14:val="dk1">
+              <w14:alpha w14:val="60000"/>
+            </w14:schemeClr>
+          </w14:shadow>
+          <w14:textOutline w14:w="0" w14:cap="flat" w14:cmpd="sng" w14:algn="ctr">
+            <w14:noFill/>
+            <w14:prstDash w14:val="solid"/>
+            <w14:round/>
+          </w14:textOutline>
+        </w:rPr>
+        <w:t>Doctors</w:t>
+      </w:r>
+      <w:proofErr w:type="gramEnd"/>
+    </w:p>
+    <w:p>
+      <w:pPr>
+        <w:rPr>
+          <w:rFonts w:hint="cs"/>
+          <w:sz w:val="28"/>
+          <w:szCs w:val="28"/>
+          <w:rtl/>
+        </w:rPr>
+      </w:pPr>
+      <w:r>
+        <w:rPr>
+          <w:rFonts w:cs="Arial"/>
+          <w:sz w:val="28"/>
+          <w:szCs w:val="28"/>
+          <w:rtl/>
+        </w:rPr>
+        <w:t>جدول الأطباء</w:t>
+      </w:r>
+    </w:p>
+    <w:tbl>
+      <w:tblPr>
+        <w:tblStyle w:val="10"/>
+        <w:bidiVisual/>
+        <w:tblW w:w="0" w:type="auto"/>
+        <w:tblLook w:val="04A0" w:firstRow="1" w:lastRow="0" w:firstColumn="1" w:lastColumn="0" w:noHBand="0" w:noVBand="1"/>
+      </w:tblPr>
+      <w:tblGrid>
+        <w:gridCol w:w="2091"/>
+        <w:gridCol w:w="2091"/>
+        <w:gridCol w:w="2091"/>
+        <w:gridCol w:w="1495"/>
+        <w:gridCol w:w="2688"/>
+      </w:tblGrid>
+      <w:tr>
+        <w:trPr>
+          <w:cnfStyle w:val="100000000000" w:firstRow="1" w:lastRow="0" w:firstColumn="0" w:lastColumn="0" w:oddVBand="0" w:evenVBand="0" w:oddHBand="0" w:evenHBand="0" w:firstRowFirstColumn="0" w:firstRowLastColumn="0" w:lastRowFirstColumn="0" w:lastRowLastColumn="0"/>
+          <w:trHeight w:val="604"/>
+        </w:trPr>
+        <w:tc>
+          <w:tcPr>
+            <w:cnfStyle w:val="001000000000" w:firstRow="0" w:lastRow="0" w:firstColumn="1" w:lastColumn="0" w:oddVBand="0" w:evenVBand="0" w:oddHBand="0" w:evenHBand="0" w:firstRowFirstColumn="0" w:firstRowLastColumn="0" w:lastRowFirstColumn="0" w:lastRowLastColumn="0"/>
+            <w:tcW w:w="2091" w:type="dxa"/>
+          </w:tcPr>
+          <w:p>
+            <w:pPr>
+              <w:jc w:val="center"/>
+              <w:rPr>
+                <w:sz w:val="28"/>
+                <w:szCs w:val="28"/>
+                <w:rtl/>
+              </w:rPr>
+            </w:pPr>
+            <w:r>
+              <w:rPr>
+                <w:rFonts w:hint="cs"/>
+                <w:sz w:val="28"/>
+                <w:szCs w:val="28"/>
+                <w:rtl/>
+              </w:rPr>
+              <w:t>الاسم بالعربي</w:t>
+            </w:r>
+          </w:p>
+        </w:tc>
+        <w:tc>
+          <w:tcPr>
+            <w:tcW w:w="2091" w:type="dxa"/>
+          </w:tcPr>
+          <w:p>
+            <w:pPr>
+              <w:jc w:val="center"/>
+              <w:cnfStyle w:val="100000000000" w:firstRow="1" w:lastRow="0" w:firstColumn="0" w:lastColumn="0" w:oddVBand="0" w:evenVBand="0" w:oddHBand="0" w:evenHBand="0" w:firstRowFirstColumn="0" w:firstRowLastColumn="0" w:lastRowFirstColumn="0" w:lastRowLastColumn="0"/>
+              <w:rPr>
+                <w:sz w:val="28"/>
+                <w:szCs w:val="28"/>
+                <w:rtl/>
+              </w:rPr>
+            </w:pPr>
+            <w:r>
+              <w:rPr>
+                <w:rFonts w:hint="cs"/>
+                <w:sz w:val="28"/>
+                <w:szCs w:val="28"/>
+                <w:rtl/>
+              </w:rPr>
+              <w:t>اسم العمود</w:t>
+            </w:r>
+          </w:p>
+        </w:tc>
+        <w:tc>
+          <w:tcPr>
+            <w:tcW w:w="2091" w:type="dxa"/>
+          </w:tcPr>
+          <w:p>
+            <w:pPr>
+              <w:jc w:val="center"/>
+              <w:cnfStyle w:val="100000000000" w:firstRow="1" w:lastRow="0" w:firstColumn="0" w:lastColumn="0" w:oddVBand="0" w:evenVBand="0" w:oddHBand="0" w:evenHBand="0" w:firstRowFirstColumn="0" w:firstRowLastColumn="0" w:lastRowFirstColumn="0" w:lastRowLastColumn="0"/>
+              <w:rPr>
+                <w:sz w:val="28"/>
+                <w:szCs w:val="28"/>
+                <w:rtl/>
+              </w:rPr>
+            </w:pPr>
+            <w:r>
+              <w:rPr>
+                <w:rFonts w:hint="cs"/>
+                <w:sz w:val="28"/>
+                <w:szCs w:val="28"/>
+                <w:rtl/>
+              </w:rPr>
+              <w:t>نوع البيانات</w:t>
+            </w:r>
+          </w:p>
+        </w:tc>
+        <w:tc>
+          <w:tcPr>
+            <w:tcW w:w="1495" w:type="dxa"/>
+          </w:tcPr>
+          <w:p>
+            <w:pPr>
+              <w:jc w:val="center"/>
+              <w:cnfStyle w:val="100000000000" w:firstRow="1" w:lastRow="0" w:firstColumn="0" w:lastColumn="0" w:oddVBand="0" w:evenVBand="0" w:oddHBand="0" w:evenHBand="0" w:firstRowFirstColumn="0" w:firstRowLastColumn="0" w:lastRowFirstColumn="0" w:lastRowLastColumn="0"/>
+              <w:rPr>
+                <w:sz w:val="28"/>
+                <w:szCs w:val="28"/>
+                <w:lang w:val="en-AE" w:bidi="ar-JO"/>
+              </w:rPr>
+            </w:pPr>
+            <w:r>
+              <w:rPr>
+                <w:sz w:val="28"/>
+                <w:szCs w:val="28"/>
+                <w:lang w:val="en-AE" w:bidi="ar-JO"/>
+              </w:rPr>
+              <w:t>PK</w:t>
+            </w:r>
+          </w:p>
+        </w:tc>
+        <w:tc>
+          <w:tcPr>
+            <w:tcW w:w="2688" w:type="dxa"/>
+          </w:tcPr>
+          <w:p>
+            <w:pPr>
+              <w:jc w:val="center"/>
+              <w:cnfStyle w:val="100000000000" w:firstRow="1" w:lastRow="0" w:firstColumn="0" w:lastColumn="0" w:oddVBand="0" w:evenVBand="0" w:oddHBand="0" w:evenHBand="0" w:firstRowFirstColumn="0" w:firstRowLastColumn="0" w:lastRowFirstColumn="0" w:lastRowLastColumn="0"/>
+              <w:rPr>
+                <w:sz w:val="28"/>
+                <w:szCs w:val="28"/>
+                <w:lang w:val="en-AE" w:bidi="ar-JO"/>
+              </w:rPr>
+            </w:pPr>
+            <w:r>
+              <w:rPr>
+                <w:sz w:val="28"/>
+                <w:szCs w:val="28"/>
+                <w:lang w:val="en-AE" w:bidi="ar-JO"/>
+              </w:rPr>
+              <w:t>FK</w:t>
+            </w:r>
+          </w:p>
+        </w:tc>
+      </w:tr>
+      <w:tr>
+        <w:trPr>
+          <w:cnfStyle w:val="000000100000" w:firstRow="0" w:lastRow="0" w:firstColumn="0" w:lastColumn="0" w:oddVBand="0" w:evenVBand="0" w:oddHBand="1" w:evenHBand="0" w:firstRowFirstColumn="0" w:firstRowLastColumn="0" w:lastRowFirstColumn="0" w:lastRowLastColumn="0"/>
+          <w:trHeight w:val="414"/>
+        </w:trPr>
+        <w:tc>
+          <w:tcPr>
+            <w:cnfStyle w:val="001000000000" w:firstRow="0" w:lastRow="0" w:firstColumn="1" w:lastColumn="0" w:oddVBand="0" w:evenVBand="0" w:oddHBand="0" w:evenHBand="0" w:firstRowFirstColumn="0" w:firstRowLastColumn="0" w:lastRowFirstColumn="0" w:lastRowLastColumn="0"/>
+            <w:tcW w:w="2091" w:type="dxa"/>
+          </w:tcPr>
+          <w:p>
+            <w:pPr>
+              <w:jc w:val="center"/>
+              <w:rPr>
+                <w:sz w:val="28"/>
+                <w:szCs w:val="28"/>
+                <w:rtl/>
+              </w:rPr>
+            </w:pPr>
+            <w:r>
+              <w:rPr>
+                <w:rtl/>
+              </w:rPr>
+              <w:t>رقم الطبيب</w:t>
+            </w:r>
+          </w:p>
+        </w:tc>
+        <w:tc>
+          <w:tcPr>
+            <w:tcW w:w="2091" w:type="dxa"/>
+          </w:tcPr>
+          <w:p>
+            <w:pPr>
+              <w:jc w:val="center"/>
+              <w:cnfStyle w:val="000000100000" w:firstRow="0" w:lastRow="0" w:firstColumn="0" w:lastColumn="0" w:oddVBand="0" w:evenVBand="0" w:oddHBand="1" w:evenHBand="0" w:firstRowFirstColumn="0" w:firstRowLastColumn="0" w:lastRowFirstColumn="0" w:lastRowLastColumn="0"/>
+              <w:rPr>
+                <w:rFonts w:hint="cs"/>
+                <w:sz w:val="28"/>
+                <w:szCs w:val="28"/>
+                <w:rtl/>
+              </w:rPr>
+            </w:pPr>
+            <w:proofErr w:type="spellStart"/>
+            <w:r>
+              <w:t>DoctorId</w:t>
+            </w:r>
+            <w:proofErr w:type="spellEnd"/>
+          </w:p>
+        </w:tc>
+        <w:tc>
+          <w:tcPr>
+            <w:tcW w:w="2091" w:type="dxa"/>
+          </w:tcPr>
+          <w:p>
+            <w:pPr>
+              <w:jc w:val="center"/>
+              <w:cnfStyle w:val="000000100000" w:firstRow="0" w:lastRow="0" w:firstColumn="0" w:lastColumn="0" w:oddVBand="0" w:evenVBand="0" w:oddHBand="1" w:evenHBand="0" w:firstRowFirstColumn="0" w:firstRowLastColumn="0" w:lastRowFirstColumn="0" w:lastRowLastColumn="0"/>
+              <w:rPr>
+                <w:rFonts w:hint="cs"/>
+                <w:sz w:val="28"/>
+                <w:szCs w:val="28"/>
+                <w:rtl/>
+              </w:rPr>
+            </w:pPr>
+            <w:r>
+              <w:t>INT</w:t>
+            </w:r>
+          </w:p>
+        </w:tc>
+        <w:tc>
+          <w:tcPr>
+            <w:tcW w:w="1495" w:type="dxa"/>
+          </w:tcPr>
+          <w:p>
+            <w:pPr>
+              <w:pStyle w:val="a5"/>
+              <w:numPr>
+                <w:ilvl w:val="0"/>
+                <w:numId w:val="20"/>
+              </w:numPr>
+              <w:jc w:val="center"/>
+              <w:cnfStyle w:val="000000100000" w:firstRow="0" w:lastRow="0" w:firstColumn="0" w:lastColumn="0" w:oddVBand="0" w:evenVBand="0" w:oddHBand="1" w:evenHBand="0" w:firstRowFirstColumn="0" w:firstRowLastColumn="0" w:lastRowFirstColumn="0" w:lastRowLastColumn="0"/>
+              <w:rPr>
+                <w:sz w:val="28"/>
+                <w:szCs w:val="28"/>
+                <w:rtl/>
+              </w:rPr>
+            </w:pPr>
+          </w:p>
+        </w:tc>
+        <w:tc>
+          <w:tcPr>
+            <w:tcW w:w="2688" w:type="dxa"/>
+          </w:tcPr>
+          <w:p>
+            <w:pPr>
+              <w:jc w:val="center"/>
+              <w:cnfStyle w:val="000000100000" w:firstRow="0" w:lastRow="0" w:firstColumn="0" w:lastColumn="0" w:oddVBand="0" w:evenVBand="0" w:oddHBand="1" w:evenHBand="0" w:firstRowFirstColumn="0" w:firstRowLastColumn="0" w:lastRowFirstColumn="0" w:lastRowLastColumn="0"/>
+              <w:rPr>
+                <w:sz w:val="28"/>
+                <w:szCs w:val="28"/>
+                <w:rtl/>
+              </w:rPr>
+            </w:pPr>
+          </w:p>
+        </w:tc>
+      </w:tr>
+      <w:tr>
+        <w:trPr>
+          <w:trHeight w:val="414"/>
+        </w:trPr>
+        <w:tc>
+          <w:tcPr>
+            <w:cnfStyle w:val="001000000000" w:firstRow="0" w:lastRow="0" w:firstColumn="1" w:lastColumn="0" w:oddVBand="0" w:evenVBand="0" w:oddHBand="0" w:evenHBand="0" w:firstRowFirstColumn="0" w:firstRowLastColumn="0" w:lastRowFirstColumn="0" w:lastRowLastColumn="0"/>
+            <w:tcW w:w="2091" w:type="dxa"/>
+          </w:tcPr>
+          <w:p>
+            <w:pPr>
+              <w:jc w:val="center"/>
+              <w:rPr>
+                <w:sz w:val="28"/>
+                <w:szCs w:val="28"/>
+                <w:rtl/>
+              </w:rPr>
+            </w:pPr>
+            <w:r>
+              <w:rPr>
+                <w:rtl/>
+              </w:rPr>
+              <w:t>رقم الشخص</w:t>
+            </w:r>
+          </w:p>
+        </w:tc>
+        <w:tc>
+          <w:tcPr>
+            <w:tcW w:w="2091" w:type="dxa"/>
+          </w:tcPr>
+          <w:p>
+            <w:pPr>
+              <w:jc w:val="center"/>
+              <w:cnfStyle w:val="000000000000" w:firstRow="0" w:lastRow="0" w:firstColumn="0" w:lastColumn="0" w:oddVBand="0" w:evenVBand="0" w:oddHBand="0" w:evenHBand="0" w:firstRowFirstColumn="0" w:firstRowLastColumn="0" w:lastRowFirstColumn="0" w:lastRowLastColumn="0"/>
+              <w:rPr>
+                <w:rFonts w:hint="cs"/>
+                <w:sz w:val="28"/>
+                <w:szCs w:val="28"/>
+                <w:rtl/>
+              </w:rPr>
+            </w:pPr>
+            <w:proofErr w:type="spellStart"/>
+            <w:r>
+              <w:t>PersonId</w:t>
+            </w:r>
+            <w:proofErr w:type="spellEnd"/>
+          </w:p>
+        </w:tc>
+        <w:tc>
+          <w:tcPr>
+            <w:tcW w:w="2091" w:type="dxa"/>
+          </w:tcPr>
+          <w:p>
+            <w:pPr>
+              <w:jc w:val="center"/>
+              <w:cnfStyle w:val="000000000000" w:firstRow="0" w:lastRow="0" w:firstColumn="0" w:lastColumn="0" w:oddVBand="0" w:evenVBand="0" w:oddHBand="0" w:evenHBand="0" w:firstRowFirstColumn="0" w:firstRowLastColumn="0" w:lastRowFirstColumn="0" w:lastRowLastColumn="0"/>
+              <w:rPr>
+                <w:sz w:val="28"/>
+                <w:szCs w:val="28"/>
+                <w:rtl/>
+              </w:rPr>
+            </w:pPr>
+            <w:r>
+              <w:t>INT</w:t>
+            </w:r>
+          </w:p>
+        </w:tc>
+        <w:tc>
+          <w:tcPr>
+            <w:tcW w:w="1495" w:type="dxa"/>
+          </w:tcPr>
+          <w:p>
+            <w:pPr>
+              <w:jc w:val="center"/>
+              <w:cnfStyle w:val="000000000000" w:firstRow="0" w:lastRow="0" w:firstColumn="0" w:lastColumn="0" w:oddVBand="0" w:evenVBand="0" w:oddHBand="0" w:evenHBand="0" w:firstRowFirstColumn="0" w:firstRowLastColumn="0" w:lastRowFirstColumn="0" w:lastRowLastColumn="0"/>
+              <w:rPr>
+                <w:sz w:val="28"/>
+                <w:szCs w:val="28"/>
+                <w:rtl/>
+              </w:rPr>
+            </w:pPr>
+          </w:p>
+        </w:tc>
+        <w:tc>
+          <w:tcPr>
+            <w:tcW w:w="2688" w:type="dxa"/>
+          </w:tcPr>
+          <w:p>
+            <w:pPr>
+              <w:jc w:val="center"/>
+              <w:cnfStyle w:val="000000000000" w:firstRow="0" w:lastRow="0" w:firstColumn="0" w:lastColumn="0" w:oddVBand="0" w:evenVBand="0" w:oddHBand="0" w:evenHBand="0" w:firstRowFirstColumn="0" w:firstRowLastColumn="0" w:lastRowFirstColumn="0" w:lastRowLastColumn="0"/>
+              <w:rPr>
+                <w:sz w:val="28"/>
+                <w:szCs w:val="28"/>
+                <w:rtl/>
+                <w:lang w:val="en-AE"/>
+              </w:rPr>
+            </w:pPr>
+            <w:r>
+              <w:t>Persons</w:t>
+            </w:r>
+          </w:p>
+        </w:tc>
+      </w:tr>
+      <w:tr>
+        <w:trPr>
+          <w:cnfStyle w:val="000000100000" w:firstRow="0" w:lastRow="0" w:firstColumn="0" w:lastColumn="0" w:oddVBand="0" w:evenVBand="0" w:oddHBand="1" w:evenHBand="0" w:firstRowFirstColumn="0" w:firstRowLastColumn="0" w:lastRowFirstColumn="0" w:lastRowLastColumn="0"/>
+          <w:trHeight w:val="414"/>
+        </w:trPr>
+        <w:tc>
+          <w:tcPr>
+            <w:cnfStyle w:val="001000000000" w:firstRow="0" w:lastRow="0" w:firstColumn="1" w:lastColumn="0" w:oddVBand="0" w:evenVBand="0" w:oddHBand="0" w:evenHBand="0" w:firstRowFirstColumn="0" w:firstRowLastColumn="0" w:lastRowFirstColumn="0" w:lastRowLastColumn="0"/>
+            <w:tcW w:w="2091" w:type="dxa"/>
+          </w:tcPr>
+          <w:p>
+            <w:pPr>
+              <w:jc w:val="center"/>
+              <w:rPr>
+                <w:rtl/>
+              </w:rPr>
+            </w:pPr>
+            <w:r>
+              <w:rPr>
+                <w:rtl/>
+              </w:rPr>
+              <w:t>رقم الاختصاص</w:t>
+            </w:r>
+          </w:p>
+        </w:tc>
+        <w:tc>
+          <w:tcPr>
+            <w:tcW w:w="2091" w:type="dxa"/>
+          </w:tcPr>
+          <w:p>
+            <w:pPr>
+              <w:jc w:val="center"/>
+              <w:cnfStyle w:val="000000100000" w:firstRow="0" w:lastRow="0" w:firstColumn="0" w:lastColumn="0" w:oddVBand="0" w:evenVBand="0" w:oddHBand="1" w:evenHBand="0" w:firstRowFirstColumn="0" w:firstRowLastColumn="0" w:lastRowFirstColumn="0" w:lastRowLastColumn="0"/>
+            </w:pPr>
+            <w:proofErr w:type="spellStart"/>
+            <w:r>
+              <w:t>SpecializationId</w:t>
+            </w:r>
+            <w:proofErr w:type="spellEnd"/>
+          </w:p>
+        </w:tc>
+        <w:tc>
+          <w:tcPr>
+            <w:tcW w:w="2091" w:type="dxa"/>
+          </w:tcPr>
+          <w:p>
+            <w:pPr>
+              <w:jc w:val="center"/>
+              <w:cnfStyle w:val="000000100000" w:firstRow="0" w:lastRow="0" w:firstColumn="0" w:lastColumn="0" w:oddVBand="0" w:evenVBand="0" w:oddHBand="1" w:evenHBand="0" w:firstRowFirstColumn="0" w:firstRowLastColumn="0" w:lastRowFirstColumn="0" w:lastRowLastColumn="0"/>
+              <w:rPr>
+                <w:rFonts w:hint="cs"/>
+              </w:rPr>
+            </w:pPr>
+            <w:r>
+              <w:t>INT</w:t>
+            </w:r>
+          </w:p>
+        </w:tc>
+        <w:tc>
+          <w:tcPr>
+            <w:tcW w:w="1495" w:type="dxa"/>
+          </w:tcPr>
+          <w:p>
+            <w:pPr>
+              <w:jc w:val="center"/>
+              <w:cnfStyle w:val="000000100000" w:firstRow="0" w:lastRow="0" w:firstColumn="0" w:lastColumn="0" w:oddVBand="0" w:evenVBand="0" w:oddHBand="1" w:evenHBand="0" w:firstRowFirstColumn="0" w:firstRowLastColumn="0" w:lastRowFirstColumn="0" w:lastRowLastColumn="0"/>
+              <w:rPr>
+                <w:sz w:val="28"/>
+                <w:szCs w:val="28"/>
+                <w:rtl/>
+              </w:rPr>
+            </w:pPr>
+          </w:p>
+        </w:tc>
+        <w:tc>
+          <w:tcPr>
+            <w:tcW w:w="2688" w:type="dxa"/>
+          </w:tcPr>
+          <w:p>
+            <w:pPr>
+              <w:jc w:val="center"/>
+              <w:cnfStyle w:val="000000100000" w:firstRow="0" w:lastRow="0" w:firstColumn="0" w:lastColumn="0" w:oddVBand="0" w:evenVBand="0" w:oddHBand="1" w:evenHBand="0" w:firstRowFirstColumn="0" w:firstRowLastColumn="0" w:lastRowFirstColumn="0" w:lastRowLastColumn="0"/>
+              <w:rPr>
+                <w:sz w:val="28"/>
+                <w:szCs w:val="28"/>
+                <w:rtl/>
+                <w:lang w:val="en-AE"/>
+              </w:rPr>
+            </w:pPr>
+            <w:r>
+              <w:t>Specializations</w:t>
+            </w:r>
+          </w:p>
+        </w:tc>
+      </w:tr>
+      <w:tr>
+        <w:trPr>
+          <w:trHeight w:val="414"/>
+        </w:trPr>
+        <w:tc>
+          <w:tcPr>
+            <w:cnfStyle w:val="001000000000" w:firstRow="0" w:lastRow="0" w:firstColumn="1" w:lastColumn="0" w:oddVBand="0" w:evenVBand="0" w:oddHBand="0" w:evenHBand="0" w:firstRowFirstColumn="0" w:firstRowLastColumn="0" w:lastRowFirstColumn="0" w:lastRowLastColumn="0"/>
+            <w:tcW w:w="2091" w:type="dxa"/>
+          </w:tcPr>
+          <w:p>
+            <w:pPr>
+              <w:jc w:val="center"/>
+              <w:rPr>
+                <w:rtl/>
+              </w:rPr>
+            </w:pPr>
+            <w:r>
+              <w:rPr>
+                <w:rtl/>
+              </w:rPr>
+              <w:t>ملاحظات</w:t>
+            </w:r>
+          </w:p>
+        </w:tc>
+        <w:tc>
+          <w:tcPr>
+            <w:tcW w:w="2091" w:type="dxa"/>
+          </w:tcPr>
+          <w:p>
+            <w:pPr>
+              <w:jc w:val="center"/>
+              <w:cnfStyle w:val="000000000000" w:firstRow="0" w:lastRow="0" w:firstColumn="0" w:lastColumn="0" w:oddVBand="0" w:evenVBand="0" w:oddHBand="0" w:evenHBand="0" w:firstRowFirstColumn="0" w:firstRowLastColumn="0" w:lastRowFirstColumn="0" w:lastRowLastColumn="0"/>
+            </w:pPr>
+            <w:r>
+              <w:t>Notes</w:t>
+            </w:r>
+          </w:p>
+        </w:tc>
+        <w:tc>
+          <w:tcPr>
+            <w:tcW w:w="2091" w:type="dxa"/>
+          </w:tcPr>
+          <w:p>
+            <w:pPr>
+              <w:jc w:val="center"/>
+              <w:cnfStyle w:val="000000000000" w:firstRow="0" w:lastRow="0" w:firstColumn="0" w:lastColumn="0" w:oddVBand="0" w:evenVBand="0" w:oddHBand="0" w:evenHBand="0" w:firstRowFirstColumn="0" w:firstRowLastColumn="0" w:lastRowFirstColumn="0" w:lastRowLastColumn="0"/>
+            </w:pPr>
+            <w:proofErr w:type="gramStart"/>
+            <w:r>
+              <w:t>NVARCHAR(</w:t>
+            </w:r>
+            <w:proofErr w:type="gramEnd"/>
+            <w:r>
+              <w:t>500)</w:t>
+            </w:r>
+          </w:p>
+        </w:tc>
+        <w:tc>
+          <w:tcPr>
+            <w:tcW w:w="1495" w:type="dxa"/>
+          </w:tcPr>
+          <w:p>
+            <w:pPr>
+              <w:jc w:val="center"/>
+              <w:cnfStyle w:val="000000000000" w:firstRow="0" w:lastRow="0" w:firstColumn="0" w:lastColumn="0" w:oddVBand="0" w:evenVBand="0" w:oddHBand="0" w:evenHBand="0" w:firstRowFirstColumn="0" w:firstRowLastColumn="0" w:lastRowFirstColumn="0" w:lastRowLastColumn="0"/>
+              <w:rPr>
+                <w:sz w:val="28"/>
+                <w:szCs w:val="28"/>
+                <w:rtl/>
+              </w:rPr>
+            </w:pPr>
+          </w:p>
+        </w:tc>
+        <w:tc>
+          <w:tcPr>
+            <w:tcW w:w="2688" w:type="dxa"/>
+          </w:tcPr>
+          <w:p>
+            <w:pPr>
+              <w:jc w:val="center"/>
+              <w:cnfStyle w:val="000000000000" w:firstRow="0" w:lastRow="0" w:firstColumn="0" w:lastColumn="0" w:oddVBand="0" w:evenVBand="0" w:oddHBand="0" w:evenHBand="0" w:firstRowFirstColumn="0" w:firstRowLastColumn="0" w:lastRowFirstColumn="0" w:lastRowLastColumn="0"/>
+              <w:rPr>
+                <w:sz w:val="28"/>
+                <w:szCs w:val="28"/>
+                <w:rtl/>
+                <w:lang w:val="en-AE"/>
+              </w:rPr>
+            </w:pPr>
+          </w:p>
+        </w:tc>
+      </w:tr>
+    </w:tbl>
+    <w:p>
+      <w:pPr>
+        <w:rPr>
+          <w:rFonts w:hint="cs"/>
+          <w:sz w:val="28"/>
+          <w:szCs w:val="28"/>
+          <w:rtl/>
+        </w:rPr>
+      </w:pPr>
+    </w:p>
+    <w:p>
+      <w:pPr>
+        <w:shd w:val="clear" w:color="auto" w:fill="E2EFD9" w:themeFill="accent6" w:themeFillTint="33"/>
+        <w:jc w:val="center"/>
+        <w:rPr>
+          <w:b/>
+          <w:bCs/>
+          <w:color w:val="C00000"/>
+          <w:sz w:val="32"/>
+          <w:szCs w:val="32"/>
+          <w:rtl/>
+          <w14:shadow w14:blurRad="38100" w14:dist="19050" w14:dir="2700000" w14:sx="100000" w14:sy="100000" w14:kx="0" w14:ky="0" w14:algn="tl">
+            <w14:schemeClr w14:val="dk1">
+              <w14:alpha w14:val="60000"/>
+            </w14:schemeClr>
+          </w14:shadow>
+          <w14:textOutline w14:w="0" w14:cap="flat" w14:cmpd="sng" w14:algn="ctr">
+            <w14:noFill/>
+            <w14:prstDash w14:val="solid"/>
+            <w14:round/>
+          </w14:textOutline>
+        </w:rPr>
+      </w:pPr>
+      <w:r>
+        <w:rPr>
+          <w:rFonts w:hint="cs"/>
+          <w:b/>
+          <w:bCs/>
+          <w:color w:val="C00000"/>
+          <w:sz w:val="32"/>
+          <w:szCs w:val="32"/>
+          <w:rtl/>
+          <w14:shadow w14:blurRad="38100" w14:dist="19050" w14:dir="2700000" w14:sx="100000" w14:sy="100000" w14:kx="0" w14:ky="0" w14:algn="tl">
+            <w14:schemeClr w14:val="dk1">
+              <w14:alpha w14:val="60000"/>
+            </w14:schemeClr>
+          </w14:shadow>
+          <w14:textOutline w14:w="0" w14:cap="flat" w14:cmpd="sng" w14:algn="ctr">
+            <w14:noFill/>
+            <w14:prstDash w14:val="solid"/>
+            <w14:round/>
+          </w14:textOutline>
+        </w:rPr>
         <w:t>العلاقات بين الجداول</w:t>
       </w:r>
     </w:p>
@@ -11708,8 +13220,13 @@
                 <w:rtl/>
               </w:rPr>
             </w:pPr>
-            <w:r>
-              <w:t>1 : 1</w:t>
+            <w:proofErr w:type="gramStart"/>
+            <w:r>
+              <w:t>1 :</w:t>
+            </w:r>
+            <w:proofErr w:type="gramEnd"/>
+            <w:r>
+              <w:t xml:space="preserve"> 1</w:t>
             </w:r>
           </w:p>
         </w:tc>
@@ -11776,8 +13293,13 @@
                 <w:rtl/>
               </w:rPr>
             </w:pPr>
-            <w:r>
-              <w:t>1 : 1</w:t>
+            <w:proofErr w:type="gramStart"/>
+            <w:r>
+              <w:t>1 :</w:t>
+            </w:r>
+            <w:proofErr w:type="gramEnd"/>
+            <w:r>
+              <w:t xml:space="preserve"> 1</w:t>
             </w:r>
           </w:p>
         </w:tc>
@@ -11845,8 +13367,13 @@
                 <w:rtl/>
               </w:rPr>
             </w:pPr>
-            <w:r>
-              <w:t>1 : M</w:t>
+            <w:proofErr w:type="gramStart"/>
+            <w:r>
+              <w:t>1 :</w:t>
+            </w:r>
+            <w:proofErr w:type="gramEnd"/>
+            <w:r>
+              <w:t xml:space="preserve"> M</w:t>
             </w:r>
           </w:p>
         </w:tc>
@@ -11932,8 +13459,13 @@
                 <w:rtl/>
               </w:rPr>
             </w:pPr>
-            <w:r>
-              <w:t>1 : M</w:t>
+            <w:proofErr w:type="gramStart"/>
+            <w:r>
+              <w:t>1 :</w:t>
+            </w:r>
+            <w:proofErr w:type="gramEnd"/>
+            <w:r>
+              <w:t xml:space="preserve"> M</w:t>
             </w:r>
           </w:p>
         </w:tc>
@@ -12021,8 +13553,13 @@
                 <w:rtl/>
               </w:rPr>
             </w:pPr>
-            <w:r>
-              <w:t>1 : M</w:t>
+            <w:proofErr w:type="gramStart"/>
+            <w:r>
+              <w:t>1 :</w:t>
+            </w:r>
+            <w:proofErr w:type="gramEnd"/>
+            <w:r>
+              <w:t xml:space="preserve"> M</w:t>
             </w:r>
           </w:p>
         </w:tc>
@@ -12109,8 +13646,13 @@
                 <w:rtl/>
               </w:rPr>
             </w:pPr>
-            <w:r>
-              <w:t>1 : M</w:t>
+            <w:proofErr w:type="gramStart"/>
+            <w:r>
+              <w:t>1 :</w:t>
+            </w:r>
+            <w:proofErr w:type="gramEnd"/>
+            <w:r>
+              <w:t xml:space="preserve"> M</w:t>
             </w:r>
           </w:p>
         </w:tc>
@@ -12193,8 +13735,13 @@
                 <w:rtl/>
               </w:rPr>
             </w:pPr>
-            <w:r>
-              <w:t>1 : M</w:t>
+            <w:proofErr w:type="gramStart"/>
+            <w:r>
+              <w:t>1 :</w:t>
+            </w:r>
+            <w:proofErr w:type="gramEnd"/>
+            <w:r>
+              <w:t xml:space="preserve"> M</w:t>
             </w:r>
           </w:p>
         </w:tc>
@@ -12266,8 +13813,13 @@
               <w:jc w:val="center"/>
               <w:cnfStyle w:val="000000000000" w:firstRow="0" w:lastRow="0" w:firstColumn="0" w:lastColumn="0" w:oddVBand="0" w:evenVBand="0" w:oddHBand="0" w:evenHBand="0" w:firstRowFirstColumn="0" w:firstRowLastColumn="0" w:lastRowFirstColumn="0" w:lastRowLastColumn="0"/>
             </w:pPr>
-            <w:r>
-              <w:t>1 : M</w:t>
+            <w:proofErr w:type="gramStart"/>
+            <w:r>
+              <w:t>1 :</w:t>
+            </w:r>
+            <w:proofErr w:type="gramEnd"/>
+            <w:r>
+              <w:t xml:space="preserve"> M</w:t>
             </w:r>
           </w:p>
         </w:tc>
@@ -12312,6 +13864,270 @@
                 <w:rtl/>
               </w:rPr>
               <w:t>يخص مستخدمًا واحدًا</w:t>
+            </w:r>
+            <w:r>
+              <w:t>.</w:t>
+            </w:r>
+          </w:p>
+        </w:tc>
+      </w:tr>
+      <w:tr>
+        <w:trPr>
+          <w:cnfStyle w:val="000000100000" w:firstRow="0" w:lastRow="0" w:firstColumn="0" w:lastColumn="0" w:oddVBand="0" w:evenVBand="0" w:oddHBand="1" w:evenHBand="0" w:firstRowFirstColumn="0" w:firstRowLastColumn="0" w:lastRowFirstColumn="0" w:lastRowLastColumn="0"/>
+          <w:trHeight w:val="492"/>
+        </w:trPr>
+        <w:tc>
+          <w:tcPr>
+            <w:cnfStyle w:val="001000000000" w:firstRow="0" w:lastRow="0" w:firstColumn="1" w:lastColumn="0" w:oddVBand="0" w:evenVBand="0" w:oddHBand="0" w:evenHBand="0" w:firstRowFirstColumn="0" w:firstRowLastColumn="0" w:lastRowFirstColumn="0" w:lastRowLastColumn="0"/>
+            <w:tcW w:w="3236" w:type="dxa"/>
+          </w:tcPr>
+          <w:p>
+            <w:pPr>
+              <w:jc w:val="center"/>
+            </w:pPr>
+            <w:r>
+              <w:t>Persons ↔ Doctors</w:t>
+            </w:r>
+          </w:p>
+        </w:tc>
+        <w:tc>
+          <w:tcPr>
+            <w:tcW w:w="2268" w:type="dxa"/>
+          </w:tcPr>
+          <w:p>
+            <w:pPr>
+              <w:jc w:val="center"/>
+              <w:cnfStyle w:val="000000100000" w:firstRow="0" w:lastRow="0" w:firstColumn="0" w:lastColumn="0" w:oddVBand="0" w:evenVBand="0" w:oddHBand="1" w:evenHBand="0" w:firstRowFirstColumn="0" w:firstRowLastColumn="0" w:lastRowFirstColumn="0" w:lastRowLastColumn="0"/>
+            </w:pPr>
+            <w:proofErr w:type="gramStart"/>
+            <w:r>
+              <w:t>1 :</w:t>
+            </w:r>
+            <w:proofErr w:type="gramEnd"/>
+            <w:r>
+              <w:t xml:space="preserve"> 1</w:t>
+            </w:r>
+          </w:p>
+        </w:tc>
+        <w:tc>
+          <w:tcPr>
+            <w:tcW w:w="4952" w:type="dxa"/>
+          </w:tcPr>
+          <w:p>
+            <w:pPr>
+              <w:tabs>
+                <w:tab w:val="left" w:pos="842"/>
+              </w:tabs>
+              <w:jc w:val="center"/>
+              <w:cnfStyle w:val="000000100000" w:firstRow="0" w:lastRow="0" w:firstColumn="0" w:lastColumn="0" w:oddVBand="0" w:evenVBand="0" w:oddHBand="1" w:evenHBand="0" w:firstRowFirstColumn="0" w:firstRowLastColumn="0" w:lastRowFirstColumn="0" w:lastRowLastColumn="0"/>
+              <w:rPr>
+                <w:rFonts w:hint="cs"/>
+                <w:rtl/>
+              </w:rPr>
+            </w:pPr>
+            <w:r>
+              <w:rPr>
+                <w:rtl/>
+              </w:rPr>
+              <w:t>كل طبيب هو شخص واحد، وكل شخص قد يكون طبيبًا أو لا</w:t>
+            </w:r>
+            <w:r>
+              <w:t>.</w:t>
+            </w:r>
+          </w:p>
+        </w:tc>
+      </w:tr>
+      <w:tr>
+        <w:trPr>
+          <w:trHeight w:val="570"/>
+        </w:trPr>
+        <w:tc>
+          <w:tcPr>
+            <w:cnfStyle w:val="001000000000" w:firstRow="0" w:lastRow="0" w:firstColumn="1" w:lastColumn="0" w:oddVBand="0" w:evenVBand="0" w:oddHBand="0" w:evenHBand="0" w:firstRowFirstColumn="0" w:firstRowLastColumn="0" w:lastRowFirstColumn="0" w:lastRowLastColumn="0"/>
+            <w:tcW w:w="3236" w:type="dxa"/>
+          </w:tcPr>
+          <w:p>
+            <w:pPr>
+              <w:jc w:val="center"/>
+            </w:pPr>
+            <w:r>
+              <w:t>Specializations ↔ Doctors</w:t>
+            </w:r>
+          </w:p>
+        </w:tc>
+        <w:tc>
+          <w:tcPr>
+            <w:tcW w:w="2268" w:type="dxa"/>
+          </w:tcPr>
+          <w:p>
+            <w:pPr>
+              <w:jc w:val="center"/>
+              <w:cnfStyle w:val="000000000000" w:firstRow="0" w:lastRow="0" w:firstColumn="0" w:lastColumn="0" w:oddVBand="0" w:evenVBand="0" w:oddHBand="0" w:evenHBand="0" w:firstRowFirstColumn="0" w:firstRowLastColumn="0" w:lastRowFirstColumn="0" w:lastRowLastColumn="0"/>
+              <w:rPr>
+                <w:rFonts w:hint="cs"/>
+                <w:rtl/>
+              </w:rPr>
+            </w:pPr>
+            <w:proofErr w:type="gramStart"/>
+            <w:r>
+              <w:t>1 :</w:t>
+            </w:r>
+            <w:proofErr w:type="gramEnd"/>
+            <w:r>
+              <w:t xml:space="preserve"> M</w:t>
+            </w:r>
+          </w:p>
+        </w:tc>
+        <w:tc>
+          <w:tcPr>
+            <w:tcW w:w="4952" w:type="dxa"/>
+          </w:tcPr>
+          <w:p>
+            <w:pPr>
+              <w:jc w:val="center"/>
+              <w:cnfStyle w:val="000000000000" w:firstRow="0" w:lastRow="0" w:firstColumn="0" w:lastColumn="0" w:oddVBand="0" w:evenVBand="0" w:oddHBand="0" w:evenHBand="0" w:firstRowFirstColumn="0" w:firstRowLastColumn="0" w:lastRowFirstColumn="0" w:lastRowLastColumn="0"/>
+              <w:rPr>
+                <w:rtl/>
+              </w:rPr>
+            </w:pPr>
+            <w:r>
+              <w:rPr>
+                <w:rtl/>
+              </w:rPr>
+              <w:t>كل اختصاص يمكن أن يرتبط بعدة أطباء، لكن كل طبيب له اختصاص واحد فقط</w:t>
+            </w:r>
+            <w:r>
+              <w:t>.</w:t>
+            </w:r>
+          </w:p>
+        </w:tc>
+      </w:tr>
+      <w:tr>
+        <w:trPr>
+          <w:cnfStyle w:val="000000100000" w:firstRow="0" w:lastRow="0" w:firstColumn="0" w:lastColumn="0" w:oddVBand="0" w:evenVBand="0" w:oddHBand="1" w:evenHBand="0" w:firstRowFirstColumn="0" w:firstRowLastColumn="0" w:lastRowFirstColumn="0" w:lastRowLastColumn="0"/>
+          <w:trHeight w:val="550"/>
+        </w:trPr>
+        <w:tc>
+          <w:tcPr>
+            <w:cnfStyle w:val="001000000000" w:firstRow="0" w:lastRow="0" w:firstColumn="1" w:lastColumn="0" w:oddVBand="0" w:evenVBand="0" w:oddHBand="0" w:evenHBand="0" w:firstRowFirstColumn="0" w:firstRowLastColumn="0" w:lastRowFirstColumn="0" w:lastRowLastColumn="0"/>
+            <w:tcW w:w="3236" w:type="dxa"/>
+          </w:tcPr>
+          <w:p>
+            <w:pPr>
+              <w:jc w:val="center"/>
+            </w:pPr>
+            <w:r>
+              <w:t>Doctors ↔ Appointments</w:t>
+            </w:r>
+          </w:p>
+        </w:tc>
+        <w:tc>
+          <w:tcPr>
+            <w:tcW w:w="2268" w:type="dxa"/>
+          </w:tcPr>
+          <w:p>
+            <w:pPr>
+              <w:jc w:val="center"/>
+              <w:cnfStyle w:val="000000100000" w:firstRow="0" w:lastRow="0" w:firstColumn="0" w:lastColumn="0" w:oddVBand="0" w:evenVBand="0" w:oddHBand="1" w:evenHBand="0" w:firstRowFirstColumn="0" w:firstRowLastColumn="0" w:lastRowFirstColumn="0" w:lastRowLastColumn="0"/>
+              <w:rPr>
+                <w:rFonts w:hint="cs"/>
+              </w:rPr>
+            </w:pPr>
+            <w:proofErr w:type="gramStart"/>
+            <w:r>
+              <w:rPr>
+                <w:rFonts w:hint="cs"/>
+              </w:rPr>
+              <w:t>1 :</w:t>
+            </w:r>
+            <w:proofErr w:type="gramEnd"/>
+            <w:r>
+              <w:rPr>
+                <w:rFonts w:hint="cs"/>
+              </w:rPr>
+              <w:t xml:space="preserve"> M</w:t>
+            </w:r>
+          </w:p>
+        </w:tc>
+        <w:tc>
+          <w:tcPr>
+            <w:tcW w:w="4952" w:type="dxa"/>
+          </w:tcPr>
+          <w:p>
+            <w:pPr>
+              <w:jc w:val="center"/>
+              <w:cnfStyle w:val="000000100000" w:firstRow="0" w:lastRow="0" w:firstColumn="0" w:lastColumn="0" w:oddVBand="0" w:evenVBand="0" w:oddHBand="1" w:evenHBand="0" w:firstRowFirstColumn="0" w:firstRowLastColumn="0" w:lastRowFirstColumn="0" w:lastRowLastColumn="0"/>
+              <w:rPr>
+                <w:rFonts w:hint="cs"/>
+                <w:rtl/>
+              </w:rPr>
+            </w:pPr>
+            <w:r>
+              <w:rPr>
+                <w:rtl/>
+              </w:rPr>
+              <w:t>كل طبيب لديه عدة مواعيد، وكل موعد مرتبط بطبيب واحد فقط</w:t>
+            </w:r>
+            <w:r>
+              <w:t>.</w:t>
+            </w:r>
+          </w:p>
+        </w:tc>
+      </w:tr>
+      <w:tr>
+        <w:trPr>
+          <w:trHeight w:val="558"/>
+        </w:trPr>
+        <w:tc>
+          <w:tcPr>
+            <w:cnfStyle w:val="001000000000" w:firstRow="0" w:lastRow="0" w:firstColumn="1" w:lastColumn="0" w:oddVBand="0" w:evenVBand="0" w:oddHBand="0" w:evenHBand="0" w:firstRowFirstColumn="0" w:firstRowLastColumn="0" w:lastRowFirstColumn="0" w:lastRowLastColumn="0"/>
+            <w:tcW w:w="3236" w:type="dxa"/>
+          </w:tcPr>
+          <w:p>
+            <w:pPr>
+              <w:jc w:val="center"/>
+            </w:pPr>
+            <w:r>
+              <w:t>Doctors ↔ Visits</w:t>
+            </w:r>
+          </w:p>
+        </w:tc>
+        <w:tc>
+          <w:tcPr>
+            <w:tcW w:w="2268" w:type="dxa"/>
+          </w:tcPr>
+          <w:p>
+            <w:pPr>
+              <w:jc w:val="center"/>
+              <w:cnfStyle w:val="000000000000" w:firstRow="0" w:lastRow="0" w:firstColumn="0" w:lastColumn="0" w:oddVBand="0" w:evenVBand="0" w:oddHBand="0" w:evenHBand="0" w:firstRowFirstColumn="0" w:firstRowLastColumn="0" w:lastRowFirstColumn="0" w:lastRowLastColumn="0"/>
+            </w:pPr>
+            <w:proofErr w:type="gramStart"/>
+            <w:r>
+              <w:t>1 :</w:t>
+            </w:r>
+            <w:proofErr w:type="gramEnd"/>
+            <w:r>
+              <w:t xml:space="preserve"> N</w:t>
+            </w:r>
+          </w:p>
+        </w:tc>
+        <w:tc>
+          <w:tcPr>
+            <w:tcW w:w="4952" w:type="dxa"/>
+          </w:tcPr>
+          <w:p>
+            <w:pPr>
+              <w:jc w:val="center"/>
+              <w:cnfStyle w:val="000000000000" w:firstRow="0" w:lastRow="0" w:firstColumn="0" w:lastColumn="0" w:oddVBand="0" w:evenVBand="0" w:oddHBand="0" w:evenHBand="0" w:firstRowFirstColumn="0" w:firstRowLastColumn="0" w:lastRowFirstColumn="0" w:lastRowLastColumn="0"/>
+              <w:rPr>
+                <w:rtl/>
+              </w:rPr>
+            </w:pPr>
+            <w:r>
+              <w:rPr>
+                <w:rtl/>
+              </w:rPr>
+              <w:t>كل طبيب لديه عدة زيارات، وكل زيارة مرتبطة بطبيب واحد فقط</w:t>
             </w:r>
             <w:r>
               <w:t>.</w:t>
@@ -12372,6 +14188,7 @@
             <w14:round/>
           </w14:textOutline>
         </w:rPr>
+        <w:lastRenderedPageBreak/>
         <w:t>المخطط المفاهيمي</w:t>
       </w:r>
     </w:p>
@@ -12383,20 +14200,23 @@
           <w:rtl/>
         </w:rPr>
       </w:pPr>
-    </w:p>
-    <w:p>
-      <w:pPr>
-        <w:pStyle w:val="a4"/>
-      </w:pPr>
       <w:r>
         <w:rPr>
           <w:noProof/>
         </w:rPr>
         <w:drawing>
-          <wp:inline distT="0" distB="0" distL="0" distR="0" wp14:anchorId="70BB8775" wp14:editId="3C290F05">
-            <wp:extent cx="6645910" cy="3324225"/>
-            <wp:effectExtent l="0" t="0" r="2540" b="9525"/>
-            <wp:docPr id="6" name="صورة 6"/>
+          <wp:anchor distT="0" distB="0" distL="114300" distR="114300" simplePos="0" relativeHeight="251661312" behindDoc="0" locked="0" layoutInCell="1" allowOverlap="1" wp14:anchorId="37777E12" wp14:editId="74A1912A">
+            <wp:simplePos x="0" y="0"/>
+            <wp:positionH relativeFrom="page">
+              <wp:posOffset>112610</wp:posOffset>
+            </wp:positionH>
+            <wp:positionV relativeFrom="paragraph">
+              <wp:posOffset>341287</wp:posOffset>
+            </wp:positionV>
+            <wp:extent cx="7344410" cy="3013710"/>
+            <wp:effectExtent l="152400" t="152400" r="370840" b="358140"/>
+            <wp:wrapNone/>
+            <wp:docPr id="3" name="صورة 3"/>
             <wp:cNvGraphicFramePr>
               <a:graphicFrameLocks xmlns:a="http://schemas.openxmlformats.org/drawingml/2006/main" noChangeAspect="1"/>
             </wp:cNvGraphicFramePr>
@@ -12404,7 +14224,7 @@
               <a:graphicData uri="http://schemas.openxmlformats.org/drawingml/2006/picture">
                 <pic:pic xmlns:pic="http://schemas.openxmlformats.org/drawingml/2006/picture">
                   <pic:nvPicPr>
-                    <pic:cNvPr id="0" name="Picture 10"/>
+                    <pic:cNvPr id="0" name="Picture 1"/>
                     <pic:cNvPicPr>
                       <a:picLocks noChangeAspect="1" noChangeArrowheads="1"/>
                     </pic:cNvPicPr>
@@ -12425,22 +14245,48 @@
                   <pic:spPr bwMode="auto">
                     <a:xfrm>
                       <a:off x="0" y="0"/>
-                      <a:ext cx="6645910" cy="3324225"/>
+                      <a:ext cx="7344410" cy="3013710"/>
                     </a:xfrm>
                     <a:prstGeom prst="rect">
                       <a:avLst/>
                     </a:prstGeom>
-                    <a:noFill/>
                     <a:ln>
                       <a:noFill/>
                     </a:ln>
+                    <a:effectLst>
+                      <a:outerShdw blurRad="292100" dist="139700" dir="2700000" algn="tl" rotWithShape="0">
+                        <a:srgbClr val="333333">
+                          <a:alpha val="65000"/>
+                        </a:srgbClr>
+                      </a:outerShdw>
+                    </a:effectLst>
                   </pic:spPr>
                 </pic:pic>
               </a:graphicData>
             </a:graphic>
-          </wp:inline>
+          </wp:anchor>
         </w:drawing>
       </w:r>
+    </w:p>
+    <w:p>
+      <w:pPr>
+        <w:pStyle w:val="a4"/>
+      </w:pPr>
+    </w:p>
+    <w:p>
+      <w:pPr>
+        <w:rPr>
+          <w:rFonts w:hint="cs"/>
+          <w:sz w:val="28"/>
+          <w:szCs w:val="28"/>
+          <w:rtl/>
+        </w:rPr>
+      </w:pPr>
+    </w:p>
+    <w:p>
+      <w:pPr>
+        <w:pStyle w:val="a4"/>
+      </w:pPr>
     </w:p>
     <w:p>
       <w:pPr>
@@ -16375,7 +18221,7 @@
   <w:style w:type="paragraph" w:default="1" w:styleId="a">
     <w:name w:val="Normal"/>
     <w:qFormat/>
-    <w:rsid w:val="00783A57"/>
+    <w:rsid w:val="00603179"/>
     <w:pPr>
       <w:bidi/>
     </w:pPr>

--- a/Program Clinic Management/ملفات/The Report.docx
+++ b/Program Clinic Management/ملفات/The Report.docx
@@ -238,7 +238,6 @@
         </w:rPr>
         <w:t xml:space="preserve">تطبيق </w:t>
       </w:r>
-      <w:proofErr w:type="gramStart"/>
       <w:r>
         <w:rPr>
           <w:rStyle w:val="a3"/>
@@ -255,17 +254,7 @@
           <w:szCs w:val="28"/>
           <w:rtl/>
         </w:rPr>
-        <w:t xml:space="preserve"> لإدارة</w:t>
-      </w:r>
-      <w:proofErr w:type="gramEnd"/>
-      <w:r>
-        <w:rPr>
-          <w:rStyle w:val="a3"/>
-          <w:sz w:val="28"/>
-          <w:szCs w:val="28"/>
-          <w:rtl/>
-        </w:rPr>
-        <w:t xml:space="preserve"> العيادات الطبية</w:t>
+        <w:t xml:space="preserve"> لإدارة العيادات الطبية</w:t>
       </w:r>
       <w:r>
         <w:rPr>
@@ -375,22 +364,8 @@
           <w:szCs w:val="32"/>
           <w:rtl/>
         </w:rPr>
-        <w:t xml:space="preserve">هدف </w:t>
-      </w:r>
-      <w:proofErr w:type="gramStart"/>
-      <w:r>
-        <w:rPr>
-          <w:rFonts w:hint="cs"/>
-          <w:b/>
-          <w:bCs/>
-          <w:color w:val="C00000"/>
-          <w:sz w:val="32"/>
-          <w:szCs w:val="32"/>
-          <w:rtl/>
-        </w:rPr>
-        <w:t>المشروع :</w:t>
-      </w:r>
-      <w:proofErr w:type="gramEnd"/>
+        <w:t>هدف المشروع :</w:t>
+      </w:r>
     </w:p>
     <w:p>
       <w:pPr>
@@ -418,7 +393,6 @@
         </w:rPr>
         <w:t xml:space="preserve">  </w:t>
       </w:r>
-      <w:proofErr w:type="gramStart"/>
       <w:r>
         <w:rPr>
           <w:rFonts w:hAnsi="Symbol"/>
@@ -441,16 +415,7 @@
           <w:szCs w:val="28"/>
           <w:rtl/>
         </w:rPr>
-        <w:t>بناء</w:t>
-      </w:r>
-      <w:proofErr w:type="gramEnd"/>
-      <w:r>
-        <w:rPr>
-          <w:sz w:val="28"/>
-          <w:szCs w:val="28"/>
-          <w:rtl/>
-        </w:rPr>
-        <w:t xml:space="preserve"> نظام برمجي يساعد العيادات على </w:t>
+        <w:t xml:space="preserve">بناء نظام برمجي يساعد العيادات على </w:t>
       </w:r>
       <w:r>
         <w:rPr>
@@ -494,7 +459,6 @@
         </w:rPr>
         <w:t xml:space="preserve">  </w:t>
       </w:r>
-      <w:proofErr w:type="gramStart"/>
       <w:r>
         <w:rPr>
           <w:rFonts w:hAnsi="Symbol"/>
@@ -517,16 +481,7 @@
           <w:szCs w:val="28"/>
           <w:rtl/>
         </w:rPr>
-        <w:t>توفير</w:t>
-      </w:r>
-      <w:proofErr w:type="gramEnd"/>
-      <w:r>
-        <w:rPr>
-          <w:sz w:val="28"/>
-          <w:szCs w:val="28"/>
-          <w:rtl/>
-        </w:rPr>
-        <w:t xml:space="preserve"> </w:t>
+        <w:t xml:space="preserve">توفير </w:t>
       </w:r>
       <w:r>
         <w:rPr>
@@ -570,7 +525,6 @@
         </w:rPr>
         <w:t xml:space="preserve">  </w:t>
       </w:r>
-      <w:proofErr w:type="gramStart"/>
       <w:r>
         <w:rPr>
           <w:rFonts w:hAnsi="Symbol"/>
@@ -593,16 +547,7 @@
           <w:szCs w:val="28"/>
           <w:rtl/>
         </w:rPr>
-        <w:t>إنشاء</w:t>
-      </w:r>
-      <w:proofErr w:type="gramEnd"/>
-      <w:r>
-        <w:rPr>
-          <w:sz w:val="28"/>
-          <w:szCs w:val="28"/>
-          <w:rtl/>
-        </w:rPr>
-        <w:t xml:space="preserve"> </w:t>
+        <w:t xml:space="preserve">إنشاء </w:t>
       </w:r>
       <w:r>
         <w:rPr>
@@ -646,7 +591,6 @@
         </w:rPr>
         <w:t xml:space="preserve">  </w:t>
       </w:r>
-      <w:proofErr w:type="gramStart"/>
       <w:r>
         <w:rPr>
           <w:rFonts w:hAnsi="Symbol"/>
@@ -669,16 +613,7 @@
           <w:szCs w:val="28"/>
           <w:rtl/>
         </w:rPr>
-        <w:t>تقديم</w:t>
-      </w:r>
-      <w:proofErr w:type="gramEnd"/>
-      <w:r>
-        <w:rPr>
-          <w:sz w:val="28"/>
-          <w:szCs w:val="28"/>
-          <w:rtl/>
-        </w:rPr>
-        <w:t xml:space="preserve"> </w:t>
+        <w:t xml:space="preserve">تقديم </w:t>
       </w:r>
       <w:r>
         <w:rPr>
@@ -722,7 +657,6 @@
         </w:rPr>
         <w:t xml:space="preserve">  </w:t>
       </w:r>
-      <w:proofErr w:type="gramStart"/>
       <w:r>
         <w:rPr>
           <w:rFonts w:hAnsi="Symbol"/>
@@ -745,16 +679,7 @@
           <w:szCs w:val="28"/>
           <w:rtl/>
         </w:rPr>
-        <w:t>تطوير</w:t>
-      </w:r>
-      <w:proofErr w:type="gramEnd"/>
-      <w:r>
-        <w:rPr>
-          <w:sz w:val="28"/>
-          <w:szCs w:val="28"/>
-          <w:rtl/>
-        </w:rPr>
-        <w:t xml:space="preserve"> </w:t>
+        <w:t xml:space="preserve">تطوير </w:t>
       </w:r>
       <w:r>
         <w:rPr>
@@ -798,7 +723,6 @@
         </w:rPr>
         <w:t xml:space="preserve">  </w:t>
       </w:r>
-      <w:proofErr w:type="gramStart"/>
       <w:r>
         <w:rPr>
           <w:rFonts w:hAnsi="Symbol"/>
@@ -821,16 +745,7 @@
           <w:szCs w:val="28"/>
           <w:rtl/>
         </w:rPr>
-        <w:t>تنبيه</w:t>
-      </w:r>
-      <w:proofErr w:type="gramEnd"/>
-      <w:r>
-        <w:rPr>
-          <w:sz w:val="28"/>
-          <w:szCs w:val="28"/>
-          <w:rtl/>
-        </w:rPr>
-        <w:t xml:space="preserve"> الإدارة حول </w:t>
+        <w:t xml:space="preserve">تنبيه الإدارة حول </w:t>
       </w:r>
       <w:r>
         <w:rPr>
@@ -1156,29 +1071,7 @@
           <w:szCs w:val="28"/>
           <w:rtl/>
         </w:rPr>
-        <w:t xml:space="preserve">ة </w:t>
-      </w:r>
-      <w:proofErr w:type="gramStart"/>
-      <w:r>
-        <w:rPr>
-          <w:rStyle w:val="a3"/>
-          <w:rFonts w:hint="cs"/>
-          <w:sz w:val="28"/>
-          <w:szCs w:val="28"/>
-          <w:rtl/>
-        </w:rPr>
-        <w:t>و إدارة</w:t>
-      </w:r>
-      <w:proofErr w:type="gramEnd"/>
-      <w:r>
-        <w:rPr>
-          <w:rStyle w:val="a3"/>
-          <w:rFonts w:hint="cs"/>
-          <w:sz w:val="28"/>
-          <w:szCs w:val="28"/>
-          <w:rtl/>
-        </w:rPr>
-        <w:t xml:space="preserve"> منظمة</w:t>
+        <w:t>ة و إدارة منظمة</w:t>
       </w:r>
       <w:r>
         <w:rPr>
@@ -1402,9 +1295,376 @@
           <w:szCs w:val="32"/>
           <w:rtl/>
         </w:rPr>
-        <w:t xml:space="preserve">أدوات التطوير </w:t>
-      </w:r>
-      <w:proofErr w:type="gramStart"/>
+        <w:t>أدوات التطوير و البناء للبرنامج</w:t>
+      </w:r>
+    </w:p>
+    <w:p>
+      <w:pPr>
+        <w:rPr>
+          <w:sz w:val="28"/>
+          <w:szCs w:val="28"/>
+          <w:rtl/>
+        </w:rPr>
+      </w:pPr>
+    </w:p>
+    <w:p>
+      <w:pPr>
+        <w:rPr>
+          <w:sz w:val="28"/>
+          <w:szCs w:val="28"/>
+          <w:rtl/>
+          <w:lang w:val="en-AE"/>
+        </w:rPr>
+      </w:pPr>
+      <w:r>
+        <w:rPr>
+          <w:rFonts w:hint="cs"/>
+          <w:b/>
+          <w:bCs/>
+          <w:color w:val="002060"/>
+          <w:sz w:val="28"/>
+          <w:szCs w:val="28"/>
+          <w:rtl/>
+        </w:rPr>
+        <w:t>نوع البرنامج :</w:t>
+      </w:r>
+      <w:r>
+        <w:rPr>
+          <w:rFonts w:hint="cs"/>
+          <w:color w:val="002060"/>
+          <w:sz w:val="28"/>
+          <w:szCs w:val="28"/>
+          <w:rtl/>
+        </w:rPr>
+        <w:t xml:space="preserve"> </w:t>
+      </w:r>
+      <w:r>
+        <w:rPr>
+          <w:rFonts w:hint="cs"/>
+          <w:color w:val="002060"/>
+          <w:sz w:val="28"/>
+          <w:szCs w:val="28"/>
+          <w:rtl/>
+        </w:rPr>
+        <w:t xml:space="preserve"> </w:t>
+      </w:r>
+      <w:r>
+        <w:rPr>
+          <w:sz w:val="28"/>
+          <w:szCs w:val="28"/>
+          <w:lang w:val="en-AE"/>
+        </w:rPr>
+        <w:t>Desktop App</w:t>
+      </w:r>
+    </w:p>
+    <w:p>
+      <w:pPr>
+        <w:rPr>
+          <w:sz w:val="28"/>
+          <w:szCs w:val="28"/>
+          <w:lang w:val="en-AE"/>
+        </w:rPr>
+      </w:pPr>
+      <w:r>
+        <w:rPr>
+          <w:rFonts w:hint="cs"/>
+          <w:b/>
+          <w:bCs/>
+          <w:color w:val="002060"/>
+          <w:sz w:val="28"/>
+          <w:szCs w:val="28"/>
+          <w:rtl/>
+        </w:rPr>
+        <w:t>بيئة العمل :</w:t>
+      </w:r>
+      <w:r>
+        <w:rPr>
+          <w:rFonts w:hint="cs"/>
+          <w:color w:val="002060"/>
+          <w:sz w:val="28"/>
+          <w:szCs w:val="28"/>
+          <w:rtl/>
+        </w:rPr>
+        <w:t xml:space="preserve">    </w:t>
+      </w:r>
+      <w:r>
+        <w:rPr>
+          <w:rFonts w:hint="cs"/>
+          <w:color w:val="002060"/>
+          <w:sz w:val="28"/>
+          <w:szCs w:val="28"/>
+          <w:rtl/>
+        </w:rPr>
+        <w:t xml:space="preserve"> </w:t>
+      </w:r>
+      <w:r>
+        <w:rPr>
+          <w:sz w:val="28"/>
+          <w:szCs w:val="28"/>
+          <w:lang w:val="en-AE"/>
+        </w:rPr>
+        <w:t>Visual Studio</w:t>
+      </w:r>
+    </w:p>
+    <w:p>
+      <w:pPr>
+        <w:rPr>
+          <w:sz w:val="28"/>
+          <w:szCs w:val="28"/>
+          <w:rtl/>
+          <w:lang w:val="en-AE"/>
+        </w:rPr>
+      </w:pPr>
+      <w:r>
+        <w:rPr>
+          <w:rFonts w:hint="cs"/>
+          <w:b/>
+          <w:bCs/>
+          <w:color w:val="002060"/>
+          <w:sz w:val="28"/>
+          <w:szCs w:val="28"/>
+          <w:rtl/>
+        </w:rPr>
+        <w:t>لغة البرمجة :</w:t>
+      </w:r>
+      <w:r>
+        <w:rPr>
+          <w:rFonts w:hint="cs"/>
+          <w:color w:val="002060"/>
+          <w:sz w:val="28"/>
+          <w:szCs w:val="28"/>
+          <w:rtl/>
+        </w:rPr>
+        <w:t xml:space="preserve">  </w:t>
+      </w:r>
+      <w:r>
+        <w:rPr>
+          <w:rFonts w:hint="cs"/>
+          <w:color w:val="002060"/>
+          <w:sz w:val="28"/>
+          <w:szCs w:val="28"/>
+          <w:rtl/>
+        </w:rPr>
+        <w:t xml:space="preserve"> </w:t>
+      </w:r>
+      <w:r>
+        <w:rPr>
+          <w:sz w:val="28"/>
+          <w:szCs w:val="28"/>
+          <w:lang w:val="en-AE"/>
+        </w:rPr>
+        <w:t>C#</w:t>
+      </w:r>
+      <w:r>
+        <w:rPr>
+          <w:rFonts w:hint="cs"/>
+          <w:sz w:val="28"/>
+          <w:szCs w:val="28"/>
+          <w:rtl/>
+          <w:lang w:val="en-AE"/>
+        </w:rPr>
+        <w:t xml:space="preserve"> لغة بناء التطبيق</w:t>
+      </w:r>
+    </w:p>
+    <w:p>
+      <w:pPr>
+        <w:rPr>
+          <w:sz w:val="28"/>
+          <w:szCs w:val="28"/>
+          <w:lang w:val="en-AE"/>
+        </w:rPr>
+      </w:pPr>
+      <w:r>
+        <w:rPr>
+          <w:b/>
+          <w:bCs/>
+          <w:color w:val="002060"/>
+          <w:sz w:val="28"/>
+          <w:szCs w:val="28"/>
+          <w:lang w:val="en-AE" w:bidi="ar-JO"/>
+        </w:rPr>
+        <w:t>Database</w:t>
+      </w:r>
+      <w:r>
+        <w:rPr>
+          <w:rFonts w:hint="cs"/>
+          <w:b/>
+          <w:bCs/>
+          <w:color w:val="002060"/>
+          <w:sz w:val="28"/>
+          <w:szCs w:val="28"/>
+          <w:rtl/>
+        </w:rPr>
+        <w:t xml:space="preserve">  </w:t>
+      </w:r>
+      <w:r>
+        <w:rPr>
+          <w:rFonts w:hint="cs"/>
+          <w:b/>
+          <w:bCs/>
+          <w:sz w:val="28"/>
+          <w:szCs w:val="28"/>
+          <w:rtl/>
+        </w:rPr>
+        <w:t xml:space="preserve">:  </w:t>
+      </w:r>
+      <w:r>
+        <w:rPr>
+          <w:sz w:val="28"/>
+          <w:szCs w:val="28"/>
+          <w:lang w:val="en-AE"/>
+        </w:rPr>
+        <w:t>SQL Server</w:t>
+      </w:r>
+    </w:p>
+    <w:p>
+      <w:pPr>
+        <w:rPr>
+          <w:sz w:val="28"/>
+          <w:szCs w:val="28"/>
+          <w:rtl/>
+        </w:rPr>
+      </w:pPr>
+    </w:p>
+    <w:p>
+      <w:pPr>
+        <w:rPr>
+          <w:sz w:val="28"/>
+          <w:szCs w:val="28"/>
+          <w:rtl/>
+        </w:rPr>
+      </w:pPr>
+    </w:p>
+    <w:p>
+      <w:pPr>
+        <w:rPr>
+          <w:sz w:val="28"/>
+          <w:szCs w:val="28"/>
+          <w:rtl/>
+        </w:rPr>
+      </w:pPr>
+    </w:p>
+    <w:p>
+      <w:pPr>
+        <w:rPr>
+          <w:sz w:val="28"/>
+          <w:szCs w:val="28"/>
+          <w:rtl/>
+        </w:rPr>
+      </w:pPr>
+    </w:p>
+    <w:p>
+      <w:pPr>
+        <w:rPr>
+          <w:sz w:val="28"/>
+          <w:szCs w:val="28"/>
+          <w:rtl/>
+        </w:rPr>
+      </w:pPr>
+    </w:p>
+    <w:p>
+      <w:pPr>
+        <w:rPr>
+          <w:sz w:val="28"/>
+          <w:szCs w:val="28"/>
+          <w:rtl/>
+        </w:rPr>
+      </w:pPr>
+    </w:p>
+    <w:p>
+      <w:pPr>
+        <w:rPr>
+          <w:sz w:val="28"/>
+          <w:szCs w:val="28"/>
+          <w:rtl/>
+        </w:rPr>
+      </w:pPr>
+    </w:p>
+    <w:p>
+      <w:pPr>
+        <w:rPr>
+          <w:sz w:val="28"/>
+          <w:szCs w:val="28"/>
+          <w:rtl/>
+        </w:rPr>
+      </w:pPr>
+    </w:p>
+    <w:p>
+      <w:pPr>
+        <w:rPr>
+          <w:sz w:val="28"/>
+          <w:szCs w:val="28"/>
+          <w:rtl/>
+        </w:rPr>
+      </w:pPr>
+    </w:p>
+    <w:p>
+      <w:pPr>
+        <w:rPr>
+          <w:sz w:val="28"/>
+          <w:szCs w:val="28"/>
+          <w:rtl/>
+        </w:rPr>
+      </w:pPr>
+    </w:p>
+    <w:p>
+      <w:pPr>
+        <w:rPr>
+          <w:sz w:val="28"/>
+          <w:szCs w:val="28"/>
+          <w:rtl/>
+        </w:rPr>
+      </w:pPr>
+    </w:p>
+    <w:p>
+      <w:pPr>
+        <w:rPr>
+          <w:sz w:val="28"/>
+          <w:szCs w:val="28"/>
+          <w:rtl/>
+        </w:rPr>
+      </w:pPr>
+    </w:p>
+    <w:p>
+      <w:pPr>
+        <w:rPr>
+          <w:sz w:val="28"/>
+          <w:szCs w:val="28"/>
+          <w:rtl/>
+        </w:rPr>
+      </w:pPr>
+    </w:p>
+    <w:p>
+      <w:pPr>
+        <w:rPr>
+          <w:sz w:val="28"/>
+          <w:szCs w:val="28"/>
+          <w:rtl/>
+        </w:rPr>
+      </w:pPr>
+    </w:p>
+    <w:p>
+      <w:pPr>
+        <w:rPr>
+          <w:sz w:val="28"/>
+          <w:szCs w:val="28"/>
+          <w:rtl/>
+        </w:rPr>
+      </w:pPr>
+    </w:p>
+    <w:p>
+      <w:pPr>
+        <w:shd w:val="clear" w:color="auto" w:fill="E2EFD9" w:themeFill="accent6" w:themeFillTint="33"/>
+        <w:jc w:val="center"/>
+        <w:rPr>
+          <w:b/>
+          <w:bCs/>
+          <w:color w:val="C00000"/>
+          <w:sz w:val="32"/>
+          <w:szCs w:val="32"/>
+          <w:rtl/>
+        </w:rPr>
+      </w:pPr>
       <w:r>
         <w:rPr>
           <w:rFonts w:hint="cs"/>
@@ -1415,454 +1675,6 @@
           <w:szCs w:val="32"/>
           <w:rtl/>
         </w:rPr>
-        <w:t>و البناء</w:t>
-      </w:r>
-      <w:proofErr w:type="gramEnd"/>
-      <w:r>
-        <w:rPr>
-          <w:rFonts w:hint="cs"/>
-          <w:b/>
-          <w:bCs/>
-          <w:color w:val="C00000"/>
-          <w:sz w:val="32"/>
-          <w:szCs w:val="32"/>
-          <w:rtl/>
-        </w:rPr>
-        <w:t xml:space="preserve"> للبرنامج</w:t>
-      </w:r>
-    </w:p>
-    <w:p>
-      <w:pPr>
-        <w:rPr>
-          <w:sz w:val="28"/>
-          <w:szCs w:val="28"/>
-          <w:rtl/>
-        </w:rPr>
-      </w:pPr>
-    </w:p>
-    <w:p>
-      <w:pPr>
-        <w:rPr>
-          <w:sz w:val="28"/>
-          <w:szCs w:val="28"/>
-          <w:rtl/>
-          <w:lang w:val="en-AE"/>
-        </w:rPr>
-      </w:pPr>
-      <w:r>
-        <w:rPr>
-          <w:rFonts w:hint="cs"/>
-          <w:b/>
-          <w:bCs/>
-          <w:color w:val="002060"/>
-          <w:sz w:val="28"/>
-          <w:szCs w:val="28"/>
-          <w:rtl/>
-        </w:rPr>
-        <w:t xml:space="preserve">نوع </w:t>
-      </w:r>
-      <w:proofErr w:type="gramStart"/>
-      <w:r>
-        <w:rPr>
-          <w:rFonts w:hint="cs"/>
-          <w:b/>
-          <w:bCs/>
-          <w:color w:val="002060"/>
-          <w:sz w:val="28"/>
-          <w:szCs w:val="28"/>
-          <w:rtl/>
-        </w:rPr>
-        <w:t>البرنامج :</w:t>
-      </w:r>
-      <w:proofErr w:type="gramEnd"/>
-      <w:r>
-        <w:rPr>
-          <w:rFonts w:hint="cs"/>
-          <w:color w:val="002060"/>
-          <w:sz w:val="28"/>
-          <w:szCs w:val="28"/>
-          <w:rtl/>
-        </w:rPr>
-        <w:t xml:space="preserve"> </w:t>
-      </w:r>
-      <w:r>
-        <w:rPr>
-          <w:rFonts w:hint="cs"/>
-          <w:color w:val="002060"/>
-          <w:sz w:val="28"/>
-          <w:szCs w:val="28"/>
-          <w:rtl/>
-        </w:rPr>
-        <w:t xml:space="preserve"> </w:t>
-      </w:r>
-      <w:r>
-        <w:rPr>
-          <w:sz w:val="28"/>
-          <w:szCs w:val="28"/>
-          <w:lang w:val="en-AE"/>
-        </w:rPr>
-        <w:t>Desktop App</w:t>
-      </w:r>
-    </w:p>
-    <w:p>
-      <w:pPr>
-        <w:rPr>
-          <w:sz w:val="28"/>
-          <w:szCs w:val="28"/>
-          <w:lang w:val="en-AE"/>
-        </w:rPr>
-      </w:pPr>
-      <w:r>
-        <w:rPr>
-          <w:rFonts w:hint="cs"/>
-          <w:b/>
-          <w:bCs/>
-          <w:color w:val="002060"/>
-          <w:sz w:val="28"/>
-          <w:szCs w:val="28"/>
-          <w:rtl/>
-        </w:rPr>
-        <w:t xml:space="preserve">بيئة </w:t>
-      </w:r>
-      <w:proofErr w:type="gramStart"/>
-      <w:r>
-        <w:rPr>
-          <w:rFonts w:hint="cs"/>
-          <w:b/>
-          <w:bCs/>
-          <w:color w:val="002060"/>
-          <w:sz w:val="28"/>
-          <w:szCs w:val="28"/>
-          <w:rtl/>
-        </w:rPr>
-        <w:t>العمل :</w:t>
-      </w:r>
-      <w:proofErr w:type="gramEnd"/>
-      <w:r>
-        <w:rPr>
-          <w:rFonts w:hint="cs"/>
-          <w:color w:val="002060"/>
-          <w:sz w:val="28"/>
-          <w:szCs w:val="28"/>
-          <w:rtl/>
-        </w:rPr>
-        <w:t xml:space="preserve">    </w:t>
-      </w:r>
-      <w:r>
-        <w:rPr>
-          <w:rFonts w:hint="cs"/>
-          <w:color w:val="002060"/>
-          <w:sz w:val="28"/>
-          <w:szCs w:val="28"/>
-          <w:rtl/>
-        </w:rPr>
-        <w:t xml:space="preserve"> </w:t>
-      </w:r>
-      <w:r>
-        <w:rPr>
-          <w:sz w:val="28"/>
-          <w:szCs w:val="28"/>
-          <w:lang w:val="en-AE"/>
-        </w:rPr>
-        <w:t>Visual Studio</w:t>
-      </w:r>
-    </w:p>
-    <w:p>
-      <w:pPr>
-        <w:rPr>
-          <w:sz w:val="28"/>
-          <w:szCs w:val="28"/>
-          <w:rtl/>
-          <w:lang w:val="en-AE"/>
-        </w:rPr>
-      </w:pPr>
-      <w:r>
-        <w:rPr>
-          <w:rFonts w:hint="cs"/>
-          <w:b/>
-          <w:bCs/>
-          <w:color w:val="002060"/>
-          <w:sz w:val="28"/>
-          <w:szCs w:val="28"/>
-          <w:rtl/>
-        </w:rPr>
-        <w:t xml:space="preserve">لغة </w:t>
-      </w:r>
-      <w:proofErr w:type="gramStart"/>
-      <w:r>
-        <w:rPr>
-          <w:rFonts w:hint="cs"/>
-          <w:b/>
-          <w:bCs/>
-          <w:color w:val="002060"/>
-          <w:sz w:val="28"/>
-          <w:szCs w:val="28"/>
-          <w:rtl/>
-        </w:rPr>
-        <w:t>البرمجة :</w:t>
-      </w:r>
-      <w:proofErr w:type="gramEnd"/>
-      <w:r>
-        <w:rPr>
-          <w:rFonts w:hint="cs"/>
-          <w:color w:val="002060"/>
-          <w:sz w:val="28"/>
-          <w:szCs w:val="28"/>
-          <w:rtl/>
-        </w:rPr>
-        <w:t xml:space="preserve">  </w:t>
-      </w:r>
-      <w:r>
-        <w:rPr>
-          <w:rFonts w:hint="cs"/>
-          <w:color w:val="002060"/>
-          <w:sz w:val="28"/>
-          <w:szCs w:val="28"/>
-          <w:rtl/>
-        </w:rPr>
-        <w:t xml:space="preserve"> </w:t>
-      </w:r>
-      <w:r>
-        <w:rPr>
-          <w:sz w:val="28"/>
-          <w:szCs w:val="28"/>
-          <w:lang w:val="en-AE"/>
-        </w:rPr>
-        <w:t>C#</w:t>
-      </w:r>
-      <w:r>
-        <w:rPr>
-          <w:rFonts w:hint="cs"/>
-          <w:sz w:val="28"/>
-          <w:szCs w:val="28"/>
-          <w:rtl/>
-          <w:lang w:val="en-AE"/>
-        </w:rPr>
-        <w:t xml:space="preserve"> لغة بناء التطبيق</w:t>
-      </w:r>
-    </w:p>
-    <w:p>
-      <w:pPr>
-        <w:rPr>
-          <w:sz w:val="28"/>
-          <w:szCs w:val="28"/>
-          <w:lang w:val="en-AE"/>
-        </w:rPr>
-      </w:pPr>
-      <w:proofErr w:type="gramStart"/>
-      <w:r>
-        <w:rPr>
-          <w:b/>
-          <w:bCs/>
-          <w:color w:val="002060"/>
-          <w:sz w:val="28"/>
-          <w:szCs w:val="28"/>
-          <w:lang w:val="en-AE" w:bidi="ar-JO"/>
-        </w:rPr>
-        <w:t>Database</w:t>
-      </w:r>
-      <w:r>
-        <w:rPr>
-          <w:rFonts w:hint="cs"/>
-          <w:b/>
-          <w:bCs/>
-          <w:color w:val="002060"/>
-          <w:sz w:val="28"/>
-          <w:szCs w:val="28"/>
-          <w:rtl/>
-        </w:rPr>
-        <w:t xml:space="preserve">  </w:t>
-      </w:r>
-      <w:r>
-        <w:rPr>
-          <w:rFonts w:hint="cs"/>
-          <w:b/>
-          <w:bCs/>
-          <w:sz w:val="28"/>
-          <w:szCs w:val="28"/>
-          <w:rtl/>
-        </w:rPr>
-        <w:t>:</w:t>
-      </w:r>
-      <w:proofErr w:type="gramEnd"/>
-      <w:r>
-        <w:rPr>
-          <w:rFonts w:hint="cs"/>
-          <w:b/>
-          <w:bCs/>
-          <w:sz w:val="28"/>
-          <w:szCs w:val="28"/>
-          <w:rtl/>
-        </w:rPr>
-        <w:t xml:space="preserve">  </w:t>
-      </w:r>
-      <w:r>
-        <w:rPr>
-          <w:sz w:val="28"/>
-          <w:szCs w:val="28"/>
-          <w:lang w:val="en-AE"/>
-        </w:rPr>
-        <w:t>SQL Server</w:t>
-      </w:r>
-    </w:p>
-    <w:p>
-      <w:pPr>
-        <w:rPr>
-          <w:sz w:val="28"/>
-          <w:szCs w:val="28"/>
-          <w:rtl/>
-        </w:rPr>
-      </w:pPr>
-    </w:p>
-    <w:p>
-      <w:pPr>
-        <w:rPr>
-          <w:sz w:val="28"/>
-          <w:szCs w:val="28"/>
-          <w:rtl/>
-        </w:rPr>
-      </w:pPr>
-    </w:p>
-    <w:p>
-      <w:pPr>
-        <w:rPr>
-          <w:sz w:val="28"/>
-          <w:szCs w:val="28"/>
-          <w:rtl/>
-        </w:rPr>
-      </w:pPr>
-    </w:p>
-    <w:p>
-      <w:pPr>
-        <w:rPr>
-          <w:sz w:val="28"/>
-          <w:szCs w:val="28"/>
-          <w:rtl/>
-        </w:rPr>
-      </w:pPr>
-    </w:p>
-    <w:p>
-      <w:pPr>
-        <w:rPr>
-          <w:sz w:val="28"/>
-          <w:szCs w:val="28"/>
-          <w:rtl/>
-        </w:rPr>
-      </w:pPr>
-    </w:p>
-    <w:p>
-      <w:pPr>
-        <w:rPr>
-          <w:sz w:val="28"/>
-          <w:szCs w:val="28"/>
-          <w:rtl/>
-        </w:rPr>
-      </w:pPr>
-    </w:p>
-    <w:p>
-      <w:pPr>
-        <w:rPr>
-          <w:sz w:val="28"/>
-          <w:szCs w:val="28"/>
-          <w:rtl/>
-        </w:rPr>
-      </w:pPr>
-    </w:p>
-    <w:p>
-      <w:pPr>
-        <w:rPr>
-          <w:sz w:val="28"/>
-          <w:szCs w:val="28"/>
-          <w:rtl/>
-        </w:rPr>
-      </w:pPr>
-    </w:p>
-    <w:p>
-      <w:pPr>
-        <w:rPr>
-          <w:sz w:val="28"/>
-          <w:szCs w:val="28"/>
-          <w:rtl/>
-        </w:rPr>
-      </w:pPr>
-    </w:p>
-    <w:p>
-      <w:pPr>
-        <w:rPr>
-          <w:sz w:val="28"/>
-          <w:szCs w:val="28"/>
-          <w:rtl/>
-        </w:rPr>
-      </w:pPr>
-    </w:p>
-    <w:p>
-      <w:pPr>
-        <w:rPr>
-          <w:sz w:val="28"/>
-          <w:szCs w:val="28"/>
-          <w:rtl/>
-        </w:rPr>
-      </w:pPr>
-    </w:p>
-    <w:p>
-      <w:pPr>
-        <w:rPr>
-          <w:sz w:val="28"/>
-          <w:szCs w:val="28"/>
-          <w:rtl/>
-        </w:rPr>
-      </w:pPr>
-    </w:p>
-    <w:p>
-      <w:pPr>
-        <w:rPr>
-          <w:sz w:val="28"/>
-          <w:szCs w:val="28"/>
-          <w:rtl/>
-        </w:rPr>
-      </w:pPr>
-    </w:p>
-    <w:p>
-      <w:pPr>
-        <w:rPr>
-          <w:sz w:val="28"/>
-          <w:szCs w:val="28"/>
-          <w:rtl/>
-        </w:rPr>
-      </w:pPr>
-    </w:p>
-    <w:p>
-      <w:pPr>
-        <w:rPr>
-          <w:sz w:val="28"/>
-          <w:szCs w:val="28"/>
-          <w:rtl/>
-        </w:rPr>
-      </w:pPr>
-    </w:p>
-    <w:p>
-      <w:pPr>
-        <w:shd w:val="clear" w:color="auto" w:fill="E2EFD9" w:themeFill="accent6" w:themeFillTint="33"/>
-        <w:jc w:val="center"/>
-        <w:rPr>
-          <w:b/>
-          <w:bCs/>
-          <w:color w:val="C00000"/>
-          <w:sz w:val="32"/>
-          <w:szCs w:val="32"/>
-          <w:rtl/>
-        </w:rPr>
-      </w:pPr>
-      <w:r>
-        <w:rPr>
-          <w:rFonts w:hint="cs"/>
-          <w:b/>
-          <w:bCs/>
-          <w:color w:val="C00000"/>
-          <w:sz w:val="32"/>
-          <w:szCs w:val="32"/>
-          <w:rtl/>
-        </w:rPr>
         <w:lastRenderedPageBreak/>
         <w:t>الدراسة المرجعية للمشروع</w:t>
       </w:r>
@@ -1929,7 +1741,6 @@
           <w:szCs w:val="28"/>
         </w:rPr>
       </w:pPr>
-      <w:proofErr w:type="gramStart"/>
       <w:r>
         <w:rPr>
           <w:b/>
@@ -1961,18 +1772,7 @@
           <w:sz w:val="28"/>
           <w:szCs w:val="28"/>
         </w:rPr>
-        <w:t xml:space="preserve"> Clinic</w:t>
-      </w:r>
-      <w:proofErr w:type="gramEnd"/>
-      <w:r>
-        <w:rPr>
-          <w:b/>
-          <w:bCs/>
-          <w:color w:val="002060"/>
-          <w:sz w:val="28"/>
-          <w:szCs w:val="28"/>
-        </w:rPr>
-        <w:t xml:space="preserve"> Software</w:t>
+        <w:t xml:space="preserve"> Clinic Software</w:t>
       </w:r>
     </w:p>
     <w:p>
@@ -2047,7 +1847,6 @@
           <w:szCs w:val="28"/>
         </w:rPr>
       </w:pPr>
-      <w:proofErr w:type="gramStart"/>
       <w:r>
         <w:rPr>
           <w:b/>
@@ -2079,21 +1878,8 @@
           <w:sz w:val="28"/>
           <w:szCs w:val="28"/>
         </w:rPr>
-        <w:t xml:space="preserve"> </w:t>
-      </w:r>
-      <w:proofErr w:type="spellStart"/>
-      <w:r>
-        <w:rPr>
-          <w:b/>
-          <w:bCs/>
-          <w:color w:val="002060"/>
-          <w:sz w:val="28"/>
-          <w:szCs w:val="28"/>
-        </w:rPr>
-        <w:t>SimpleClinic</w:t>
-      </w:r>
-      <w:proofErr w:type="spellEnd"/>
-      <w:proofErr w:type="gramEnd"/>
+        <w:t xml:space="preserve"> SimpleClinic</w:t>
+      </w:r>
     </w:p>
     <w:p>
       <w:pPr>
@@ -2157,7 +1943,6 @@
           <w:szCs w:val="28"/>
         </w:rPr>
       </w:pPr>
-      <w:proofErr w:type="gramStart"/>
       <w:r>
         <w:rPr>
           <w:b/>
@@ -2189,21 +1974,8 @@
           <w:sz w:val="28"/>
           <w:szCs w:val="28"/>
         </w:rPr>
-        <w:t xml:space="preserve"> </w:t>
-      </w:r>
-      <w:proofErr w:type="spellStart"/>
-      <w:r>
-        <w:rPr>
-          <w:b/>
-          <w:bCs/>
-          <w:color w:val="002060"/>
-          <w:sz w:val="28"/>
-          <w:szCs w:val="28"/>
-        </w:rPr>
-        <w:t>ClinicManager</w:t>
-      </w:r>
-      <w:proofErr w:type="spellEnd"/>
-      <w:proofErr w:type="gramEnd"/>
+        <w:t xml:space="preserve"> ClinicManager</w:t>
+      </w:r>
     </w:p>
     <w:p>
       <w:pPr>
@@ -3151,7 +2923,6 @@
           <w:szCs w:val="28"/>
         </w:rPr>
       </w:pPr>
-      <w:proofErr w:type="gramStart"/>
       <w:r>
         <w:rPr>
           <w:rFonts w:hint="cs"/>
@@ -3163,7 +2934,6 @@
         </w:rPr>
         <w:t>الطبيب :</w:t>
       </w:r>
-      <w:proofErr w:type="gramEnd"/>
       <w:r>
         <w:rPr>
           <w:rFonts w:hint="cs"/>
@@ -3222,21 +2992,8 @@
           <w:szCs w:val="28"/>
           <w:rtl/>
         </w:rPr>
-        <w:t xml:space="preserve">موظف </w:t>
-      </w:r>
-      <w:proofErr w:type="gramStart"/>
-      <w:r>
-        <w:rPr>
-          <w:rFonts w:hint="cs"/>
-          <w:b/>
-          <w:bCs/>
-          <w:sz w:val="28"/>
-          <w:szCs w:val="28"/>
-          <w:rtl/>
-        </w:rPr>
-        <w:t>الاستقبال :</w:t>
-      </w:r>
-      <w:proofErr w:type="gramEnd"/>
+        <w:t>موظف الاستقبال :</w:t>
+      </w:r>
       <w:r>
         <w:rPr>
           <w:rFonts w:hint="cs"/>
@@ -4260,7 +4017,6 @@
           <w:szCs w:val="28"/>
         </w:rPr>
       </w:pPr>
-      <w:proofErr w:type="spellStart"/>
       <w:r>
         <w:rPr>
           <w:rStyle w:val="a3"/>
@@ -4270,7 +4026,6 @@
         </w:rPr>
         <w:t>Persone</w:t>
       </w:r>
-      <w:proofErr w:type="spellEnd"/>
       <w:r>
         <w:rPr>
           <w:rStyle w:val="a3"/>
@@ -4303,47 +4058,7 @@
           <w:szCs w:val="28"/>
           <w:rtl/>
         </w:rPr>
-        <w:t xml:space="preserve">تخزين البيانات </w:t>
-      </w:r>
-      <w:proofErr w:type="spellStart"/>
-      <w:r>
-        <w:rPr>
-          <w:rFonts w:hint="cs"/>
-          <w:sz w:val="28"/>
-          <w:szCs w:val="28"/>
-          <w:rtl/>
-        </w:rPr>
-        <w:t>المشترمة</w:t>
-      </w:r>
-      <w:proofErr w:type="spellEnd"/>
-      <w:r>
-        <w:rPr>
-          <w:rFonts w:hint="cs"/>
-          <w:sz w:val="28"/>
-          <w:szCs w:val="28"/>
-          <w:rtl/>
-        </w:rPr>
-        <w:t xml:space="preserve"> بين المرضة </w:t>
-      </w:r>
-      <w:proofErr w:type="gramStart"/>
-      <w:r>
-        <w:rPr>
-          <w:rFonts w:hint="cs"/>
-          <w:sz w:val="28"/>
-          <w:szCs w:val="28"/>
-          <w:rtl/>
-        </w:rPr>
-        <w:t>و المستخدمين</w:t>
-      </w:r>
-      <w:proofErr w:type="gramEnd"/>
-      <w:r>
-        <w:rPr>
-          <w:rFonts w:hint="cs"/>
-          <w:sz w:val="28"/>
-          <w:szCs w:val="28"/>
-          <w:rtl/>
-        </w:rPr>
-        <w:t xml:space="preserve"> </w:t>
+        <w:t xml:space="preserve">تخزين البيانات المشترمة بين المرضة و المستخدمين </w:t>
       </w:r>
     </w:p>
     <w:p>
@@ -4453,34 +4168,15 @@
           <w:szCs w:val="28"/>
           <w:rtl/>
         </w:rPr>
-        <w:t xml:space="preserve"> </w:t>
-      </w:r>
-      <w:proofErr w:type="gramStart"/>
-      <w:r>
-        <w:rPr>
-          <w:rFonts w:hint="cs"/>
-          <w:sz w:val="28"/>
-          <w:szCs w:val="28"/>
-          <w:rtl/>
-        </w:rPr>
-        <w:t xml:space="preserve">و </w:t>
-      </w:r>
-      <w:r>
-        <w:rPr>
-          <w:sz w:val="28"/>
-          <w:szCs w:val="28"/>
-          <w:rtl/>
-        </w:rPr>
-        <w:t>استخدامه</w:t>
-      </w:r>
-      <w:proofErr w:type="gramEnd"/>
-      <w:r>
-        <w:rPr>
-          <w:sz w:val="28"/>
-          <w:szCs w:val="28"/>
-          <w:rtl/>
-        </w:rPr>
-        <w:t xml:space="preserve"> في التقارير والتحليل</w:t>
+        <w:t xml:space="preserve"> و </w:t>
+      </w:r>
+      <w:r>
+        <w:rPr>
+          <w:sz w:val="28"/>
+          <w:szCs w:val="28"/>
+          <w:rtl/>
+        </w:rPr>
+        <w:t>استخدامه في التقارير والتحليل</w:t>
       </w:r>
       <w:r>
         <w:rPr>
@@ -4620,27 +4316,7 @@
           <w:szCs w:val="28"/>
           <w:rtl/>
         </w:rPr>
-        <w:t xml:space="preserve">جدول يخزن معلومات المستخدمين </w:t>
-      </w:r>
-      <w:proofErr w:type="gramStart"/>
-      <w:r>
-        <w:rPr>
-          <w:rFonts w:hint="cs"/>
-          <w:sz w:val="28"/>
-          <w:szCs w:val="28"/>
-          <w:rtl/>
-        </w:rPr>
-        <w:t>و بيانات</w:t>
-      </w:r>
-      <w:proofErr w:type="gramEnd"/>
-      <w:r>
-        <w:rPr>
-          <w:rFonts w:hint="cs"/>
-          <w:sz w:val="28"/>
-          <w:szCs w:val="28"/>
-          <w:rtl/>
-        </w:rPr>
-        <w:t xml:space="preserve"> الدخول.</w:t>
+        <w:t>جدول يخزن معلومات المستخدمين و بيانات الدخول.</w:t>
       </w:r>
     </w:p>
     <w:p>
@@ -4877,7 +4553,6 @@
           </w14:textOutline>
         </w:rPr>
       </w:pPr>
-      <w:proofErr w:type="gramStart"/>
       <w:r>
         <w:rPr>
           <w:b/>
@@ -4941,7 +4616,6 @@
         </w:rPr>
         <w:t xml:space="preserve"> Persons</w:t>
       </w:r>
-      <w:proofErr w:type="gramEnd"/>
     </w:p>
     <w:p>
       <w:pPr>
@@ -5151,11 +4825,9 @@
                 <w:rtl/>
               </w:rPr>
             </w:pPr>
-            <w:proofErr w:type="spellStart"/>
             <w:r>
               <w:t>PersonId</w:t>
             </w:r>
-            <w:proofErr w:type="spellEnd"/>
           </w:p>
         </w:tc>
         <w:tc>
@@ -5274,13 +4946,8 @@
                 <w:rtl/>
               </w:rPr>
             </w:pPr>
-            <w:proofErr w:type="gramStart"/>
-            <w:r>
-              <w:t>NVARCHAR(</w:t>
-            </w:r>
-            <w:proofErr w:type="gramEnd"/>
-            <w:r>
-              <w:t>50)</w:t>
+            <w:r>
+              <w:t>NVARCHAR(50)</w:t>
             </w:r>
           </w:p>
         </w:tc>
@@ -5377,13 +5044,8 @@
                 <w:rtl/>
               </w:rPr>
             </w:pPr>
-            <w:proofErr w:type="gramStart"/>
-            <w:r>
-              <w:t>NVARCHAR(</w:t>
-            </w:r>
-            <w:proofErr w:type="gramEnd"/>
-            <w:r>
-              <w:t>50)</w:t>
+            <w:r>
+              <w:t>NVARCHAR(50)</w:t>
             </w:r>
           </w:p>
         </w:tc>
@@ -5479,13 +5141,8 @@
                 <w:rtl/>
               </w:rPr>
             </w:pPr>
-            <w:proofErr w:type="gramStart"/>
-            <w:r>
-              <w:t>NVARCHAR(</w:t>
-            </w:r>
-            <w:proofErr w:type="gramEnd"/>
-            <w:r>
-              <w:t>10)</w:t>
+            <w:r>
+              <w:t>NVARCHAR(10)</w:t>
             </w:r>
           </w:p>
         </w:tc>
@@ -5563,11 +5220,9 @@
                 <w:rtl/>
               </w:rPr>
             </w:pPr>
-            <w:proofErr w:type="spellStart"/>
             <w:r>
               <w:t>BirthDate</w:t>
             </w:r>
-            <w:proofErr w:type="spellEnd"/>
           </w:p>
         </w:tc>
         <w:tc>
@@ -5683,13 +5338,8 @@
                 <w:rtl/>
               </w:rPr>
             </w:pPr>
-            <w:proofErr w:type="gramStart"/>
-            <w:r>
-              <w:t>NVARCHAR(</w:t>
-            </w:r>
-            <w:proofErr w:type="gramEnd"/>
-            <w:r>
-              <w:t>20)</w:t>
+            <w:r>
+              <w:t>NVARCHAR(20)</w:t>
             </w:r>
           </w:p>
         </w:tc>
@@ -5786,13 +5436,8 @@
                 <w:rtl/>
               </w:rPr>
             </w:pPr>
-            <w:proofErr w:type="gramStart"/>
-            <w:r>
-              <w:t>NVARCHAR(</w:t>
-            </w:r>
-            <w:proofErr w:type="gramEnd"/>
-            <w:r>
-              <w:t>200)</w:t>
+            <w:r>
+              <w:t>NVARCHAR(200)</w:t>
             </w:r>
           </w:p>
         </w:tc>
@@ -5895,7 +5540,6 @@
                       <w:szCs w:val="24"/>
                     </w:rPr>
                   </w:pPr>
-                  <w:proofErr w:type="spellStart"/>
                   <w:r>
                     <w:rPr>
                       <w:rFonts w:ascii="Times New Roman" w:eastAsia="Times New Roman" w:hAnsi="Times New Roman" w:cs="Times New Roman"/>
@@ -5906,7 +5550,6 @@
                     </w:rPr>
                     <w:t>CreatedAt</w:t>
                   </w:r>
-                  <w:proofErr w:type="spellEnd"/>
                 </w:p>
               </w:tc>
               <w:tc>
@@ -6034,11 +5677,9 @@
                 <w:rtl/>
               </w:rPr>
             </w:pPr>
-            <w:proofErr w:type="spellStart"/>
             <w:r>
               <w:t>UpdatedAt</w:t>
             </w:r>
-            <w:proofErr w:type="spellEnd"/>
           </w:p>
         </w:tc>
         <w:tc>
@@ -6125,7 +5766,6 @@
           </w14:textOutline>
         </w:rPr>
       </w:pPr>
-      <w:proofErr w:type="gramStart"/>
       <w:r>
         <w:rPr>
           <w:b/>
@@ -6189,7 +5829,6 @@
         </w:rPr>
         <w:t xml:space="preserve"> Patients</w:t>
       </w:r>
-      <w:proofErr w:type="gramEnd"/>
     </w:p>
     <w:p>
       <w:pPr>
@@ -6400,11 +6039,9 @@
                 <w:rtl/>
               </w:rPr>
             </w:pPr>
-            <w:proofErr w:type="spellStart"/>
             <w:r>
               <w:t>PatientId</w:t>
             </w:r>
-            <w:proofErr w:type="spellEnd"/>
           </w:p>
         </w:tc>
         <w:tc>
@@ -6504,11 +6141,9 @@
                 <w:rtl/>
               </w:rPr>
             </w:pPr>
-            <w:proofErr w:type="spellStart"/>
             <w:r>
               <w:t>PersonId</w:t>
             </w:r>
-            <w:proofErr w:type="spellEnd"/>
           </w:p>
         </w:tc>
         <w:tc>
@@ -6560,11 +6195,9 @@
                 <w:rtl/>
               </w:rPr>
             </w:pPr>
-            <w:proofErr w:type="spellStart"/>
             <w:r>
               <w:t>Persons.PersonId</w:t>
             </w:r>
-            <w:proofErr w:type="spellEnd"/>
           </w:p>
         </w:tc>
       </w:tr>
@@ -6609,11 +6242,9 @@
                 <w:rtl/>
               </w:rPr>
             </w:pPr>
-            <w:proofErr w:type="spellStart"/>
             <w:r>
               <w:t>MedicalRecordNumber</w:t>
             </w:r>
-            <w:proofErr w:type="spellEnd"/>
           </w:p>
         </w:tc>
         <w:tc>
@@ -6630,13 +6261,8 @@
                 <w:rtl/>
               </w:rPr>
             </w:pPr>
-            <w:proofErr w:type="gramStart"/>
-            <w:r>
-              <w:t>NVARCHAR(</w:t>
-            </w:r>
-            <w:proofErr w:type="gramEnd"/>
-            <w:r>
-              <w:t>20)</w:t>
+            <w:r>
+              <w:t>NVARCHAR(20)</w:t>
             </w:r>
           </w:p>
         </w:tc>
@@ -6713,11 +6339,9 @@
                 <w:rtl/>
               </w:rPr>
             </w:pPr>
-            <w:proofErr w:type="spellStart"/>
             <w:r>
               <w:t>FirstVisitDate</w:t>
             </w:r>
-            <w:proofErr w:type="spellEnd"/>
           </w:p>
         </w:tc>
         <w:tc>
@@ -6813,11 +6437,9 @@
                 <w:rtl/>
               </w:rPr>
             </w:pPr>
-            <w:proofErr w:type="spellStart"/>
             <w:r>
               <w:t>ChronicDiseases</w:t>
             </w:r>
-            <w:proofErr w:type="spellEnd"/>
           </w:p>
         </w:tc>
         <w:tc>
@@ -7107,11 +6729,9 @@
                 <w:rtl/>
               </w:rPr>
             </w:pPr>
-            <w:proofErr w:type="spellStart"/>
             <w:r>
               <w:t>ComplianceScore</w:t>
             </w:r>
-            <w:proofErr w:type="spellEnd"/>
           </w:p>
         </w:tc>
         <w:tc>
@@ -7216,7 +6836,6 @@
           </w14:textOutline>
         </w:rPr>
       </w:pPr>
-      <w:proofErr w:type="gramStart"/>
       <w:r>
         <w:rPr>
           <w:b/>
@@ -7280,7 +6899,6 @@
         </w:rPr>
         <w:t xml:space="preserve"> Users</w:t>
       </w:r>
-      <w:proofErr w:type="gramEnd"/>
     </w:p>
     <w:p>
       <w:pPr>
@@ -7483,11 +7101,9 @@
                 <w:rtl/>
               </w:rPr>
             </w:pPr>
-            <w:proofErr w:type="spellStart"/>
             <w:r>
               <w:t>UserId</w:t>
             </w:r>
-            <w:proofErr w:type="spellEnd"/>
           </w:p>
         </w:tc>
         <w:tc>
@@ -7585,11 +7201,9 @@
                 <w:rtl/>
               </w:rPr>
             </w:pPr>
-            <w:proofErr w:type="spellStart"/>
             <w:r>
               <w:t>PersonId</w:t>
             </w:r>
-            <w:proofErr w:type="spellEnd"/>
           </w:p>
         </w:tc>
         <w:tc>
@@ -7641,11 +7255,9 @@
                 <w:rtl/>
               </w:rPr>
             </w:pPr>
-            <w:proofErr w:type="spellStart"/>
             <w:r>
               <w:t>Persons.PersonId</w:t>
             </w:r>
-            <w:proofErr w:type="spellEnd"/>
           </w:p>
         </w:tc>
       </w:tr>
@@ -7707,13 +7319,8 @@
                 <w:rtl/>
               </w:rPr>
             </w:pPr>
-            <w:proofErr w:type="gramStart"/>
-            <w:r>
-              <w:t>NVARCHAR(</w:t>
-            </w:r>
-            <w:proofErr w:type="gramEnd"/>
-            <w:r>
-              <w:t>50)</w:t>
+            <w:r>
+              <w:t>NVARCHAR(50)</w:t>
             </w:r>
           </w:p>
         </w:tc>
@@ -7807,13 +7414,8 @@
                 <w:rtl/>
               </w:rPr>
             </w:pPr>
-            <w:proofErr w:type="gramStart"/>
-            <w:r>
-              <w:t>NVARCHAR(</w:t>
-            </w:r>
-            <w:proofErr w:type="gramEnd"/>
-            <w:r>
-              <w:t>200)</w:t>
+            <w:r>
+              <w:t>NVARCHAR(200)</w:t>
             </w:r>
           </w:p>
         </w:tc>
@@ -7889,11 +7491,9 @@
                 <w:rtl/>
               </w:rPr>
             </w:pPr>
-            <w:proofErr w:type="spellStart"/>
             <w:r>
               <w:t>RoleId</w:t>
             </w:r>
-            <w:proofErr w:type="spellEnd"/>
           </w:p>
         </w:tc>
         <w:tc>
@@ -7986,11 +7586,9 @@
                 <w:rtl/>
               </w:rPr>
             </w:pPr>
-            <w:proofErr w:type="spellStart"/>
             <w:r>
               <w:t>IsActive</w:t>
             </w:r>
-            <w:proofErr w:type="spellEnd"/>
           </w:p>
         </w:tc>
         <w:tc>
@@ -8076,7 +7674,6 @@
           </w14:textOutline>
         </w:rPr>
       </w:pPr>
-      <w:proofErr w:type="gramStart"/>
       <w:r>
         <w:rPr>
           <w:bCs/>
@@ -8137,7 +7734,6 @@
         </w:rPr>
         <w:t xml:space="preserve"> Roles</w:t>
       </w:r>
-      <w:proofErr w:type="gramEnd"/>
     </w:p>
     <w:p>
       <w:pPr>
@@ -8366,11 +7962,9 @@
                 <w:rtl/>
               </w:rPr>
             </w:pPr>
-            <w:proofErr w:type="spellStart"/>
             <w:r>
               <w:t>RoleId</w:t>
             </w:r>
-            <w:proofErr w:type="spellEnd"/>
           </w:p>
         </w:tc>
         <w:tc>
@@ -8480,11 +8074,9 @@
                 <w:rtl/>
               </w:rPr>
             </w:pPr>
-            <w:proofErr w:type="spellStart"/>
             <w:r>
               <w:t>RoleName</w:t>
             </w:r>
-            <w:proofErr w:type="spellEnd"/>
           </w:p>
         </w:tc>
         <w:tc>
@@ -8501,13 +8093,8 @@
                 <w:rtl/>
               </w:rPr>
             </w:pPr>
-            <w:proofErr w:type="gramStart"/>
-            <w:r>
-              <w:t>NVARCHAR(</w:t>
-            </w:r>
-            <w:proofErr w:type="gramEnd"/>
-            <w:r>
-              <w:t>50)</w:t>
+            <w:r>
+              <w:t>NVARCHAR(50)</w:t>
             </w:r>
           </w:p>
         </w:tc>
@@ -8576,7 +8163,6 @@
           </w14:textOutline>
         </w:rPr>
       </w:pPr>
-      <w:proofErr w:type="gramStart"/>
       <w:r>
         <w:rPr>
           <w:b/>
@@ -8638,31 +8224,8 @@
             <w14:round/>
           </w14:textOutline>
         </w:rPr>
-        <w:t xml:space="preserve"> </w:t>
-      </w:r>
-      <w:proofErr w:type="spellStart"/>
-      <w:r>
-        <w:rPr>
-          <w:b/>
-          <w:bCs/>
-          <w:color w:val="C00000"/>
-          <w:sz w:val="32"/>
-          <w:szCs w:val="32"/>
-          <w14:shadow w14:blurRad="38100" w14:dist="19050" w14:dir="2700000" w14:sx="100000" w14:sy="100000" w14:kx="0" w14:ky="0" w14:algn="tl">
-            <w14:schemeClr w14:val="dk1">
-              <w14:alpha w14:val="60000"/>
-            </w14:schemeClr>
-          </w14:shadow>
-          <w14:textOutline w14:w="0" w14:cap="flat" w14:cmpd="sng" w14:algn="ctr">
-            <w14:noFill/>
-            <w14:prstDash w14:val="solid"/>
-            <w14:round/>
-          </w14:textOutline>
-        </w:rPr>
-        <w:t>VisitTypes</w:t>
-      </w:r>
-      <w:proofErr w:type="spellEnd"/>
-      <w:proofErr w:type="gramEnd"/>
+        <w:t xml:space="preserve"> VisitTypes</w:t>
+      </w:r>
     </w:p>
     <w:p>
       <w:pPr>
@@ -8874,11 +8437,9 @@
                 <w:rtl/>
               </w:rPr>
             </w:pPr>
-            <w:proofErr w:type="spellStart"/>
             <w:r>
               <w:t>VisitTypeId</w:t>
             </w:r>
-            <w:proofErr w:type="spellEnd"/>
           </w:p>
         </w:tc>
         <w:tc>
@@ -9007,13 +8568,8 @@
                 <w:rtl/>
               </w:rPr>
             </w:pPr>
-            <w:proofErr w:type="gramStart"/>
-            <w:r>
-              <w:t>NVARCHAR(</w:t>
-            </w:r>
-            <w:proofErr w:type="gramEnd"/>
-            <w:r>
-              <w:t>100)</w:t>
+            <w:r>
+              <w:t>NVARCHAR(100)</w:t>
             </w:r>
           </w:p>
         </w:tc>
@@ -9110,13 +8666,8 @@
                 <w:rtl/>
               </w:rPr>
             </w:pPr>
-            <w:proofErr w:type="gramStart"/>
-            <w:r>
-              <w:t>NVARCHAR(</w:t>
-            </w:r>
-            <w:proofErr w:type="gramEnd"/>
-            <w:r>
-              <w:t>200)</w:t>
+            <w:r>
+              <w:t>NVARCHAR(200)</w:t>
             </w:r>
           </w:p>
         </w:tc>
@@ -9248,7 +8799,6 @@
           </w14:textOutline>
         </w:rPr>
       </w:pPr>
-      <w:proofErr w:type="gramStart"/>
       <w:r>
         <w:rPr>
           <w:b/>
@@ -9313,7 +8863,6 @@
         </w:rPr>
         <w:t xml:space="preserve"> Appointments</w:t>
       </w:r>
-      <w:proofErr w:type="gramEnd"/>
     </w:p>
     <w:p>
       <w:pPr>
@@ -9534,11 +9083,9 @@
                 <w:rtl/>
               </w:rPr>
             </w:pPr>
-            <w:proofErr w:type="spellStart"/>
             <w:r>
               <w:t>AppointmentId</w:t>
             </w:r>
-            <w:proofErr w:type="spellEnd"/>
           </w:p>
         </w:tc>
         <w:tc>
@@ -9638,11 +9185,9 @@
                 <w:rtl/>
               </w:rPr>
             </w:pPr>
-            <w:proofErr w:type="spellStart"/>
             <w:r>
               <w:t>PersonId</w:t>
             </w:r>
-            <w:proofErr w:type="spellEnd"/>
           </w:p>
         </w:tc>
         <w:tc>
@@ -9694,11 +9239,9 @@
                 <w:rtl/>
               </w:rPr>
             </w:pPr>
-            <w:proofErr w:type="spellStart"/>
             <w:r>
               <w:t>Persons.PersonId</w:t>
             </w:r>
-            <w:proofErr w:type="spellEnd"/>
           </w:p>
         </w:tc>
       </w:tr>
@@ -9743,11 +9286,9 @@
                 <w:rtl/>
               </w:rPr>
             </w:pPr>
-            <w:proofErr w:type="spellStart"/>
             <w:r>
               <w:t>VisitTypeId</w:t>
             </w:r>
-            <w:proofErr w:type="spellEnd"/>
           </w:p>
         </w:tc>
         <w:tc>
@@ -9799,11 +9340,9 @@
                 <w:rtl/>
               </w:rPr>
             </w:pPr>
-            <w:proofErr w:type="spellStart"/>
             <w:r>
               <w:t>VisitTypes.VisitTypeId</w:t>
             </w:r>
-            <w:proofErr w:type="spellEnd"/>
           </w:p>
         </w:tc>
       </w:tr>
@@ -9847,11 +9386,9 @@
                 <w:rtl/>
               </w:rPr>
             </w:pPr>
-            <w:proofErr w:type="spellStart"/>
             <w:r>
               <w:t>AppointmentDate</w:t>
             </w:r>
-            <w:proofErr w:type="spellEnd"/>
           </w:p>
         </w:tc>
         <w:tc>
@@ -9966,13 +9503,8 @@
                 <w:rtl/>
               </w:rPr>
             </w:pPr>
-            <w:proofErr w:type="gramStart"/>
-            <w:r>
-              <w:t>NVARCHAR(</w:t>
-            </w:r>
-            <w:proofErr w:type="gramEnd"/>
-            <w:r>
-              <w:t>20)</w:t>
+            <w:r>
+              <w:t>NVARCHAR(20)</w:t>
             </w:r>
           </w:p>
         </w:tc>
@@ -10137,7 +9669,6 @@
           </w14:textOutline>
         </w:rPr>
       </w:pPr>
-      <w:proofErr w:type="gramStart"/>
       <w:r>
         <w:rPr>
           <w:bCs/>
@@ -10217,7 +9748,6 @@
         </w:rPr>
         <w:t>Visits</w:t>
       </w:r>
-      <w:proofErr w:type="gramEnd"/>
     </w:p>
     <w:p>
       <w:pPr>
@@ -10420,11 +9950,9 @@
                 <w:rtl/>
               </w:rPr>
             </w:pPr>
-            <w:proofErr w:type="spellStart"/>
             <w:r>
               <w:t>VisitId</w:t>
             </w:r>
-            <w:proofErr w:type="spellEnd"/>
           </w:p>
         </w:tc>
         <w:tc>
@@ -10524,11 +10052,9 @@
                 <w:rtl/>
               </w:rPr>
             </w:pPr>
-            <w:proofErr w:type="spellStart"/>
             <w:r>
               <w:t>PersonId</w:t>
             </w:r>
-            <w:proofErr w:type="spellEnd"/>
           </w:p>
         </w:tc>
         <w:tc>
@@ -10580,11 +10106,9 @@
                 <w:rtl/>
               </w:rPr>
             </w:pPr>
-            <w:proofErr w:type="spellStart"/>
             <w:r>
               <w:t>Persons.PersonId</w:t>
             </w:r>
-            <w:proofErr w:type="spellEnd"/>
           </w:p>
         </w:tc>
       </w:tr>
@@ -10629,11 +10153,9 @@
                 <w:rtl/>
               </w:rPr>
             </w:pPr>
-            <w:proofErr w:type="spellStart"/>
             <w:r>
               <w:t>VisitTypeId</w:t>
             </w:r>
-            <w:proofErr w:type="spellEnd"/>
           </w:p>
         </w:tc>
         <w:tc>
@@ -10685,11 +10207,9 @@
                 <w:rtl/>
               </w:rPr>
             </w:pPr>
-            <w:proofErr w:type="spellStart"/>
             <w:r>
               <w:t>VisitTypes.VisitTypeId</w:t>
             </w:r>
-            <w:proofErr w:type="spellEnd"/>
           </w:p>
         </w:tc>
       </w:tr>
@@ -10733,11 +10253,9 @@
                 <w:rtl/>
               </w:rPr>
             </w:pPr>
-            <w:proofErr w:type="spellStart"/>
             <w:r>
               <w:t>VisitDate</w:t>
             </w:r>
-            <w:proofErr w:type="spellEnd"/>
           </w:p>
         </w:tc>
         <w:tc>
@@ -11200,11 +10718,9 @@
                 <w:rtl/>
               </w:rPr>
             </w:pPr>
-            <w:proofErr w:type="spellStart"/>
             <w:r>
               <w:t>LogId</w:t>
             </w:r>
-            <w:proofErr w:type="spellEnd"/>
           </w:p>
         </w:tc>
         <w:tc>
@@ -11304,11 +10820,9 @@
                 <w:rtl/>
               </w:rPr>
             </w:pPr>
-            <w:proofErr w:type="spellStart"/>
             <w:r>
               <w:t>UserId</w:t>
             </w:r>
-            <w:proofErr w:type="spellEnd"/>
           </w:p>
         </w:tc>
         <w:tc>
@@ -11361,11 +10875,9 @@
                 <w:lang w:val="en-AE"/>
               </w:rPr>
             </w:pPr>
-            <w:proofErr w:type="spellStart"/>
             <w:r>
               <w:t>Users.UserId</w:t>
             </w:r>
-            <w:proofErr w:type="spellEnd"/>
           </w:p>
         </w:tc>
       </w:tr>
@@ -11429,13 +10941,8 @@
                 <w:rtl/>
               </w:rPr>
             </w:pPr>
-            <w:proofErr w:type="gramStart"/>
-            <w:r>
-              <w:t>NVARCHAR(</w:t>
-            </w:r>
-            <w:proofErr w:type="gramEnd"/>
-            <w:r>
-              <w:t>50)</w:t>
+            <w:r>
+              <w:t>NVARCHAR(50)</w:t>
             </w:r>
           </w:p>
         </w:tc>
@@ -11512,11 +11019,9 @@
                 <w:rtl/>
               </w:rPr>
             </w:pPr>
-            <w:proofErr w:type="spellStart"/>
             <w:r>
               <w:t>TableName</w:t>
             </w:r>
-            <w:proofErr w:type="spellEnd"/>
           </w:p>
         </w:tc>
         <w:tc>
@@ -11533,13 +11038,8 @@
                 <w:rtl/>
               </w:rPr>
             </w:pPr>
-            <w:proofErr w:type="gramStart"/>
-            <w:r>
-              <w:t>NVARCHAR(</w:t>
-            </w:r>
-            <w:proofErr w:type="gramEnd"/>
-            <w:r>
-              <w:t>50)</w:t>
+            <w:r>
+              <w:t>NVARCHAR(50)</w:t>
             </w:r>
           </w:p>
         </w:tc>
@@ -11617,11 +11117,9 @@
                 <w:rtl/>
               </w:rPr>
             </w:pPr>
-            <w:proofErr w:type="spellStart"/>
             <w:r>
               <w:t>RecordId</w:t>
             </w:r>
-            <w:proofErr w:type="spellEnd"/>
           </w:p>
         </w:tc>
         <w:tc>
@@ -11814,11 +11312,9 @@
                 <w:rtl/>
               </w:rPr>
             </w:pPr>
-            <w:proofErr w:type="spellStart"/>
             <w:r>
               <w:t>DateTime</w:t>
             </w:r>
-            <w:proofErr w:type="spellEnd"/>
           </w:p>
         </w:tc>
         <w:tc>
@@ -11896,7 +11392,6 @@
       <w:pPr>
         <w:jc w:val="center"/>
         <w:rPr>
-          <w:rFonts w:hint="cs"/>
           <w:bCs/>
           <w:color w:val="C00000"/>
           <w:sz w:val="40"/>
@@ -11914,7 +11409,6 @@
           </w14:textOutline>
         </w:rPr>
       </w:pPr>
-      <w:proofErr w:type="gramStart"/>
       <w:r>
         <w:rPr>
           <w:bCs/>
@@ -11995,12 +11489,10 @@
         </w:rPr>
         <w:t>Specializations</w:t>
       </w:r>
-      <w:proofErr w:type="gramEnd"/>
-    </w:p>
-    <w:p>
-      <w:pPr>
-        <w:rPr>
-          <w:rFonts w:hint="cs"/>
+    </w:p>
+    <w:p>
+      <w:pPr>
+        <w:rPr>
           <w:sz w:val="28"/>
           <w:szCs w:val="28"/>
           <w:rtl/>
@@ -12200,11 +11692,9 @@
                 <w:rtl/>
               </w:rPr>
             </w:pPr>
-            <w:proofErr w:type="spellStart"/>
             <w:r>
               <w:t>SpecializationId</w:t>
             </w:r>
-            <w:proofErr w:type="spellEnd"/>
           </w:p>
         </w:tc>
         <w:tc>
@@ -12216,7 +11706,6 @@
               <w:jc w:val="center"/>
               <w:cnfStyle w:val="000000100000" w:firstRow="0" w:lastRow="0" w:firstColumn="0" w:lastColumn="0" w:oddVBand="0" w:evenVBand="0" w:oddHBand="1" w:evenHBand="0" w:firstRowFirstColumn="0" w:firstRowLastColumn="0" w:lastRowFirstColumn="0" w:lastRowLastColumn="0"/>
               <w:rPr>
-                <w:rFonts w:hint="cs"/>
                 <w:sz w:val="28"/>
                 <w:szCs w:val="28"/>
                 <w:rtl/>
@@ -12324,13 +11813,8 @@
                 <w:rtl/>
               </w:rPr>
             </w:pPr>
-            <w:proofErr w:type="gramStart"/>
-            <w:r>
-              <w:t>NVARCHAR(</w:t>
-            </w:r>
-            <w:proofErr w:type="gramEnd"/>
-            <w:r>
-              <w:t>200)</w:t>
+            <w:r>
+              <w:t>NVARCHAR(200)</w:t>
             </w:r>
           </w:p>
         </w:tc>
@@ -12373,7 +11857,6 @@
       <w:pPr>
         <w:jc w:val="center"/>
         <w:rPr>
-          <w:rFonts w:hint="cs"/>
           <w:bCs/>
           <w:color w:val="C00000"/>
           <w:sz w:val="40"/>
@@ -12391,7 +11874,6 @@
           </w14:textOutline>
         </w:rPr>
       </w:pPr>
-      <w:proofErr w:type="gramStart"/>
       <w:r>
         <w:rPr>
           <w:bCs/>
@@ -12471,12 +11953,10 @@
         </w:rPr>
         <w:t>Doctors</w:t>
       </w:r>
-      <w:proofErr w:type="gramEnd"/>
-    </w:p>
-    <w:p>
-      <w:pPr>
-        <w:rPr>
-          <w:rFonts w:hint="cs"/>
+    </w:p>
+    <w:p>
+      <w:pPr>
+        <w:rPr>
           <w:sz w:val="28"/>
           <w:szCs w:val="28"/>
           <w:rtl/>
@@ -12671,17 +12151,14 @@
               <w:jc w:val="center"/>
               <w:cnfStyle w:val="000000100000" w:firstRow="0" w:lastRow="0" w:firstColumn="0" w:lastColumn="0" w:oddVBand="0" w:evenVBand="0" w:oddHBand="1" w:evenHBand="0" w:firstRowFirstColumn="0" w:firstRowLastColumn="0" w:lastRowFirstColumn="0" w:lastRowLastColumn="0"/>
               <w:rPr>
-                <w:rFonts w:hint="cs"/>
-                <w:sz w:val="28"/>
-                <w:szCs w:val="28"/>
-                <w:rtl/>
-              </w:rPr>
-            </w:pPr>
-            <w:proofErr w:type="spellStart"/>
+                <w:sz w:val="28"/>
+                <w:szCs w:val="28"/>
+                <w:rtl/>
+              </w:rPr>
+            </w:pPr>
             <w:r>
               <w:t>DoctorId</w:t>
             </w:r>
-            <w:proofErr w:type="spellEnd"/>
           </w:p>
         </w:tc>
         <w:tc>
@@ -12693,7 +12170,6 @@
               <w:jc w:val="center"/>
               <w:cnfStyle w:val="000000100000" w:firstRow="0" w:lastRow="0" w:firstColumn="0" w:lastColumn="0" w:oddVBand="0" w:evenVBand="0" w:oddHBand="1" w:evenHBand="0" w:firstRowFirstColumn="0" w:firstRowLastColumn="0" w:lastRowFirstColumn="0" w:lastRowLastColumn="0"/>
               <w:rPr>
-                <w:rFonts w:hint="cs"/>
                 <w:sz w:val="28"/>
                 <w:szCs w:val="28"/>
                 <w:rtl/>
@@ -12777,17 +12253,14 @@
               <w:jc w:val="center"/>
               <w:cnfStyle w:val="000000000000" w:firstRow="0" w:lastRow="0" w:firstColumn="0" w:lastColumn="0" w:oddVBand="0" w:evenVBand="0" w:oddHBand="0" w:evenHBand="0" w:firstRowFirstColumn="0" w:firstRowLastColumn="0" w:lastRowFirstColumn="0" w:lastRowLastColumn="0"/>
               <w:rPr>
-                <w:rFonts w:hint="cs"/>
-                <w:sz w:val="28"/>
-                <w:szCs w:val="28"/>
-                <w:rtl/>
-              </w:rPr>
-            </w:pPr>
-            <w:proofErr w:type="spellStart"/>
+                <w:sz w:val="28"/>
+                <w:szCs w:val="28"/>
+                <w:rtl/>
+              </w:rPr>
+            </w:pPr>
             <w:r>
               <w:t>PersonId</w:t>
             </w:r>
-            <w:proofErr w:type="spellEnd"/>
           </w:p>
         </w:tc>
         <w:tc>
@@ -12880,11 +12353,9 @@
               <w:jc w:val="center"/>
               <w:cnfStyle w:val="000000100000" w:firstRow="0" w:lastRow="0" w:firstColumn="0" w:lastColumn="0" w:oddVBand="0" w:evenVBand="0" w:oddHBand="1" w:evenHBand="0" w:firstRowFirstColumn="0" w:firstRowLastColumn="0" w:lastRowFirstColumn="0" w:lastRowLastColumn="0"/>
             </w:pPr>
-            <w:proofErr w:type="spellStart"/>
             <w:r>
               <w:t>SpecializationId</w:t>
             </w:r>
-            <w:proofErr w:type="spellEnd"/>
           </w:p>
         </w:tc>
         <w:tc>
@@ -12895,9 +12366,6 @@
             <w:pPr>
               <w:jc w:val="center"/>
               <w:cnfStyle w:val="000000100000" w:firstRow="0" w:lastRow="0" w:firstColumn="0" w:lastColumn="0" w:oddVBand="0" w:evenVBand="0" w:oddHBand="1" w:evenHBand="0" w:firstRowFirstColumn="0" w:firstRowLastColumn="0" w:lastRowFirstColumn="0" w:lastRowLastColumn="0"/>
-              <w:rPr>
-                <w:rFonts w:hint="cs"/>
-              </w:rPr>
             </w:pPr>
             <w:r>
               <w:t>INT</w:t>
@@ -12988,13 +12456,8 @@
               <w:jc w:val="center"/>
               <w:cnfStyle w:val="000000000000" w:firstRow="0" w:lastRow="0" w:firstColumn="0" w:lastColumn="0" w:oddVBand="0" w:evenVBand="0" w:oddHBand="0" w:evenHBand="0" w:firstRowFirstColumn="0" w:firstRowLastColumn="0" w:lastRowFirstColumn="0" w:lastRowLastColumn="0"/>
             </w:pPr>
-            <w:proofErr w:type="gramStart"/>
-            <w:r>
-              <w:t>NVARCHAR(</w:t>
-            </w:r>
-            <w:proofErr w:type="gramEnd"/>
-            <w:r>
-              <w:t>500)</w:t>
+            <w:r>
+              <w:t>NVARCHAR(500)</w:t>
             </w:r>
           </w:p>
         </w:tc>
@@ -13045,14 +12508,12 @@
     </w:p>
     <w:p>
       <w:pPr>
-        <w:shd w:val="clear" w:color="auto" w:fill="E2EFD9" w:themeFill="accent6" w:themeFillTint="33"/>
         <w:jc w:val="center"/>
         <w:rPr>
-          <w:b/>
           <w:bCs/>
           <w:color w:val="C00000"/>
-          <w:sz w:val="32"/>
-          <w:szCs w:val="32"/>
+          <w:sz w:val="40"/>
+          <w:szCs w:val="40"/>
           <w:rtl/>
           <w14:shadow w14:blurRad="38100" w14:dist="19050" w14:dir="2700000" w14:sx="100000" w14:sy="100000" w14:kx="0" w14:ky="0" w14:algn="tl">
             <w14:schemeClr w14:val="dk1">
@@ -13068,8 +12529,6 @@
       </w:pPr>
       <w:r>
         <w:rPr>
-          <w:rFonts w:hint="cs"/>
-          <w:b/>
           <w:bCs/>
           <w:color w:val="C00000"/>
           <w:sz w:val="32"/>
@@ -13086,6 +12545,2332 @@
             <w14:round/>
           </w14:textOutline>
         </w:rPr>
+        <w:t>جدول</w:t>
+      </w:r>
+      <w:r>
+        <w:rPr>
+          <w:rFonts w:hint="cs"/>
+          <w:bCs/>
+          <w:color w:val="C00000"/>
+          <w:sz w:val="32"/>
+          <w:szCs w:val="32"/>
+          <w:rtl/>
+          <w14:shadow w14:blurRad="38100" w14:dist="19050" w14:dir="2700000" w14:sx="100000" w14:sy="100000" w14:kx="0" w14:ky="0" w14:algn="tl">
+            <w14:schemeClr w14:val="dk1">
+              <w14:alpha w14:val="60000"/>
+            </w14:schemeClr>
+          </w14:shadow>
+          <w14:textOutline w14:w="0" w14:cap="flat" w14:cmpd="sng" w14:algn="ctr">
+            <w14:noFill/>
+            <w14:prstDash w14:val="solid"/>
+            <w14:round/>
+          </w14:textOutline>
+        </w:rPr>
+        <w:t xml:space="preserve"> </w:t>
+      </w:r>
+      <w:r>
+        <w:rPr>
+          <w:bCs/>
+          <w:color w:val="C00000"/>
+          <w:sz w:val="32"/>
+          <w:szCs w:val="32"/>
+          <w14:shadow w14:blurRad="38100" w14:dist="19050" w14:dir="2700000" w14:sx="100000" w14:sy="100000" w14:kx="0" w14:ky="0" w14:algn="tl">
+            <w14:schemeClr w14:val="dk1">
+              <w14:alpha w14:val="60000"/>
+            </w14:schemeClr>
+          </w14:shadow>
+          <w14:textOutline w14:w="0" w14:cap="flat" w14:cmpd="sng" w14:algn="ctr">
+            <w14:noFill/>
+            <w14:prstDash w14:val="solid"/>
+            <w14:round/>
+          </w14:textOutline>
+        </w:rPr>
+        <w:t xml:space="preserve"> </w:t>
+      </w:r>
+      <w:r>
+        <w:rPr>
+          <w:b/>
+          <w:color w:val="C00000"/>
+          <w:sz w:val="32"/>
+          <w:szCs w:val="32"/>
+          <w14:shadow w14:blurRad="38100" w14:dist="19050" w14:dir="2700000" w14:sx="100000" w14:sy="100000" w14:kx="0" w14:ky="0" w14:algn="tl">
+            <w14:schemeClr w14:val="dk1">
+              <w14:alpha w14:val="60000"/>
+            </w14:schemeClr>
+          </w14:shadow>
+          <w14:textOutline w14:w="0" w14:cap="flat" w14:cmpd="sng" w14:algn="ctr">
+            <w14:noFill/>
+            <w14:prstDash w14:val="solid"/>
+            <w14:round/>
+          </w14:textOutline>
+        </w:rPr>
+        <w:t>Payments</w:t>
+      </w:r>
+    </w:p>
+    <w:p>
+      <w:pPr>
+        <w:rPr>
+          <w:sz w:val="28"/>
+          <w:szCs w:val="28"/>
+          <w:rtl/>
+        </w:rPr>
+      </w:pPr>
+      <w:r>
+        <w:rPr>
+          <w:rFonts w:hint="cs"/>
+          <w:sz w:val="28"/>
+          <w:szCs w:val="28"/>
+          <w:rtl/>
+        </w:rPr>
+        <w:t>جدول المدفوعات</w:t>
+      </w:r>
+    </w:p>
+    <w:tbl>
+      <w:tblPr>
+        <w:tblStyle w:val="10"/>
+        <w:bidiVisual/>
+        <w:tblW w:w="0" w:type="auto"/>
+        <w:tblLook w:val="04A0" w:firstRow="1" w:lastRow="0" w:firstColumn="1" w:lastColumn="0" w:noHBand="0" w:noVBand="1"/>
+      </w:tblPr>
+      <w:tblGrid>
+        <w:gridCol w:w="2091"/>
+        <w:gridCol w:w="2091"/>
+        <w:gridCol w:w="2091"/>
+        <w:gridCol w:w="1495"/>
+        <w:gridCol w:w="2688"/>
+      </w:tblGrid>
+      <w:tr>
+        <w:trPr>
+          <w:cnfStyle w:val="100000000000" w:firstRow="1" w:lastRow="0" w:firstColumn="0" w:lastColumn="0" w:oddVBand="0" w:evenVBand="0" w:oddHBand="0" w:evenHBand="0" w:firstRowFirstColumn="0" w:firstRowLastColumn="0" w:lastRowFirstColumn="0" w:lastRowLastColumn="0"/>
+          <w:trHeight w:val="604"/>
+        </w:trPr>
+        <w:tc>
+          <w:tcPr>
+            <w:cnfStyle w:val="001000000000" w:firstRow="0" w:lastRow="0" w:firstColumn="1" w:lastColumn="0" w:oddVBand="0" w:evenVBand="0" w:oddHBand="0" w:evenHBand="0" w:firstRowFirstColumn="0" w:firstRowLastColumn="0" w:lastRowFirstColumn="0" w:lastRowLastColumn="0"/>
+            <w:tcW w:w="2091" w:type="dxa"/>
+          </w:tcPr>
+          <w:p>
+            <w:pPr>
+              <w:jc w:val="center"/>
+              <w:rPr>
+                <w:sz w:val="28"/>
+                <w:szCs w:val="28"/>
+                <w:rtl/>
+              </w:rPr>
+            </w:pPr>
+            <w:r>
+              <w:rPr>
+                <w:rFonts w:hint="cs"/>
+                <w:sz w:val="28"/>
+                <w:szCs w:val="28"/>
+                <w:rtl/>
+              </w:rPr>
+              <w:t>الاسم بالعربي</w:t>
+            </w:r>
+          </w:p>
+        </w:tc>
+        <w:tc>
+          <w:tcPr>
+            <w:tcW w:w="2091" w:type="dxa"/>
+          </w:tcPr>
+          <w:p>
+            <w:pPr>
+              <w:jc w:val="center"/>
+              <w:cnfStyle w:val="100000000000" w:firstRow="1" w:lastRow="0" w:firstColumn="0" w:lastColumn="0" w:oddVBand="0" w:evenVBand="0" w:oddHBand="0" w:evenHBand="0" w:firstRowFirstColumn="0" w:firstRowLastColumn="0" w:lastRowFirstColumn="0" w:lastRowLastColumn="0"/>
+              <w:rPr>
+                <w:sz w:val="28"/>
+                <w:szCs w:val="28"/>
+                <w:rtl/>
+              </w:rPr>
+            </w:pPr>
+            <w:r>
+              <w:rPr>
+                <w:rFonts w:hint="cs"/>
+                <w:sz w:val="28"/>
+                <w:szCs w:val="28"/>
+                <w:rtl/>
+              </w:rPr>
+              <w:t>اسم العمود</w:t>
+            </w:r>
+          </w:p>
+        </w:tc>
+        <w:tc>
+          <w:tcPr>
+            <w:tcW w:w="2091" w:type="dxa"/>
+          </w:tcPr>
+          <w:p>
+            <w:pPr>
+              <w:jc w:val="center"/>
+              <w:cnfStyle w:val="100000000000" w:firstRow="1" w:lastRow="0" w:firstColumn="0" w:lastColumn="0" w:oddVBand="0" w:evenVBand="0" w:oddHBand="0" w:evenHBand="0" w:firstRowFirstColumn="0" w:firstRowLastColumn="0" w:lastRowFirstColumn="0" w:lastRowLastColumn="0"/>
+              <w:rPr>
+                <w:sz w:val="28"/>
+                <w:szCs w:val="28"/>
+                <w:rtl/>
+              </w:rPr>
+            </w:pPr>
+            <w:r>
+              <w:rPr>
+                <w:rFonts w:hint="cs"/>
+                <w:sz w:val="28"/>
+                <w:szCs w:val="28"/>
+                <w:rtl/>
+              </w:rPr>
+              <w:t>نوع البيانات</w:t>
+            </w:r>
+          </w:p>
+        </w:tc>
+        <w:tc>
+          <w:tcPr>
+            <w:tcW w:w="1495" w:type="dxa"/>
+          </w:tcPr>
+          <w:p>
+            <w:pPr>
+              <w:jc w:val="center"/>
+              <w:cnfStyle w:val="100000000000" w:firstRow="1" w:lastRow="0" w:firstColumn="0" w:lastColumn="0" w:oddVBand="0" w:evenVBand="0" w:oddHBand="0" w:evenHBand="0" w:firstRowFirstColumn="0" w:firstRowLastColumn="0" w:lastRowFirstColumn="0" w:lastRowLastColumn="0"/>
+              <w:rPr>
+                <w:sz w:val="28"/>
+                <w:szCs w:val="28"/>
+                <w:lang w:val="en-AE" w:bidi="ar-JO"/>
+              </w:rPr>
+            </w:pPr>
+            <w:r>
+              <w:rPr>
+                <w:sz w:val="28"/>
+                <w:szCs w:val="28"/>
+                <w:lang w:val="en-AE" w:bidi="ar-JO"/>
+              </w:rPr>
+              <w:t>PK</w:t>
+            </w:r>
+          </w:p>
+        </w:tc>
+        <w:tc>
+          <w:tcPr>
+            <w:tcW w:w="2688" w:type="dxa"/>
+          </w:tcPr>
+          <w:p>
+            <w:pPr>
+              <w:jc w:val="center"/>
+              <w:cnfStyle w:val="100000000000" w:firstRow="1" w:lastRow="0" w:firstColumn="0" w:lastColumn="0" w:oddVBand="0" w:evenVBand="0" w:oddHBand="0" w:evenHBand="0" w:firstRowFirstColumn="0" w:firstRowLastColumn="0" w:lastRowFirstColumn="0" w:lastRowLastColumn="0"/>
+              <w:rPr>
+                <w:sz w:val="28"/>
+                <w:szCs w:val="28"/>
+                <w:lang w:val="en-AE" w:bidi="ar-JO"/>
+              </w:rPr>
+            </w:pPr>
+            <w:r>
+              <w:rPr>
+                <w:sz w:val="28"/>
+                <w:szCs w:val="28"/>
+                <w:lang w:val="en-AE" w:bidi="ar-JO"/>
+              </w:rPr>
+              <w:t>FK</w:t>
+            </w:r>
+          </w:p>
+        </w:tc>
+      </w:tr>
+      <w:tr>
+        <w:trPr>
+          <w:cnfStyle w:val="000000100000" w:firstRow="0" w:lastRow="0" w:firstColumn="0" w:lastColumn="0" w:oddVBand="0" w:evenVBand="0" w:oddHBand="1" w:evenHBand="0" w:firstRowFirstColumn="0" w:firstRowLastColumn="0" w:lastRowFirstColumn="0" w:lastRowLastColumn="0"/>
+          <w:trHeight w:val="414"/>
+        </w:trPr>
+        <w:tc>
+          <w:tcPr>
+            <w:cnfStyle w:val="001000000000" w:firstRow="0" w:lastRow="0" w:firstColumn="1" w:lastColumn="0" w:oddVBand="0" w:evenVBand="0" w:oddHBand="0" w:evenHBand="0" w:firstRowFirstColumn="0" w:firstRowLastColumn="0" w:lastRowFirstColumn="0" w:lastRowLastColumn="0"/>
+            <w:tcW w:w="2091" w:type="dxa"/>
+          </w:tcPr>
+          <w:p>
+            <w:pPr>
+              <w:jc w:val="center"/>
+              <w:rPr>
+                <w:sz w:val="28"/>
+                <w:szCs w:val="28"/>
+                <w:rtl/>
+              </w:rPr>
+            </w:pPr>
+            <w:r>
+              <w:rPr>
+                <w:rFonts w:cs="Arial"/>
+                <w:rtl/>
+              </w:rPr>
+              <w:t>رقم الدفع</w:t>
+            </w:r>
+          </w:p>
+        </w:tc>
+        <w:tc>
+          <w:tcPr>
+            <w:tcW w:w="2091" w:type="dxa"/>
+          </w:tcPr>
+          <w:p>
+            <w:pPr>
+              <w:jc w:val="center"/>
+              <w:cnfStyle w:val="000000100000" w:firstRow="0" w:lastRow="0" w:firstColumn="0" w:lastColumn="0" w:oddVBand="0" w:evenVBand="0" w:oddHBand="1" w:evenHBand="0" w:firstRowFirstColumn="0" w:firstRowLastColumn="0" w:lastRowFirstColumn="0" w:lastRowLastColumn="0"/>
+              <w:rPr>
+                <w:sz w:val="28"/>
+                <w:szCs w:val="28"/>
+                <w:rtl/>
+              </w:rPr>
+            </w:pPr>
+            <w:r>
+              <w:t>PaymentId</w:t>
+            </w:r>
+          </w:p>
+        </w:tc>
+        <w:tc>
+          <w:tcPr>
+            <w:tcW w:w="2091" w:type="dxa"/>
+          </w:tcPr>
+          <w:p>
+            <w:pPr>
+              <w:jc w:val="center"/>
+              <w:cnfStyle w:val="000000100000" w:firstRow="0" w:lastRow="0" w:firstColumn="0" w:lastColumn="0" w:oddVBand="0" w:evenVBand="0" w:oddHBand="1" w:evenHBand="0" w:firstRowFirstColumn="0" w:firstRowLastColumn="0" w:lastRowFirstColumn="0" w:lastRowLastColumn="0"/>
+              <w:rPr>
+                <w:sz w:val="28"/>
+                <w:szCs w:val="28"/>
+                <w:rtl/>
+              </w:rPr>
+            </w:pPr>
+            <w:r>
+              <w:t>INT</w:t>
+            </w:r>
+          </w:p>
+        </w:tc>
+        <w:tc>
+          <w:tcPr>
+            <w:tcW w:w="1495" w:type="dxa"/>
+          </w:tcPr>
+          <w:p>
+            <w:pPr>
+              <w:pStyle w:val="a5"/>
+              <w:numPr>
+                <w:ilvl w:val="0"/>
+                <w:numId w:val="20"/>
+              </w:numPr>
+              <w:jc w:val="center"/>
+              <w:cnfStyle w:val="000000100000" w:firstRow="0" w:lastRow="0" w:firstColumn="0" w:lastColumn="0" w:oddVBand="0" w:evenVBand="0" w:oddHBand="1" w:evenHBand="0" w:firstRowFirstColumn="0" w:firstRowLastColumn="0" w:lastRowFirstColumn="0" w:lastRowLastColumn="0"/>
+              <w:rPr>
+                <w:sz w:val="28"/>
+                <w:szCs w:val="28"/>
+                <w:rtl/>
+              </w:rPr>
+            </w:pPr>
+          </w:p>
+        </w:tc>
+        <w:tc>
+          <w:tcPr>
+            <w:tcW w:w="2688" w:type="dxa"/>
+          </w:tcPr>
+          <w:p>
+            <w:pPr>
+              <w:jc w:val="center"/>
+              <w:cnfStyle w:val="000000100000" w:firstRow="0" w:lastRow="0" w:firstColumn="0" w:lastColumn="0" w:oddVBand="0" w:evenVBand="0" w:oddHBand="1" w:evenHBand="0" w:firstRowFirstColumn="0" w:firstRowLastColumn="0" w:lastRowFirstColumn="0" w:lastRowLastColumn="0"/>
+              <w:rPr>
+                <w:sz w:val="28"/>
+                <w:szCs w:val="28"/>
+                <w:rtl/>
+              </w:rPr>
+            </w:pPr>
+          </w:p>
+        </w:tc>
+      </w:tr>
+      <w:tr>
+        <w:trPr>
+          <w:trHeight w:val="414"/>
+        </w:trPr>
+        <w:tc>
+          <w:tcPr>
+            <w:cnfStyle w:val="001000000000" w:firstRow="0" w:lastRow="0" w:firstColumn="1" w:lastColumn="0" w:oddVBand="0" w:evenVBand="0" w:oddHBand="0" w:evenHBand="0" w:firstRowFirstColumn="0" w:firstRowLastColumn="0" w:lastRowFirstColumn="0" w:lastRowLastColumn="0"/>
+            <w:tcW w:w="2091" w:type="dxa"/>
+          </w:tcPr>
+          <w:p>
+            <w:pPr>
+              <w:jc w:val="center"/>
+              <w:rPr>
+                <w:sz w:val="28"/>
+                <w:szCs w:val="28"/>
+                <w:rtl/>
+              </w:rPr>
+            </w:pPr>
+            <w:r>
+              <w:rPr>
+                <w:rFonts w:cs="Arial"/>
+                <w:rtl/>
+              </w:rPr>
+              <w:t>رقم الشخص (المريض)</w:t>
+            </w:r>
+          </w:p>
+        </w:tc>
+        <w:tc>
+          <w:tcPr>
+            <w:tcW w:w="2091" w:type="dxa"/>
+          </w:tcPr>
+          <w:p>
+            <w:pPr>
+              <w:jc w:val="center"/>
+              <w:cnfStyle w:val="000000000000" w:firstRow="0" w:lastRow="0" w:firstColumn="0" w:lastColumn="0" w:oddVBand="0" w:evenVBand="0" w:oddHBand="0" w:evenHBand="0" w:firstRowFirstColumn="0" w:firstRowLastColumn="0" w:lastRowFirstColumn="0" w:lastRowLastColumn="0"/>
+              <w:rPr>
+                <w:sz w:val="28"/>
+                <w:szCs w:val="28"/>
+                <w:rtl/>
+              </w:rPr>
+            </w:pPr>
+            <w:r>
+              <w:t>PersonId</w:t>
+            </w:r>
+          </w:p>
+        </w:tc>
+        <w:tc>
+          <w:tcPr>
+            <w:tcW w:w="2091" w:type="dxa"/>
+          </w:tcPr>
+          <w:p>
+            <w:pPr>
+              <w:jc w:val="center"/>
+              <w:cnfStyle w:val="000000000000" w:firstRow="0" w:lastRow="0" w:firstColumn="0" w:lastColumn="0" w:oddVBand="0" w:evenVBand="0" w:oddHBand="0" w:evenHBand="0" w:firstRowFirstColumn="0" w:firstRowLastColumn="0" w:lastRowFirstColumn="0" w:lastRowLastColumn="0"/>
+              <w:rPr>
+                <w:sz w:val="28"/>
+                <w:szCs w:val="28"/>
+                <w:rtl/>
+              </w:rPr>
+            </w:pPr>
+            <w:r>
+              <w:t>INT</w:t>
+            </w:r>
+          </w:p>
+        </w:tc>
+        <w:tc>
+          <w:tcPr>
+            <w:tcW w:w="1495" w:type="dxa"/>
+          </w:tcPr>
+          <w:p>
+            <w:pPr>
+              <w:jc w:val="center"/>
+              <w:cnfStyle w:val="000000000000" w:firstRow="0" w:lastRow="0" w:firstColumn="0" w:lastColumn="0" w:oddVBand="0" w:evenVBand="0" w:oddHBand="0" w:evenHBand="0" w:firstRowFirstColumn="0" w:firstRowLastColumn="0" w:lastRowFirstColumn="0" w:lastRowLastColumn="0"/>
+              <w:rPr>
+                <w:sz w:val="28"/>
+                <w:szCs w:val="28"/>
+                <w:rtl/>
+              </w:rPr>
+            </w:pPr>
+          </w:p>
+        </w:tc>
+        <w:tc>
+          <w:tcPr>
+            <w:tcW w:w="2688" w:type="dxa"/>
+          </w:tcPr>
+          <w:p>
+            <w:pPr>
+              <w:jc w:val="center"/>
+              <w:cnfStyle w:val="000000000000" w:firstRow="0" w:lastRow="0" w:firstColumn="0" w:lastColumn="0" w:oddVBand="0" w:evenVBand="0" w:oddHBand="0" w:evenHBand="0" w:firstRowFirstColumn="0" w:firstRowLastColumn="0" w:lastRowFirstColumn="0" w:lastRowLastColumn="0"/>
+              <w:rPr>
+                <w:sz w:val="28"/>
+                <w:szCs w:val="28"/>
+                <w:rtl/>
+                <w:lang w:val="en-AE"/>
+              </w:rPr>
+            </w:pPr>
+            <w:r>
+              <w:t>Persons</w:t>
+            </w:r>
+            <w:r>
+              <w:t>. PersonId</w:t>
+            </w:r>
+          </w:p>
+        </w:tc>
+      </w:tr>
+      <w:tr>
+        <w:trPr>
+          <w:cnfStyle w:val="000000100000" w:firstRow="0" w:lastRow="0" w:firstColumn="0" w:lastColumn="0" w:oddVBand="0" w:evenVBand="0" w:oddHBand="1" w:evenHBand="0" w:firstRowFirstColumn="0" w:firstRowLastColumn="0" w:lastRowFirstColumn="0" w:lastRowLastColumn="0"/>
+          <w:trHeight w:val="414"/>
+        </w:trPr>
+        <w:tc>
+          <w:tcPr>
+            <w:cnfStyle w:val="001000000000" w:firstRow="0" w:lastRow="0" w:firstColumn="1" w:lastColumn="0" w:oddVBand="0" w:evenVBand="0" w:oddHBand="0" w:evenHBand="0" w:firstRowFirstColumn="0" w:firstRowLastColumn="0" w:lastRowFirstColumn="0" w:lastRowLastColumn="0"/>
+            <w:tcW w:w="2091" w:type="dxa"/>
+          </w:tcPr>
+          <w:p>
+            <w:pPr>
+              <w:jc w:val="center"/>
+              <w:rPr>
+                <w:rtl/>
+              </w:rPr>
+            </w:pPr>
+            <w:r>
+              <w:rPr>
+                <w:rFonts w:cs="Arial"/>
+                <w:rtl/>
+              </w:rPr>
+              <w:t>رقم الزيارة</w:t>
+            </w:r>
+          </w:p>
+        </w:tc>
+        <w:tc>
+          <w:tcPr>
+            <w:tcW w:w="2091" w:type="dxa"/>
+          </w:tcPr>
+          <w:p>
+            <w:pPr>
+              <w:jc w:val="center"/>
+              <w:cnfStyle w:val="000000100000" w:firstRow="0" w:lastRow="0" w:firstColumn="0" w:lastColumn="0" w:oddVBand="0" w:evenVBand="0" w:oddHBand="1" w:evenHBand="0" w:firstRowFirstColumn="0" w:firstRowLastColumn="0" w:lastRowFirstColumn="0" w:lastRowLastColumn="0"/>
+              <w:rPr>
+                <w:rtl/>
+              </w:rPr>
+            </w:pPr>
+            <w:r>
+              <w:t>VisitId</w:t>
+            </w:r>
+          </w:p>
+        </w:tc>
+        <w:tc>
+          <w:tcPr>
+            <w:tcW w:w="2091" w:type="dxa"/>
+          </w:tcPr>
+          <w:p>
+            <w:pPr>
+              <w:jc w:val="center"/>
+              <w:cnfStyle w:val="000000100000" w:firstRow="0" w:lastRow="0" w:firstColumn="0" w:lastColumn="0" w:oddVBand="0" w:evenVBand="0" w:oddHBand="1" w:evenHBand="0" w:firstRowFirstColumn="0" w:firstRowLastColumn="0" w:lastRowFirstColumn="0" w:lastRowLastColumn="0"/>
+            </w:pPr>
+            <w:r>
+              <w:t>INT</w:t>
+            </w:r>
+          </w:p>
+        </w:tc>
+        <w:tc>
+          <w:tcPr>
+            <w:tcW w:w="1495" w:type="dxa"/>
+          </w:tcPr>
+          <w:p>
+            <w:pPr>
+              <w:jc w:val="center"/>
+              <w:cnfStyle w:val="000000100000" w:firstRow="0" w:lastRow="0" w:firstColumn="0" w:lastColumn="0" w:oddVBand="0" w:evenVBand="0" w:oddHBand="1" w:evenHBand="0" w:firstRowFirstColumn="0" w:firstRowLastColumn="0" w:lastRowFirstColumn="0" w:lastRowLastColumn="0"/>
+              <w:rPr>
+                <w:sz w:val="28"/>
+                <w:szCs w:val="28"/>
+                <w:rtl/>
+              </w:rPr>
+            </w:pPr>
+          </w:p>
+        </w:tc>
+        <w:tc>
+          <w:tcPr>
+            <w:tcW w:w="2688" w:type="dxa"/>
+          </w:tcPr>
+          <w:p>
+            <w:pPr>
+              <w:jc w:val="center"/>
+              <w:cnfStyle w:val="000000100000" w:firstRow="0" w:lastRow="0" w:firstColumn="0" w:lastColumn="0" w:oddVBand="0" w:evenVBand="0" w:oddHBand="1" w:evenHBand="0" w:firstRowFirstColumn="0" w:firstRowLastColumn="0" w:lastRowFirstColumn="0" w:lastRowLastColumn="0"/>
+              <w:rPr>
+                <w:sz w:val="28"/>
+                <w:szCs w:val="28"/>
+                <w:lang w:val="en-AE"/>
+              </w:rPr>
+            </w:pPr>
+            <w:r>
+              <w:t>Visits</w:t>
+            </w:r>
+            <w:r>
+              <w:rPr>
+                <w:rFonts w:cs="Arial"/>
+              </w:rPr>
+              <w:t>.</w:t>
+            </w:r>
+            <w:r>
+              <w:t xml:space="preserve"> VisitId</w:t>
+            </w:r>
+          </w:p>
+        </w:tc>
+      </w:tr>
+      <w:tr>
+        <w:trPr>
+          <w:trHeight w:val="414"/>
+        </w:trPr>
+        <w:tc>
+          <w:tcPr>
+            <w:cnfStyle w:val="001000000000" w:firstRow="0" w:lastRow="0" w:firstColumn="1" w:lastColumn="0" w:oddVBand="0" w:evenVBand="0" w:oddHBand="0" w:evenHBand="0" w:firstRowFirstColumn="0" w:firstRowLastColumn="0" w:lastRowFirstColumn="0" w:lastRowLastColumn="0"/>
+            <w:tcW w:w="2091" w:type="dxa"/>
+          </w:tcPr>
+          <w:p>
+            <w:pPr>
+              <w:jc w:val="center"/>
+              <w:rPr>
+                <w:rtl/>
+              </w:rPr>
+            </w:pPr>
+            <w:r>
+              <w:rPr>
+                <w:rFonts w:cs="Arial"/>
+                <w:rtl/>
+              </w:rPr>
+              <w:t>رقم الموعد</w:t>
+            </w:r>
+          </w:p>
+        </w:tc>
+        <w:tc>
+          <w:tcPr>
+            <w:tcW w:w="2091" w:type="dxa"/>
+          </w:tcPr>
+          <w:p>
+            <w:pPr>
+              <w:jc w:val="center"/>
+              <w:cnfStyle w:val="000000000000" w:firstRow="0" w:lastRow="0" w:firstColumn="0" w:lastColumn="0" w:oddVBand="0" w:evenVBand="0" w:oddHBand="0" w:evenHBand="0" w:firstRowFirstColumn="0" w:firstRowLastColumn="0" w:lastRowFirstColumn="0" w:lastRowLastColumn="0"/>
+            </w:pPr>
+            <w:r>
+              <w:t>AppointmentId</w:t>
+            </w:r>
+          </w:p>
+        </w:tc>
+        <w:tc>
+          <w:tcPr>
+            <w:tcW w:w="2091" w:type="dxa"/>
+          </w:tcPr>
+          <w:p>
+            <w:pPr>
+              <w:jc w:val="center"/>
+              <w:cnfStyle w:val="000000000000" w:firstRow="0" w:lastRow="0" w:firstColumn="0" w:lastColumn="0" w:oddVBand="0" w:evenVBand="0" w:oddHBand="0" w:evenHBand="0" w:firstRowFirstColumn="0" w:firstRowLastColumn="0" w:lastRowFirstColumn="0" w:lastRowLastColumn="0"/>
+            </w:pPr>
+            <w:r>
+              <w:t>INT</w:t>
+            </w:r>
+          </w:p>
+        </w:tc>
+        <w:tc>
+          <w:tcPr>
+            <w:tcW w:w="1495" w:type="dxa"/>
+          </w:tcPr>
+          <w:p>
+            <w:pPr>
+              <w:jc w:val="center"/>
+              <w:cnfStyle w:val="000000000000" w:firstRow="0" w:lastRow="0" w:firstColumn="0" w:lastColumn="0" w:oddVBand="0" w:evenVBand="0" w:oddHBand="0" w:evenHBand="0" w:firstRowFirstColumn="0" w:firstRowLastColumn="0" w:lastRowFirstColumn="0" w:lastRowLastColumn="0"/>
+              <w:rPr>
+                <w:sz w:val="28"/>
+                <w:szCs w:val="28"/>
+                <w:rtl/>
+              </w:rPr>
+            </w:pPr>
+          </w:p>
+        </w:tc>
+        <w:tc>
+          <w:tcPr>
+            <w:tcW w:w="2688" w:type="dxa"/>
+          </w:tcPr>
+          <w:p>
+            <w:pPr>
+              <w:jc w:val="center"/>
+              <w:cnfStyle w:val="000000000000" w:firstRow="0" w:lastRow="0" w:firstColumn="0" w:lastColumn="0" w:oddVBand="0" w:evenVBand="0" w:oddHBand="0" w:evenHBand="0" w:firstRowFirstColumn="0" w:firstRowLastColumn="0" w:lastRowFirstColumn="0" w:lastRowLastColumn="0"/>
+              <w:rPr>
+                <w:sz w:val="24"/>
+                <w:szCs w:val="24"/>
+                <w:lang w:bidi="ar-JO"/>
+              </w:rPr>
+            </w:pPr>
+            <w:r>
+              <w:t>Appointment</w:t>
+            </w:r>
+            <w:r>
+              <w:rPr>
+                <w:sz w:val="24"/>
+                <w:szCs w:val="24"/>
+              </w:rPr>
+              <w:t xml:space="preserve">s </w:t>
+            </w:r>
+          </w:p>
+        </w:tc>
+      </w:tr>
+      <w:tr>
+        <w:trPr>
+          <w:cnfStyle w:val="000000100000" w:firstRow="0" w:lastRow="0" w:firstColumn="0" w:lastColumn="0" w:oddVBand="0" w:evenVBand="0" w:oddHBand="1" w:evenHBand="0" w:firstRowFirstColumn="0" w:firstRowLastColumn="0" w:lastRowFirstColumn="0" w:lastRowLastColumn="0"/>
+          <w:trHeight w:val="414"/>
+        </w:trPr>
+        <w:tc>
+          <w:tcPr>
+            <w:cnfStyle w:val="001000000000" w:firstRow="0" w:lastRow="0" w:firstColumn="1" w:lastColumn="0" w:oddVBand="0" w:evenVBand="0" w:oddHBand="0" w:evenHBand="0" w:firstRowFirstColumn="0" w:firstRowLastColumn="0" w:lastRowFirstColumn="0" w:lastRowLastColumn="0"/>
+            <w:tcW w:w="2091" w:type="dxa"/>
+          </w:tcPr>
+          <w:p>
+            <w:pPr>
+              <w:jc w:val="center"/>
+              <w:rPr>
+                <w:rFonts w:cs="Arial"/>
+                <w:rtl/>
+              </w:rPr>
+            </w:pPr>
+            <w:r>
+              <w:rPr>
+                <w:rFonts w:cs="Arial"/>
+                <w:rtl/>
+              </w:rPr>
+              <w:t>مبلغ الدفع</w:t>
+            </w:r>
+          </w:p>
+        </w:tc>
+        <w:tc>
+          <w:tcPr>
+            <w:tcW w:w="2091" w:type="dxa"/>
+          </w:tcPr>
+          <w:p>
+            <w:pPr>
+              <w:jc w:val="center"/>
+              <w:cnfStyle w:val="000000100000" w:firstRow="0" w:lastRow="0" w:firstColumn="0" w:lastColumn="0" w:oddVBand="0" w:evenVBand="0" w:oddHBand="1" w:evenHBand="0" w:firstRowFirstColumn="0" w:firstRowLastColumn="0" w:lastRowFirstColumn="0" w:lastRowLastColumn="0"/>
+            </w:pPr>
+            <w:r>
+              <w:t>Amount</w:t>
+            </w:r>
+          </w:p>
+        </w:tc>
+        <w:tc>
+          <w:tcPr>
+            <w:tcW w:w="2091" w:type="dxa"/>
+          </w:tcPr>
+          <w:p>
+            <w:pPr>
+              <w:bidi w:val="0"/>
+              <w:jc w:val="center"/>
+              <w:cnfStyle w:val="000000100000" w:firstRow="0" w:lastRow="0" w:firstColumn="0" w:lastColumn="0" w:oddVBand="0" w:evenVBand="0" w:oddHBand="1" w:evenHBand="0" w:firstRowFirstColumn="0" w:firstRowLastColumn="0" w:lastRowFirstColumn="0" w:lastRowLastColumn="0"/>
+            </w:pPr>
+            <w:r>
+              <w:t>DECIMAL(10,2)</w:t>
+            </w:r>
+          </w:p>
+        </w:tc>
+        <w:tc>
+          <w:tcPr>
+            <w:tcW w:w="1495" w:type="dxa"/>
+          </w:tcPr>
+          <w:p>
+            <w:pPr>
+              <w:jc w:val="center"/>
+              <w:cnfStyle w:val="000000100000" w:firstRow="0" w:lastRow="0" w:firstColumn="0" w:lastColumn="0" w:oddVBand="0" w:evenVBand="0" w:oddHBand="1" w:evenHBand="0" w:firstRowFirstColumn="0" w:firstRowLastColumn="0" w:lastRowFirstColumn="0" w:lastRowLastColumn="0"/>
+              <w:rPr>
+                <w:sz w:val="28"/>
+                <w:szCs w:val="28"/>
+                <w:rtl/>
+              </w:rPr>
+            </w:pPr>
+          </w:p>
+        </w:tc>
+        <w:tc>
+          <w:tcPr>
+            <w:tcW w:w="2688" w:type="dxa"/>
+          </w:tcPr>
+          <w:p>
+            <w:pPr>
+              <w:jc w:val="center"/>
+              <w:cnfStyle w:val="000000100000" w:firstRow="0" w:lastRow="0" w:firstColumn="0" w:lastColumn="0" w:oddVBand="0" w:evenVBand="0" w:oddHBand="1" w:evenHBand="0" w:firstRowFirstColumn="0" w:firstRowLastColumn="0" w:lastRowFirstColumn="0" w:lastRowLastColumn="0"/>
+              <w:rPr>
+                <w:sz w:val="28"/>
+                <w:szCs w:val="28"/>
+                <w:rtl/>
+                <w:lang w:val="en-AE"/>
+              </w:rPr>
+            </w:pPr>
+          </w:p>
+        </w:tc>
+      </w:tr>
+      <w:tr>
+        <w:trPr>
+          <w:trHeight w:val="414"/>
+        </w:trPr>
+        <w:tc>
+          <w:tcPr>
+            <w:cnfStyle w:val="001000000000" w:firstRow="0" w:lastRow="0" w:firstColumn="1" w:lastColumn="0" w:oddVBand="0" w:evenVBand="0" w:oddHBand="0" w:evenHBand="0" w:firstRowFirstColumn="0" w:firstRowLastColumn="0" w:lastRowFirstColumn="0" w:lastRowLastColumn="0"/>
+            <w:tcW w:w="2091" w:type="dxa"/>
+          </w:tcPr>
+          <w:p>
+            <w:pPr>
+              <w:jc w:val="center"/>
+              <w:rPr>
+                <w:rFonts w:cs="Arial"/>
+                <w:rtl/>
+              </w:rPr>
+            </w:pPr>
+            <w:r>
+              <w:rPr>
+                <w:rFonts w:cs="Arial"/>
+                <w:rtl/>
+              </w:rPr>
+              <w:t>الخصم</w:t>
+            </w:r>
+          </w:p>
+        </w:tc>
+        <w:tc>
+          <w:tcPr>
+            <w:tcW w:w="2091" w:type="dxa"/>
+          </w:tcPr>
+          <w:p>
+            <w:pPr>
+              <w:jc w:val="center"/>
+              <w:cnfStyle w:val="000000000000" w:firstRow="0" w:lastRow="0" w:firstColumn="0" w:lastColumn="0" w:oddVBand="0" w:evenVBand="0" w:oddHBand="0" w:evenHBand="0" w:firstRowFirstColumn="0" w:firstRowLastColumn="0" w:lastRowFirstColumn="0" w:lastRowLastColumn="0"/>
+            </w:pPr>
+            <w:r>
+              <w:t>Discount</w:t>
+            </w:r>
+          </w:p>
+        </w:tc>
+        <w:tc>
+          <w:tcPr>
+            <w:tcW w:w="2091" w:type="dxa"/>
+          </w:tcPr>
+          <w:p>
+            <w:pPr>
+              <w:bidi w:val="0"/>
+              <w:jc w:val="center"/>
+              <w:cnfStyle w:val="000000000000" w:firstRow="0" w:lastRow="0" w:firstColumn="0" w:lastColumn="0" w:oddVBand="0" w:evenVBand="0" w:oddHBand="0" w:evenHBand="0" w:firstRowFirstColumn="0" w:firstRowLastColumn="0" w:lastRowFirstColumn="0" w:lastRowLastColumn="0"/>
+            </w:pPr>
+            <w:r>
+              <w:t>DECIMAL</w:t>
+            </w:r>
+            <w:r>
+              <w:rPr>
+                <w:rFonts w:cs="Arial"/>
+                <w:rtl/>
+              </w:rPr>
+              <w:t>(10,2)</w:t>
+            </w:r>
+          </w:p>
+        </w:tc>
+        <w:tc>
+          <w:tcPr>
+            <w:tcW w:w="1495" w:type="dxa"/>
+          </w:tcPr>
+          <w:p>
+            <w:pPr>
+              <w:jc w:val="center"/>
+              <w:cnfStyle w:val="000000000000" w:firstRow="0" w:lastRow="0" w:firstColumn="0" w:lastColumn="0" w:oddVBand="0" w:evenVBand="0" w:oddHBand="0" w:evenHBand="0" w:firstRowFirstColumn="0" w:firstRowLastColumn="0" w:lastRowFirstColumn="0" w:lastRowLastColumn="0"/>
+              <w:rPr>
+                <w:sz w:val="28"/>
+                <w:szCs w:val="28"/>
+                <w:rtl/>
+              </w:rPr>
+            </w:pPr>
+          </w:p>
+        </w:tc>
+        <w:tc>
+          <w:tcPr>
+            <w:tcW w:w="2688" w:type="dxa"/>
+          </w:tcPr>
+          <w:p>
+            <w:pPr>
+              <w:jc w:val="center"/>
+              <w:cnfStyle w:val="000000000000" w:firstRow="0" w:lastRow="0" w:firstColumn="0" w:lastColumn="0" w:oddVBand="0" w:evenVBand="0" w:oddHBand="0" w:evenHBand="0" w:firstRowFirstColumn="0" w:firstRowLastColumn="0" w:lastRowFirstColumn="0" w:lastRowLastColumn="0"/>
+              <w:rPr>
+                <w:sz w:val="28"/>
+                <w:szCs w:val="28"/>
+                <w:rtl/>
+                <w:lang w:val="en-AE"/>
+              </w:rPr>
+            </w:pPr>
+          </w:p>
+        </w:tc>
+      </w:tr>
+      <w:tr>
+        <w:trPr>
+          <w:cnfStyle w:val="000000100000" w:firstRow="0" w:lastRow="0" w:firstColumn="0" w:lastColumn="0" w:oddVBand="0" w:evenVBand="0" w:oddHBand="1" w:evenHBand="0" w:firstRowFirstColumn="0" w:firstRowLastColumn="0" w:lastRowFirstColumn="0" w:lastRowLastColumn="0"/>
+          <w:trHeight w:val="414"/>
+        </w:trPr>
+        <w:tc>
+          <w:tcPr>
+            <w:cnfStyle w:val="001000000000" w:firstRow="0" w:lastRow="0" w:firstColumn="1" w:lastColumn="0" w:oddVBand="0" w:evenVBand="0" w:oddHBand="0" w:evenHBand="0" w:firstRowFirstColumn="0" w:firstRowLastColumn="0" w:lastRowFirstColumn="0" w:lastRowLastColumn="0"/>
+            <w:tcW w:w="2091" w:type="dxa"/>
+          </w:tcPr>
+          <w:p>
+            <w:pPr>
+              <w:jc w:val="center"/>
+              <w:rPr>
+                <w:rFonts w:cs="Arial"/>
+                <w:rtl/>
+              </w:rPr>
+            </w:pPr>
+            <w:r>
+              <w:rPr>
+                <w:rFonts w:cs="Arial"/>
+                <w:rtl/>
+              </w:rPr>
+              <w:t>المبلغ النهائي</w:t>
+            </w:r>
+          </w:p>
+        </w:tc>
+        <w:tc>
+          <w:tcPr>
+            <w:tcW w:w="2091" w:type="dxa"/>
+          </w:tcPr>
+          <w:p>
+            <w:pPr>
+              <w:jc w:val="center"/>
+              <w:cnfStyle w:val="000000100000" w:firstRow="0" w:lastRow="0" w:firstColumn="0" w:lastColumn="0" w:oddVBand="0" w:evenVBand="0" w:oddHBand="1" w:evenHBand="0" w:firstRowFirstColumn="0" w:firstRowLastColumn="0" w:lastRowFirstColumn="0" w:lastRowLastColumn="0"/>
+            </w:pPr>
+            <w:r>
+              <w:t>TotalAmount</w:t>
+            </w:r>
+          </w:p>
+        </w:tc>
+        <w:tc>
+          <w:tcPr>
+            <w:tcW w:w="2091" w:type="dxa"/>
+          </w:tcPr>
+          <w:p>
+            <w:pPr>
+              <w:bidi w:val="0"/>
+              <w:jc w:val="center"/>
+              <w:cnfStyle w:val="000000100000" w:firstRow="0" w:lastRow="0" w:firstColumn="0" w:lastColumn="0" w:oddVBand="0" w:evenVBand="0" w:oddHBand="1" w:evenHBand="0" w:firstRowFirstColumn="0" w:firstRowLastColumn="0" w:lastRowFirstColumn="0" w:lastRowLastColumn="0"/>
+            </w:pPr>
+            <w:r>
+              <w:t>(Amount - Discount)</w:t>
+            </w:r>
+          </w:p>
+        </w:tc>
+        <w:tc>
+          <w:tcPr>
+            <w:tcW w:w="1495" w:type="dxa"/>
+          </w:tcPr>
+          <w:p>
+            <w:pPr>
+              <w:jc w:val="center"/>
+              <w:cnfStyle w:val="000000100000" w:firstRow="0" w:lastRow="0" w:firstColumn="0" w:lastColumn="0" w:oddVBand="0" w:evenVBand="0" w:oddHBand="1" w:evenHBand="0" w:firstRowFirstColumn="0" w:firstRowLastColumn="0" w:lastRowFirstColumn="0" w:lastRowLastColumn="0"/>
+              <w:rPr>
+                <w:sz w:val="28"/>
+                <w:szCs w:val="28"/>
+                <w:rtl/>
+              </w:rPr>
+            </w:pPr>
+          </w:p>
+        </w:tc>
+        <w:tc>
+          <w:tcPr>
+            <w:tcW w:w="2688" w:type="dxa"/>
+          </w:tcPr>
+          <w:p>
+            <w:pPr>
+              <w:jc w:val="center"/>
+              <w:cnfStyle w:val="000000100000" w:firstRow="0" w:lastRow="0" w:firstColumn="0" w:lastColumn="0" w:oddVBand="0" w:evenVBand="0" w:oddHBand="1" w:evenHBand="0" w:firstRowFirstColumn="0" w:firstRowLastColumn="0" w:lastRowFirstColumn="0" w:lastRowLastColumn="0"/>
+              <w:rPr>
+                <w:sz w:val="28"/>
+                <w:szCs w:val="28"/>
+                <w:rtl/>
+                <w:lang w:val="en-AE"/>
+              </w:rPr>
+            </w:pPr>
+          </w:p>
+        </w:tc>
+      </w:tr>
+      <w:tr>
+        <w:trPr>
+          <w:trHeight w:val="414"/>
+        </w:trPr>
+        <w:tc>
+          <w:tcPr>
+            <w:cnfStyle w:val="001000000000" w:firstRow="0" w:lastRow="0" w:firstColumn="1" w:lastColumn="0" w:oddVBand="0" w:evenVBand="0" w:oddHBand="0" w:evenHBand="0" w:firstRowFirstColumn="0" w:firstRowLastColumn="0" w:lastRowFirstColumn="0" w:lastRowLastColumn="0"/>
+            <w:tcW w:w="2091" w:type="dxa"/>
+          </w:tcPr>
+          <w:p>
+            <w:pPr>
+              <w:jc w:val="center"/>
+              <w:rPr>
+                <w:rFonts w:cs="Arial"/>
+                <w:rtl/>
+              </w:rPr>
+            </w:pPr>
+            <w:r>
+              <w:rPr>
+                <w:rFonts w:cs="Arial"/>
+                <w:rtl/>
+              </w:rPr>
+              <w:t>طريقة الدفع</w:t>
+            </w:r>
+          </w:p>
+        </w:tc>
+        <w:tc>
+          <w:tcPr>
+            <w:tcW w:w="2091" w:type="dxa"/>
+          </w:tcPr>
+          <w:p>
+            <w:pPr>
+              <w:jc w:val="center"/>
+              <w:cnfStyle w:val="000000000000" w:firstRow="0" w:lastRow="0" w:firstColumn="0" w:lastColumn="0" w:oddVBand="0" w:evenVBand="0" w:oddHBand="0" w:evenHBand="0" w:firstRowFirstColumn="0" w:firstRowLastColumn="0" w:lastRowFirstColumn="0" w:lastRowLastColumn="0"/>
+            </w:pPr>
+            <w:r>
+              <w:t>PaymentMethod</w:t>
+            </w:r>
+          </w:p>
+        </w:tc>
+        <w:tc>
+          <w:tcPr>
+            <w:tcW w:w="2091" w:type="dxa"/>
+          </w:tcPr>
+          <w:p>
+            <w:pPr>
+              <w:bidi w:val="0"/>
+              <w:jc w:val="center"/>
+              <w:cnfStyle w:val="000000000000" w:firstRow="0" w:lastRow="0" w:firstColumn="0" w:lastColumn="0" w:oddVBand="0" w:evenVBand="0" w:oddHBand="0" w:evenHBand="0" w:firstRowFirstColumn="0" w:firstRowLastColumn="0" w:lastRowFirstColumn="0" w:lastRowLastColumn="0"/>
+            </w:pPr>
+            <w:r>
+              <w:t>NVARCHAR(100)</w:t>
+            </w:r>
+          </w:p>
+        </w:tc>
+        <w:tc>
+          <w:tcPr>
+            <w:tcW w:w="1495" w:type="dxa"/>
+          </w:tcPr>
+          <w:p>
+            <w:pPr>
+              <w:jc w:val="center"/>
+              <w:cnfStyle w:val="000000000000" w:firstRow="0" w:lastRow="0" w:firstColumn="0" w:lastColumn="0" w:oddVBand="0" w:evenVBand="0" w:oddHBand="0" w:evenHBand="0" w:firstRowFirstColumn="0" w:firstRowLastColumn="0" w:lastRowFirstColumn="0" w:lastRowLastColumn="0"/>
+              <w:rPr>
+                <w:sz w:val="28"/>
+                <w:szCs w:val="28"/>
+                <w:rtl/>
+              </w:rPr>
+            </w:pPr>
+          </w:p>
+        </w:tc>
+        <w:tc>
+          <w:tcPr>
+            <w:tcW w:w="2688" w:type="dxa"/>
+          </w:tcPr>
+          <w:p>
+            <w:pPr>
+              <w:jc w:val="center"/>
+              <w:cnfStyle w:val="000000000000" w:firstRow="0" w:lastRow="0" w:firstColumn="0" w:lastColumn="0" w:oddVBand="0" w:evenVBand="0" w:oddHBand="0" w:evenHBand="0" w:firstRowFirstColumn="0" w:firstRowLastColumn="0" w:lastRowFirstColumn="0" w:lastRowLastColumn="0"/>
+              <w:rPr>
+                <w:sz w:val="28"/>
+                <w:szCs w:val="28"/>
+                <w:rtl/>
+                <w:lang w:val="en-AE"/>
+              </w:rPr>
+            </w:pPr>
+          </w:p>
+        </w:tc>
+      </w:tr>
+      <w:tr>
+        <w:trPr>
+          <w:cnfStyle w:val="000000100000" w:firstRow="0" w:lastRow="0" w:firstColumn="0" w:lastColumn="0" w:oddVBand="0" w:evenVBand="0" w:oddHBand="1" w:evenHBand="0" w:firstRowFirstColumn="0" w:firstRowLastColumn="0" w:lastRowFirstColumn="0" w:lastRowLastColumn="0"/>
+          <w:trHeight w:val="414"/>
+        </w:trPr>
+        <w:tc>
+          <w:tcPr>
+            <w:cnfStyle w:val="001000000000" w:firstRow="0" w:lastRow="0" w:firstColumn="1" w:lastColumn="0" w:oddVBand="0" w:evenVBand="0" w:oddHBand="0" w:evenHBand="0" w:firstRowFirstColumn="0" w:firstRowLastColumn="0" w:lastRowFirstColumn="0" w:lastRowLastColumn="0"/>
+            <w:tcW w:w="2091" w:type="dxa"/>
+          </w:tcPr>
+          <w:p>
+            <w:pPr>
+              <w:jc w:val="center"/>
+              <w:rPr>
+                <w:rFonts w:cs="Arial"/>
+                <w:rtl/>
+              </w:rPr>
+            </w:pPr>
+            <w:r>
+              <w:rPr>
+                <w:rFonts w:cs="Arial" w:hint="cs"/>
+                <w:rtl/>
+              </w:rPr>
+              <w:t>تاريخ الدفع</w:t>
+            </w:r>
+          </w:p>
+        </w:tc>
+        <w:tc>
+          <w:tcPr>
+            <w:tcW w:w="2091" w:type="dxa"/>
+          </w:tcPr>
+          <w:p>
+            <w:pPr>
+              <w:jc w:val="center"/>
+              <w:cnfStyle w:val="000000100000" w:firstRow="0" w:lastRow="0" w:firstColumn="0" w:lastColumn="0" w:oddVBand="0" w:evenVBand="0" w:oddHBand="1" w:evenHBand="0" w:firstRowFirstColumn="0" w:firstRowLastColumn="0" w:lastRowFirstColumn="0" w:lastRowLastColumn="0"/>
+            </w:pPr>
+            <w:r>
+              <w:t>PaymentDate</w:t>
+            </w:r>
+          </w:p>
+        </w:tc>
+        <w:tc>
+          <w:tcPr>
+            <w:tcW w:w="2091" w:type="dxa"/>
+          </w:tcPr>
+          <w:p>
+            <w:pPr>
+              <w:bidi w:val="0"/>
+              <w:jc w:val="center"/>
+              <w:cnfStyle w:val="000000100000" w:firstRow="0" w:lastRow="0" w:firstColumn="0" w:lastColumn="0" w:oddVBand="0" w:evenVBand="0" w:oddHBand="1" w:evenHBand="0" w:firstRowFirstColumn="0" w:firstRowLastColumn="0" w:lastRowFirstColumn="0" w:lastRowLastColumn="0"/>
+            </w:pPr>
+            <w:r>
+              <w:t>DATETIME</w:t>
+            </w:r>
+          </w:p>
+        </w:tc>
+        <w:tc>
+          <w:tcPr>
+            <w:tcW w:w="1495" w:type="dxa"/>
+          </w:tcPr>
+          <w:p>
+            <w:pPr>
+              <w:jc w:val="center"/>
+              <w:cnfStyle w:val="000000100000" w:firstRow="0" w:lastRow="0" w:firstColumn="0" w:lastColumn="0" w:oddVBand="0" w:evenVBand="0" w:oddHBand="1" w:evenHBand="0" w:firstRowFirstColumn="0" w:firstRowLastColumn="0" w:lastRowFirstColumn="0" w:lastRowLastColumn="0"/>
+              <w:rPr>
+                <w:sz w:val="28"/>
+                <w:szCs w:val="28"/>
+                <w:rtl/>
+              </w:rPr>
+            </w:pPr>
+          </w:p>
+        </w:tc>
+        <w:tc>
+          <w:tcPr>
+            <w:tcW w:w="2688" w:type="dxa"/>
+          </w:tcPr>
+          <w:p>
+            <w:pPr>
+              <w:jc w:val="center"/>
+              <w:cnfStyle w:val="000000100000" w:firstRow="0" w:lastRow="0" w:firstColumn="0" w:lastColumn="0" w:oddVBand="0" w:evenVBand="0" w:oddHBand="1" w:evenHBand="0" w:firstRowFirstColumn="0" w:firstRowLastColumn="0" w:lastRowFirstColumn="0" w:lastRowLastColumn="0"/>
+              <w:rPr>
+                <w:sz w:val="28"/>
+                <w:szCs w:val="28"/>
+                <w:rtl/>
+                <w:lang w:val="en-AE"/>
+              </w:rPr>
+            </w:pPr>
+          </w:p>
+        </w:tc>
+      </w:tr>
+      <w:tr>
+        <w:trPr>
+          <w:trHeight w:val="414"/>
+        </w:trPr>
+        <w:tc>
+          <w:tcPr>
+            <w:cnfStyle w:val="001000000000" w:firstRow="0" w:lastRow="0" w:firstColumn="1" w:lastColumn="0" w:oddVBand="0" w:evenVBand="0" w:oddHBand="0" w:evenHBand="0" w:firstRowFirstColumn="0" w:firstRowLastColumn="0" w:lastRowFirstColumn="0" w:lastRowLastColumn="0"/>
+            <w:tcW w:w="2091" w:type="dxa"/>
+          </w:tcPr>
+          <w:p>
+            <w:pPr>
+              <w:jc w:val="center"/>
+              <w:rPr>
+                <w:rFonts w:cs="Arial"/>
+                <w:rtl/>
+              </w:rPr>
+            </w:pPr>
+            <w:r>
+              <w:rPr>
+                <w:rFonts w:cs="Arial"/>
+                <w:rtl/>
+              </w:rPr>
+              <w:t>المستخدم الذي سجّل</w:t>
+            </w:r>
+          </w:p>
+        </w:tc>
+        <w:tc>
+          <w:tcPr>
+            <w:tcW w:w="2091" w:type="dxa"/>
+          </w:tcPr>
+          <w:p>
+            <w:pPr>
+              <w:jc w:val="center"/>
+              <w:cnfStyle w:val="000000000000" w:firstRow="0" w:lastRow="0" w:firstColumn="0" w:lastColumn="0" w:oddVBand="0" w:evenVBand="0" w:oddHBand="0" w:evenHBand="0" w:firstRowFirstColumn="0" w:firstRowLastColumn="0" w:lastRowFirstColumn="0" w:lastRowLastColumn="0"/>
+            </w:pPr>
+            <w:r>
+              <w:t>CreatedBy</w:t>
+            </w:r>
+          </w:p>
+        </w:tc>
+        <w:tc>
+          <w:tcPr>
+            <w:tcW w:w="2091" w:type="dxa"/>
+          </w:tcPr>
+          <w:p>
+            <w:pPr>
+              <w:jc w:val="center"/>
+              <w:cnfStyle w:val="000000000000" w:firstRow="0" w:lastRow="0" w:firstColumn="0" w:lastColumn="0" w:oddVBand="0" w:evenVBand="0" w:oddHBand="0" w:evenHBand="0" w:firstRowFirstColumn="0" w:firstRowLastColumn="0" w:lastRowFirstColumn="0" w:lastRowLastColumn="0"/>
+            </w:pPr>
+            <w:r>
+              <w:t>INT</w:t>
+            </w:r>
+          </w:p>
+        </w:tc>
+        <w:tc>
+          <w:tcPr>
+            <w:tcW w:w="1495" w:type="dxa"/>
+          </w:tcPr>
+          <w:p>
+            <w:pPr>
+              <w:jc w:val="center"/>
+              <w:cnfStyle w:val="000000000000" w:firstRow="0" w:lastRow="0" w:firstColumn="0" w:lastColumn="0" w:oddVBand="0" w:evenVBand="0" w:oddHBand="0" w:evenHBand="0" w:firstRowFirstColumn="0" w:firstRowLastColumn="0" w:lastRowFirstColumn="0" w:lastRowLastColumn="0"/>
+              <w:rPr>
+                <w:sz w:val="28"/>
+                <w:szCs w:val="28"/>
+                <w:rtl/>
+              </w:rPr>
+            </w:pPr>
+          </w:p>
+        </w:tc>
+        <w:tc>
+          <w:tcPr>
+            <w:tcW w:w="2688" w:type="dxa"/>
+          </w:tcPr>
+          <w:p>
+            <w:pPr>
+              <w:jc w:val="center"/>
+              <w:cnfStyle w:val="000000000000" w:firstRow="0" w:lastRow="0" w:firstColumn="0" w:lastColumn="0" w:oddVBand="0" w:evenVBand="0" w:oddHBand="0" w:evenHBand="0" w:firstRowFirstColumn="0" w:firstRowLastColumn="0" w:lastRowFirstColumn="0" w:lastRowLastColumn="0"/>
+              <w:rPr>
+                <w:sz w:val="28"/>
+                <w:szCs w:val="28"/>
+                <w:rtl/>
+                <w:lang w:val="en-AE"/>
+              </w:rPr>
+            </w:pPr>
+            <w:r>
+              <w:t>Users.UserId</w:t>
+            </w:r>
+          </w:p>
+        </w:tc>
+      </w:tr>
+      <w:tr>
+        <w:trPr>
+          <w:cnfStyle w:val="000000100000" w:firstRow="0" w:lastRow="0" w:firstColumn="0" w:lastColumn="0" w:oddVBand="0" w:evenVBand="0" w:oddHBand="1" w:evenHBand="0" w:firstRowFirstColumn="0" w:firstRowLastColumn="0" w:lastRowFirstColumn="0" w:lastRowLastColumn="0"/>
+          <w:trHeight w:val="414"/>
+        </w:trPr>
+        <w:tc>
+          <w:tcPr>
+            <w:cnfStyle w:val="001000000000" w:firstRow="0" w:lastRow="0" w:firstColumn="1" w:lastColumn="0" w:oddVBand="0" w:evenVBand="0" w:oddHBand="0" w:evenHBand="0" w:firstRowFirstColumn="0" w:firstRowLastColumn="0" w:lastRowFirstColumn="0" w:lastRowLastColumn="0"/>
+            <w:tcW w:w="2091" w:type="dxa"/>
+          </w:tcPr>
+          <w:p>
+            <w:pPr>
+              <w:jc w:val="center"/>
+              <w:rPr>
+                <w:rFonts w:cs="Arial"/>
+                <w:rtl/>
+              </w:rPr>
+            </w:pPr>
+            <w:r>
+              <w:rPr>
+                <w:rFonts w:cs="Arial"/>
+                <w:rtl/>
+              </w:rPr>
+              <w:t>ملاحظات</w:t>
+            </w:r>
+          </w:p>
+        </w:tc>
+        <w:tc>
+          <w:tcPr>
+            <w:tcW w:w="2091" w:type="dxa"/>
+          </w:tcPr>
+          <w:p>
+            <w:pPr>
+              <w:jc w:val="center"/>
+              <w:cnfStyle w:val="000000100000" w:firstRow="0" w:lastRow="0" w:firstColumn="0" w:lastColumn="0" w:oddVBand="0" w:evenVBand="0" w:oddHBand="1" w:evenHBand="0" w:firstRowFirstColumn="0" w:firstRowLastColumn="0" w:lastRowFirstColumn="0" w:lastRowLastColumn="0"/>
+            </w:pPr>
+            <w:r>
+              <w:t>Notes</w:t>
+            </w:r>
+          </w:p>
+        </w:tc>
+        <w:tc>
+          <w:tcPr>
+            <w:tcW w:w="2091" w:type="dxa"/>
+          </w:tcPr>
+          <w:p>
+            <w:pPr>
+              <w:jc w:val="center"/>
+              <w:cnfStyle w:val="000000100000" w:firstRow="0" w:lastRow="0" w:firstColumn="0" w:lastColumn="0" w:oddVBand="0" w:evenVBand="0" w:oddHBand="1" w:evenHBand="0" w:firstRowFirstColumn="0" w:firstRowLastColumn="0" w:lastRowFirstColumn="0" w:lastRowLastColumn="0"/>
+              <w:rPr>
+                <w:rFonts w:hint="cs"/>
+              </w:rPr>
+            </w:pPr>
+            <w:r>
+              <w:rPr>
+                <w:rFonts w:hint="cs"/>
+              </w:rPr>
+              <w:t>NVARCHAR(500)</w:t>
+            </w:r>
+          </w:p>
+        </w:tc>
+        <w:tc>
+          <w:tcPr>
+            <w:tcW w:w="1495" w:type="dxa"/>
+          </w:tcPr>
+          <w:p>
+            <w:pPr>
+              <w:jc w:val="center"/>
+              <w:cnfStyle w:val="000000100000" w:firstRow="0" w:lastRow="0" w:firstColumn="0" w:lastColumn="0" w:oddVBand="0" w:evenVBand="0" w:oddHBand="1" w:evenHBand="0" w:firstRowFirstColumn="0" w:firstRowLastColumn="0" w:lastRowFirstColumn="0" w:lastRowLastColumn="0"/>
+              <w:rPr>
+                <w:sz w:val="28"/>
+                <w:szCs w:val="28"/>
+                <w:rtl/>
+              </w:rPr>
+            </w:pPr>
+          </w:p>
+        </w:tc>
+        <w:tc>
+          <w:tcPr>
+            <w:tcW w:w="2688" w:type="dxa"/>
+          </w:tcPr>
+          <w:p>
+            <w:pPr>
+              <w:jc w:val="center"/>
+              <w:cnfStyle w:val="000000100000" w:firstRow="0" w:lastRow="0" w:firstColumn="0" w:lastColumn="0" w:oddVBand="0" w:evenVBand="0" w:oddHBand="1" w:evenHBand="0" w:firstRowFirstColumn="0" w:firstRowLastColumn="0" w:lastRowFirstColumn="0" w:lastRowLastColumn="0"/>
+              <w:rPr>
+                <w:sz w:val="28"/>
+                <w:szCs w:val="28"/>
+                <w:rtl/>
+                <w:lang w:val="en-AE"/>
+              </w:rPr>
+            </w:pPr>
+          </w:p>
+        </w:tc>
+      </w:tr>
+    </w:tbl>
+    <w:p>
+      <w:pPr>
+        <w:rPr>
+          <w:sz w:val="28"/>
+          <w:szCs w:val="28"/>
+          <w:rtl/>
+          <w:lang w:bidi="ar-JO"/>
+        </w:rPr>
+      </w:pPr>
+    </w:p>
+    <w:p>
+      <w:pPr>
+        <w:rPr>
+          <w:sz w:val="28"/>
+          <w:szCs w:val="28"/>
+          <w:rtl/>
+        </w:rPr>
+      </w:pPr>
+    </w:p>
+    <w:p>
+      <w:pPr>
+        <w:rPr>
+          <w:sz w:val="28"/>
+          <w:szCs w:val="28"/>
+          <w:rtl/>
+        </w:rPr>
+      </w:pPr>
+    </w:p>
+    <w:p>
+      <w:pPr>
+        <w:rPr>
+          <w:sz w:val="28"/>
+          <w:szCs w:val="28"/>
+          <w:rtl/>
+        </w:rPr>
+      </w:pPr>
+    </w:p>
+    <w:p>
+      <w:pPr>
+        <w:rPr>
+          <w:sz w:val="28"/>
+          <w:szCs w:val="28"/>
+          <w:rtl/>
+        </w:rPr>
+      </w:pPr>
+    </w:p>
+    <w:p>
+      <w:pPr>
+        <w:jc w:val="center"/>
+        <w:rPr>
+          <w:bCs/>
+          <w:color w:val="C00000"/>
+          <w:sz w:val="40"/>
+          <w:szCs w:val="40"/>
+          <w:rtl/>
+          <w14:shadow w14:blurRad="38100" w14:dist="19050" w14:dir="2700000" w14:sx="100000" w14:sy="100000" w14:kx="0" w14:ky="0" w14:algn="tl">
+            <w14:schemeClr w14:val="dk1">
+              <w14:alpha w14:val="60000"/>
+            </w14:schemeClr>
+          </w14:shadow>
+          <w14:textOutline w14:w="0" w14:cap="flat" w14:cmpd="sng" w14:algn="ctr">
+            <w14:noFill/>
+            <w14:prstDash w14:val="solid"/>
+            <w14:round/>
+          </w14:textOutline>
+        </w:rPr>
+      </w:pPr>
+      <w:r>
+        <w:rPr>
+          <w:bCs/>
+          <w:color w:val="C00000"/>
+          <w:sz w:val="32"/>
+          <w:szCs w:val="32"/>
+          <w:rtl/>
+          <w14:shadow w14:blurRad="38100" w14:dist="19050" w14:dir="2700000" w14:sx="100000" w14:sy="100000" w14:kx="0" w14:ky="0" w14:algn="tl">
+            <w14:schemeClr w14:val="dk1">
+              <w14:alpha w14:val="60000"/>
+            </w14:schemeClr>
+          </w14:shadow>
+          <w14:textOutline w14:w="0" w14:cap="flat" w14:cmpd="sng" w14:algn="ctr">
+            <w14:noFill/>
+            <w14:prstDash w14:val="solid"/>
+            <w14:round/>
+          </w14:textOutline>
+        </w:rPr>
+        <w:lastRenderedPageBreak/>
+        <w:t>جدول</w:t>
+      </w:r>
+      <w:r>
+        <w:rPr>
+          <w:rFonts w:hint="cs"/>
+          <w:bCs/>
+          <w:color w:val="C00000"/>
+          <w:sz w:val="32"/>
+          <w:szCs w:val="32"/>
+          <w:rtl/>
+          <w14:shadow w14:blurRad="38100" w14:dist="19050" w14:dir="2700000" w14:sx="100000" w14:sy="100000" w14:kx="0" w14:ky="0" w14:algn="tl">
+            <w14:schemeClr w14:val="dk1">
+              <w14:alpha w14:val="60000"/>
+            </w14:schemeClr>
+          </w14:shadow>
+          <w14:textOutline w14:w="0" w14:cap="flat" w14:cmpd="sng" w14:algn="ctr">
+            <w14:noFill/>
+            <w14:prstDash w14:val="solid"/>
+            <w14:round/>
+          </w14:textOutline>
+        </w:rPr>
+        <w:t xml:space="preserve"> </w:t>
+      </w:r>
+      <w:r>
+        <w:rPr>
+          <w:bCs/>
+          <w:color w:val="C00000"/>
+          <w:sz w:val="32"/>
+          <w:szCs w:val="32"/>
+          <w14:shadow w14:blurRad="38100" w14:dist="19050" w14:dir="2700000" w14:sx="100000" w14:sy="100000" w14:kx="0" w14:ky="0" w14:algn="tl">
+            <w14:schemeClr w14:val="dk1">
+              <w14:alpha w14:val="60000"/>
+            </w14:schemeClr>
+          </w14:shadow>
+          <w14:textOutline w14:w="0" w14:cap="flat" w14:cmpd="sng" w14:algn="ctr">
+            <w14:noFill/>
+            <w14:prstDash w14:val="solid"/>
+            <w14:round/>
+          </w14:textOutline>
+        </w:rPr>
+        <w:t xml:space="preserve"> </w:t>
+      </w:r>
+      <w:r>
+        <w:rPr>
+          <w:b/>
+          <w:color w:val="C00000"/>
+          <w:sz w:val="32"/>
+          <w:szCs w:val="32"/>
+          <w14:shadow w14:blurRad="38100" w14:dist="19050" w14:dir="2700000" w14:sx="100000" w14:sy="100000" w14:kx="0" w14:ky="0" w14:algn="tl">
+            <w14:schemeClr w14:val="dk1">
+              <w14:alpha w14:val="60000"/>
+            </w14:schemeClr>
+          </w14:shadow>
+          <w14:textOutline w14:w="0" w14:cap="flat" w14:cmpd="sng" w14:algn="ctr">
+            <w14:noFill/>
+            <w14:prstDash w14:val="solid"/>
+            <w14:round/>
+          </w14:textOutline>
+        </w:rPr>
+        <w:t>Salaries</w:t>
+      </w:r>
+    </w:p>
+    <w:p>
+      <w:pPr>
+        <w:rPr>
+          <w:rFonts w:hint="cs"/>
+          <w:sz w:val="28"/>
+          <w:szCs w:val="28"/>
+          <w:rtl/>
+        </w:rPr>
+      </w:pPr>
+      <w:r>
+        <w:rPr>
+          <w:rFonts w:hint="cs"/>
+          <w:sz w:val="28"/>
+          <w:szCs w:val="28"/>
+          <w:rtl/>
+        </w:rPr>
+        <w:t>جدول الرواتب</w:t>
+      </w:r>
+    </w:p>
+    <w:tbl>
+      <w:tblPr>
+        <w:tblStyle w:val="10"/>
+        <w:bidiVisual/>
+        <w:tblW w:w="0" w:type="auto"/>
+        <w:tblLook w:val="04A0" w:firstRow="1" w:lastRow="0" w:firstColumn="1" w:lastColumn="0" w:noHBand="0" w:noVBand="1"/>
+      </w:tblPr>
+      <w:tblGrid>
+        <w:gridCol w:w="2091"/>
+        <w:gridCol w:w="2091"/>
+        <w:gridCol w:w="2091"/>
+        <w:gridCol w:w="1495"/>
+        <w:gridCol w:w="2688"/>
+      </w:tblGrid>
+      <w:tr>
+        <w:trPr>
+          <w:cnfStyle w:val="100000000000" w:firstRow="1" w:lastRow="0" w:firstColumn="0" w:lastColumn="0" w:oddVBand="0" w:evenVBand="0" w:oddHBand="0" w:evenHBand="0" w:firstRowFirstColumn="0" w:firstRowLastColumn="0" w:lastRowFirstColumn="0" w:lastRowLastColumn="0"/>
+          <w:trHeight w:val="604"/>
+        </w:trPr>
+        <w:tc>
+          <w:tcPr>
+            <w:cnfStyle w:val="001000000000" w:firstRow="0" w:lastRow="0" w:firstColumn="1" w:lastColumn="0" w:oddVBand="0" w:evenVBand="0" w:oddHBand="0" w:evenHBand="0" w:firstRowFirstColumn="0" w:firstRowLastColumn="0" w:lastRowFirstColumn="0" w:lastRowLastColumn="0"/>
+            <w:tcW w:w="2091" w:type="dxa"/>
+          </w:tcPr>
+          <w:p>
+            <w:pPr>
+              <w:jc w:val="center"/>
+              <w:rPr>
+                <w:sz w:val="28"/>
+                <w:szCs w:val="28"/>
+                <w:rtl/>
+              </w:rPr>
+            </w:pPr>
+            <w:r>
+              <w:rPr>
+                <w:rFonts w:hint="cs"/>
+                <w:sz w:val="28"/>
+                <w:szCs w:val="28"/>
+                <w:rtl/>
+              </w:rPr>
+              <w:t>الاسم بالعربي</w:t>
+            </w:r>
+          </w:p>
+        </w:tc>
+        <w:tc>
+          <w:tcPr>
+            <w:tcW w:w="2091" w:type="dxa"/>
+          </w:tcPr>
+          <w:p>
+            <w:pPr>
+              <w:jc w:val="center"/>
+              <w:cnfStyle w:val="100000000000" w:firstRow="1" w:lastRow="0" w:firstColumn="0" w:lastColumn="0" w:oddVBand="0" w:evenVBand="0" w:oddHBand="0" w:evenHBand="0" w:firstRowFirstColumn="0" w:firstRowLastColumn="0" w:lastRowFirstColumn="0" w:lastRowLastColumn="0"/>
+              <w:rPr>
+                <w:sz w:val="28"/>
+                <w:szCs w:val="28"/>
+                <w:rtl/>
+              </w:rPr>
+            </w:pPr>
+            <w:r>
+              <w:rPr>
+                <w:rFonts w:hint="cs"/>
+                <w:sz w:val="28"/>
+                <w:szCs w:val="28"/>
+                <w:rtl/>
+              </w:rPr>
+              <w:t>اسم العمود</w:t>
+            </w:r>
+          </w:p>
+        </w:tc>
+        <w:tc>
+          <w:tcPr>
+            <w:tcW w:w="2091" w:type="dxa"/>
+          </w:tcPr>
+          <w:p>
+            <w:pPr>
+              <w:jc w:val="center"/>
+              <w:cnfStyle w:val="100000000000" w:firstRow="1" w:lastRow="0" w:firstColumn="0" w:lastColumn="0" w:oddVBand="0" w:evenVBand="0" w:oddHBand="0" w:evenHBand="0" w:firstRowFirstColumn="0" w:firstRowLastColumn="0" w:lastRowFirstColumn="0" w:lastRowLastColumn="0"/>
+              <w:rPr>
+                <w:sz w:val="28"/>
+                <w:szCs w:val="28"/>
+                <w:rtl/>
+              </w:rPr>
+            </w:pPr>
+            <w:r>
+              <w:rPr>
+                <w:rFonts w:hint="cs"/>
+                <w:sz w:val="28"/>
+                <w:szCs w:val="28"/>
+                <w:rtl/>
+              </w:rPr>
+              <w:t>نوع البيانات</w:t>
+            </w:r>
+          </w:p>
+        </w:tc>
+        <w:tc>
+          <w:tcPr>
+            <w:tcW w:w="1495" w:type="dxa"/>
+          </w:tcPr>
+          <w:p>
+            <w:pPr>
+              <w:jc w:val="center"/>
+              <w:cnfStyle w:val="100000000000" w:firstRow="1" w:lastRow="0" w:firstColumn="0" w:lastColumn="0" w:oddVBand="0" w:evenVBand="0" w:oddHBand="0" w:evenHBand="0" w:firstRowFirstColumn="0" w:firstRowLastColumn="0" w:lastRowFirstColumn="0" w:lastRowLastColumn="0"/>
+              <w:rPr>
+                <w:sz w:val="28"/>
+                <w:szCs w:val="28"/>
+                <w:lang w:val="en-AE" w:bidi="ar-JO"/>
+              </w:rPr>
+            </w:pPr>
+            <w:r>
+              <w:rPr>
+                <w:sz w:val="28"/>
+                <w:szCs w:val="28"/>
+                <w:lang w:val="en-AE" w:bidi="ar-JO"/>
+              </w:rPr>
+              <w:t>PK</w:t>
+            </w:r>
+          </w:p>
+        </w:tc>
+        <w:tc>
+          <w:tcPr>
+            <w:tcW w:w="2688" w:type="dxa"/>
+          </w:tcPr>
+          <w:p>
+            <w:pPr>
+              <w:jc w:val="center"/>
+              <w:cnfStyle w:val="100000000000" w:firstRow="1" w:lastRow="0" w:firstColumn="0" w:lastColumn="0" w:oddVBand="0" w:evenVBand="0" w:oddHBand="0" w:evenHBand="0" w:firstRowFirstColumn="0" w:firstRowLastColumn="0" w:lastRowFirstColumn="0" w:lastRowLastColumn="0"/>
+              <w:rPr>
+                <w:sz w:val="28"/>
+                <w:szCs w:val="28"/>
+                <w:lang w:val="en-AE" w:bidi="ar-JO"/>
+              </w:rPr>
+            </w:pPr>
+            <w:r>
+              <w:rPr>
+                <w:sz w:val="28"/>
+                <w:szCs w:val="28"/>
+                <w:lang w:val="en-AE" w:bidi="ar-JO"/>
+              </w:rPr>
+              <w:t>FK</w:t>
+            </w:r>
+          </w:p>
+        </w:tc>
+      </w:tr>
+      <w:tr>
+        <w:trPr>
+          <w:cnfStyle w:val="000000100000" w:firstRow="0" w:lastRow="0" w:firstColumn="0" w:lastColumn="0" w:oddVBand="0" w:evenVBand="0" w:oddHBand="1" w:evenHBand="0" w:firstRowFirstColumn="0" w:firstRowLastColumn="0" w:lastRowFirstColumn="0" w:lastRowLastColumn="0"/>
+          <w:trHeight w:val="414"/>
+        </w:trPr>
+        <w:tc>
+          <w:tcPr>
+            <w:cnfStyle w:val="001000000000" w:firstRow="0" w:lastRow="0" w:firstColumn="1" w:lastColumn="0" w:oddVBand="0" w:evenVBand="0" w:oddHBand="0" w:evenHBand="0" w:firstRowFirstColumn="0" w:firstRowLastColumn="0" w:lastRowFirstColumn="0" w:lastRowLastColumn="0"/>
+            <w:tcW w:w="2091" w:type="dxa"/>
+          </w:tcPr>
+          <w:p>
+            <w:pPr>
+              <w:jc w:val="center"/>
+              <w:rPr>
+                <w:sz w:val="28"/>
+                <w:szCs w:val="28"/>
+                <w:rtl/>
+              </w:rPr>
+            </w:pPr>
+            <w:r>
+              <w:rPr>
+                <w:rFonts w:cs="Arial"/>
+                <w:rtl/>
+              </w:rPr>
+              <w:t>رقم الراتب</w:t>
+            </w:r>
+          </w:p>
+        </w:tc>
+        <w:tc>
+          <w:tcPr>
+            <w:tcW w:w="2091" w:type="dxa"/>
+          </w:tcPr>
+          <w:p>
+            <w:pPr>
+              <w:jc w:val="center"/>
+              <w:cnfStyle w:val="000000100000" w:firstRow="0" w:lastRow="0" w:firstColumn="0" w:lastColumn="0" w:oddVBand="0" w:evenVBand="0" w:oddHBand="1" w:evenHBand="0" w:firstRowFirstColumn="0" w:firstRowLastColumn="0" w:lastRowFirstColumn="0" w:lastRowLastColumn="0"/>
+              <w:rPr>
+                <w:sz w:val="28"/>
+                <w:szCs w:val="28"/>
+                <w:rtl/>
+              </w:rPr>
+            </w:pPr>
+            <w:r>
+              <w:t>SalaryId</w:t>
+            </w:r>
+          </w:p>
+        </w:tc>
+        <w:tc>
+          <w:tcPr>
+            <w:tcW w:w="2091" w:type="dxa"/>
+          </w:tcPr>
+          <w:p>
+            <w:pPr>
+              <w:jc w:val="center"/>
+              <w:cnfStyle w:val="000000100000" w:firstRow="0" w:lastRow="0" w:firstColumn="0" w:lastColumn="0" w:oddVBand="0" w:evenVBand="0" w:oddHBand="1" w:evenHBand="0" w:firstRowFirstColumn="0" w:firstRowLastColumn="0" w:lastRowFirstColumn="0" w:lastRowLastColumn="0"/>
+              <w:rPr>
+                <w:sz w:val="28"/>
+                <w:szCs w:val="28"/>
+                <w:rtl/>
+              </w:rPr>
+            </w:pPr>
+            <w:r>
+              <w:t>INT</w:t>
+            </w:r>
+          </w:p>
+        </w:tc>
+        <w:tc>
+          <w:tcPr>
+            <w:tcW w:w="1495" w:type="dxa"/>
+          </w:tcPr>
+          <w:p>
+            <w:pPr>
+              <w:pStyle w:val="a5"/>
+              <w:numPr>
+                <w:ilvl w:val="0"/>
+                <w:numId w:val="20"/>
+              </w:numPr>
+              <w:jc w:val="center"/>
+              <w:cnfStyle w:val="000000100000" w:firstRow="0" w:lastRow="0" w:firstColumn="0" w:lastColumn="0" w:oddVBand="0" w:evenVBand="0" w:oddHBand="1" w:evenHBand="0" w:firstRowFirstColumn="0" w:firstRowLastColumn="0" w:lastRowFirstColumn="0" w:lastRowLastColumn="0"/>
+              <w:rPr>
+                <w:sz w:val="28"/>
+                <w:szCs w:val="28"/>
+                <w:rtl/>
+              </w:rPr>
+            </w:pPr>
+          </w:p>
+        </w:tc>
+        <w:tc>
+          <w:tcPr>
+            <w:tcW w:w="2688" w:type="dxa"/>
+          </w:tcPr>
+          <w:p>
+            <w:pPr>
+              <w:jc w:val="center"/>
+              <w:cnfStyle w:val="000000100000" w:firstRow="0" w:lastRow="0" w:firstColumn="0" w:lastColumn="0" w:oddVBand="0" w:evenVBand="0" w:oddHBand="1" w:evenHBand="0" w:firstRowFirstColumn="0" w:firstRowLastColumn="0" w:lastRowFirstColumn="0" w:lastRowLastColumn="0"/>
+              <w:rPr>
+                <w:sz w:val="28"/>
+                <w:szCs w:val="28"/>
+                <w:rtl/>
+              </w:rPr>
+            </w:pPr>
+          </w:p>
+        </w:tc>
+      </w:tr>
+      <w:tr>
+        <w:trPr>
+          <w:trHeight w:val="414"/>
+        </w:trPr>
+        <w:tc>
+          <w:tcPr>
+            <w:cnfStyle w:val="001000000000" w:firstRow="0" w:lastRow="0" w:firstColumn="1" w:lastColumn="0" w:oddVBand="0" w:evenVBand="0" w:oddHBand="0" w:evenHBand="0" w:firstRowFirstColumn="0" w:firstRowLastColumn="0" w:lastRowFirstColumn="0" w:lastRowLastColumn="0"/>
+            <w:tcW w:w="2091" w:type="dxa"/>
+          </w:tcPr>
+          <w:p>
+            <w:pPr>
+              <w:jc w:val="center"/>
+              <w:rPr>
+                <w:sz w:val="28"/>
+                <w:szCs w:val="28"/>
+                <w:rtl/>
+              </w:rPr>
+            </w:pPr>
+            <w:r>
+              <w:rPr>
+                <w:rFonts w:cs="Arial"/>
+                <w:rtl/>
+              </w:rPr>
+              <w:t>رقم الموظف</w:t>
+            </w:r>
+          </w:p>
+        </w:tc>
+        <w:tc>
+          <w:tcPr>
+            <w:tcW w:w="2091" w:type="dxa"/>
+          </w:tcPr>
+          <w:p>
+            <w:pPr>
+              <w:jc w:val="center"/>
+              <w:cnfStyle w:val="000000000000" w:firstRow="0" w:lastRow="0" w:firstColumn="0" w:lastColumn="0" w:oddVBand="0" w:evenVBand="0" w:oddHBand="0" w:evenHBand="0" w:firstRowFirstColumn="0" w:firstRowLastColumn="0" w:lastRowFirstColumn="0" w:lastRowLastColumn="0"/>
+              <w:rPr>
+                <w:sz w:val="28"/>
+                <w:szCs w:val="28"/>
+                <w:rtl/>
+              </w:rPr>
+            </w:pPr>
+            <w:r>
+              <w:t>UserId</w:t>
+            </w:r>
+          </w:p>
+        </w:tc>
+        <w:tc>
+          <w:tcPr>
+            <w:tcW w:w="2091" w:type="dxa"/>
+          </w:tcPr>
+          <w:p>
+            <w:pPr>
+              <w:jc w:val="center"/>
+              <w:cnfStyle w:val="000000000000" w:firstRow="0" w:lastRow="0" w:firstColumn="0" w:lastColumn="0" w:oddVBand="0" w:evenVBand="0" w:oddHBand="0" w:evenHBand="0" w:firstRowFirstColumn="0" w:firstRowLastColumn="0" w:lastRowFirstColumn="0" w:lastRowLastColumn="0"/>
+              <w:rPr>
+                <w:sz w:val="28"/>
+                <w:szCs w:val="28"/>
+                <w:rtl/>
+              </w:rPr>
+            </w:pPr>
+            <w:r>
+              <w:t>INT</w:t>
+            </w:r>
+          </w:p>
+        </w:tc>
+        <w:tc>
+          <w:tcPr>
+            <w:tcW w:w="1495" w:type="dxa"/>
+          </w:tcPr>
+          <w:p>
+            <w:pPr>
+              <w:jc w:val="center"/>
+              <w:cnfStyle w:val="000000000000" w:firstRow="0" w:lastRow="0" w:firstColumn="0" w:lastColumn="0" w:oddVBand="0" w:evenVBand="0" w:oddHBand="0" w:evenHBand="0" w:firstRowFirstColumn="0" w:firstRowLastColumn="0" w:lastRowFirstColumn="0" w:lastRowLastColumn="0"/>
+              <w:rPr>
+                <w:sz w:val="28"/>
+                <w:szCs w:val="28"/>
+                <w:rtl/>
+              </w:rPr>
+            </w:pPr>
+          </w:p>
+        </w:tc>
+        <w:tc>
+          <w:tcPr>
+            <w:tcW w:w="2688" w:type="dxa"/>
+          </w:tcPr>
+          <w:p>
+            <w:pPr>
+              <w:jc w:val="center"/>
+              <w:cnfStyle w:val="000000000000" w:firstRow="0" w:lastRow="0" w:firstColumn="0" w:lastColumn="0" w:oddVBand="0" w:evenVBand="0" w:oddHBand="0" w:evenHBand="0" w:firstRowFirstColumn="0" w:firstRowLastColumn="0" w:lastRowFirstColumn="0" w:lastRowLastColumn="0"/>
+              <w:rPr>
+                <w:rFonts w:hint="cs"/>
+                <w:sz w:val="28"/>
+                <w:szCs w:val="28"/>
+                <w:rtl/>
+                <w:lang w:val="en-AE" w:bidi="ar-JO"/>
+              </w:rPr>
+            </w:pPr>
+            <w:r>
+              <w:t>Users.UserId</w:t>
+            </w:r>
+          </w:p>
+        </w:tc>
+      </w:tr>
+      <w:tr>
+        <w:trPr>
+          <w:cnfStyle w:val="000000100000" w:firstRow="0" w:lastRow="0" w:firstColumn="0" w:lastColumn="0" w:oddVBand="0" w:evenVBand="0" w:oddHBand="1" w:evenHBand="0" w:firstRowFirstColumn="0" w:firstRowLastColumn="0" w:lastRowFirstColumn="0" w:lastRowLastColumn="0"/>
+          <w:trHeight w:val="414"/>
+        </w:trPr>
+        <w:tc>
+          <w:tcPr>
+            <w:cnfStyle w:val="001000000000" w:firstRow="0" w:lastRow="0" w:firstColumn="1" w:lastColumn="0" w:oddVBand="0" w:evenVBand="0" w:oddHBand="0" w:evenHBand="0" w:firstRowFirstColumn="0" w:firstRowLastColumn="0" w:lastRowFirstColumn="0" w:lastRowLastColumn="0"/>
+            <w:tcW w:w="2091" w:type="dxa"/>
+          </w:tcPr>
+          <w:p>
+            <w:pPr>
+              <w:jc w:val="center"/>
+              <w:rPr>
+                <w:rtl/>
+              </w:rPr>
+            </w:pPr>
+            <w:r>
+              <w:rPr>
+                <w:rFonts w:cs="Arial"/>
+                <w:rtl/>
+              </w:rPr>
+              <w:t>قيمة الراتب</w:t>
+            </w:r>
+          </w:p>
+        </w:tc>
+        <w:tc>
+          <w:tcPr>
+            <w:tcW w:w="2091" w:type="dxa"/>
+          </w:tcPr>
+          <w:p>
+            <w:pPr>
+              <w:jc w:val="center"/>
+              <w:cnfStyle w:val="000000100000" w:firstRow="0" w:lastRow="0" w:firstColumn="0" w:lastColumn="0" w:oddVBand="0" w:evenVBand="0" w:oddHBand="1" w:evenHBand="0" w:firstRowFirstColumn="0" w:firstRowLastColumn="0" w:lastRowFirstColumn="0" w:lastRowLastColumn="0"/>
+            </w:pPr>
+            <w:r>
+              <w:t>Amount</w:t>
+            </w:r>
+          </w:p>
+        </w:tc>
+        <w:tc>
+          <w:tcPr>
+            <w:tcW w:w="2091" w:type="dxa"/>
+          </w:tcPr>
+          <w:p>
+            <w:pPr>
+              <w:bidi w:val="0"/>
+              <w:jc w:val="center"/>
+              <w:cnfStyle w:val="000000100000" w:firstRow="0" w:lastRow="0" w:firstColumn="0" w:lastColumn="0" w:oddVBand="0" w:evenVBand="0" w:oddHBand="1" w:evenHBand="0" w:firstRowFirstColumn="0" w:firstRowLastColumn="0" w:lastRowFirstColumn="0" w:lastRowLastColumn="0"/>
+            </w:pPr>
+            <w:r>
+              <w:t>DECIMAL</w:t>
+            </w:r>
+            <w:r>
+              <w:rPr>
+                <w:rFonts w:cs="Arial"/>
+                <w:rtl/>
+              </w:rPr>
+              <w:t>(10,2)</w:t>
+            </w:r>
+          </w:p>
+        </w:tc>
+        <w:tc>
+          <w:tcPr>
+            <w:tcW w:w="1495" w:type="dxa"/>
+          </w:tcPr>
+          <w:p>
+            <w:pPr>
+              <w:jc w:val="center"/>
+              <w:cnfStyle w:val="000000100000" w:firstRow="0" w:lastRow="0" w:firstColumn="0" w:lastColumn="0" w:oddVBand="0" w:evenVBand="0" w:oddHBand="1" w:evenHBand="0" w:firstRowFirstColumn="0" w:firstRowLastColumn="0" w:lastRowFirstColumn="0" w:lastRowLastColumn="0"/>
+              <w:rPr>
+                <w:sz w:val="28"/>
+                <w:szCs w:val="28"/>
+                <w:rtl/>
+              </w:rPr>
+            </w:pPr>
+          </w:p>
+        </w:tc>
+        <w:tc>
+          <w:tcPr>
+            <w:tcW w:w="2688" w:type="dxa"/>
+          </w:tcPr>
+          <w:p>
+            <w:pPr>
+              <w:jc w:val="center"/>
+              <w:cnfStyle w:val="000000100000" w:firstRow="0" w:lastRow="0" w:firstColumn="0" w:lastColumn="0" w:oddVBand="0" w:evenVBand="0" w:oddHBand="1" w:evenHBand="0" w:firstRowFirstColumn="0" w:firstRowLastColumn="0" w:lastRowFirstColumn="0" w:lastRowLastColumn="0"/>
+              <w:rPr>
+                <w:sz w:val="28"/>
+                <w:szCs w:val="28"/>
+                <w:rtl/>
+                <w:lang w:val="en-AE"/>
+              </w:rPr>
+            </w:pPr>
+            <w:r>
+              <w:t xml:space="preserve"> </w:t>
+            </w:r>
+          </w:p>
+        </w:tc>
+      </w:tr>
+      <w:tr>
+        <w:trPr>
+          <w:trHeight w:val="414"/>
+        </w:trPr>
+        <w:tc>
+          <w:tcPr>
+            <w:cnfStyle w:val="001000000000" w:firstRow="0" w:lastRow="0" w:firstColumn="1" w:lastColumn="0" w:oddVBand="0" w:evenVBand="0" w:oddHBand="0" w:evenHBand="0" w:firstRowFirstColumn="0" w:firstRowLastColumn="0" w:lastRowFirstColumn="0" w:lastRowLastColumn="0"/>
+            <w:tcW w:w="2091" w:type="dxa"/>
+          </w:tcPr>
+          <w:p>
+            <w:pPr>
+              <w:jc w:val="center"/>
+              <w:rPr>
+                <w:rtl/>
+              </w:rPr>
+            </w:pPr>
+            <w:r>
+              <w:rPr>
+                <w:rFonts w:cs="Arial"/>
+                <w:rtl/>
+              </w:rPr>
+              <w:t>تاريخ بدء الراتب</w:t>
+            </w:r>
+          </w:p>
+        </w:tc>
+        <w:tc>
+          <w:tcPr>
+            <w:tcW w:w="2091" w:type="dxa"/>
+          </w:tcPr>
+          <w:p>
+            <w:pPr>
+              <w:jc w:val="center"/>
+              <w:cnfStyle w:val="000000000000" w:firstRow="0" w:lastRow="0" w:firstColumn="0" w:lastColumn="0" w:oddVBand="0" w:evenVBand="0" w:oddHBand="0" w:evenHBand="0" w:firstRowFirstColumn="0" w:firstRowLastColumn="0" w:lastRowFirstColumn="0" w:lastRowLastColumn="0"/>
+              <w:rPr>
+                <w:rFonts w:hint="cs"/>
+                <w:rtl/>
+              </w:rPr>
+            </w:pPr>
+            <w:r>
+              <w:t>StartDate</w:t>
+            </w:r>
+          </w:p>
+        </w:tc>
+        <w:tc>
+          <w:tcPr>
+            <w:tcW w:w="2091" w:type="dxa"/>
+          </w:tcPr>
+          <w:p>
+            <w:pPr>
+              <w:jc w:val="center"/>
+              <w:cnfStyle w:val="000000000000" w:firstRow="0" w:lastRow="0" w:firstColumn="0" w:lastColumn="0" w:oddVBand="0" w:evenVBand="0" w:oddHBand="0" w:evenHBand="0" w:firstRowFirstColumn="0" w:firstRowLastColumn="0" w:lastRowFirstColumn="0" w:lastRowLastColumn="0"/>
+              <w:rPr>
+                <w:rFonts w:hint="cs"/>
+                <w:rtl/>
+              </w:rPr>
+            </w:pPr>
+            <w:r>
+              <w:t>DATE NOT NULL</w:t>
+            </w:r>
+          </w:p>
+        </w:tc>
+        <w:tc>
+          <w:tcPr>
+            <w:tcW w:w="1495" w:type="dxa"/>
+          </w:tcPr>
+          <w:p>
+            <w:pPr>
+              <w:jc w:val="center"/>
+              <w:cnfStyle w:val="000000000000" w:firstRow="0" w:lastRow="0" w:firstColumn="0" w:lastColumn="0" w:oddVBand="0" w:evenVBand="0" w:oddHBand="0" w:evenHBand="0" w:firstRowFirstColumn="0" w:firstRowLastColumn="0" w:lastRowFirstColumn="0" w:lastRowLastColumn="0"/>
+              <w:rPr>
+                <w:sz w:val="28"/>
+                <w:szCs w:val="28"/>
+                <w:rtl/>
+              </w:rPr>
+            </w:pPr>
+          </w:p>
+        </w:tc>
+        <w:tc>
+          <w:tcPr>
+            <w:tcW w:w="2688" w:type="dxa"/>
+          </w:tcPr>
+          <w:p>
+            <w:pPr>
+              <w:jc w:val="center"/>
+              <w:cnfStyle w:val="000000000000" w:firstRow="0" w:lastRow="0" w:firstColumn="0" w:lastColumn="0" w:oddVBand="0" w:evenVBand="0" w:oddHBand="0" w:evenHBand="0" w:firstRowFirstColumn="0" w:firstRowLastColumn="0" w:lastRowFirstColumn="0" w:lastRowLastColumn="0"/>
+              <w:rPr>
+                <w:sz w:val="28"/>
+                <w:szCs w:val="28"/>
+                <w:rtl/>
+                <w:lang w:val="en-AE"/>
+              </w:rPr>
+            </w:pPr>
+          </w:p>
+        </w:tc>
+      </w:tr>
+      <w:tr>
+        <w:trPr>
+          <w:cnfStyle w:val="000000100000" w:firstRow="0" w:lastRow="0" w:firstColumn="0" w:lastColumn="0" w:oddVBand="0" w:evenVBand="0" w:oddHBand="1" w:evenHBand="0" w:firstRowFirstColumn="0" w:firstRowLastColumn="0" w:lastRowFirstColumn="0" w:lastRowLastColumn="0"/>
+          <w:trHeight w:val="414"/>
+        </w:trPr>
+        <w:tc>
+          <w:tcPr>
+            <w:cnfStyle w:val="001000000000" w:firstRow="0" w:lastRow="0" w:firstColumn="1" w:lastColumn="0" w:oddVBand="0" w:evenVBand="0" w:oddHBand="0" w:evenHBand="0" w:firstRowFirstColumn="0" w:firstRowLastColumn="0" w:lastRowFirstColumn="0" w:lastRowLastColumn="0"/>
+            <w:tcW w:w="2091" w:type="dxa"/>
+          </w:tcPr>
+          <w:p>
+            <w:pPr>
+              <w:jc w:val="center"/>
+              <w:rPr>
+                <w:rtl/>
+              </w:rPr>
+            </w:pPr>
+            <w:r>
+              <w:rPr>
+                <w:rFonts w:cs="Arial"/>
+                <w:rtl/>
+              </w:rPr>
+              <w:t>تاريخ انتهاء الراتب</w:t>
+            </w:r>
+          </w:p>
+        </w:tc>
+        <w:tc>
+          <w:tcPr>
+            <w:tcW w:w="2091" w:type="dxa"/>
+          </w:tcPr>
+          <w:p>
+            <w:pPr>
+              <w:jc w:val="center"/>
+              <w:cnfStyle w:val="000000100000" w:firstRow="0" w:lastRow="0" w:firstColumn="0" w:lastColumn="0" w:oddVBand="0" w:evenVBand="0" w:oddHBand="1" w:evenHBand="0" w:firstRowFirstColumn="0" w:firstRowLastColumn="0" w:lastRowFirstColumn="0" w:lastRowLastColumn="0"/>
+              <w:rPr>
+                <w:rFonts w:hint="cs"/>
+              </w:rPr>
+            </w:pPr>
+            <w:r>
+              <w:t>EndDate</w:t>
+            </w:r>
+          </w:p>
+        </w:tc>
+        <w:tc>
+          <w:tcPr>
+            <w:tcW w:w="2091" w:type="dxa"/>
+          </w:tcPr>
+          <w:p>
+            <w:pPr>
+              <w:jc w:val="center"/>
+              <w:cnfStyle w:val="000000100000" w:firstRow="0" w:lastRow="0" w:firstColumn="0" w:lastColumn="0" w:oddVBand="0" w:evenVBand="0" w:oddHBand="1" w:evenHBand="0" w:firstRowFirstColumn="0" w:firstRowLastColumn="0" w:lastRowFirstColumn="0" w:lastRowLastColumn="0"/>
+            </w:pPr>
+            <w:r>
+              <w:t>DATE NULL</w:t>
+            </w:r>
+          </w:p>
+        </w:tc>
+        <w:tc>
+          <w:tcPr>
+            <w:tcW w:w="1495" w:type="dxa"/>
+          </w:tcPr>
+          <w:p>
+            <w:pPr>
+              <w:jc w:val="center"/>
+              <w:cnfStyle w:val="000000100000" w:firstRow="0" w:lastRow="0" w:firstColumn="0" w:lastColumn="0" w:oddVBand="0" w:evenVBand="0" w:oddHBand="1" w:evenHBand="0" w:firstRowFirstColumn="0" w:firstRowLastColumn="0" w:lastRowFirstColumn="0" w:lastRowLastColumn="0"/>
+              <w:rPr>
+                <w:sz w:val="28"/>
+                <w:szCs w:val="28"/>
+                <w:rtl/>
+              </w:rPr>
+            </w:pPr>
+          </w:p>
+        </w:tc>
+        <w:tc>
+          <w:tcPr>
+            <w:tcW w:w="2688" w:type="dxa"/>
+          </w:tcPr>
+          <w:p>
+            <w:pPr>
+              <w:jc w:val="center"/>
+              <w:cnfStyle w:val="000000100000" w:firstRow="0" w:lastRow="0" w:firstColumn="0" w:lastColumn="0" w:oddVBand="0" w:evenVBand="0" w:oddHBand="1" w:evenHBand="0" w:firstRowFirstColumn="0" w:firstRowLastColumn="0" w:lastRowFirstColumn="0" w:lastRowLastColumn="0"/>
+              <w:rPr>
+                <w:sz w:val="28"/>
+                <w:szCs w:val="28"/>
+                <w:rtl/>
+                <w:lang w:val="en-AE"/>
+              </w:rPr>
+            </w:pPr>
+          </w:p>
+        </w:tc>
+      </w:tr>
+      <w:tr>
+        <w:trPr>
+          <w:trHeight w:val="414"/>
+        </w:trPr>
+        <w:tc>
+          <w:tcPr>
+            <w:cnfStyle w:val="001000000000" w:firstRow="0" w:lastRow="0" w:firstColumn="1" w:lastColumn="0" w:oddVBand="0" w:evenVBand="0" w:oddHBand="0" w:evenHBand="0" w:firstRowFirstColumn="0" w:firstRowLastColumn="0" w:lastRowFirstColumn="0" w:lastRowLastColumn="0"/>
+            <w:tcW w:w="2091" w:type="dxa"/>
+          </w:tcPr>
+          <w:p>
+            <w:pPr>
+              <w:jc w:val="center"/>
+              <w:rPr>
+                <w:rFonts w:cs="Arial"/>
+                <w:rtl/>
+              </w:rPr>
+            </w:pPr>
+            <w:r>
+              <w:rPr>
+                <w:rFonts w:cs="Arial"/>
+                <w:rtl/>
+              </w:rPr>
+              <w:t>ملاحظات</w:t>
+            </w:r>
+          </w:p>
+        </w:tc>
+        <w:tc>
+          <w:tcPr>
+            <w:tcW w:w="2091" w:type="dxa"/>
+          </w:tcPr>
+          <w:p>
+            <w:pPr>
+              <w:jc w:val="center"/>
+              <w:cnfStyle w:val="000000000000" w:firstRow="0" w:lastRow="0" w:firstColumn="0" w:lastColumn="0" w:oddVBand="0" w:evenVBand="0" w:oddHBand="0" w:evenHBand="0" w:firstRowFirstColumn="0" w:firstRowLastColumn="0" w:lastRowFirstColumn="0" w:lastRowLastColumn="0"/>
+            </w:pPr>
+            <w:r>
+              <w:t>Notes</w:t>
+            </w:r>
+          </w:p>
+        </w:tc>
+        <w:tc>
+          <w:tcPr>
+            <w:tcW w:w="2091" w:type="dxa"/>
+          </w:tcPr>
+          <w:p>
+            <w:pPr>
+              <w:jc w:val="center"/>
+              <w:cnfStyle w:val="000000000000" w:firstRow="0" w:lastRow="0" w:firstColumn="0" w:lastColumn="0" w:oddVBand="0" w:evenVBand="0" w:oddHBand="0" w:evenHBand="0" w:firstRowFirstColumn="0" w:firstRowLastColumn="0" w:lastRowFirstColumn="0" w:lastRowLastColumn="0"/>
+              <w:rPr>
+                <w:rFonts w:hint="cs"/>
+              </w:rPr>
+            </w:pPr>
+            <w:r>
+              <w:t>NVARCHAR(500)</w:t>
+            </w:r>
+          </w:p>
+        </w:tc>
+        <w:tc>
+          <w:tcPr>
+            <w:tcW w:w="1495" w:type="dxa"/>
+          </w:tcPr>
+          <w:p>
+            <w:pPr>
+              <w:jc w:val="center"/>
+              <w:cnfStyle w:val="000000000000" w:firstRow="0" w:lastRow="0" w:firstColumn="0" w:lastColumn="0" w:oddVBand="0" w:evenVBand="0" w:oddHBand="0" w:evenHBand="0" w:firstRowFirstColumn="0" w:firstRowLastColumn="0" w:lastRowFirstColumn="0" w:lastRowLastColumn="0"/>
+              <w:rPr>
+                <w:sz w:val="28"/>
+                <w:szCs w:val="28"/>
+                <w:rtl/>
+              </w:rPr>
+            </w:pPr>
+          </w:p>
+        </w:tc>
+        <w:tc>
+          <w:tcPr>
+            <w:tcW w:w="2688" w:type="dxa"/>
+          </w:tcPr>
+          <w:p>
+            <w:pPr>
+              <w:jc w:val="center"/>
+              <w:cnfStyle w:val="000000000000" w:firstRow="0" w:lastRow="0" w:firstColumn="0" w:lastColumn="0" w:oddVBand="0" w:evenVBand="0" w:oddHBand="0" w:evenHBand="0" w:firstRowFirstColumn="0" w:firstRowLastColumn="0" w:lastRowFirstColumn="0" w:lastRowLastColumn="0"/>
+              <w:rPr>
+                <w:sz w:val="28"/>
+                <w:szCs w:val="28"/>
+                <w:rtl/>
+                <w:lang w:val="en-AE"/>
+              </w:rPr>
+            </w:pPr>
+          </w:p>
+        </w:tc>
+      </w:tr>
+    </w:tbl>
+    <w:p>
+      <w:pPr>
+        <w:rPr>
+          <w:sz w:val="28"/>
+          <w:szCs w:val="28"/>
+          <w:rtl/>
+        </w:rPr>
+      </w:pPr>
+    </w:p>
+    <w:p>
+      <w:pPr>
+        <w:rPr>
+          <w:sz w:val="28"/>
+          <w:szCs w:val="28"/>
+          <w:rtl/>
+        </w:rPr>
+      </w:pPr>
+    </w:p>
+    <w:p>
+      <w:pPr>
+        <w:rPr>
+          <w:sz w:val="28"/>
+          <w:szCs w:val="28"/>
+          <w:rtl/>
+        </w:rPr>
+      </w:pPr>
+    </w:p>
+    <w:p>
+      <w:pPr>
+        <w:rPr>
+          <w:sz w:val="28"/>
+          <w:szCs w:val="28"/>
+          <w:rtl/>
+        </w:rPr>
+      </w:pPr>
+    </w:p>
+    <w:p>
+      <w:pPr>
+        <w:rPr>
+          <w:sz w:val="28"/>
+          <w:szCs w:val="28"/>
+          <w:rtl/>
+        </w:rPr>
+      </w:pPr>
+    </w:p>
+    <w:p>
+      <w:pPr>
+        <w:rPr>
+          <w:sz w:val="28"/>
+          <w:szCs w:val="28"/>
+          <w:rtl/>
+        </w:rPr>
+      </w:pPr>
+    </w:p>
+    <w:p>
+      <w:pPr>
+        <w:rPr>
+          <w:sz w:val="28"/>
+          <w:szCs w:val="28"/>
+          <w:rtl/>
+        </w:rPr>
+      </w:pPr>
+    </w:p>
+    <w:p>
+      <w:pPr>
+        <w:rPr>
+          <w:sz w:val="28"/>
+          <w:szCs w:val="28"/>
+          <w:rtl/>
+        </w:rPr>
+      </w:pPr>
+    </w:p>
+    <w:p>
+      <w:pPr>
+        <w:bidi w:val="0"/>
+        <w:rPr>
+          <w:b/>
+          <w:bCs/>
+          <w:color w:val="C00000"/>
+          <w:sz w:val="32"/>
+          <w:szCs w:val="32"/>
+          <w:rtl/>
+          <w14:shadow w14:blurRad="38100" w14:dist="19050" w14:dir="2700000" w14:sx="100000" w14:sy="100000" w14:kx="0" w14:ky="0" w14:algn="tl">
+            <w14:schemeClr w14:val="dk1">
+              <w14:alpha w14:val="60000"/>
+            </w14:schemeClr>
+          </w14:shadow>
+          <w14:textOutline w14:w="0" w14:cap="flat" w14:cmpd="sng" w14:algn="ctr">
+            <w14:noFill/>
+            <w14:prstDash w14:val="solid"/>
+            <w14:round/>
+          </w14:textOutline>
+        </w:rPr>
+      </w:pPr>
+      <w:r>
+        <w:rPr>
+          <w:b/>
+          <w:bCs/>
+          <w:color w:val="C00000"/>
+          <w:sz w:val="32"/>
+          <w:szCs w:val="32"/>
+          <w:rtl/>
+          <w14:shadow w14:blurRad="38100" w14:dist="19050" w14:dir="2700000" w14:sx="100000" w14:sy="100000" w14:kx="0" w14:ky="0" w14:algn="tl">
+            <w14:schemeClr w14:val="dk1">
+              <w14:alpha w14:val="60000"/>
+            </w14:schemeClr>
+          </w14:shadow>
+          <w14:textOutline w14:w="0" w14:cap="flat" w14:cmpd="sng" w14:algn="ctr">
+            <w14:noFill/>
+            <w14:prstDash w14:val="solid"/>
+            <w14:round/>
+          </w14:textOutline>
+        </w:rPr>
+        <w:br w:type="page"/>
+      </w:r>
+    </w:p>
+    <w:p>
+      <w:pPr>
+        <w:shd w:val="clear" w:color="auto" w:fill="E2EFD9" w:themeFill="accent6" w:themeFillTint="33"/>
+        <w:jc w:val="center"/>
+        <w:rPr>
+          <w:b/>
+          <w:bCs/>
+          <w:color w:val="C00000"/>
+          <w:sz w:val="32"/>
+          <w:szCs w:val="32"/>
+          <w:rtl/>
+          <w14:shadow w14:blurRad="38100" w14:dist="19050" w14:dir="2700000" w14:sx="100000" w14:sy="100000" w14:kx="0" w14:ky="0" w14:algn="tl">
+            <w14:schemeClr w14:val="dk1">
+              <w14:alpha w14:val="60000"/>
+            </w14:schemeClr>
+          </w14:shadow>
+          <w14:textOutline w14:w="0" w14:cap="flat" w14:cmpd="sng" w14:algn="ctr">
+            <w14:noFill/>
+            <w14:prstDash w14:val="solid"/>
+            <w14:round/>
+          </w14:textOutline>
+        </w:rPr>
+      </w:pPr>
+      <w:r>
+        <w:rPr>
+          <w:rFonts w:hint="cs"/>
+          <w:b/>
+          <w:bCs/>
+          <w:color w:val="C00000"/>
+          <w:sz w:val="32"/>
+          <w:szCs w:val="32"/>
+          <w:rtl/>
+          <w14:shadow w14:blurRad="38100" w14:dist="19050" w14:dir="2700000" w14:sx="100000" w14:sy="100000" w14:kx="0" w14:ky="0" w14:algn="tl">
+            <w14:schemeClr w14:val="dk1">
+              <w14:alpha w14:val="60000"/>
+            </w14:schemeClr>
+          </w14:shadow>
+          <w14:textOutline w14:w="0" w14:cap="flat" w14:cmpd="sng" w14:algn="ctr">
+            <w14:noFill/>
+            <w14:prstDash w14:val="solid"/>
+            <w14:round/>
+          </w14:textOutline>
+        </w:rPr>
+        <w:lastRenderedPageBreak/>
         <w:t>العلاقات بين الجداول</w:t>
       </w:r>
     </w:p>
@@ -13220,13 +15005,8 @@
                 <w:rtl/>
               </w:rPr>
             </w:pPr>
-            <w:proofErr w:type="gramStart"/>
-            <w:r>
-              <w:t>1 :</w:t>
-            </w:r>
-            <w:proofErr w:type="gramEnd"/>
-            <w:r>
-              <w:t xml:space="preserve"> 1</w:t>
+            <w:r>
+              <w:t>1 : 1</w:t>
             </w:r>
           </w:p>
         </w:tc>
@@ -13288,18 +15068,14 @@
               <w:jc w:val="center"/>
               <w:cnfStyle w:val="000000000000" w:firstRow="0" w:lastRow="0" w:firstColumn="0" w:lastColumn="0" w:oddVBand="0" w:evenVBand="0" w:oddHBand="0" w:evenHBand="0" w:firstRowFirstColumn="0" w:firstRowLastColumn="0" w:lastRowFirstColumn="0" w:lastRowLastColumn="0"/>
               <w:rPr>
-                <w:sz w:val="28"/>
-                <w:szCs w:val="28"/>
-                <w:rtl/>
-              </w:rPr>
-            </w:pPr>
-            <w:proofErr w:type="gramStart"/>
-            <w:r>
-              <w:t>1 :</w:t>
-            </w:r>
-            <w:proofErr w:type="gramEnd"/>
-            <w:r>
-              <w:t xml:space="preserve"> 1</w:t>
+                <w:rFonts w:hint="cs"/>
+                <w:sz w:val="28"/>
+                <w:szCs w:val="28"/>
+                <w:rtl/>
+              </w:rPr>
+            </w:pPr>
+            <w:r>
+              <w:t>1 : 1</w:t>
             </w:r>
           </w:p>
         </w:tc>
@@ -13367,13 +15143,8 @@
                 <w:rtl/>
               </w:rPr>
             </w:pPr>
-            <w:proofErr w:type="gramStart"/>
-            <w:r>
-              <w:t>1 :</w:t>
-            </w:r>
-            <w:proofErr w:type="gramEnd"/>
-            <w:r>
-              <w:t xml:space="preserve"> M</w:t>
+            <w:r>
+              <w:t>1 : M</w:t>
             </w:r>
           </w:p>
         </w:tc>
@@ -13459,13 +15230,8 @@
                 <w:rtl/>
               </w:rPr>
             </w:pPr>
-            <w:proofErr w:type="gramStart"/>
-            <w:r>
-              <w:t>1 :</w:t>
-            </w:r>
-            <w:proofErr w:type="gramEnd"/>
-            <w:r>
-              <w:t xml:space="preserve"> M</w:t>
+            <w:r>
+              <w:t>1 : M</w:t>
             </w:r>
           </w:p>
         </w:tc>
@@ -13529,13 +15295,8 @@
                 <w:lang w:val="en-AE"/>
               </w:rPr>
             </w:pPr>
-            <w:proofErr w:type="spellStart"/>
-            <w:r>
-              <w:t>VisitTypes</w:t>
-            </w:r>
-            <w:proofErr w:type="spellEnd"/>
-            <w:r>
-              <w:t xml:space="preserve"> ↔ Appointments</w:t>
+            <w:r>
+              <w:t>VisitTypes ↔ Appointments</w:t>
             </w:r>
           </w:p>
         </w:tc>
@@ -13553,13 +15314,8 @@
                 <w:rtl/>
               </w:rPr>
             </w:pPr>
-            <w:proofErr w:type="gramStart"/>
-            <w:r>
-              <w:t>1 :</w:t>
-            </w:r>
-            <w:proofErr w:type="gramEnd"/>
-            <w:r>
-              <w:t xml:space="preserve"> M</w:t>
+            <w:r>
+              <w:t>1 : M</w:t>
             </w:r>
           </w:p>
         </w:tc>
@@ -13622,13 +15378,8 @@
                 <w:rtl/>
               </w:rPr>
             </w:pPr>
-            <w:proofErr w:type="spellStart"/>
-            <w:r>
-              <w:t>VisitTypes</w:t>
-            </w:r>
-            <w:proofErr w:type="spellEnd"/>
-            <w:r>
-              <w:t xml:space="preserve"> ↔ Visits</w:t>
+            <w:r>
+              <w:t>VisitTypes ↔ Visits</w:t>
             </w:r>
           </w:p>
         </w:tc>
@@ -13646,13 +15397,8 @@
                 <w:rtl/>
               </w:rPr>
             </w:pPr>
-            <w:proofErr w:type="gramStart"/>
-            <w:r>
-              <w:t>1 :</w:t>
-            </w:r>
-            <w:proofErr w:type="gramEnd"/>
-            <w:r>
-              <w:t xml:space="preserve"> M</w:t>
+            <w:r>
+              <w:t>1 : M</w:t>
             </w:r>
           </w:p>
         </w:tc>
@@ -13735,13 +15481,8 @@
                 <w:rtl/>
               </w:rPr>
             </w:pPr>
-            <w:proofErr w:type="gramStart"/>
-            <w:r>
-              <w:t>1 :</w:t>
-            </w:r>
-            <w:proofErr w:type="gramEnd"/>
-            <w:r>
-              <w:t xml:space="preserve"> M</w:t>
+            <w:r>
+              <w:t>1 : M</w:t>
             </w:r>
           </w:p>
         </w:tc>
@@ -13813,13 +15554,8 @@
               <w:jc w:val="center"/>
               <w:cnfStyle w:val="000000000000" w:firstRow="0" w:lastRow="0" w:firstColumn="0" w:lastColumn="0" w:oddVBand="0" w:evenVBand="0" w:oddHBand="0" w:evenHBand="0" w:firstRowFirstColumn="0" w:firstRowLastColumn="0" w:lastRowFirstColumn="0" w:lastRowLastColumn="0"/>
             </w:pPr>
-            <w:proofErr w:type="gramStart"/>
-            <w:r>
-              <w:t>1 :</w:t>
-            </w:r>
-            <w:proofErr w:type="gramEnd"/>
-            <w:r>
-              <w:t xml:space="preserve"> M</w:t>
+            <w:r>
+              <w:t>1 : M</w:t>
             </w:r>
           </w:p>
         </w:tc>
@@ -13899,13 +15635,8 @@
               <w:jc w:val="center"/>
               <w:cnfStyle w:val="000000100000" w:firstRow="0" w:lastRow="0" w:firstColumn="0" w:lastColumn="0" w:oddVBand="0" w:evenVBand="0" w:oddHBand="1" w:evenHBand="0" w:firstRowFirstColumn="0" w:firstRowLastColumn="0" w:lastRowFirstColumn="0" w:lastRowLastColumn="0"/>
             </w:pPr>
-            <w:proofErr w:type="gramStart"/>
-            <w:r>
-              <w:t>1 :</w:t>
-            </w:r>
-            <w:proofErr w:type="gramEnd"/>
-            <w:r>
-              <w:t xml:space="preserve"> 1</w:t>
+            <w:r>
+              <w:t>1 : 1</w:t>
             </w:r>
           </w:p>
         </w:tc>
@@ -13921,7 +15652,6 @@
               <w:jc w:val="center"/>
               <w:cnfStyle w:val="000000100000" w:firstRow="0" w:lastRow="0" w:firstColumn="0" w:lastColumn="0" w:oddVBand="0" w:evenVBand="0" w:oddHBand="1" w:evenHBand="0" w:firstRowFirstColumn="0" w:firstRowLastColumn="0" w:lastRowFirstColumn="0" w:lastRowLastColumn="0"/>
               <w:rPr>
-                <w:rFonts w:hint="cs"/>
                 <w:rtl/>
               </w:rPr>
             </w:pPr>
@@ -13939,7 +15669,7 @@
       </w:tr>
       <w:tr>
         <w:trPr>
-          <w:trHeight w:val="570"/>
+          <w:trHeight w:val="617"/>
         </w:trPr>
         <w:tc>
           <w:tcPr>
@@ -13964,17 +15694,11 @@
               <w:jc w:val="center"/>
               <w:cnfStyle w:val="000000000000" w:firstRow="0" w:lastRow="0" w:firstColumn="0" w:lastColumn="0" w:oddVBand="0" w:evenVBand="0" w:oddHBand="0" w:evenHBand="0" w:firstRowFirstColumn="0" w:firstRowLastColumn="0" w:lastRowFirstColumn="0" w:lastRowLastColumn="0"/>
               <w:rPr>
-                <w:rFonts w:hint="cs"/>
-                <w:rtl/>
-              </w:rPr>
-            </w:pPr>
-            <w:proofErr w:type="gramStart"/>
-            <w:r>
-              <w:t>1 :</w:t>
-            </w:r>
-            <w:proofErr w:type="gramEnd"/>
-            <w:r>
-              <w:t xml:space="preserve"> M</w:t>
+                <w:rtl/>
+              </w:rPr>
+            </w:pPr>
+            <w:r>
+              <w:t>1 : M</w:t>
             </w:r>
           </w:p>
         </w:tc>
@@ -14029,23 +15753,12 @@
             <w:pPr>
               <w:jc w:val="center"/>
               <w:cnfStyle w:val="000000100000" w:firstRow="0" w:lastRow="0" w:firstColumn="0" w:lastColumn="0" w:oddVBand="0" w:evenVBand="0" w:oddHBand="1" w:evenHBand="0" w:firstRowFirstColumn="0" w:firstRowLastColumn="0" w:lastRowFirstColumn="0" w:lastRowLastColumn="0"/>
+            </w:pPr>
+            <w:r>
               <w:rPr>
                 <w:rFonts w:hint="cs"/>
               </w:rPr>
-            </w:pPr>
-            <w:proofErr w:type="gramStart"/>
-            <w:r>
-              <w:rPr>
-                <w:rFonts w:hint="cs"/>
-              </w:rPr>
-              <w:t>1 :</w:t>
-            </w:r>
-            <w:proofErr w:type="gramEnd"/>
-            <w:r>
-              <w:rPr>
-                <w:rFonts w:hint="cs"/>
-              </w:rPr>
-              <w:t xml:space="preserve"> M</w:t>
+              <w:t>1 : M</w:t>
             </w:r>
           </w:p>
         </w:tc>
@@ -14058,7 +15771,6 @@
               <w:jc w:val="center"/>
               <w:cnfStyle w:val="000000100000" w:firstRow="0" w:lastRow="0" w:firstColumn="0" w:lastColumn="0" w:oddVBand="0" w:evenVBand="0" w:oddHBand="1" w:evenHBand="0" w:firstRowFirstColumn="0" w:firstRowLastColumn="0" w:lastRowFirstColumn="0" w:lastRowLastColumn="0"/>
               <w:rPr>
-                <w:rFonts w:hint="cs"/>
                 <w:rtl/>
               </w:rPr>
             </w:pPr>
@@ -14101,13 +15813,11 @@
               <w:jc w:val="center"/>
               <w:cnfStyle w:val="000000000000" w:firstRow="0" w:lastRow="0" w:firstColumn="0" w:lastColumn="0" w:oddVBand="0" w:evenVBand="0" w:oddHBand="0" w:evenHBand="0" w:firstRowFirstColumn="0" w:firstRowLastColumn="0" w:lastRowFirstColumn="0" w:lastRowLastColumn="0"/>
             </w:pPr>
-            <w:proofErr w:type="gramStart"/>
-            <w:r>
-              <w:t>1 :</w:t>
-            </w:r>
-            <w:proofErr w:type="gramEnd"/>
-            <w:r>
-              <w:t xml:space="preserve"> N</w:t>
+            <w:r>
+              <w:rPr>
+                <w:rFonts w:hint="cs"/>
+              </w:rPr>
+              <w:t>1 : M</w:t>
             </w:r>
           </w:p>
         </w:tc>
@@ -14131,11 +15841,441 @@
             </w:r>
             <w:r>
               <w:t>.</w:t>
+            </w:r>
+          </w:p>
+        </w:tc>
+      </w:tr>
+      <w:tr>
+        <w:trPr>
+          <w:cnfStyle w:val="000000100000" w:firstRow="0" w:lastRow="0" w:firstColumn="0" w:lastColumn="0" w:oddVBand="0" w:evenVBand="0" w:oddHBand="1" w:evenHBand="0" w:firstRowFirstColumn="0" w:firstRowLastColumn="0" w:lastRowFirstColumn="0" w:lastRowLastColumn="0"/>
+          <w:trHeight w:val="699"/>
+        </w:trPr>
+        <w:tc>
+          <w:tcPr>
+            <w:cnfStyle w:val="001000000000" w:firstRow="0" w:lastRow="0" w:firstColumn="1" w:lastColumn="0" w:oddVBand="0" w:evenVBand="0" w:oddHBand="0" w:evenHBand="0" w:firstRowFirstColumn="0" w:firstRowLastColumn="0" w:lastRowFirstColumn="0" w:lastRowLastColumn="0"/>
+            <w:tcW w:w="3236" w:type="dxa"/>
+          </w:tcPr>
+          <w:p>
+            <w:pPr>
+              <w:jc w:val="center"/>
+              <w:rPr>
+                <w:rtl/>
+              </w:rPr>
+            </w:pPr>
+            <w:r>
+              <w:t xml:space="preserve">Persons ↔ </w:t>
+            </w:r>
+            <w:r>
+              <w:t>Payments</w:t>
+            </w:r>
+          </w:p>
+        </w:tc>
+        <w:tc>
+          <w:tcPr>
+            <w:tcW w:w="2268" w:type="dxa"/>
+          </w:tcPr>
+          <w:p>
+            <w:pPr>
+              <w:jc w:val="center"/>
+              <w:cnfStyle w:val="000000100000" w:firstRow="0" w:lastRow="0" w:firstColumn="0" w:lastColumn="0" w:oddVBand="0" w:evenVBand="0" w:oddHBand="1" w:evenHBand="0" w:firstRowFirstColumn="0" w:firstRowLastColumn="0" w:lastRowFirstColumn="0" w:lastRowLastColumn="0"/>
+            </w:pPr>
+            <w:r>
+              <w:rPr>
+                <w:rFonts w:hint="cs"/>
+              </w:rPr>
+              <w:t>1 : M</w:t>
+            </w:r>
+          </w:p>
+        </w:tc>
+        <w:tc>
+          <w:tcPr>
+            <w:tcW w:w="4952" w:type="dxa"/>
+          </w:tcPr>
+          <w:p>
+            <w:pPr>
+              <w:jc w:val="center"/>
+              <w:cnfStyle w:val="000000100000" w:firstRow="0" w:lastRow="0" w:firstColumn="0" w:lastColumn="0" w:oddVBand="0" w:evenVBand="0" w:oddHBand="1" w:evenHBand="0" w:firstRowFirstColumn="0" w:firstRowLastColumn="0" w:lastRowFirstColumn="0" w:lastRowLastColumn="0"/>
+              <w:rPr>
+                <w:rtl/>
+              </w:rPr>
+            </w:pPr>
+            <w:r>
+              <w:rPr>
+                <w:rFonts w:cs="Arial"/>
+                <w:rtl/>
+              </w:rPr>
+              <w:t>كل شخص يمكن أن يقوم بعدة مدفوعات، وكل دفعة تخص شخصًا واحدًا</w:t>
+            </w:r>
+          </w:p>
+        </w:tc>
+      </w:tr>
+      <w:tr>
+        <w:trPr>
+          <w:trHeight w:val="709"/>
+        </w:trPr>
+        <w:tc>
+          <w:tcPr>
+            <w:cnfStyle w:val="001000000000" w:firstRow="0" w:lastRow="0" w:firstColumn="1" w:lastColumn="0" w:oddVBand="0" w:evenVBand="0" w:oddHBand="0" w:evenHBand="0" w:firstRowFirstColumn="0" w:firstRowLastColumn="0" w:lastRowFirstColumn="0" w:lastRowLastColumn="0"/>
+            <w:tcW w:w="3236" w:type="dxa"/>
+          </w:tcPr>
+          <w:p>
+            <w:pPr>
+              <w:jc w:val="center"/>
+            </w:pPr>
+            <w:r>
+              <w:t>Visits ↔ Payments</w:t>
+            </w:r>
+          </w:p>
+        </w:tc>
+        <w:tc>
+          <w:tcPr>
+            <w:tcW w:w="2268" w:type="dxa"/>
+          </w:tcPr>
+          <w:p>
+            <w:pPr>
+              <w:jc w:val="center"/>
+              <w:cnfStyle w:val="000000000000" w:firstRow="0" w:lastRow="0" w:firstColumn="0" w:lastColumn="0" w:oddVBand="0" w:evenVBand="0" w:oddHBand="0" w:evenHBand="0" w:firstRowFirstColumn="0" w:firstRowLastColumn="0" w:lastRowFirstColumn="0" w:lastRowLastColumn="0"/>
+            </w:pPr>
+            <w:r>
+              <w:rPr>
+                <w:rFonts w:hint="cs"/>
+              </w:rPr>
+              <w:t>1 : M</w:t>
+            </w:r>
+          </w:p>
+        </w:tc>
+        <w:tc>
+          <w:tcPr>
+            <w:tcW w:w="4952" w:type="dxa"/>
+          </w:tcPr>
+          <w:p>
+            <w:pPr>
+              <w:tabs>
+                <w:tab w:val="left" w:pos="1910"/>
+              </w:tabs>
+              <w:jc w:val="center"/>
+              <w:cnfStyle w:val="000000000000" w:firstRow="0" w:lastRow="0" w:firstColumn="0" w:lastColumn="0" w:oddVBand="0" w:evenVBand="0" w:oddHBand="0" w:evenHBand="0" w:firstRowFirstColumn="0" w:firstRowLastColumn="0" w:lastRowFirstColumn="0" w:lastRowLastColumn="0"/>
+              <w:rPr>
+                <w:rFonts w:cs="Arial"/>
+                <w:rtl/>
+              </w:rPr>
+            </w:pPr>
+            <w:r>
+              <w:rPr>
+                <w:rFonts w:cs="Arial"/>
+                <w:rtl/>
+              </w:rPr>
+              <w:t>كل زيارة قد تحتوي على عدة مدفوعات،</w:t>
+            </w:r>
+          </w:p>
+          <w:p>
+            <w:pPr>
+              <w:tabs>
+                <w:tab w:val="left" w:pos="1910"/>
+              </w:tabs>
+              <w:jc w:val="center"/>
+              <w:cnfStyle w:val="000000000000" w:firstRow="0" w:lastRow="0" w:firstColumn="0" w:lastColumn="0" w:oddVBand="0" w:evenVBand="0" w:oddHBand="0" w:evenHBand="0" w:firstRowFirstColumn="0" w:firstRowLastColumn="0" w:lastRowFirstColumn="0" w:lastRowLastColumn="0"/>
+              <w:rPr>
+                <w:rtl/>
+              </w:rPr>
+            </w:pPr>
+            <w:r>
+              <w:rPr>
+                <w:rFonts w:cs="Arial"/>
+                <w:rtl/>
+              </w:rPr>
+              <w:t xml:space="preserve"> والدفع الواحد يرتبط بزيارة واحدة</w:t>
+            </w:r>
+          </w:p>
+        </w:tc>
+      </w:tr>
+      <w:tr>
+        <w:trPr>
+          <w:cnfStyle w:val="000000100000" w:firstRow="0" w:lastRow="0" w:firstColumn="0" w:lastColumn="0" w:oddVBand="0" w:evenVBand="0" w:oddHBand="1" w:evenHBand="0" w:firstRowFirstColumn="0" w:firstRowLastColumn="0" w:lastRowFirstColumn="0" w:lastRowLastColumn="0"/>
+          <w:trHeight w:val="692"/>
+        </w:trPr>
+        <w:tc>
+          <w:tcPr>
+            <w:cnfStyle w:val="001000000000" w:firstRow="0" w:lastRow="0" w:firstColumn="1" w:lastColumn="0" w:oddVBand="0" w:evenVBand="0" w:oddHBand="0" w:evenHBand="0" w:firstRowFirstColumn="0" w:firstRowLastColumn="0" w:lastRowFirstColumn="0" w:lastRowLastColumn="0"/>
+            <w:tcW w:w="3236" w:type="dxa"/>
+          </w:tcPr>
+          <w:p>
+            <w:pPr>
+              <w:jc w:val="center"/>
+            </w:pPr>
+            <w:r>
+              <w:t>Appointments ↔ Payments</w:t>
+            </w:r>
+          </w:p>
+        </w:tc>
+        <w:tc>
+          <w:tcPr>
+            <w:tcW w:w="2268" w:type="dxa"/>
+          </w:tcPr>
+          <w:p>
+            <w:pPr>
+              <w:jc w:val="center"/>
+              <w:cnfStyle w:val="000000100000" w:firstRow="0" w:lastRow="0" w:firstColumn="0" w:lastColumn="0" w:oddVBand="0" w:evenVBand="0" w:oddHBand="1" w:evenHBand="0" w:firstRowFirstColumn="0" w:firstRowLastColumn="0" w:lastRowFirstColumn="0" w:lastRowLastColumn="0"/>
+            </w:pPr>
+            <w:r>
+              <w:rPr>
+                <w:rFonts w:hint="cs"/>
+              </w:rPr>
+              <w:t>1 : M</w:t>
+            </w:r>
+          </w:p>
+        </w:tc>
+        <w:tc>
+          <w:tcPr>
+            <w:tcW w:w="4952" w:type="dxa"/>
+          </w:tcPr>
+          <w:p>
+            <w:pPr>
+              <w:jc w:val="center"/>
+              <w:cnfStyle w:val="000000100000" w:firstRow="0" w:lastRow="0" w:firstColumn="0" w:lastColumn="0" w:oddVBand="0" w:evenVBand="0" w:oddHBand="1" w:evenHBand="0" w:firstRowFirstColumn="0" w:firstRowLastColumn="0" w:lastRowFirstColumn="0" w:lastRowLastColumn="0"/>
+              <w:rPr>
+                <w:rtl/>
+              </w:rPr>
+            </w:pPr>
+            <w:r>
+              <w:rPr>
+                <w:rFonts w:cs="Arial"/>
+                <w:rtl/>
+              </w:rPr>
+              <w:t>كل موعد يمكن أن يكون له عدة مدفوعات (مثل دفعات الحجز)، والدفع الواحد</w:t>
+            </w:r>
+            <w:r>
+              <w:rPr>
+                <w:rFonts w:hint="cs"/>
+                <w:rtl/>
+              </w:rPr>
+              <w:t xml:space="preserve"> </w:t>
+            </w:r>
+            <w:r>
+              <w:rPr>
+                <w:rFonts w:cs="Arial"/>
+                <w:rtl/>
+              </w:rPr>
+              <w:t xml:space="preserve"> يرتبط بموعد واحد فقط</w:t>
+            </w:r>
+          </w:p>
+        </w:tc>
+      </w:tr>
+      <w:tr>
+        <w:trPr>
+          <w:trHeight w:val="688"/>
+        </w:trPr>
+        <w:tc>
+          <w:tcPr>
+            <w:cnfStyle w:val="001000000000" w:firstRow="0" w:lastRow="0" w:firstColumn="1" w:lastColumn="0" w:oddVBand="0" w:evenVBand="0" w:oddHBand="0" w:evenHBand="0" w:firstRowFirstColumn="0" w:firstRowLastColumn="0" w:lastRowFirstColumn="0" w:lastRowLastColumn="0"/>
+            <w:tcW w:w="3236" w:type="dxa"/>
+          </w:tcPr>
+          <w:p>
+            <w:pPr>
+              <w:jc w:val="center"/>
+            </w:pPr>
+            <w:r>
+              <w:t>Users ↔ Payments</w:t>
+            </w:r>
+          </w:p>
+        </w:tc>
+        <w:tc>
+          <w:tcPr>
+            <w:tcW w:w="2268" w:type="dxa"/>
+          </w:tcPr>
+          <w:p>
+            <w:pPr>
+              <w:jc w:val="center"/>
+              <w:cnfStyle w:val="000000000000" w:firstRow="0" w:lastRow="0" w:firstColumn="0" w:lastColumn="0" w:oddVBand="0" w:evenVBand="0" w:oddHBand="0" w:evenHBand="0" w:firstRowFirstColumn="0" w:firstRowLastColumn="0" w:lastRowFirstColumn="0" w:lastRowLastColumn="0"/>
+            </w:pPr>
+            <w:r>
+              <w:rPr>
+                <w:rFonts w:hint="cs"/>
+              </w:rPr>
+              <w:t>1 : M</w:t>
+            </w:r>
+          </w:p>
+        </w:tc>
+        <w:tc>
+          <w:tcPr>
+            <w:tcW w:w="4952" w:type="dxa"/>
+          </w:tcPr>
+          <w:p>
+            <w:pPr>
+              <w:jc w:val="center"/>
+              <w:cnfStyle w:val="000000000000" w:firstRow="0" w:lastRow="0" w:firstColumn="0" w:lastColumn="0" w:oddVBand="0" w:evenVBand="0" w:oddHBand="0" w:evenHBand="0" w:firstRowFirstColumn="0" w:firstRowLastColumn="0" w:lastRowFirstColumn="0" w:lastRowLastColumn="0"/>
+              <w:rPr>
+                <w:rFonts w:cs="Arial"/>
+                <w:rtl/>
+              </w:rPr>
+            </w:pPr>
+            <w:r>
+              <w:rPr>
+                <w:rFonts w:cs="Arial"/>
+                <w:rtl/>
+              </w:rPr>
+              <w:t>كل مستخدم يمكن أن يسجل عدة مدفوعات،</w:t>
+            </w:r>
+          </w:p>
+          <w:p>
+            <w:pPr>
+              <w:jc w:val="center"/>
+              <w:cnfStyle w:val="000000000000" w:firstRow="0" w:lastRow="0" w:firstColumn="0" w:lastColumn="0" w:oddVBand="0" w:evenVBand="0" w:oddHBand="0" w:evenHBand="0" w:firstRowFirstColumn="0" w:firstRowLastColumn="0" w:lastRowFirstColumn="0" w:lastRowLastColumn="0"/>
+              <w:rPr>
+                <w:rtl/>
+              </w:rPr>
+            </w:pPr>
+            <w:r>
+              <w:rPr>
+                <w:rFonts w:cs="Arial"/>
+                <w:rtl/>
+              </w:rPr>
+              <w:t xml:space="preserve"> وكل دفعة يسجلها موظف واحد</w:t>
+            </w:r>
+          </w:p>
+        </w:tc>
+      </w:tr>
+      <w:tr>
+        <w:trPr>
+          <w:cnfStyle w:val="000000100000" w:firstRow="0" w:lastRow="0" w:firstColumn="0" w:lastColumn="0" w:oddVBand="0" w:evenVBand="0" w:oddHBand="1" w:evenHBand="0" w:firstRowFirstColumn="0" w:firstRowLastColumn="0" w:lastRowFirstColumn="0" w:lastRowLastColumn="0"/>
+          <w:trHeight w:val="711"/>
+        </w:trPr>
+        <w:tc>
+          <w:tcPr>
+            <w:cnfStyle w:val="001000000000" w:firstRow="0" w:lastRow="0" w:firstColumn="1" w:lastColumn="0" w:oddVBand="0" w:evenVBand="0" w:oddHBand="0" w:evenHBand="0" w:firstRowFirstColumn="0" w:firstRowLastColumn="0" w:lastRowFirstColumn="0" w:lastRowLastColumn="0"/>
+            <w:tcW w:w="3236" w:type="dxa"/>
+          </w:tcPr>
+          <w:p>
+            <w:pPr>
+              <w:jc w:val="center"/>
+            </w:pPr>
+            <w:r>
+              <w:t>Users ↔ Salaries</w:t>
+            </w:r>
+          </w:p>
+        </w:tc>
+        <w:tc>
+          <w:tcPr>
+            <w:tcW w:w="2268" w:type="dxa"/>
+          </w:tcPr>
+          <w:p>
+            <w:pPr>
+              <w:jc w:val="center"/>
+              <w:cnfStyle w:val="000000100000" w:firstRow="0" w:lastRow="0" w:firstColumn="0" w:lastColumn="0" w:oddVBand="0" w:evenVBand="0" w:oddHBand="1" w:evenHBand="0" w:firstRowFirstColumn="0" w:firstRowLastColumn="0" w:lastRowFirstColumn="0" w:lastRowLastColumn="0"/>
+              <w:rPr>
+                <w:rFonts w:hint="cs"/>
+              </w:rPr>
+            </w:pPr>
+            <w:r>
+              <w:rPr>
+                <w:rFonts w:hint="cs"/>
+              </w:rPr>
+              <w:t>1 : M</w:t>
+            </w:r>
+          </w:p>
+        </w:tc>
+        <w:tc>
+          <w:tcPr>
+            <w:tcW w:w="4952" w:type="dxa"/>
+          </w:tcPr>
+          <w:p>
+            <w:pPr>
+              <w:jc w:val="center"/>
+              <w:cnfStyle w:val="000000100000" w:firstRow="0" w:lastRow="0" w:firstColumn="0" w:lastColumn="0" w:oddVBand="0" w:evenVBand="0" w:oddHBand="1" w:evenHBand="0" w:firstRowFirstColumn="0" w:firstRowLastColumn="0" w:lastRowFirstColumn="0" w:lastRowLastColumn="0"/>
+              <w:rPr>
+                <w:rFonts w:cs="Arial"/>
+                <w:rtl/>
+              </w:rPr>
+            </w:pPr>
+            <w:r>
+              <w:rPr>
+                <w:rFonts w:cs="Arial" w:hint="cs"/>
+                <w:rtl/>
+              </w:rPr>
+              <w:t>ك</w:t>
+            </w:r>
+            <w:r>
+              <w:rPr>
+                <w:rFonts w:cs="Arial"/>
+                <w:rtl/>
+              </w:rPr>
+              <w:t>ل موظف يمكن أن يكون له عدة رواتب عبر الزمن،</w:t>
+            </w:r>
+          </w:p>
+          <w:p>
+            <w:pPr>
+              <w:jc w:val="center"/>
+              <w:cnfStyle w:val="000000100000" w:firstRow="0" w:lastRow="0" w:firstColumn="0" w:lastColumn="0" w:oddVBand="0" w:evenVBand="0" w:oddHBand="1" w:evenHBand="0" w:firstRowFirstColumn="0" w:firstRowLastColumn="0" w:lastRowFirstColumn="0" w:lastRowLastColumn="0"/>
+              <w:rPr>
+                <w:rFonts w:cs="Arial" w:hint="cs"/>
+                <w:rtl/>
+              </w:rPr>
+            </w:pPr>
+            <w:r>
+              <w:rPr>
+                <w:rFonts w:cs="Arial"/>
+                <w:rtl/>
+              </w:rPr>
+              <w:t xml:space="preserve"> وكل سجل راتب يخص موظفًا واحدًا فقط</w:t>
             </w:r>
           </w:p>
         </w:tc>
       </w:tr>
     </w:tbl>
+    <w:p>
+      <w:pPr>
+        <w:rPr>
+          <w:sz w:val="28"/>
+          <w:szCs w:val="28"/>
+          <w:rtl/>
+        </w:rPr>
+      </w:pPr>
+    </w:p>
+    <w:p>
+      <w:pPr>
+        <w:rPr>
+          <w:sz w:val="28"/>
+          <w:szCs w:val="28"/>
+          <w:rtl/>
+        </w:rPr>
+      </w:pPr>
+    </w:p>
+    <w:p>
+      <w:pPr>
+        <w:rPr>
+          <w:sz w:val="28"/>
+          <w:szCs w:val="28"/>
+          <w:rtl/>
+        </w:rPr>
+      </w:pPr>
+    </w:p>
+    <w:p>
+      <w:pPr>
+        <w:rPr>
+          <w:sz w:val="28"/>
+          <w:szCs w:val="28"/>
+          <w:rtl/>
+        </w:rPr>
+      </w:pPr>
+    </w:p>
+    <w:p>
+      <w:pPr>
+        <w:bidi w:val="0"/>
+        <w:rPr>
+          <w:sz w:val="28"/>
+          <w:szCs w:val="28"/>
+          <w:rtl/>
+        </w:rPr>
+      </w:pPr>
+      <w:r>
+        <w:rPr>
+          <w:sz w:val="28"/>
+          <w:szCs w:val="28"/>
+          <w:rtl/>
+        </w:rPr>
+        <w:br w:type="page"/>
+      </w:r>
+    </w:p>
     <w:p>
       <w:pPr>
         <w:rPr>
@@ -14188,7 +16328,6 @@
             <w14:round/>
           </w14:textOutline>
         </w:rPr>
-        <w:lastRenderedPageBreak/>
         <w:t>المخطط المفاهيمي</w:t>
       </w:r>
     </w:p>
@@ -14200,22 +16339,24 @@
           <w:rtl/>
         </w:rPr>
       </w:pPr>
+    </w:p>
+    <w:p>
+      <w:pPr>
+        <w:rPr>
+          <w:rFonts w:hint="cs"/>
+          <w:sz w:val="28"/>
+          <w:szCs w:val="28"/>
+          <w:rtl/>
+        </w:rPr>
+      </w:pPr>
       <w:r>
         <w:rPr>
           <w:noProof/>
         </w:rPr>
         <w:drawing>
-          <wp:anchor distT="0" distB="0" distL="114300" distR="114300" simplePos="0" relativeHeight="251661312" behindDoc="0" locked="0" layoutInCell="1" allowOverlap="1" wp14:anchorId="37777E12" wp14:editId="74A1912A">
-            <wp:simplePos x="0" y="0"/>
-            <wp:positionH relativeFrom="page">
-              <wp:posOffset>112610</wp:posOffset>
-            </wp:positionH>
-            <wp:positionV relativeFrom="paragraph">
-              <wp:posOffset>341287</wp:posOffset>
-            </wp:positionV>
-            <wp:extent cx="7344410" cy="3013710"/>
-            <wp:effectExtent l="152400" t="152400" r="370840" b="358140"/>
-            <wp:wrapNone/>
+          <wp:inline distT="0" distB="0" distL="0" distR="0" wp14:anchorId="7E480D02" wp14:editId="3FCF75CE">
+            <wp:extent cx="6645910" cy="4159250"/>
+            <wp:effectExtent l="0" t="0" r="2540" b="0"/>
             <wp:docPr id="3" name="صورة 3"/>
             <wp:cNvGraphicFramePr>
               <a:graphicFrameLocks xmlns:a="http://schemas.openxmlformats.org/drawingml/2006/main" noChangeAspect="1"/>
@@ -14245,26 +16386,20 @@
                   <pic:spPr bwMode="auto">
                     <a:xfrm>
                       <a:off x="0" y="0"/>
-                      <a:ext cx="7344410" cy="3013710"/>
+                      <a:ext cx="6645910" cy="4159250"/>
                     </a:xfrm>
                     <a:prstGeom prst="rect">
                       <a:avLst/>
                     </a:prstGeom>
+                    <a:noFill/>
                     <a:ln>
                       <a:noFill/>
                     </a:ln>
-                    <a:effectLst>
-                      <a:outerShdw blurRad="292100" dist="139700" dir="2700000" algn="tl" rotWithShape="0">
-                        <a:srgbClr val="333333">
-                          <a:alpha val="65000"/>
-                        </a:srgbClr>
-                      </a:outerShdw>
-                    </a:effectLst>
                   </pic:spPr>
                 </pic:pic>
               </a:graphicData>
             </a:graphic>
-          </wp:anchor>
+          </wp:inline>
         </w:drawing>
       </w:r>
     </w:p>
@@ -14276,7 +16411,20 @@
     <w:p>
       <w:pPr>
         <w:rPr>
-          <w:rFonts w:hint="cs"/>
+          <w:sz w:val="28"/>
+          <w:szCs w:val="28"/>
+          <w:rtl/>
+        </w:rPr>
+      </w:pPr>
+    </w:p>
+    <w:p>
+      <w:pPr>
+        <w:pStyle w:val="a4"/>
+      </w:pPr>
+    </w:p>
+    <w:p>
+      <w:pPr>
+        <w:rPr>
           <w:sz w:val="28"/>
           <w:szCs w:val="28"/>
           <w:rtl/>
@@ -18221,7 +20369,7 @@
   <w:style w:type="paragraph" w:default="1" w:styleId="a">
     <w:name w:val="Normal"/>
     <w:qFormat/>
-    <w:rsid w:val="00603179"/>
+    <w:rsid w:val="004D481B"/>
     <w:pPr>
       <w:bidi/>
     </w:pPr>

--- a/Program Clinic Management/ملفات/The Report.docx
+++ b/Program Clinic Management/ملفات/The Report.docx
@@ -238,6 +238,7 @@
         </w:rPr>
         <w:t xml:space="preserve">تطبيق </w:t>
       </w:r>
+      <w:proofErr w:type="gramStart"/>
       <w:r>
         <w:rPr>
           <w:rStyle w:val="a3"/>
@@ -254,7 +255,17 @@
           <w:szCs w:val="28"/>
           <w:rtl/>
         </w:rPr>
-        <w:t xml:space="preserve"> لإدارة العيادات الطبية</w:t>
+        <w:t xml:space="preserve"> لإدارة</w:t>
+      </w:r>
+      <w:proofErr w:type="gramEnd"/>
+      <w:r>
+        <w:rPr>
+          <w:rStyle w:val="a3"/>
+          <w:sz w:val="28"/>
+          <w:szCs w:val="28"/>
+          <w:rtl/>
+        </w:rPr>
+        <w:t xml:space="preserve"> العيادات الطبية</w:t>
       </w:r>
       <w:r>
         <w:rPr>
@@ -364,8 +375,22 @@
           <w:szCs w:val="32"/>
           <w:rtl/>
         </w:rPr>
-        <w:t>هدف المشروع :</w:t>
-      </w:r>
+        <w:t xml:space="preserve">هدف </w:t>
+      </w:r>
+      <w:proofErr w:type="gramStart"/>
+      <w:r>
+        <w:rPr>
+          <w:rFonts w:hint="cs"/>
+          <w:b/>
+          <w:bCs/>
+          <w:color w:val="C00000"/>
+          <w:sz w:val="32"/>
+          <w:szCs w:val="32"/>
+          <w:rtl/>
+        </w:rPr>
+        <w:t>المشروع :</w:t>
+      </w:r>
+      <w:proofErr w:type="gramEnd"/>
     </w:p>
     <w:p>
       <w:pPr>
@@ -393,6 +418,7 @@
         </w:rPr>
         <w:t xml:space="preserve">  </w:t>
       </w:r>
+      <w:proofErr w:type="gramStart"/>
       <w:r>
         <w:rPr>
           <w:rFonts w:hAnsi="Symbol"/>
@@ -415,7 +441,16 @@
           <w:szCs w:val="28"/>
           <w:rtl/>
         </w:rPr>
-        <w:t xml:space="preserve">بناء نظام برمجي يساعد العيادات على </w:t>
+        <w:t>بناء</w:t>
+      </w:r>
+      <w:proofErr w:type="gramEnd"/>
+      <w:r>
+        <w:rPr>
+          <w:sz w:val="28"/>
+          <w:szCs w:val="28"/>
+          <w:rtl/>
+        </w:rPr>
+        <w:t xml:space="preserve"> نظام برمجي يساعد العيادات على </w:t>
       </w:r>
       <w:r>
         <w:rPr>
@@ -459,6 +494,7 @@
         </w:rPr>
         <w:t xml:space="preserve">  </w:t>
       </w:r>
+      <w:proofErr w:type="gramStart"/>
       <w:r>
         <w:rPr>
           <w:rFonts w:hAnsi="Symbol"/>
@@ -481,7 +517,16 @@
           <w:szCs w:val="28"/>
           <w:rtl/>
         </w:rPr>
-        <w:t xml:space="preserve">توفير </w:t>
+        <w:t>توفير</w:t>
+      </w:r>
+      <w:proofErr w:type="gramEnd"/>
+      <w:r>
+        <w:rPr>
+          <w:sz w:val="28"/>
+          <w:szCs w:val="28"/>
+          <w:rtl/>
+        </w:rPr>
+        <w:t xml:space="preserve"> </w:t>
       </w:r>
       <w:r>
         <w:rPr>
@@ -525,6 +570,7 @@
         </w:rPr>
         <w:t xml:space="preserve">  </w:t>
       </w:r>
+      <w:proofErr w:type="gramStart"/>
       <w:r>
         <w:rPr>
           <w:rFonts w:hAnsi="Symbol"/>
@@ -547,7 +593,16 @@
           <w:szCs w:val="28"/>
           <w:rtl/>
         </w:rPr>
-        <w:t xml:space="preserve">إنشاء </w:t>
+        <w:t>إنشاء</w:t>
+      </w:r>
+      <w:proofErr w:type="gramEnd"/>
+      <w:r>
+        <w:rPr>
+          <w:sz w:val="28"/>
+          <w:szCs w:val="28"/>
+          <w:rtl/>
+        </w:rPr>
+        <w:t xml:space="preserve"> </w:t>
       </w:r>
       <w:r>
         <w:rPr>
@@ -591,6 +646,7 @@
         </w:rPr>
         <w:t xml:space="preserve">  </w:t>
       </w:r>
+      <w:proofErr w:type="gramStart"/>
       <w:r>
         <w:rPr>
           <w:rFonts w:hAnsi="Symbol"/>
@@ -613,7 +669,16 @@
           <w:szCs w:val="28"/>
           <w:rtl/>
         </w:rPr>
-        <w:t xml:space="preserve">تقديم </w:t>
+        <w:t>تقديم</w:t>
+      </w:r>
+      <w:proofErr w:type="gramEnd"/>
+      <w:r>
+        <w:rPr>
+          <w:sz w:val="28"/>
+          <w:szCs w:val="28"/>
+          <w:rtl/>
+        </w:rPr>
+        <w:t xml:space="preserve"> </w:t>
       </w:r>
       <w:r>
         <w:rPr>
@@ -657,6 +722,7 @@
         </w:rPr>
         <w:t xml:space="preserve">  </w:t>
       </w:r>
+      <w:proofErr w:type="gramStart"/>
       <w:r>
         <w:rPr>
           <w:rFonts w:hAnsi="Symbol"/>
@@ -679,7 +745,16 @@
           <w:szCs w:val="28"/>
           <w:rtl/>
         </w:rPr>
-        <w:t xml:space="preserve">تطوير </w:t>
+        <w:t>تطوير</w:t>
+      </w:r>
+      <w:proofErr w:type="gramEnd"/>
+      <w:r>
+        <w:rPr>
+          <w:sz w:val="28"/>
+          <w:szCs w:val="28"/>
+          <w:rtl/>
+        </w:rPr>
+        <w:t xml:space="preserve"> </w:t>
       </w:r>
       <w:r>
         <w:rPr>
@@ -723,6 +798,7 @@
         </w:rPr>
         <w:t xml:space="preserve">  </w:t>
       </w:r>
+      <w:proofErr w:type="gramStart"/>
       <w:r>
         <w:rPr>
           <w:rFonts w:hAnsi="Symbol"/>
@@ -745,7 +821,16 @@
           <w:szCs w:val="28"/>
           <w:rtl/>
         </w:rPr>
-        <w:t xml:space="preserve">تنبيه الإدارة حول </w:t>
+        <w:t>تنبيه</w:t>
+      </w:r>
+      <w:proofErr w:type="gramEnd"/>
+      <w:r>
+        <w:rPr>
+          <w:sz w:val="28"/>
+          <w:szCs w:val="28"/>
+          <w:rtl/>
+        </w:rPr>
+        <w:t xml:space="preserve"> الإدارة حول </w:t>
       </w:r>
       <w:r>
         <w:rPr>
@@ -1071,7 +1156,29 @@
           <w:szCs w:val="28"/>
           <w:rtl/>
         </w:rPr>
-        <w:t>ة و إدارة منظمة</w:t>
+        <w:t xml:space="preserve">ة </w:t>
+      </w:r>
+      <w:proofErr w:type="gramStart"/>
+      <w:r>
+        <w:rPr>
+          <w:rStyle w:val="a3"/>
+          <w:rFonts w:hint="cs"/>
+          <w:sz w:val="28"/>
+          <w:szCs w:val="28"/>
+          <w:rtl/>
+        </w:rPr>
+        <w:t>و إدارة</w:t>
+      </w:r>
+      <w:proofErr w:type="gramEnd"/>
+      <w:r>
+        <w:rPr>
+          <w:rStyle w:val="a3"/>
+          <w:rFonts w:hint="cs"/>
+          <w:sz w:val="28"/>
+          <w:szCs w:val="28"/>
+          <w:rtl/>
+        </w:rPr>
+        <w:t xml:space="preserve"> منظمة</w:t>
       </w:r>
       <w:r>
         <w:rPr>
@@ -1295,376 +1402,9 @@
           <w:szCs w:val="32"/>
           <w:rtl/>
         </w:rPr>
-        <w:t>أدوات التطوير و البناء للبرنامج</w:t>
-      </w:r>
-    </w:p>
-    <w:p>
-      <w:pPr>
-        <w:rPr>
-          <w:sz w:val="28"/>
-          <w:szCs w:val="28"/>
-          <w:rtl/>
-        </w:rPr>
-      </w:pPr>
-    </w:p>
-    <w:p>
-      <w:pPr>
-        <w:rPr>
-          <w:sz w:val="28"/>
-          <w:szCs w:val="28"/>
-          <w:rtl/>
-          <w:lang w:val="en-AE"/>
-        </w:rPr>
-      </w:pPr>
-      <w:r>
-        <w:rPr>
-          <w:rFonts w:hint="cs"/>
-          <w:b/>
-          <w:bCs/>
-          <w:color w:val="002060"/>
-          <w:sz w:val="28"/>
-          <w:szCs w:val="28"/>
-          <w:rtl/>
-        </w:rPr>
-        <w:t>نوع البرنامج :</w:t>
-      </w:r>
-      <w:r>
-        <w:rPr>
-          <w:rFonts w:hint="cs"/>
-          <w:color w:val="002060"/>
-          <w:sz w:val="28"/>
-          <w:szCs w:val="28"/>
-          <w:rtl/>
-        </w:rPr>
-        <w:t xml:space="preserve"> </w:t>
-      </w:r>
-      <w:r>
-        <w:rPr>
-          <w:rFonts w:hint="cs"/>
-          <w:color w:val="002060"/>
-          <w:sz w:val="28"/>
-          <w:szCs w:val="28"/>
-          <w:rtl/>
-        </w:rPr>
-        <w:t xml:space="preserve"> </w:t>
-      </w:r>
-      <w:r>
-        <w:rPr>
-          <w:sz w:val="28"/>
-          <w:szCs w:val="28"/>
-          <w:lang w:val="en-AE"/>
-        </w:rPr>
-        <w:t>Desktop App</w:t>
-      </w:r>
-    </w:p>
-    <w:p>
-      <w:pPr>
-        <w:rPr>
-          <w:sz w:val="28"/>
-          <w:szCs w:val="28"/>
-          <w:lang w:val="en-AE"/>
-        </w:rPr>
-      </w:pPr>
-      <w:r>
-        <w:rPr>
-          <w:rFonts w:hint="cs"/>
-          <w:b/>
-          <w:bCs/>
-          <w:color w:val="002060"/>
-          <w:sz w:val="28"/>
-          <w:szCs w:val="28"/>
-          <w:rtl/>
-        </w:rPr>
-        <w:t>بيئة العمل :</w:t>
-      </w:r>
-      <w:r>
-        <w:rPr>
-          <w:rFonts w:hint="cs"/>
-          <w:color w:val="002060"/>
-          <w:sz w:val="28"/>
-          <w:szCs w:val="28"/>
-          <w:rtl/>
-        </w:rPr>
-        <w:t xml:space="preserve">    </w:t>
-      </w:r>
-      <w:r>
-        <w:rPr>
-          <w:rFonts w:hint="cs"/>
-          <w:color w:val="002060"/>
-          <w:sz w:val="28"/>
-          <w:szCs w:val="28"/>
-          <w:rtl/>
-        </w:rPr>
-        <w:t xml:space="preserve"> </w:t>
-      </w:r>
-      <w:r>
-        <w:rPr>
-          <w:sz w:val="28"/>
-          <w:szCs w:val="28"/>
-          <w:lang w:val="en-AE"/>
-        </w:rPr>
-        <w:t>Visual Studio</w:t>
-      </w:r>
-    </w:p>
-    <w:p>
-      <w:pPr>
-        <w:rPr>
-          <w:sz w:val="28"/>
-          <w:szCs w:val="28"/>
-          <w:rtl/>
-          <w:lang w:val="en-AE"/>
-        </w:rPr>
-      </w:pPr>
-      <w:r>
-        <w:rPr>
-          <w:rFonts w:hint="cs"/>
-          <w:b/>
-          <w:bCs/>
-          <w:color w:val="002060"/>
-          <w:sz w:val="28"/>
-          <w:szCs w:val="28"/>
-          <w:rtl/>
-        </w:rPr>
-        <w:t>لغة البرمجة :</w:t>
-      </w:r>
-      <w:r>
-        <w:rPr>
-          <w:rFonts w:hint="cs"/>
-          <w:color w:val="002060"/>
-          <w:sz w:val="28"/>
-          <w:szCs w:val="28"/>
-          <w:rtl/>
-        </w:rPr>
-        <w:t xml:space="preserve">  </w:t>
-      </w:r>
-      <w:r>
-        <w:rPr>
-          <w:rFonts w:hint="cs"/>
-          <w:color w:val="002060"/>
-          <w:sz w:val="28"/>
-          <w:szCs w:val="28"/>
-          <w:rtl/>
-        </w:rPr>
-        <w:t xml:space="preserve"> </w:t>
-      </w:r>
-      <w:r>
-        <w:rPr>
-          <w:sz w:val="28"/>
-          <w:szCs w:val="28"/>
-          <w:lang w:val="en-AE"/>
-        </w:rPr>
-        <w:t>C#</w:t>
-      </w:r>
-      <w:r>
-        <w:rPr>
-          <w:rFonts w:hint="cs"/>
-          <w:sz w:val="28"/>
-          <w:szCs w:val="28"/>
-          <w:rtl/>
-          <w:lang w:val="en-AE"/>
-        </w:rPr>
-        <w:t xml:space="preserve"> لغة بناء التطبيق</w:t>
-      </w:r>
-    </w:p>
-    <w:p>
-      <w:pPr>
-        <w:rPr>
-          <w:sz w:val="28"/>
-          <w:szCs w:val="28"/>
-          <w:lang w:val="en-AE"/>
-        </w:rPr>
-      </w:pPr>
-      <w:r>
-        <w:rPr>
-          <w:b/>
-          <w:bCs/>
-          <w:color w:val="002060"/>
-          <w:sz w:val="28"/>
-          <w:szCs w:val="28"/>
-          <w:lang w:val="en-AE" w:bidi="ar-JO"/>
-        </w:rPr>
-        <w:t>Database</w:t>
-      </w:r>
-      <w:r>
-        <w:rPr>
-          <w:rFonts w:hint="cs"/>
-          <w:b/>
-          <w:bCs/>
-          <w:color w:val="002060"/>
-          <w:sz w:val="28"/>
-          <w:szCs w:val="28"/>
-          <w:rtl/>
-        </w:rPr>
-        <w:t xml:space="preserve">  </w:t>
-      </w:r>
-      <w:r>
-        <w:rPr>
-          <w:rFonts w:hint="cs"/>
-          <w:b/>
-          <w:bCs/>
-          <w:sz w:val="28"/>
-          <w:szCs w:val="28"/>
-          <w:rtl/>
-        </w:rPr>
-        <w:t xml:space="preserve">:  </w:t>
-      </w:r>
-      <w:r>
-        <w:rPr>
-          <w:sz w:val="28"/>
-          <w:szCs w:val="28"/>
-          <w:lang w:val="en-AE"/>
-        </w:rPr>
-        <w:t>SQL Server</w:t>
-      </w:r>
-    </w:p>
-    <w:p>
-      <w:pPr>
-        <w:rPr>
-          <w:sz w:val="28"/>
-          <w:szCs w:val="28"/>
-          <w:rtl/>
-        </w:rPr>
-      </w:pPr>
-    </w:p>
-    <w:p>
-      <w:pPr>
-        <w:rPr>
-          <w:sz w:val="28"/>
-          <w:szCs w:val="28"/>
-          <w:rtl/>
-        </w:rPr>
-      </w:pPr>
-    </w:p>
-    <w:p>
-      <w:pPr>
-        <w:rPr>
-          <w:sz w:val="28"/>
-          <w:szCs w:val="28"/>
-          <w:rtl/>
-        </w:rPr>
-      </w:pPr>
-    </w:p>
-    <w:p>
-      <w:pPr>
-        <w:rPr>
-          <w:sz w:val="28"/>
-          <w:szCs w:val="28"/>
-          <w:rtl/>
-        </w:rPr>
-      </w:pPr>
-    </w:p>
-    <w:p>
-      <w:pPr>
-        <w:rPr>
-          <w:sz w:val="28"/>
-          <w:szCs w:val="28"/>
-          <w:rtl/>
-        </w:rPr>
-      </w:pPr>
-    </w:p>
-    <w:p>
-      <w:pPr>
-        <w:rPr>
-          <w:sz w:val="28"/>
-          <w:szCs w:val="28"/>
-          <w:rtl/>
-        </w:rPr>
-      </w:pPr>
-    </w:p>
-    <w:p>
-      <w:pPr>
-        <w:rPr>
-          <w:sz w:val="28"/>
-          <w:szCs w:val="28"/>
-          <w:rtl/>
-        </w:rPr>
-      </w:pPr>
-    </w:p>
-    <w:p>
-      <w:pPr>
-        <w:rPr>
-          <w:sz w:val="28"/>
-          <w:szCs w:val="28"/>
-          <w:rtl/>
-        </w:rPr>
-      </w:pPr>
-    </w:p>
-    <w:p>
-      <w:pPr>
-        <w:rPr>
-          <w:sz w:val="28"/>
-          <w:szCs w:val="28"/>
-          <w:rtl/>
-        </w:rPr>
-      </w:pPr>
-    </w:p>
-    <w:p>
-      <w:pPr>
-        <w:rPr>
-          <w:sz w:val="28"/>
-          <w:szCs w:val="28"/>
-          <w:rtl/>
-        </w:rPr>
-      </w:pPr>
-    </w:p>
-    <w:p>
-      <w:pPr>
-        <w:rPr>
-          <w:sz w:val="28"/>
-          <w:szCs w:val="28"/>
-          <w:rtl/>
-        </w:rPr>
-      </w:pPr>
-    </w:p>
-    <w:p>
-      <w:pPr>
-        <w:rPr>
-          <w:sz w:val="28"/>
-          <w:szCs w:val="28"/>
-          <w:rtl/>
-        </w:rPr>
-      </w:pPr>
-    </w:p>
-    <w:p>
-      <w:pPr>
-        <w:rPr>
-          <w:sz w:val="28"/>
-          <w:szCs w:val="28"/>
-          <w:rtl/>
-        </w:rPr>
-      </w:pPr>
-    </w:p>
-    <w:p>
-      <w:pPr>
-        <w:rPr>
-          <w:sz w:val="28"/>
-          <w:szCs w:val="28"/>
-          <w:rtl/>
-        </w:rPr>
-      </w:pPr>
-    </w:p>
-    <w:p>
-      <w:pPr>
-        <w:rPr>
-          <w:sz w:val="28"/>
-          <w:szCs w:val="28"/>
-          <w:rtl/>
-        </w:rPr>
-      </w:pPr>
-    </w:p>
-    <w:p>
-      <w:pPr>
-        <w:shd w:val="clear" w:color="auto" w:fill="E2EFD9" w:themeFill="accent6" w:themeFillTint="33"/>
-        <w:jc w:val="center"/>
-        <w:rPr>
-          <w:b/>
-          <w:bCs/>
-          <w:color w:val="C00000"/>
-          <w:sz w:val="32"/>
-          <w:szCs w:val="32"/>
-          <w:rtl/>
-        </w:rPr>
-      </w:pPr>
+        <w:t xml:space="preserve">أدوات التطوير </w:t>
+      </w:r>
+      <w:proofErr w:type="gramStart"/>
       <w:r>
         <w:rPr>
           <w:rFonts w:hint="cs"/>
@@ -1675,6 +1415,454 @@
           <w:szCs w:val="32"/>
           <w:rtl/>
         </w:rPr>
+        <w:t>و البناء</w:t>
+      </w:r>
+      <w:proofErr w:type="gramEnd"/>
+      <w:r>
+        <w:rPr>
+          <w:rFonts w:hint="cs"/>
+          <w:b/>
+          <w:bCs/>
+          <w:color w:val="C00000"/>
+          <w:sz w:val="32"/>
+          <w:szCs w:val="32"/>
+          <w:rtl/>
+        </w:rPr>
+        <w:t xml:space="preserve"> للبرنامج</w:t>
+      </w:r>
+    </w:p>
+    <w:p>
+      <w:pPr>
+        <w:rPr>
+          <w:sz w:val="28"/>
+          <w:szCs w:val="28"/>
+          <w:rtl/>
+        </w:rPr>
+      </w:pPr>
+    </w:p>
+    <w:p>
+      <w:pPr>
+        <w:rPr>
+          <w:sz w:val="28"/>
+          <w:szCs w:val="28"/>
+          <w:rtl/>
+          <w:lang w:val="en-AE"/>
+        </w:rPr>
+      </w:pPr>
+      <w:r>
+        <w:rPr>
+          <w:rFonts w:hint="cs"/>
+          <w:b/>
+          <w:bCs/>
+          <w:color w:val="002060"/>
+          <w:sz w:val="28"/>
+          <w:szCs w:val="28"/>
+          <w:rtl/>
+        </w:rPr>
+        <w:t xml:space="preserve">نوع </w:t>
+      </w:r>
+      <w:proofErr w:type="gramStart"/>
+      <w:r>
+        <w:rPr>
+          <w:rFonts w:hint="cs"/>
+          <w:b/>
+          <w:bCs/>
+          <w:color w:val="002060"/>
+          <w:sz w:val="28"/>
+          <w:szCs w:val="28"/>
+          <w:rtl/>
+        </w:rPr>
+        <w:t>البرنامج :</w:t>
+      </w:r>
+      <w:proofErr w:type="gramEnd"/>
+      <w:r>
+        <w:rPr>
+          <w:rFonts w:hint="cs"/>
+          <w:color w:val="002060"/>
+          <w:sz w:val="28"/>
+          <w:szCs w:val="28"/>
+          <w:rtl/>
+        </w:rPr>
+        <w:t xml:space="preserve"> </w:t>
+      </w:r>
+      <w:r>
+        <w:rPr>
+          <w:rFonts w:hint="cs"/>
+          <w:color w:val="002060"/>
+          <w:sz w:val="28"/>
+          <w:szCs w:val="28"/>
+          <w:rtl/>
+        </w:rPr>
+        <w:t xml:space="preserve"> </w:t>
+      </w:r>
+      <w:r>
+        <w:rPr>
+          <w:sz w:val="28"/>
+          <w:szCs w:val="28"/>
+          <w:lang w:val="en-AE"/>
+        </w:rPr>
+        <w:t>Desktop App</w:t>
+      </w:r>
+    </w:p>
+    <w:p>
+      <w:pPr>
+        <w:rPr>
+          <w:sz w:val="28"/>
+          <w:szCs w:val="28"/>
+          <w:lang w:val="en-AE"/>
+        </w:rPr>
+      </w:pPr>
+      <w:r>
+        <w:rPr>
+          <w:rFonts w:hint="cs"/>
+          <w:b/>
+          <w:bCs/>
+          <w:color w:val="002060"/>
+          <w:sz w:val="28"/>
+          <w:szCs w:val="28"/>
+          <w:rtl/>
+        </w:rPr>
+        <w:t xml:space="preserve">بيئة </w:t>
+      </w:r>
+      <w:proofErr w:type="gramStart"/>
+      <w:r>
+        <w:rPr>
+          <w:rFonts w:hint="cs"/>
+          <w:b/>
+          <w:bCs/>
+          <w:color w:val="002060"/>
+          <w:sz w:val="28"/>
+          <w:szCs w:val="28"/>
+          <w:rtl/>
+        </w:rPr>
+        <w:t>العمل :</w:t>
+      </w:r>
+      <w:proofErr w:type="gramEnd"/>
+      <w:r>
+        <w:rPr>
+          <w:rFonts w:hint="cs"/>
+          <w:color w:val="002060"/>
+          <w:sz w:val="28"/>
+          <w:szCs w:val="28"/>
+          <w:rtl/>
+        </w:rPr>
+        <w:t xml:space="preserve">    </w:t>
+      </w:r>
+      <w:r>
+        <w:rPr>
+          <w:rFonts w:hint="cs"/>
+          <w:color w:val="002060"/>
+          <w:sz w:val="28"/>
+          <w:szCs w:val="28"/>
+          <w:rtl/>
+        </w:rPr>
+        <w:t xml:space="preserve"> </w:t>
+      </w:r>
+      <w:r>
+        <w:rPr>
+          <w:sz w:val="28"/>
+          <w:szCs w:val="28"/>
+          <w:lang w:val="en-AE"/>
+        </w:rPr>
+        <w:t>Visual Studio</w:t>
+      </w:r>
+    </w:p>
+    <w:p>
+      <w:pPr>
+        <w:rPr>
+          <w:sz w:val="28"/>
+          <w:szCs w:val="28"/>
+          <w:rtl/>
+          <w:lang w:val="en-AE"/>
+        </w:rPr>
+      </w:pPr>
+      <w:r>
+        <w:rPr>
+          <w:rFonts w:hint="cs"/>
+          <w:b/>
+          <w:bCs/>
+          <w:color w:val="002060"/>
+          <w:sz w:val="28"/>
+          <w:szCs w:val="28"/>
+          <w:rtl/>
+        </w:rPr>
+        <w:t xml:space="preserve">لغة </w:t>
+      </w:r>
+      <w:proofErr w:type="gramStart"/>
+      <w:r>
+        <w:rPr>
+          <w:rFonts w:hint="cs"/>
+          <w:b/>
+          <w:bCs/>
+          <w:color w:val="002060"/>
+          <w:sz w:val="28"/>
+          <w:szCs w:val="28"/>
+          <w:rtl/>
+        </w:rPr>
+        <w:t>البرمجة :</w:t>
+      </w:r>
+      <w:proofErr w:type="gramEnd"/>
+      <w:r>
+        <w:rPr>
+          <w:rFonts w:hint="cs"/>
+          <w:color w:val="002060"/>
+          <w:sz w:val="28"/>
+          <w:szCs w:val="28"/>
+          <w:rtl/>
+        </w:rPr>
+        <w:t xml:space="preserve">  </w:t>
+      </w:r>
+      <w:r>
+        <w:rPr>
+          <w:rFonts w:hint="cs"/>
+          <w:color w:val="002060"/>
+          <w:sz w:val="28"/>
+          <w:szCs w:val="28"/>
+          <w:rtl/>
+        </w:rPr>
+        <w:t xml:space="preserve"> </w:t>
+      </w:r>
+      <w:r>
+        <w:rPr>
+          <w:sz w:val="28"/>
+          <w:szCs w:val="28"/>
+          <w:lang w:val="en-AE"/>
+        </w:rPr>
+        <w:t>C#</w:t>
+      </w:r>
+      <w:r>
+        <w:rPr>
+          <w:rFonts w:hint="cs"/>
+          <w:sz w:val="28"/>
+          <w:szCs w:val="28"/>
+          <w:rtl/>
+          <w:lang w:val="en-AE"/>
+        </w:rPr>
+        <w:t xml:space="preserve"> لغة بناء التطبيق</w:t>
+      </w:r>
+    </w:p>
+    <w:p>
+      <w:pPr>
+        <w:rPr>
+          <w:sz w:val="28"/>
+          <w:szCs w:val="28"/>
+          <w:lang w:val="en-AE"/>
+        </w:rPr>
+      </w:pPr>
+      <w:proofErr w:type="gramStart"/>
+      <w:r>
+        <w:rPr>
+          <w:b/>
+          <w:bCs/>
+          <w:color w:val="002060"/>
+          <w:sz w:val="28"/>
+          <w:szCs w:val="28"/>
+          <w:lang w:val="en-AE" w:bidi="ar-JO"/>
+        </w:rPr>
+        <w:t>Database</w:t>
+      </w:r>
+      <w:r>
+        <w:rPr>
+          <w:rFonts w:hint="cs"/>
+          <w:b/>
+          <w:bCs/>
+          <w:color w:val="002060"/>
+          <w:sz w:val="28"/>
+          <w:szCs w:val="28"/>
+          <w:rtl/>
+        </w:rPr>
+        <w:t xml:space="preserve">  </w:t>
+      </w:r>
+      <w:r>
+        <w:rPr>
+          <w:rFonts w:hint="cs"/>
+          <w:b/>
+          <w:bCs/>
+          <w:sz w:val="28"/>
+          <w:szCs w:val="28"/>
+          <w:rtl/>
+        </w:rPr>
+        <w:t>:</w:t>
+      </w:r>
+      <w:proofErr w:type="gramEnd"/>
+      <w:r>
+        <w:rPr>
+          <w:rFonts w:hint="cs"/>
+          <w:b/>
+          <w:bCs/>
+          <w:sz w:val="28"/>
+          <w:szCs w:val="28"/>
+          <w:rtl/>
+        </w:rPr>
+        <w:t xml:space="preserve">  </w:t>
+      </w:r>
+      <w:r>
+        <w:rPr>
+          <w:sz w:val="28"/>
+          <w:szCs w:val="28"/>
+          <w:lang w:val="en-AE"/>
+        </w:rPr>
+        <w:t>SQL Server</w:t>
+      </w:r>
+    </w:p>
+    <w:p>
+      <w:pPr>
+        <w:rPr>
+          <w:sz w:val="28"/>
+          <w:szCs w:val="28"/>
+          <w:rtl/>
+        </w:rPr>
+      </w:pPr>
+    </w:p>
+    <w:p>
+      <w:pPr>
+        <w:rPr>
+          <w:sz w:val="28"/>
+          <w:szCs w:val="28"/>
+          <w:rtl/>
+        </w:rPr>
+      </w:pPr>
+    </w:p>
+    <w:p>
+      <w:pPr>
+        <w:rPr>
+          <w:sz w:val="28"/>
+          <w:szCs w:val="28"/>
+          <w:rtl/>
+        </w:rPr>
+      </w:pPr>
+    </w:p>
+    <w:p>
+      <w:pPr>
+        <w:rPr>
+          <w:sz w:val="28"/>
+          <w:szCs w:val="28"/>
+          <w:rtl/>
+        </w:rPr>
+      </w:pPr>
+    </w:p>
+    <w:p>
+      <w:pPr>
+        <w:rPr>
+          <w:sz w:val="28"/>
+          <w:szCs w:val="28"/>
+          <w:rtl/>
+        </w:rPr>
+      </w:pPr>
+    </w:p>
+    <w:p>
+      <w:pPr>
+        <w:rPr>
+          <w:sz w:val="28"/>
+          <w:szCs w:val="28"/>
+          <w:rtl/>
+        </w:rPr>
+      </w:pPr>
+    </w:p>
+    <w:p>
+      <w:pPr>
+        <w:rPr>
+          <w:sz w:val="28"/>
+          <w:szCs w:val="28"/>
+          <w:rtl/>
+        </w:rPr>
+      </w:pPr>
+    </w:p>
+    <w:p>
+      <w:pPr>
+        <w:rPr>
+          <w:sz w:val="28"/>
+          <w:szCs w:val="28"/>
+          <w:rtl/>
+        </w:rPr>
+      </w:pPr>
+    </w:p>
+    <w:p>
+      <w:pPr>
+        <w:rPr>
+          <w:sz w:val="28"/>
+          <w:szCs w:val="28"/>
+          <w:rtl/>
+        </w:rPr>
+      </w:pPr>
+    </w:p>
+    <w:p>
+      <w:pPr>
+        <w:rPr>
+          <w:sz w:val="28"/>
+          <w:szCs w:val="28"/>
+          <w:rtl/>
+        </w:rPr>
+      </w:pPr>
+    </w:p>
+    <w:p>
+      <w:pPr>
+        <w:rPr>
+          <w:sz w:val="28"/>
+          <w:szCs w:val="28"/>
+          <w:rtl/>
+        </w:rPr>
+      </w:pPr>
+    </w:p>
+    <w:p>
+      <w:pPr>
+        <w:rPr>
+          <w:sz w:val="28"/>
+          <w:szCs w:val="28"/>
+          <w:rtl/>
+        </w:rPr>
+      </w:pPr>
+    </w:p>
+    <w:p>
+      <w:pPr>
+        <w:rPr>
+          <w:sz w:val="28"/>
+          <w:szCs w:val="28"/>
+          <w:rtl/>
+        </w:rPr>
+      </w:pPr>
+    </w:p>
+    <w:p>
+      <w:pPr>
+        <w:rPr>
+          <w:sz w:val="28"/>
+          <w:szCs w:val="28"/>
+          <w:rtl/>
+        </w:rPr>
+      </w:pPr>
+    </w:p>
+    <w:p>
+      <w:pPr>
+        <w:rPr>
+          <w:sz w:val="28"/>
+          <w:szCs w:val="28"/>
+          <w:rtl/>
+        </w:rPr>
+      </w:pPr>
+    </w:p>
+    <w:p>
+      <w:pPr>
+        <w:shd w:val="clear" w:color="auto" w:fill="E2EFD9" w:themeFill="accent6" w:themeFillTint="33"/>
+        <w:jc w:val="center"/>
+        <w:rPr>
+          <w:b/>
+          <w:bCs/>
+          <w:color w:val="C00000"/>
+          <w:sz w:val="32"/>
+          <w:szCs w:val="32"/>
+          <w:rtl/>
+        </w:rPr>
+      </w:pPr>
+      <w:r>
+        <w:rPr>
+          <w:rFonts w:hint="cs"/>
+          <w:b/>
+          <w:bCs/>
+          <w:color w:val="C00000"/>
+          <w:sz w:val="32"/>
+          <w:szCs w:val="32"/>
+          <w:rtl/>
+        </w:rPr>
         <w:lastRenderedPageBreak/>
         <w:t>الدراسة المرجعية للمشروع</w:t>
       </w:r>
@@ -1741,6 +1929,7 @@
           <w:szCs w:val="28"/>
         </w:rPr>
       </w:pPr>
+      <w:proofErr w:type="gramStart"/>
       <w:r>
         <w:rPr>
           <w:b/>
@@ -1772,7 +1961,18 @@
           <w:sz w:val="28"/>
           <w:szCs w:val="28"/>
         </w:rPr>
-        <w:t xml:space="preserve"> Clinic Software</w:t>
+        <w:t xml:space="preserve"> Clinic</w:t>
+      </w:r>
+      <w:proofErr w:type="gramEnd"/>
+      <w:r>
+        <w:rPr>
+          <w:b/>
+          <w:bCs/>
+          <w:color w:val="002060"/>
+          <w:sz w:val="28"/>
+          <w:szCs w:val="28"/>
+        </w:rPr>
+        <w:t xml:space="preserve"> Software</w:t>
       </w:r>
     </w:p>
     <w:p>
@@ -1847,6 +2047,7 @@
           <w:szCs w:val="28"/>
         </w:rPr>
       </w:pPr>
+      <w:proofErr w:type="gramStart"/>
       <w:r>
         <w:rPr>
           <w:b/>
@@ -1878,8 +2079,21 @@
           <w:sz w:val="28"/>
           <w:szCs w:val="28"/>
         </w:rPr>
-        <w:t xml:space="preserve"> SimpleClinic</w:t>
-      </w:r>
+        <w:t xml:space="preserve"> </w:t>
+      </w:r>
+      <w:proofErr w:type="spellStart"/>
+      <w:r>
+        <w:rPr>
+          <w:b/>
+          <w:bCs/>
+          <w:color w:val="002060"/>
+          <w:sz w:val="28"/>
+          <w:szCs w:val="28"/>
+        </w:rPr>
+        <w:t>SimpleClinic</w:t>
+      </w:r>
+      <w:proofErr w:type="spellEnd"/>
+      <w:proofErr w:type="gramEnd"/>
     </w:p>
     <w:p>
       <w:pPr>
@@ -1943,6 +2157,7 @@
           <w:szCs w:val="28"/>
         </w:rPr>
       </w:pPr>
+      <w:proofErr w:type="gramStart"/>
       <w:r>
         <w:rPr>
           <w:b/>
@@ -1974,8 +2189,21 @@
           <w:sz w:val="28"/>
           <w:szCs w:val="28"/>
         </w:rPr>
-        <w:t xml:space="preserve"> ClinicManager</w:t>
-      </w:r>
+        <w:t xml:space="preserve"> </w:t>
+      </w:r>
+      <w:proofErr w:type="spellStart"/>
+      <w:r>
+        <w:rPr>
+          <w:b/>
+          <w:bCs/>
+          <w:color w:val="002060"/>
+          <w:sz w:val="28"/>
+          <w:szCs w:val="28"/>
+        </w:rPr>
+        <w:t>ClinicManager</w:t>
+      </w:r>
+      <w:proofErr w:type="spellEnd"/>
+      <w:proofErr w:type="gramEnd"/>
     </w:p>
     <w:p>
       <w:pPr>
@@ -2923,6 +3151,7 @@
           <w:szCs w:val="28"/>
         </w:rPr>
       </w:pPr>
+      <w:proofErr w:type="gramStart"/>
       <w:r>
         <w:rPr>
           <w:rFonts w:hint="cs"/>
@@ -2934,6 +3163,7 @@
         </w:rPr>
         <w:t>الطبيب :</w:t>
       </w:r>
+      <w:proofErr w:type="gramEnd"/>
       <w:r>
         <w:rPr>
           <w:rFonts w:hint="cs"/>
@@ -2992,8 +3222,21 @@
           <w:szCs w:val="28"/>
           <w:rtl/>
         </w:rPr>
-        <w:t>موظف الاستقبال :</w:t>
-      </w:r>
+        <w:t xml:space="preserve">موظف </w:t>
+      </w:r>
+      <w:proofErr w:type="gramStart"/>
+      <w:r>
+        <w:rPr>
+          <w:rFonts w:hint="cs"/>
+          <w:b/>
+          <w:bCs/>
+          <w:sz w:val="28"/>
+          <w:szCs w:val="28"/>
+          <w:rtl/>
+        </w:rPr>
+        <w:t>الاستقبال :</w:t>
+      </w:r>
+      <w:proofErr w:type="gramEnd"/>
       <w:r>
         <w:rPr>
           <w:rFonts w:hint="cs"/>
@@ -4017,6 +4260,7 @@
           <w:szCs w:val="28"/>
         </w:rPr>
       </w:pPr>
+      <w:proofErr w:type="spellStart"/>
       <w:r>
         <w:rPr>
           <w:rStyle w:val="a3"/>
@@ -4026,6 +4270,7 @@
         </w:rPr>
         <w:t>Persone</w:t>
       </w:r>
+      <w:proofErr w:type="spellEnd"/>
       <w:r>
         <w:rPr>
           <w:rStyle w:val="a3"/>
@@ -4058,7 +4303,47 @@
           <w:szCs w:val="28"/>
           <w:rtl/>
         </w:rPr>
-        <w:t xml:space="preserve">تخزين البيانات المشترمة بين المرضة و المستخدمين </w:t>
+        <w:t xml:space="preserve">تخزين البيانات </w:t>
+      </w:r>
+      <w:proofErr w:type="spellStart"/>
+      <w:r>
+        <w:rPr>
+          <w:rFonts w:hint="cs"/>
+          <w:sz w:val="28"/>
+          <w:szCs w:val="28"/>
+          <w:rtl/>
+        </w:rPr>
+        <w:t>المشترمة</w:t>
+      </w:r>
+      <w:proofErr w:type="spellEnd"/>
+      <w:r>
+        <w:rPr>
+          <w:rFonts w:hint="cs"/>
+          <w:sz w:val="28"/>
+          <w:szCs w:val="28"/>
+          <w:rtl/>
+        </w:rPr>
+        <w:t xml:space="preserve"> بين المرضة </w:t>
+      </w:r>
+      <w:proofErr w:type="gramStart"/>
+      <w:r>
+        <w:rPr>
+          <w:rFonts w:hint="cs"/>
+          <w:sz w:val="28"/>
+          <w:szCs w:val="28"/>
+          <w:rtl/>
+        </w:rPr>
+        <w:t>و المستخدمين</w:t>
+      </w:r>
+      <w:proofErr w:type="gramEnd"/>
+      <w:r>
+        <w:rPr>
+          <w:rFonts w:hint="cs"/>
+          <w:sz w:val="28"/>
+          <w:szCs w:val="28"/>
+          <w:rtl/>
+        </w:rPr>
+        <w:t xml:space="preserve"> </w:t>
       </w:r>
     </w:p>
     <w:p>
@@ -4168,15 +4453,34 @@
           <w:szCs w:val="28"/>
           <w:rtl/>
         </w:rPr>
-        <w:t xml:space="preserve"> و </w:t>
-      </w:r>
-      <w:r>
-        <w:rPr>
-          <w:sz w:val="28"/>
-          <w:szCs w:val="28"/>
-          <w:rtl/>
-        </w:rPr>
-        <w:t>استخدامه في التقارير والتحليل</w:t>
+        <w:t xml:space="preserve"> </w:t>
+      </w:r>
+      <w:proofErr w:type="gramStart"/>
+      <w:r>
+        <w:rPr>
+          <w:rFonts w:hint="cs"/>
+          <w:sz w:val="28"/>
+          <w:szCs w:val="28"/>
+          <w:rtl/>
+        </w:rPr>
+        <w:t xml:space="preserve">و </w:t>
+      </w:r>
+      <w:r>
+        <w:rPr>
+          <w:sz w:val="28"/>
+          <w:szCs w:val="28"/>
+          <w:rtl/>
+        </w:rPr>
+        <w:t>استخدامه</w:t>
+      </w:r>
+      <w:proofErr w:type="gramEnd"/>
+      <w:r>
+        <w:rPr>
+          <w:sz w:val="28"/>
+          <w:szCs w:val="28"/>
+          <w:rtl/>
+        </w:rPr>
+        <w:t xml:space="preserve"> في التقارير والتحليل</w:t>
       </w:r>
       <w:r>
         <w:rPr>
@@ -4316,7 +4620,27 @@
           <w:szCs w:val="28"/>
           <w:rtl/>
         </w:rPr>
-        <w:t>جدول يخزن معلومات المستخدمين و بيانات الدخول.</w:t>
+        <w:t xml:space="preserve">جدول يخزن معلومات المستخدمين </w:t>
+      </w:r>
+      <w:proofErr w:type="gramStart"/>
+      <w:r>
+        <w:rPr>
+          <w:rFonts w:hint="cs"/>
+          <w:sz w:val="28"/>
+          <w:szCs w:val="28"/>
+          <w:rtl/>
+        </w:rPr>
+        <w:t>و بيانات</w:t>
+      </w:r>
+      <w:proofErr w:type="gramEnd"/>
+      <w:r>
+        <w:rPr>
+          <w:rFonts w:hint="cs"/>
+          <w:sz w:val="28"/>
+          <w:szCs w:val="28"/>
+          <w:rtl/>
+        </w:rPr>
+        <w:t xml:space="preserve"> الدخول.</w:t>
       </w:r>
     </w:p>
     <w:p>
@@ -4423,14 +4747,14 @@
     </w:p>
     <w:p>
       <w:pPr>
-        <w:shd w:val="clear" w:color="auto" w:fill="E2EFD9" w:themeFill="accent6" w:themeFillTint="33"/>
+        <w:shd w:val="clear" w:color="auto" w:fill="FFF2CC" w:themeFill="accent4" w:themeFillTint="33"/>
         <w:jc w:val="center"/>
         <w:rPr>
           <w:b/>
           <w:bCs/>
           <w:color w:val="C00000"/>
-          <w:sz w:val="40"/>
-          <w:szCs w:val="40"/>
+          <w:sz w:val="44"/>
+          <w:szCs w:val="44"/>
           <w:rtl/>
           <w:lang w:bidi="ar-JO"/>
         </w:rPr>
@@ -4441,85 +4765,12 @@
           <w:b/>
           <w:bCs/>
           <w:color w:val="C00000"/>
-          <w:sz w:val="32"/>
-          <w:szCs w:val="32"/>
+          <w:sz w:val="36"/>
+          <w:szCs w:val="36"/>
           <w:rtl/>
         </w:rPr>
         <w:lastRenderedPageBreak/>
-        <w:t>مخطط الصفوف التفصيلي</w:t>
-      </w:r>
-    </w:p>
-    <w:p>
-      <w:pPr>
-        <w:rPr>
-          <w:sz w:val="28"/>
-          <w:szCs w:val="28"/>
-          <w:rtl/>
-        </w:rPr>
-      </w:pPr>
-      <w:r>
-        <w:rPr>
-          <w:sz w:val="28"/>
-          <w:szCs w:val="28"/>
-          <w:rtl/>
-        </w:rPr>
-        <w:t>يهدف هذا القسم إلى عرض مخطط الصفوف التفصيلي للنظام، والذي يوضّح كل صف</w:t>
-      </w:r>
-      <w:r>
-        <w:rPr>
-          <w:sz w:val="28"/>
-          <w:szCs w:val="28"/>
-        </w:rPr>
-        <w:t xml:space="preserve"> (Class) </w:t>
-      </w:r>
-      <w:r>
-        <w:rPr>
-          <w:sz w:val="28"/>
-          <w:szCs w:val="28"/>
-          <w:rtl/>
-        </w:rPr>
-        <w:t xml:space="preserve">على حدة، مع بيان </w:t>
-      </w:r>
-    </w:p>
-    <w:p>
-      <w:pPr>
-        <w:rPr>
-          <w:sz w:val="28"/>
-          <w:szCs w:val="28"/>
-          <w:rtl/>
-        </w:rPr>
-      </w:pPr>
-      <w:r>
-        <w:rPr>
-          <w:sz w:val="28"/>
-          <w:szCs w:val="28"/>
-          <w:rtl/>
-        </w:rPr>
-        <w:t xml:space="preserve">الخصائص التي يحتويها، ووظيفة كل خاصية، بالإضافة إلى العلاقات التي تربطه بالصفوف الأخرى. </w:t>
-      </w:r>
-    </w:p>
-    <w:p>
-      <w:pPr>
-        <w:rPr>
-          <w:sz w:val="28"/>
-          <w:szCs w:val="28"/>
-          <w:rtl/>
-        </w:rPr>
-      </w:pPr>
-      <w:r>
-        <w:rPr>
-          <w:sz w:val="28"/>
-          <w:szCs w:val="28"/>
-          <w:rtl/>
-        </w:rPr>
-        <w:t>يساعد هذا المخطط في فهم البنية الداخلية للنظام وكيفية تمثيل الجداول البرمجية على شكل صفوف داخل التطبيق</w:t>
-      </w:r>
-      <w:r>
-        <w:rPr>
-          <w:sz w:val="28"/>
-          <w:szCs w:val="28"/>
-        </w:rPr>
-        <w:t>.</w:t>
+        <w:t>الدراسة التصميمية</w:t>
       </w:r>
     </w:p>
     <w:p>
@@ -4553,6 +4804,7 @@
           </w14:textOutline>
         </w:rPr>
       </w:pPr>
+      <w:proofErr w:type="gramStart"/>
       <w:r>
         <w:rPr>
           <w:b/>
@@ -4616,6 +4868,7 @@
         </w:rPr>
         <w:t xml:space="preserve"> Persons</w:t>
       </w:r>
+      <w:proofErr w:type="gramEnd"/>
     </w:p>
     <w:p>
       <w:pPr>
@@ -4825,9 +5078,11 @@
                 <w:rtl/>
               </w:rPr>
             </w:pPr>
+            <w:proofErr w:type="spellStart"/>
             <w:r>
               <w:t>PersonId</w:t>
             </w:r>
+            <w:proofErr w:type="spellEnd"/>
           </w:p>
         </w:tc>
         <w:tc>
@@ -4946,8 +5201,13 @@
                 <w:rtl/>
               </w:rPr>
             </w:pPr>
-            <w:r>
-              <w:t>NVARCHAR(50)</w:t>
+            <w:proofErr w:type="gramStart"/>
+            <w:r>
+              <w:t>NVARCHAR(</w:t>
+            </w:r>
+            <w:proofErr w:type="gramEnd"/>
+            <w:r>
+              <w:t>50)</w:t>
             </w:r>
           </w:p>
         </w:tc>
@@ -5044,8 +5304,13 @@
                 <w:rtl/>
               </w:rPr>
             </w:pPr>
-            <w:r>
-              <w:t>NVARCHAR(50)</w:t>
+            <w:proofErr w:type="gramStart"/>
+            <w:r>
+              <w:t>NVARCHAR(</w:t>
+            </w:r>
+            <w:proofErr w:type="gramEnd"/>
+            <w:r>
+              <w:t>50)</w:t>
             </w:r>
           </w:p>
         </w:tc>
@@ -5141,8 +5406,13 @@
                 <w:rtl/>
               </w:rPr>
             </w:pPr>
-            <w:r>
-              <w:t>NVARCHAR(10)</w:t>
+            <w:proofErr w:type="gramStart"/>
+            <w:r>
+              <w:t>NVARCHAR(</w:t>
+            </w:r>
+            <w:proofErr w:type="gramEnd"/>
+            <w:r>
+              <w:t>10)</w:t>
             </w:r>
           </w:p>
         </w:tc>
@@ -5220,9 +5490,11 @@
                 <w:rtl/>
               </w:rPr>
             </w:pPr>
+            <w:proofErr w:type="spellStart"/>
             <w:r>
               <w:t>BirthDate</w:t>
             </w:r>
+            <w:proofErr w:type="spellEnd"/>
           </w:p>
         </w:tc>
         <w:tc>
@@ -5338,8 +5610,13 @@
                 <w:rtl/>
               </w:rPr>
             </w:pPr>
-            <w:r>
-              <w:t>NVARCHAR(20)</w:t>
+            <w:proofErr w:type="gramStart"/>
+            <w:r>
+              <w:t>NVARCHAR(</w:t>
+            </w:r>
+            <w:proofErr w:type="gramEnd"/>
+            <w:r>
+              <w:t>20)</w:t>
             </w:r>
           </w:p>
         </w:tc>
@@ -5436,8 +5713,13 @@
                 <w:rtl/>
               </w:rPr>
             </w:pPr>
-            <w:r>
-              <w:t>NVARCHAR(200)</w:t>
+            <w:proofErr w:type="gramStart"/>
+            <w:r>
+              <w:t>NVARCHAR(</w:t>
+            </w:r>
+            <w:proofErr w:type="gramEnd"/>
+            <w:r>
+              <w:t>200)</w:t>
             </w:r>
           </w:p>
         </w:tc>
@@ -5540,6 +5822,7 @@
                       <w:szCs w:val="24"/>
                     </w:rPr>
                   </w:pPr>
+                  <w:proofErr w:type="spellStart"/>
                   <w:r>
                     <w:rPr>
                       <w:rFonts w:ascii="Times New Roman" w:eastAsia="Times New Roman" w:hAnsi="Times New Roman" w:cs="Times New Roman"/>
@@ -5550,6 +5833,7 @@
                     </w:rPr>
                     <w:t>CreatedAt</w:t>
                   </w:r>
+                  <w:proofErr w:type="spellEnd"/>
                 </w:p>
               </w:tc>
               <w:tc>
@@ -5677,9 +5961,11 @@
                 <w:rtl/>
               </w:rPr>
             </w:pPr>
+            <w:proofErr w:type="spellStart"/>
             <w:r>
               <w:t>UpdatedAt</w:t>
             </w:r>
+            <w:proofErr w:type="spellEnd"/>
           </w:p>
         </w:tc>
         <w:tc>
@@ -5766,6 +6052,7 @@
           </w14:textOutline>
         </w:rPr>
       </w:pPr>
+      <w:proofErr w:type="gramStart"/>
       <w:r>
         <w:rPr>
           <w:b/>
@@ -5829,6 +6116,7 @@
         </w:rPr>
         <w:t xml:space="preserve"> Patients</w:t>
       </w:r>
+      <w:proofErr w:type="gramEnd"/>
     </w:p>
     <w:p>
       <w:pPr>
@@ -6039,9 +6327,11 @@
                 <w:rtl/>
               </w:rPr>
             </w:pPr>
+            <w:proofErr w:type="spellStart"/>
             <w:r>
               <w:t>PatientId</w:t>
             </w:r>
+            <w:proofErr w:type="spellEnd"/>
           </w:p>
         </w:tc>
         <w:tc>
@@ -6141,9 +6431,11 @@
                 <w:rtl/>
               </w:rPr>
             </w:pPr>
+            <w:proofErr w:type="spellStart"/>
             <w:r>
               <w:t>PersonId</w:t>
             </w:r>
+            <w:proofErr w:type="spellEnd"/>
           </w:p>
         </w:tc>
         <w:tc>
@@ -6195,9 +6487,11 @@
                 <w:rtl/>
               </w:rPr>
             </w:pPr>
+            <w:proofErr w:type="spellStart"/>
             <w:r>
               <w:t>Persons.PersonId</w:t>
             </w:r>
+            <w:proofErr w:type="spellEnd"/>
           </w:p>
         </w:tc>
       </w:tr>
@@ -6242,9 +6536,11 @@
                 <w:rtl/>
               </w:rPr>
             </w:pPr>
+            <w:proofErr w:type="spellStart"/>
             <w:r>
               <w:t>MedicalRecordNumber</w:t>
             </w:r>
+            <w:proofErr w:type="spellEnd"/>
           </w:p>
         </w:tc>
         <w:tc>
@@ -6261,8 +6557,13 @@
                 <w:rtl/>
               </w:rPr>
             </w:pPr>
-            <w:r>
-              <w:t>NVARCHAR(20)</w:t>
+            <w:proofErr w:type="gramStart"/>
+            <w:r>
+              <w:t>NVARCHAR(</w:t>
+            </w:r>
+            <w:proofErr w:type="gramEnd"/>
+            <w:r>
+              <w:t>20)</w:t>
             </w:r>
           </w:p>
         </w:tc>
@@ -6339,9 +6640,11 @@
                 <w:rtl/>
               </w:rPr>
             </w:pPr>
+            <w:proofErr w:type="spellStart"/>
             <w:r>
               <w:t>FirstVisitDate</w:t>
             </w:r>
+            <w:proofErr w:type="spellEnd"/>
           </w:p>
         </w:tc>
         <w:tc>
@@ -6437,9 +6740,11 @@
                 <w:rtl/>
               </w:rPr>
             </w:pPr>
+            <w:proofErr w:type="spellStart"/>
             <w:r>
               <w:t>ChronicDiseases</w:t>
             </w:r>
+            <w:proofErr w:type="spellEnd"/>
           </w:p>
         </w:tc>
         <w:tc>
@@ -6729,9 +7034,11 @@
                 <w:rtl/>
               </w:rPr>
             </w:pPr>
+            <w:proofErr w:type="spellStart"/>
             <w:r>
               <w:t>ComplianceScore</w:t>
             </w:r>
+            <w:proofErr w:type="spellEnd"/>
           </w:p>
         </w:tc>
         <w:tc>
@@ -6836,6 +7143,7 @@
           </w14:textOutline>
         </w:rPr>
       </w:pPr>
+      <w:proofErr w:type="gramStart"/>
       <w:r>
         <w:rPr>
           <w:b/>
@@ -6899,6 +7207,7 @@
         </w:rPr>
         <w:t xml:space="preserve"> Users</w:t>
       </w:r>
+      <w:proofErr w:type="gramEnd"/>
     </w:p>
     <w:p>
       <w:pPr>
@@ -6957,6 +7266,7 @@
                 <w:szCs w:val="28"/>
                 <w:rtl/>
               </w:rPr>
+              <w:lastRenderedPageBreak/>
               <w:t>الاسم بالعربي</w:t>
             </w:r>
           </w:p>
@@ -7101,9 +7411,11 @@
                 <w:rtl/>
               </w:rPr>
             </w:pPr>
+            <w:proofErr w:type="spellStart"/>
             <w:r>
               <w:t>UserId</w:t>
             </w:r>
+            <w:proofErr w:type="spellEnd"/>
           </w:p>
         </w:tc>
         <w:tc>
@@ -7201,9 +7513,11 @@
                 <w:rtl/>
               </w:rPr>
             </w:pPr>
+            <w:proofErr w:type="spellStart"/>
             <w:r>
               <w:t>PersonId</w:t>
             </w:r>
+            <w:proofErr w:type="spellEnd"/>
           </w:p>
         </w:tc>
         <w:tc>
@@ -7255,9 +7569,11 @@
                 <w:rtl/>
               </w:rPr>
             </w:pPr>
+            <w:proofErr w:type="spellStart"/>
             <w:r>
               <w:t>Persons.PersonId</w:t>
             </w:r>
+            <w:proofErr w:type="spellEnd"/>
           </w:p>
         </w:tc>
       </w:tr>
@@ -7319,8 +7635,13 @@
                 <w:rtl/>
               </w:rPr>
             </w:pPr>
-            <w:r>
-              <w:t>NVARCHAR(50)</w:t>
+            <w:proofErr w:type="gramStart"/>
+            <w:r>
+              <w:t>NVARCHAR(</w:t>
+            </w:r>
+            <w:proofErr w:type="gramEnd"/>
+            <w:r>
+              <w:t>50)</w:t>
             </w:r>
           </w:p>
         </w:tc>
@@ -7414,8 +7735,13 @@
                 <w:rtl/>
               </w:rPr>
             </w:pPr>
-            <w:r>
-              <w:t>NVARCHAR(200)</w:t>
+            <w:proofErr w:type="gramStart"/>
+            <w:r>
+              <w:t>NVARCHAR(</w:t>
+            </w:r>
+            <w:proofErr w:type="gramEnd"/>
+            <w:r>
+              <w:t>200)</w:t>
             </w:r>
           </w:p>
         </w:tc>
@@ -7491,9 +7817,11 @@
                 <w:rtl/>
               </w:rPr>
             </w:pPr>
+            <w:proofErr w:type="spellStart"/>
             <w:r>
               <w:t>RoleId</w:t>
             </w:r>
+            <w:proofErr w:type="spellEnd"/>
           </w:p>
         </w:tc>
         <w:tc>
@@ -7586,9 +7914,11 @@
                 <w:rtl/>
               </w:rPr>
             </w:pPr>
+            <w:proofErr w:type="spellStart"/>
             <w:r>
               <w:t>IsActive</w:t>
             </w:r>
+            <w:proofErr w:type="spellEnd"/>
           </w:p>
         </w:tc>
         <w:tc>
@@ -7674,6 +8004,7 @@
           </w14:textOutline>
         </w:rPr>
       </w:pPr>
+      <w:proofErr w:type="gramStart"/>
       <w:r>
         <w:rPr>
           <w:bCs/>
@@ -7734,6 +8065,7 @@
         </w:rPr>
         <w:t xml:space="preserve"> Roles</w:t>
       </w:r>
+      <w:proofErr w:type="gramEnd"/>
     </w:p>
     <w:p>
       <w:pPr>
@@ -7962,9 +8294,11 @@
                 <w:rtl/>
               </w:rPr>
             </w:pPr>
+            <w:proofErr w:type="spellStart"/>
             <w:r>
               <w:t>RoleId</w:t>
             </w:r>
+            <w:proofErr w:type="spellEnd"/>
           </w:p>
         </w:tc>
         <w:tc>
@@ -8074,9 +8408,11 @@
                 <w:rtl/>
               </w:rPr>
             </w:pPr>
+            <w:proofErr w:type="spellStart"/>
             <w:r>
               <w:t>RoleName</w:t>
             </w:r>
+            <w:proofErr w:type="spellEnd"/>
           </w:p>
         </w:tc>
         <w:tc>
@@ -8093,8 +8429,13 @@
                 <w:rtl/>
               </w:rPr>
             </w:pPr>
-            <w:r>
-              <w:t>NVARCHAR(50)</w:t>
+            <w:proofErr w:type="gramStart"/>
+            <w:r>
+              <w:t>NVARCHAR(</w:t>
+            </w:r>
+            <w:proofErr w:type="gramEnd"/>
+            <w:r>
+              <w:t>50)</w:t>
             </w:r>
           </w:p>
         </w:tc>
@@ -8163,6 +8504,7 @@
           </w14:textOutline>
         </w:rPr>
       </w:pPr>
+      <w:proofErr w:type="gramStart"/>
       <w:r>
         <w:rPr>
           <w:b/>
@@ -8224,8 +8566,31 @@
             <w14:round/>
           </w14:textOutline>
         </w:rPr>
-        <w:t xml:space="preserve"> VisitTypes</w:t>
-      </w:r>
+        <w:t xml:space="preserve"> </w:t>
+      </w:r>
+      <w:proofErr w:type="spellStart"/>
+      <w:r>
+        <w:rPr>
+          <w:b/>
+          <w:bCs/>
+          <w:color w:val="C00000"/>
+          <w:sz w:val="32"/>
+          <w:szCs w:val="32"/>
+          <w14:shadow w14:blurRad="38100" w14:dist="19050" w14:dir="2700000" w14:sx="100000" w14:sy="100000" w14:kx="0" w14:ky="0" w14:algn="tl">
+            <w14:schemeClr w14:val="dk1">
+              <w14:alpha w14:val="60000"/>
+            </w14:schemeClr>
+          </w14:shadow>
+          <w14:textOutline w14:w="0" w14:cap="flat" w14:cmpd="sng" w14:algn="ctr">
+            <w14:noFill/>
+            <w14:prstDash w14:val="solid"/>
+            <w14:round/>
+          </w14:textOutline>
+        </w:rPr>
+        <w:t>VisitTypes</w:t>
+      </w:r>
+      <w:proofErr w:type="spellEnd"/>
+      <w:proofErr w:type="gramEnd"/>
     </w:p>
     <w:p>
       <w:pPr>
@@ -8437,9 +8802,11 @@
                 <w:rtl/>
               </w:rPr>
             </w:pPr>
+            <w:proofErr w:type="spellStart"/>
             <w:r>
               <w:t>VisitTypeId</w:t>
             </w:r>
+            <w:proofErr w:type="spellEnd"/>
           </w:p>
         </w:tc>
         <w:tc>
@@ -8568,8 +8935,13 @@
                 <w:rtl/>
               </w:rPr>
             </w:pPr>
-            <w:r>
-              <w:t>NVARCHAR(100)</w:t>
+            <w:proofErr w:type="gramStart"/>
+            <w:r>
+              <w:t>NVARCHAR(</w:t>
+            </w:r>
+            <w:proofErr w:type="gramEnd"/>
+            <w:r>
+              <w:t>100)</w:t>
             </w:r>
           </w:p>
         </w:tc>
@@ -8666,8 +9038,13 @@
                 <w:rtl/>
               </w:rPr>
             </w:pPr>
-            <w:r>
-              <w:t>NVARCHAR(200)</w:t>
+            <w:proofErr w:type="gramStart"/>
+            <w:r>
+              <w:t>NVARCHAR(</w:t>
+            </w:r>
+            <w:proofErr w:type="gramEnd"/>
+            <w:r>
+              <w:t>200)</w:t>
             </w:r>
           </w:p>
         </w:tc>
@@ -8784,8 +9161,8 @@
           <w:b/>
           <w:bCs/>
           <w:color w:val="C00000"/>
-          <w:sz w:val="40"/>
-          <w:szCs w:val="40"/>
+          <w:sz w:val="32"/>
+          <w:szCs w:val="32"/>
           <w:rtl/>
           <w14:shadow w14:blurRad="38100" w14:dist="19050" w14:dir="2700000" w14:sx="100000" w14:sy="100000" w14:kx="0" w14:ky="0" w14:algn="tl">
             <w14:schemeClr w14:val="dk1">
@@ -8799,6 +9176,53 @@
           </w14:textOutline>
         </w:rPr>
       </w:pPr>
+    </w:p>
+    <w:p>
+      <w:pPr>
+        <w:jc w:val="center"/>
+        <w:rPr>
+          <w:b/>
+          <w:bCs/>
+          <w:color w:val="C00000"/>
+          <w:sz w:val="32"/>
+          <w:szCs w:val="32"/>
+          <w:rtl/>
+          <w14:shadow w14:blurRad="38100" w14:dist="19050" w14:dir="2700000" w14:sx="100000" w14:sy="100000" w14:kx="0" w14:ky="0" w14:algn="tl">
+            <w14:schemeClr w14:val="dk1">
+              <w14:alpha w14:val="60000"/>
+            </w14:schemeClr>
+          </w14:shadow>
+          <w14:textOutline w14:w="0" w14:cap="flat" w14:cmpd="sng" w14:algn="ctr">
+            <w14:noFill/>
+            <w14:prstDash w14:val="solid"/>
+            <w14:round/>
+          </w14:textOutline>
+        </w:rPr>
+      </w:pPr>
+    </w:p>
+    <w:p>
+      <w:pPr>
+        <w:jc w:val="center"/>
+        <w:rPr>
+          <w:b/>
+          <w:bCs/>
+          <w:color w:val="C00000"/>
+          <w:sz w:val="40"/>
+          <w:szCs w:val="40"/>
+          <w:rtl/>
+          <w14:shadow w14:blurRad="38100" w14:dist="19050" w14:dir="2700000" w14:sx="100000" w14:sy="100000" w14:kx="0" w14:ky="0" w14:algn="tl">
+            <w14:schemeClr w14:val="dk1">
+              <w14:alpha w14:val="60000"/>
+            </w14:schemeClr>
+          </w14:shadow>
+          <w14:textOutline w14:w="0" w14:cap="flat" w14:cmpd="sng" w14:algn="ctr">
+            <w14:noFill/>
+            <w14:prstDash w14:val="solid"/>
+            <w14:round/>
+          </w14:textOutline>
+        </w:rPr>
+      </w:pPr>
+      <w:proofErr w:type="gramStart"/>
       <w:r>
         <w:rPr>
           <w:b/>
@@ -8863,6 +9287,7 @@
         </w:rPr>
         <w:t xml:space="preserve"> Appointments</w:t>
       </w:r>
+      <w:proofErr w:type="gramEnd"/>
     </w:p>
     <w:p>
       <w:pPr>
@@ -9083,9 +9508,11 @@
                 <w:rtl/>
               </w:rPr>
             </w:pPr>
+            <w:proofErr w:type="spellStart"/>
             <w:r>
               <w:t>AppointmentId</w:t>
             </w:r>
+            <w:proofErr w:type="spellEnd"/>
           </w:p>
         </w:tc>
         <w:tc>
@@ -9185,9 +9612,11 @@
                 <w:rtl/>
               </w:rPr>
             </w:pPr>
+            <w:proofErr w:type="spellStart"/>
             <w:r>
               <w:t>PersonId</w:t>
             </w:r>
+            <w:proofErr w:type="spellEnd"/>
           </w:p>
         </w:tc>
         <w:tc>
@@ -9239,9 +9668,11 @@
                 <w:rtl/>
               </w:rPr>
             </w:pPr>
+            <w:proofErr w:type="spellStart"/>
             <w:r>
               <w:t>Persons.PersonId</w:t>
             </w:r>
+            <w:proofErr w:type="spellEnd"/>
           </w:p>
         </w:tc>
       </w:tr>
@@ -9286,9 +9717,11 @@
                 <w:rtl/>
               </w:rPr>
             </w:pPr>
+            <w:proofErr w:type="spellStart"/>
             <w:r>
               <w:t>VisitTypeId</w:t>
             </w:r>
+            <w:proofErr w:type="spellEnd"/>
           </w:p>
         </w:tc>
         <w:tc>
@@ -9340,9 +9773,11 @@
                 <w:rtl/>
               </w:rPr>
             </w:pPr>
+            <w:proofErr w:type="spellStart"/>
             <w:r>
               <w:t>VisitTypes.VisitTypeId</w:t>
             </w:r>
+            <w:proofErr w:type="spellEnd"/>
           </w:p>
         </w:tc>
       </w:tr>
@@ -9386,9 +9821,11 @@
                 <w:rtl/>
               </w:rPr>
             </w:pPr>
+            <w:proofErr w:type="spellStart"/>
             <w:r>
               <w:t>AppointmentDate</w:t>
             </w:r>
+            <w:proofErr w:type="spellEnd"/>
           </w:p>
         </w:tc>
         <w:tc>
@@ -9503,8 +9940,13 @@
                 <w:rtl/>
               </w:rPr>
             </w:pPr>
-            <w:r>
-              <w:t>NVARCHAR(20)</w:t>
+            <w:proofErr w:type="gramStart"/>
+            <w:r>
+              <w:t>NVARCHAR(</w:t>
+            </w:r>
+            <w:proofErr w:type="gramEnd"/>
+            <w:r>
+              <w:t>20)</w:t>
             </w:r>
           </w:p>
         </w:tc>
@@ -9669,6 +10111,7 @@
           </w14:textOutline>
         </w:rPr>
       </w:pPr>
+      <w:proofErr w:type="gramStart"/>
       <w:r>
         <w:rPr>
           <w:bCs/>
@@ -9748,6 +10191,7 @@
         </w:rPr>
         <w:t>Visits</w:t>
       </w:r>
+      <w:proofErr w:type="gramEnd"/>
     </w:p>
     <w:p>
       <w:pPr>
@@ -9950,9 +10394,11 @@
                 <w:rtl/>
               </w:rPr>
             </w:pPr>
+            <w:proofErr w:type="spellStart"/>
             <w:r>
               <w:t>VisitId</w:t>
             </w:r>
+            <w:proofErr w:type="spellEnd"/>
           </w:p>
         </w:tc>
         <w:tc>
@@ -10052,9 +10498,11 @@
                 <w:rtl/>
               </w:rPr>
             </w:pPr>
+            <w:proofErr w:type="spellStart"/>
             <w:r>
               <w:t>PersonId</w:t>
             </w:r>
+            <w:proofErr w:type="spellEnd"/>
           </w:p>
         </w:tc>
         <w:tc>
@@ -10106,9 +10554,11 @@
                 <w:rtl/>
               </w:rPr>
             </w:pPr>
+            <w:proofErr w:type="spellStart"/>
             <w:r>
               <w:t>Persons.PersonId</w:t>
             </w:r>
+            <w:proofErr w:type="spellEnd"/>
           </w:p>
         </w:tc>
       </w:tr>
@@ -10153,9 +10603,11 @@
                 <w:rtl/>
               </w:rPr>
             </w:pPr>
+            <w:proofErr w:type="spellStart"/>
             <w:r>
               <w:t>VisitTypeId</w:t>
             </w:r>
+            <w:proofErr w:type="spellEnd"/>
           </w:p>
         </w:tc>
         <w:tc>
@@ -10207,9 +10659,11 @@
                 <w:rtl/>
               </w:rPr>
             </w:pPr>
+            <w:proofErr w:type="spellStart"/>
             <w:r>
               <w:t>VisitTypes.VisitTypeId</w:t>
             </w:r>
+            <w:proofErr w:type="spellEnd"/>
           </w:p>
         </w:tc>
       </w:tr>
@@ -10253,9 +10707,11 @@
                 <w:rtl/>
               </w:rPr>
             </w:pPr>
+            <w:proofErr w:type="spellStart"/>
             <w:r>
               <w:t>VisitDate</w:t>
             </w:r>
+            <w:proofErr w:type="spellEnd"/>
           </w:p>
         </w:tc>
         <w:tc>
@@ -10718,9 +11174,11 @@
                 <w:rtl/>
               </w:rPr>
             </w:pPr>
+            <w:proofErr w:type="spellStart"/>
             <w:r>
               <w:t>LogId</w:t>
             </w:r>
+            <w:proofErr w:type="spellEnd"/>
           </w:p>
         </w:tc>
         <w:tc>
@@ -10820,9 +11278,11 @@
                 <w:rtl/>
               </w:rPr>
             </w:pPr>
+            <w:proofErr w:type="spellStart"/>
             <w:r>
               <w:t>UserId</w:t>
             </w:r>
+            <w:proofErr w:type="spellEnd"/>
           </w:p>
         </w:tc>
         <w:tc>
@@ -10875,9 +11335,11 @@
                 <w:lang w:val="en-AE"/>
               </w:rPr>
             </w:pPr>
+            <w:proofErr w:type="spellStart"/>
             <w:r>
               <w:t>Users.UserId</w:t>
             </w:r>
+            <w:proofErr w:type="spellEnd"/>
           </w:p>
         </w:tc>
       </w:tr>
@@ -10941,8 +11403,13 @@
                 <w:rtl/>
               </w:rPr>
             </w:pPr>
-            <w:r>
-              <w:t>NVARCHAR(50)</w:t>
+            <w:proofErr w:type="gramStart"/>
+            <w:r>
+              <w:t>NVARCHAR(</w:t>
+            </w:r>
+            <w:proofErr w:type="gramEnd"/>
+            <w:r>
+              <w:t>50)</w:t>
             </w:r>
           </w:p>
         </w:tc>
@@ -11019,9 +11486,11 @@
                 <w:rtl/>
               </w:rPr>
             </w:pPr>
+            <w:proofErr w:type="spellStart"/>
             <w:r>
               <w:t>TableName</w:t>
             </w:r>
+            <w:proofErr w:type="spellEnd"/>
           </w:p>
         </w:tc>
         <w:tc>
@@ -11038,8 +11507,13 @@
                 <w:rtl/>
               </w:rPr>
             </w:pPr>
-            <w:r>
-              <w:t>NVARCHAR(50)</w:t>
+            <w:proofErr w:type="gramStart"/>
+            <w:r>
+              <w:t>NVARCHAR(</w:t>
+            </w:r>
+            <w:proofErr w:type="gramEnd"/>
+            <w:r>
+              <w:t>50)</w:t>
             </w:r>
           </w:p>
         </w:tc>
@@ -11117,9 +11591,11 @@
                 <w:rtl/>
               </w:rPr>
             </w:pPr>
+            <w:proofErr w:type="spellStart"/>
             <w:r>
               <w:t>RecordId</w:t>
             </w:r>
+            <w:proofErr w:type="spellEnd"/>
           </w:p>
         </w:tc>
         <w:tc>
@@ -11312,9 +11788,11 @@
                 <w:rtl/>
               </w:rPr>
             </w:pPr>
+            <w:proofErr w:type="spellStart"/>
             <w:r>
               <w:t>DateTime</w:t>
             </w:r>
+            <w:proofErr w:type="spellEnd"/>
           </w:p>
         </w:tc>
         <w:tc>
@@ -11409,6 +11887,7 @@
           </w14:textOutline>
         </w:rPr>
       </w:pPr>
+      <w:proofErr w:type="gramStart"/>
       <w:r>
         <w:rPr>
           <w:bCs/>
@@ -11489,6 +11968,7 @@
         </w:rPr>
         <w:t>Specializations</w:t>
       </w:r>
+      <w:proofErr w:type="gramEnd"/>
     </w:p>
     <w:p>
       <w:pPr>
@@ -11692,9 +12172,11 @@
                 <w:rtl/>
               </w:rPr>
             </w:pPr>
+            <w:proofErr w:type="spellStart"/>
             <w:r>
               <w:t>SpecializationId</w:t>
             </w:r>
+            <w:proofErr w:type="spellEnd"/>
           </w:p>
         </w:tc>
         <w:tc>
@@ -11813,8 +12295,13 @@
                 <w:rtl/>
               </w:rPr>
             </w:pPr>
-            <w:r>
-              <w:t>NVARCHAR(200)</w:t>
+            <w:proofErr w:type="gramStart"/>
+            <w:r>
+              <w:t>NVARCHAR(</w:t>
+            </w:r>
+            <w:proofErr w:type="gramEnd"/>
+            <w:r>
+              <w:t>200)</w:t>
             </w:r>
           </w:p>
         </w:tc>
@@ -11874,6 +12361,7 @@
           </w14:textOutline>
         </w:rPr>
       </w:pPr>
+      <w:proofErr w:type="gramStart"/>
       <w:r>
         <w:rPr>
           <w:bCs/>
@@ -11953,6 +12441,7 @@
         </w:rPr>
         <w:t>Doctors</w:t>
       </w:r>
+      <w:proofErr w:type="gramEnd"/>
     </w:p>
     <w:p>
       <w:pPr>
@@ -12156,9 +12645,11 @@
                 <w:rtl/>
               </w:rPr>
             </w:pPr>
+            <w:proofErr w:type="spellStart"/>
             <w:r>
               <w:t>DoctorId</w:t>
             </w:r>
+            <w:proofErr w:type="spellEnd"/>
           </w:p>
         </w:tc>
         <w:tc>
@@ -12258,9 +12749,11 @@
                 <w:rtl/>
               </w:rPr>
             </w:pPr>
+            <w:proofErr w:type="spellStart"/>
             <w:r>
               <w:t>PersonId</w:t>
             </w:r>
+            <w:proofErr w:type="spellEnd"/>
           </w:p>
         </w:tc>
         <w:tc>
@@ -12353,9 +12846,11 @@
               <w:jc w:val="center"/>
               <w:cnfStyle w:val="000000100000" w:firstRow="0" w:lastRow="0" w:firstColumn="0" w:lastColumn="0" w:oddVBand="0" w:evenVBand="0" w:oddHBand="1" w:evenHBand="0" w:firstRowFirstColumn="0" w:firstRowLastColumn="0" w:lastRowFirstColumn="0" w:lastRowLastColumn="0"/>
             </w:pPr>
+            <w:proofErr w:type="spellStart"/>
             <w:r>
               <w:t>SpecializationId</w:t>
             </w:r>
+            <w:proofErr w:type="spellEnd"/>
           </w:p>
         </w:tc>
         <w:tc>
@@ -12456,8 +12951,13 @@
               <w:jc w:val="center"/>
               <w:cnfStyle w:val="000000000000" w:firstRow="0" w:lastRow="0" w:firstColumn="0" w:lastColumn="0" w:oddVBand="0" w:evenVBand="0" w:oddHBand="0" w:evenHBand="0" w:firstRowFirstColumn="0" w:firstRowLastColumn="0" w:lastRowFirstColumn="0" w:lastRowLastColumn="0"/>
             </w:pPr>
-            <w:r>
-              <w:t>NVARCHAR(500)</w:t>
+            <w:proofErr w:type="gramStart"/>
+            <w:r>
+              <w:t>NVARCHAR(</w:t>
+            </w:r>
+            <w:proofErr w:type="gramEnd"/>
+            <w:r>
+              <w:t>500)</w:t>
             </w:r>
           </w:p>
         </w:tc>
@@ -12499,7 +12999,6 @@
     <w:p>
       <w:pPr>
         <w:rPr>
-          <w:rFonts w:hint="cs"/>
           <w:sz w:val="28"/>
           <w:szCs w:val="28"/>
           <w:rtl/>
@@ -12527,6 +13026,7 @@
           </w14:textOutline>
         </w:rPr>
       </w:pPr>
+      <w:proofErr w:type="gramStart"/>
       <w:r>
         <w:rPr>
           <w:bCs/>
@@ -12606,6 +13106,7 @@
         </w:rPr>
         <w:t>Payments</w:t>
       </w:r>
+      <w:proofErr w:type="gramEnd"/>
     </w:p>
     <w:p>
       <w:pPr>
@@ -12810,9 +13311,11 @@
                 <w:rtl/>
               </w:rPr>
             </w:pPr>
+            <w:proofErr w:type="spellStart"/>
             <w:r>
               <w:t>PaymentId</w:t>
             </w:r>
+            <w:proofErr w:type="spellEnd"/>
           </w:p>
         </w:tc>
         <w:tc>
@@ -12913,9 +13416,11 @@
                 <w:rtl/>
               </w:rPr>
             </w:pPr>
+            <w:proofErr w:type="spellStart"/>
             <w:r>
               <w:t>PersonId</w:t>
             </w:r>
+            <w:proofErr w:type="spellEnd"/>
           </w:p>
         </w:tc>
         <w:tc>
@@ -12972,8 +13477,13 @@
               <w:t>Persons</w:t>
             </w:r>
             <w:r>
-              <w:t>. PersonId</w:t>
-            </w:r>
+              <w:t xml:space="preserve">. </w:t>
+            </w:r>
+            <w:proofErr w:type="spellStart"/>
+            <w:r>
+              <w:t>PersonId</w:t>
+            </w:r>
+            <w:proofErr w:type="spellEnd"/>
           </w:p>
         </w:tc>
       </w:tr>
@@ -13015,9 +13525,11 @@
                 <w:rtl/>
               </w:rPr>
             </w:pPr>
+            <w:proofErr w:type="spellStart"/>
             <w:r>
               <w:t>VisitId</w:t>
             </w:r>
+            <w:proofErr w:type="spellEnd"/>
           </w:p>
         </w:tc>
         <w:tc>
@@ -13074,8 +13586,13 @@
               <w:t>.</w:t>
             </w:r>
             <w:r>
-              <w:t xml:space="preserve"> VisitId</w:t>
-            </w:r>
+              <w:t xml:space="preserve"> </w:t>
+            </w:r>
+            <w:proofErr w:type="spellStart"/>
+            <w:r>
+              <w:t>VisitId</w:t>
+            </w:r>
+            <w:proofErr w:type="spellEnd"/>
           </w:p>
         </w:tc>
       </w:tr>
@@ -13113,9 +13630,11 @@
               <w:jc w:val="center"/>
               <w:cnfStyle w:val="000000000000" w:firstRow="0" w:lastRow="0" w:firstColumn="0" w:lastColumn="0" w:oddVBand="0" w:evenVBand="0" w:oddHBand="0" w:evenHBand="0" w:firstRowFirstColumn="0" w:firstRowLastColumn="0" w:lastRowFirstColumn="0" w:lastRowLastColumn="0"/>
             </w:pPr>
+            <w:proofErr w:type="spellStart"/>
             <w:r>
               <w:t>AppointmentId</w:t>
             </w:r>
+            <w:proofErr w:type="spellEnd"/>
           </w:p>
         </w:tc>
         <w:tc>
@@ -13226,8 +13745,13 @@
               <w:jc w:val="center"/>
               <w:cnfStyle w:val="000000100000" w:firstRow="0" w:lastRow="0" w:firstColumn="0" w:lastColumn="0" w:oddVBand="0" w:evenVBand="0" w:oddHBand="1" w:evenHBand="0" w:firstRowFirstColumn="0" w:firstRowLastColumn="0" w:lastRowFirstColumn="0" w:lastRowLastColumn="0"/>
             </w:pPr>
-            <w:r>
-              <w:t>DECIMAL(10,2)</w:t>
+            <w:proofErr w:type="gramStart"/>
+            <w:r>
+              <w:t>DECIMAL(</w:t>
+            </w:r>
+            <w:proofErr w:type="gramEnd"/>
+            <w:r>
+              <w:t>10,2)</w:t>
             </w:r>
           </w:p>
         </w:tc>
@@ -13315,6 +13839,7 @@
               <w:jc w:val="center"/>
               <w:cnfStyle w:val="000000000000" w:firstRow="0" w:lastRow="0" w:firstColumn="0" w:lastColumn="0" w:oddVBand="0" w:evenVBand="0" w:oddHBand="0" w:evenHBand="0" w:firstRowFirstColumn="0" w:firstRowLastColumn="0" w:lastRowFirstColumn="0" w:lastRowLastColumn="0"/>
             </w:pPr>
+            <w:proofErr w:type="gramStart"/>
             <w:r>
               <w:t>DECIMAL</w:t>
             </w:r>
@@ -13323,7 +13848,15 @@
                 <w:rFonts w:cs="Arial"/>
                 <w:rtl/>
               </w:rPr>
-              <w:t>(10,2)</w:t>
+              <w:t>(</w:t>
+            </w:r>
+            <w:proofErr w:type="gramEnd"/>
+            <w:r>
+              <w:rPr>
+                <w:rFonts w:cs="Arial"/>
+                <w:rtl/>
+              </w:rPr>
+              <w:t>10,2)</w:t>
             </w:r>
           </w:p>
         </w:tc>
@@ -13397,9 +13930,11 @@
               <w:jc w:val="center"/>
               <w:cnfStyle w:val="000000100000" w:firstRow="0" w:lastRow="0" w:firstColumn="0" w:lastColumn="0" w:oddVBand="0" w:evenVBand="0" w:oddHBand="1" w:evenHBand="0" w:firstRowFirstColumn="0" w:firstRowLastColumn="0" w:lastRowFirstColumn="0" w:lastRowLastColumn="0"/>
             </w:pPr>
+            <w:proofErr w:type="spellStart"/>
             <w:r>
               <w:t>TotalAmount</w:t>
             </w:r>
+            <w:proofErr w:type="spellEnd"/>
           </w:p>
         </w:tc>
         <w:tc>
@@ -13486,9 +14021,11 @@
               <w:jc w:val="center"/>
               <w:cnfStyle w:val="000000000000" w:firstRow="0" w:lastRow="0" w:firstColumn="0" w:lastColumn="0" w:oddVBand="0" w:evenVBand="0" w:oddHBand="0" w:evenHBand="0" w:firstRowFirstColumn="0" w:firstRowLastColumn="0" w:lastRowFirstColumn="0" w:lastRowLastColumn="0"/>
             </w:pPr>
+            <w:proofErr w:type="spellStart"/>
             <w:r>
               <w:t>PaymentMethod</w:t>
             </w:r>
+            <w:proofErr w:type="spellEnd"/>
           </w:p>
         </w:tc>
         <w:tc>
@@ -13501,8 +14038,13 @@
               <w:jc w:val="center"/>
               <w:cnfStyle w:val="000000000000" w:firstRow="0" w:lastRow="0" w:firstColumn="0" w:lastColumn="0" w:oddVBand="0" w:evenVBand="0" w:oddHBand="0" w:evenHBand="0" w:firstRowFirstColumn="0" w:firstRowLastColumn="0" w:lastRowFirstColumn="0" w:lastRowLastColumn="0"/>
             </w:pPr>
-            <w:r>
-              <w:t>NVARCHAR(100)</w:t>
+            <w:proofErr w:type="gramStart"/>
+            <w:r>
+              <w:t>NVARCHAR(</w:t>
+            </w:r>
+            <w:proofErr w:type="gramEnd"/>
+            <w:r>
+              <w:t>100)</w:t>
             </w:r>
           </w:p>
         </w:tc>
@@ -13576,9 +14118,11 @@
               <w:jc w:val="center"/>
               <w:cnfStyle w:val="000000100000" w:firstRow="0" w:lastRow="0" w:firstColumn="0" w:lastColumn="0" w:oddVBand="0" w:evenVBand="0" w:oddHBand="1" w:evenHBand="0" w:firstRowFirstColumn="0" w:firstRowLastColumn="0" w:lastRowFirstColumn="0" w:lastRowLastColumn="0"/>
             </w:pPr>
+            <w:proofErr w:type="spellStart"/>
             <w:r>
               <w:t>PaymentDate</w:t>
             </w:r>
+            <w:proofErr w:type="spellEnd"/>
           </w:p>
         </w:tc>
         <w:tc>
@@ -13665,9 +14209,11 @@
               <w:jc w:val="center"/>
               <w:cnfStyle w:val="000000000000" w:firstRow="0" w:lastRow="0" w:firstColumn="0" w:lastColumn="0" w:oddVBand="0" w:evenVBand="0" w:oddHBand="0" w:evenHBand="0" w:firstRowFirstColumn="0" w:firstRowLastColumn="0" w:lastRowFirstColumn="0" w:lastRowLastColumn="0"/>
             </w:pPr>
+            <w:proofErr w:type="spellStart"/>
             <w:r>
               <w:t>CreatedBy</w:t>
             </w:r>
+            <w:proofErr w:type="spellEnd"/>
           </w:p>
         </w:tc>
         <w:tc>
@@ -13715,9 +14261,11 @@
                 <w:lang w:val="en-AE"/>
               </w:rPr>
             </w:pPr>
+            <w:proofErr w:type="spellStart"/>
             <w:r>
               <w:t>Users.UserId</w:t>
             </w:r>
+            <w:proofErr w:type="spellEnd"/>
           </w:p>
         </w:tc>
       </w:tr>
@@ -13770,15 +14318,20 @@
             <w:pPr>
               <w:jc w:val="center"/>
               <w:cnfStyle w:val="000000100000" w:firstRow="0" w:lastRow="0" w:firstColumn="0" w:lastColumn="0" w:oddVBand="0" w:evenVBand="0" w:oddHBand="1" w:evenHBand="0" w:firstRowFirstColumn="0" w:firstRowLastColumn="0" w:lastRowFirstColumn="0" w:lastRowLastColumn="0"/>
+            </w:pPr>
+            <w:proofErr w:type="gramStart"/>
+            <w:r>
               <w:rPr>
                 <w:rFonts w:hint="cs"/>
               </w:rPr>
-            </w:pPr>
+              <w:t>NVARCHAR(</w:t>
+            </w:r>
+            <w:proofErr w:type="gramEnd"/>
             <w:r>
               <w:rPr>
                 <w:rFonts w:hint="cs"/>
               </w:rPr>
-              <w:t>NVARCHAR(500)</w:t>
+              <w:t>500)</w:t>
             </w:r>
           </w:p>
         </w:tc>
@@ -13884,6 +14437,7 @@
           </w14:textOutline>
         </w:rPr>
       </w:pPr>
+      <w:proofErr w:type="gramStart"/>
       <w:r>
         <w:rPr>
           <w:bCs/>
@@ -13964,11 +14518,11 @@
         </w:rPr>
         <w:t>Salaries</w:t>
       </w:r>
-    </w:p>
-    <w:p>
-      <w:pPr>
-        <w:rPr>
-          <w:rFonts w:hint="cs"/>
+      <w:proofErr w:type="gramEnd"/>
+    </w:p>
+    <w:p>
+      <w:pPr>
+        <w:rPr>
           <w:sz w:val="28"/>
           <w:szCs w:val="28"/>
           <w:rtl/>
@@ -14169,9 +14723,11 @@
                 <w:rtl/>
               </w:rPr>
             </w:pPr>
+            <w:proofErr w:type="spellStart"/>
             <w:r>
               <w:t>SalaryId</w:t>
             </w:r>
+            <w:proofErr w:type="spellEnd"/>
           </w:p>
         </w:tc>
         <w:tc>
@@ -14272,9 +14828,11 @@
                 <w:rtl/>
               </w:rPr>
             </w:pPr>
+            <w:proofErr w:type="spellStart"/>
             <w:r>
               <w:t>UserId</w:t>
             </w:r>
+            <w:proofErr w:type="spellEnd"/>
           </w:p>
         </w:tc>
         <w:tc>
@@ -14321,16 +14879,17 @@
               <w:jc w:val="center"/>
               <w:cnfStyle w:val="000000000000" w:firstRow="0" w:lastRow="0" w:firstColumn="0" w:lastColumn="0" w:oddVBand="0" w:evenVBand="0" w:oddHBand="0" w:evenHBand="0" w:firstRowFirstColumn="0" w:firstRowLastColumn="0" w:lastRowFirstColumn="0" w:lastRowLastColumn="0"/>
               <w:rPr>
-                <w:rFonts w:hint="cs"/>
                 <w:sz w:val="28"/>
                 <w:szCs w:val="28"/>
                 <w:rtl/>
                 <w:lang w:val="en-AE" w:bidi="ar-JO"/>
               </w:rPr>
             </w:pPr>
+            <w:proofErr w:type="spellStart"/>
             <w:r>
               <w:t>Users.UserId</w:t>
             </w:r>
+            <w:proofErr w:type="spellEnd"/>
           </w:p>
         </w:tc>
       </w:tr>
@@ -14384,6 +14943,7 @@
               <w:jc w:val="center"/>
               <w:cnfStyle w:val="000000100000" w:firstRow="0" w:lastRow="0" w:firstColumn="0" w:lastColumn="0" w:oddVBand="0" w:evenVBand="0" w:oddHBand="1" w:evenHBand="0" w:firstRowFirstColumn="0" w:firstRowLastColumn="0" w:lastRowFirstColumn="0" w:lastRowLastColumn="0"/>
             </w:pPr>
+            <w:proofErr w:type="gramStart"/>
             <w:r>
               <w:t>DECIMAL</w:t>
             </w:r>
@@ -14392,7 +14952,15 @@
                 <w:rFonts w:cs="Arial"/>
                 <w:rtl/>
               </w:rPr>
-              <w:t>(10,2)</w:t>
+              <w:t>(</w:t>
+            </w:r>
+            <w:proofErr w:type="gramEnd"/>
+            <w:r>
+              <w:rPr>
+                <w:rFonts w:cs="Arial"/>
+                <w:rtl/>
+              </w:rPr>
+              <w:t>10,2)</w:t>
             </w:r>
           </w:p>
         </w:tc>
@@ -14467,7 +15035,6 @@
               <w:jc w:val="center"/>
               <w:cnfStyle w:val="000000000000" w:firstRow="0" w:lastRow="0" w:firstColumn="0" w:lastColumn="0" w:oddVBand="0" w:evenVBand="0" w:oddHBand="0" w:evenHBand="0" w:firstRowFirstColumn="0" w:firstRowLastColumn="0" w:lastRowFirstColumn="0" w:lastRowLastColumn="0"/>
               <w:rPr>
-                <w:rFonts w:hint="cs"/>
                 <w:rtl/>
               </w:rPr>
             </w:pPr>
@@ -14485,7 +15052,6 @@
               <w:jc w:val="center"/>
               <w:cnfStyle w:val="000000000000" w:firstRow="0" w:lastRow="0" w:firstColumn="0" w:lastColumn="0" w:oddVBand="0" w:evenVBand="0" w:oddHBand="0" w:evenHBand="0" w:firstRowFirstColumn="0" w:firstRowLastColumn="0" w:lastRowFirstColumn="0" w:lastRowLastColumn="0"/>
               <w:rPr>
-                <w:rFonts w:hint="cs"/>
                 <w:rtl/>
               </w:rPr>
             </w:pPr>
@@ -14562,13 +15128,12 @@
             <w:pPr>
               <w:jc w:val="center"/>
               <w:cnfStyle w:val="000000100000" w:firstRow="0" w:lastRow="0" w:firstColumn="0" w:lastColumn="0" w:oddVBand="0" w:evenVBand="0" w:oddHBand="1" w:evenHBand="0" w:firstRowFirstColumn="0" w:firstRowLastColumn="0" w:lastRowFirstColumn="0" w:lastRowLastColumn="0"/>
-              <w:rPr>
-                <w:rFonts w:hint="cs"/>
-              </w:rPr>
-            </w:pPr>
+            </w:pPr>
+            <w:proofErr w:type="spellStart"/>
             <w:r>
               <w:t>EndDate</w:t>
             </w:r>
+            <w:proofErr w:type="spellEnd"/>
           </w:p>
         </w:tc>
         <w:tc>
@@ -14667,12 +15232,14 @@
             <w:pPr>
               <w:jc w:val="center"/>
               <w:cnfStyle w:val="000000000000" w:firstRow="0" w:lastRow="0" w:firstColumn="0" w:lastColumn="0" w:oddVBand="0" w:evenVBand="0" w:oddHBand="0" w:evenHBand="0" w:firstRowFirstColumn="0" w:firstRowLastColumn="0" w:lastRowFirstColumn="0" w:lastRowLastColumn="0"/>
-              <w:rPr>
-                <w:rFonts w:hint="cs"/>
-              </w:rPr>
-            </w:pPr>
-            <w:r>
-              <w:t>NVARCHAR(500)</w:t>
+            </w:pPr>
+            <w:proofErr w:type="gramStart"/>
+            <w:r>
+              <w:t>NVARCHAR(</w:t>
+            </w:r>
+            <w:proofErr w:type="gramEnd"/>
+            <w:r>
+              <w:t>500)</w:t>
             </w:r>
           </w:p>
         </w:tc>
@@ -14722,70 +15289,8 @@
     </w:p>
     <w:p>
       <w:pPr>
-        <w:rPr>
-          <w:sz w:val="28"/>
-          <w:szCs w:val="28"/>
-          <w:rtl/>
-        </w:rPr>
-      </w:pPr>
-    </w:p>
-    <w:p>
-      <w:pPr>
-        <w:rPr>
-          <w:sz w:val="28"/>
-          <w:szCs w:val="28"/>
-          <w:rtl/>
-        </w:rPr>
-      </w:pPr>
-    </w:p>
-    <w:p>
-      <w:pPr>
-        <w:rPr>
-          <w:sz w:val="28"/>
-          <w:szCs w:val="28"/>
-          <w:rtl/>
-        </w:rPr>
-      </w:pPr>
-    </w:p>
-    <w:p>
-      <w:pPr>
-        <w:rPr>
-          <w:sz w:val="28"/>
-          <w:szCs w:val="28"/>
-          <w:rtl/>
-        </w:rPr>
-      </w:pPr>
-    </w:p>
-    <w:p>
-      <w:pPr>
-        <w:rPr>
-          <w:sz w:val="28"/>
-          <w:szCs w:val="28"/>
-          <w:rtl/>
-        </w:rPr>
-      </w:pPr>
-    </w:p>
-    <w:p>
-      <w:pPr>
-        <w:rPr>
-          <w:sz w:val="28"/>
-          <w:szCs w:val="28"/>
-          <w:rtl/>
-        </w:rPr>
-      </w:pPr>
-    </w:p>
-    <w:p>
-      <w:pPr>
-        <w:rPr>
-          <w:sz w:val="28"/>
-          <w:szCs w:val="28"/>
-          <w:rtl/>
-        </w:rPr>
-      </w:pPr>
-    </w:p>
-    <w:p>
-      <w:pPr>
-        <w:bidi w:val="0"/>
+        <w:shd w:val="clear" w:color="auto" w:fill="E2EFD9" w:themeFill="accent6" w:themeFillTint="33"/>
+        <w:jc w:val="center"/>
         <w:rPr>
           <w:b/>
           <w:bCs/>
@@ -14807,6 +15312,7 @@
       </w:pPr>
       <w:r>
         <w:rPr>
+          <w:rFonts w:hint="cs"/>
           <w:b/>
           <w:bCs/>
           <w:color w:val="C00000"/>
@@ -14824,1510 +15330,6 @@
             <w14:round/>
           </w14:textOutline>
         </w:rPr>
-        <w:br w:type="page"/>
-      </w:r>
-    </w:p>
-    <w:p>
-      <w:pPr>
-        <w:shd w:val="clear" w:color="auto" w:fill="E2EFD9" w:themeFill="accent6" w:themeFillTint="33"/>
-        <w:jc w:val="center"/>
-        <w:rPr>
-          <w:b/>
-          <w:bCs/>
-          <w:color w:val="C00000"/>
-          <w:sz w:val="32"/>
-          <w:szCs w:val="32"/>
-          <w:rtl/>
-          <w14:shadow w14:blurRad="38100" w14:dist="19050" w14:dir="2700000" w14:sx="100000" w14:sy="100000" w14:kx="0" w14:ky="0" w14:algn="tl">
-            <w14:schemeClr w14:val="dk1">
-              <w14:alpha w14:val="60000"/>
-            </w14:schemeClr>
-          </w14:shadow>
-          <w14:textOutline w14:w="0" w14:cap="flat" w14:cmpd="sng" w14:algn="ctr">
-            <w14:noFill/>
-            <w14:prstDash w14:val="solid"/>
-            <w14:round/>
-          </w14:textOutline>
-        </w:rPr>
-      </w:pPr>
-      <w:r>
-        <w:rPr>
-          <w:rFonts w:hint="cs"/>
-          <w:b/>
-          <w:bCs/>
-          <w:color w:val="C00000"/>
-          <w:sz w:val="32"/>
-          <w:szCs w:val="32"/>
-          <w:rtl/>
-          <w14:shadow w14:blurRad="38100" w14:dist="19050" w14:dir="2700000" w14:sx="100000" w14:sy="100000" w14:kx="0" w14:ky="0" w14:algn="tl">
-            <w14:schemeClr w14:val="dk1">
-              <w14:alpha w14:val="60000"/>
-            </w14:schemeClr>
-          </w14:shadow>
-          <w14:textOutline w14:w="0" w14:cap="flat" w14:cmpd="sng" w14:algn="ctr">
-            <w14:noFill/>
-            <w14:prstDash w14:val="solid"/>
-            <w14:round/>
-          </w14:textOutline>
-        </w:rPr>
-        <w:lastRenderedPageBreak/>
-        <w:t>العلاقات بين الجداول</w:t>
-      </w:r>
-    </w:p>
-    <w:tbl>
-      <w:tblPr>
-        <w:tblStyle w:val="10"/>
-        <w:bidiVisual/>
-        <w:tblW w:w="0" w:type="auto"/>
-        <w:tblLook w:val="04A0" w:firstRow="1" w:lastRow="0" w:firstColumn="1" w:lastColumn="0" w:noHBand="0" w:noVBand="1"/>
-      </w:tblPr>
-      <w:tblGrid>
-        <w:gridCol w:w="3236"/>
-        <w:gridCol w:w="2268"/>
-        <w:gridCol w:w="4952"/>
-      </w:tblGrid>
-      <w:tr>
-        <w:trPr>
-          <w:cnfStyle w:val="100000000000" w:firstRow="1" w:lastRow="0" w:firstColumn="0" w:lastColumn="0" w:oddVBand="0" w:evenVBand="0" w:oddHBand="0" w:evenHBand="0" w:firstRowFirstColumn="0" w:firstRowLastColumn="0" w:lastRowFirstColumn="0" w:lastRowLastColumn="0"/>
-          <w:trHeight w:val="517"/>
-        </w:trPr>
-        <w:tc>
-          <w:tcPr>
-            <w:cnfStyle w:val="001000000000" w:firstRow="0" w:lastRow="0" w:firstColumn="1" w:lastColumn="0" w:oddVBand="0" w:evenVBand="0" w:oddHBand="0" w:evenHBand="0" w:firstRowFirstColumn="0" w:firstRowLastColumn="0" w:lastRowFirstColumn="0" w:lastRowLastColumn="0"/>
-            <w:tcW w:w="3236" w:type="dxa"/>
-          </w:tcPr>
-          <w:p>
-            <w:pPr>
-              <w:jc w:val="center"/>
-              <w:rPr>
-                <w:sz w:val="28"/>
-                <w:szCs w:val="28"/>
-                <w:rtl/>
-              </w:rPr>
-            </w:pPr>
-            <w:r>
-              <w:rPr>
-                <w:rFonts w:hint="cs"/>
-                <w:sz w:val="28"/>
-                <w:szCs w:val="28"/>
-                <w:rtl/>
-              </w:rPr>
-              <w:t>الكيانات المرتبطة</w:t>
-            </w:r>
-          </w:p>
-        </w:tc>
-        <w:tc>
-          <w:tcPr>
-            <w:tcW w:w="2268" w:type="dxa"/>
-          </w:tcPr>
-          <w:p>
-            <w:pPr>
-              <w:jc w:val="center"/>
-              <w:cnfStyle w:val="100000000000" w:firstRow="1" w:lastRow="0" w:firstColumn="0" w:lastColumn="0" w:oddVBand="0" w:evenVBand="0" w:oddHBand="0" w:evenHBand="0" w:firstRowFirstColumn="0" w:firstRowLastColumn="0" w:lastRowFirstColumn="0" w:lastRowLastColumn="0"/>
-              <w:rPr>
-                <w:sz w:val="28"/>
-                <w:szCs w:val="28"/>
-                <w:rtl/>
-              </w:rPr>
-            </w:pPr>
-            <w:r>
-              <w:rPr>
-                <w:rFonts w:hint="cs"/>
-                <w:sz w:val="28"/>
-                <w:szCs w:val="28"/>
-                <w:rtl/>
-              </w:rPr>
-              <w:t>شكل العلاقة</w:t>
-            </w:r>
-          </w:p>
-        </w:tc>
-        <w:tc>
-          <w:tcPr>
-            <w:tcW w:w="4952" w:type="dxa"/>
-          </w:tcPr>
-          <w:p>
-            <w:pPr>
-              <w:jc w:val="center"/>
-              <w:cnfStyle w:val="100000000000" w:firstRow="1" w:lastRow="0" w:firstColumn="0" w:lastColumn="0" w:oddVBand="0" w:evenVBand="0" w:oddHBand="0" w:evenHBand="0" w:firstRowFirstColumn="0" w:firstRowLastColumn="0" w:lastRowFirstColumn="0" w:lastRowLastColumn="0"/>
-              <w:rPr>
-                <w:sz w:val="28"/>
-                <w:szCs w:val="28"/>
-                <w:rtl/>
-              </w:rPr>
-            </w:pPr>
-            <w:r>
-              <w:rPr>
-                <w:rFonts w:hint="cs"/>
-                <w:sz w:val="28"/>
-                <w:szCs w:val="28"/>
-                <w:rtl/>
-              </w:rPr>
-              <w:t>الشرح</w:t>
-            </w:r>
-          </w:p>
-        </w:tc>
-      </w:tr>
-      <w:tr>
-        <w:trPr>
-          <w:cnfStyle w:val="000000100000" w:firstRow="0" w:lastRow="0" w:firstColumn="0" w:lastColumn="0" w:oddVBand="0" w:evenVBand="0" w:oddHBand="1" w:evenHBand="0" w:firstRowFirstColumn="0" w:firstRowLastColumn="0" w:lastRowFirstColumn="0" w:lastRowLastColumn="0"/>
-          <w:trHeight w:val="410"/>
-        </w:trPr>
-        <w:tc>
-          <w:tcPr>
-            <w:cnfStyle w:val="001000000000" w:firstRow="0" w:lastRow="0" w:firstColumn="1" w:lastColumn="0" w:oddVBand="0" w:evenVBand="0" w:oddHBand="0" w:evenHBand="0" w:firstRowFirstColumn="0" w:firstRowLastColumn="0" w:lastRowFirstColumn="0" w:lastRowLastColumn="0"/>
-            <w:tcW w:w="3236" w:type="dxa"/>
-          </w:tcPr>
-          <w:p>
-            <w:pPr>
-              <w:jc w:val="center"/>
-              <w:rPr>
-                <w:sz w:val="28"/>
-                <w:szCs w:val="28"/>
-                <w:rtl/>
-              </w:rPr>
-            </w:pPr>
-            <w:r>
-              <w:t>Persons ↔ Patients</w:t>
-            </w:r>
-          </w:p>
-        </w:tc>
-        <w:tc>
-          <w:tcPr>
-            <w:tcW w:w="2268" w:type="dxa"/>
-          </w:tcPr>
-          <w:p>
-            <w:pPr>
-              <w:jc w:val="center"/>
-              <w:cnfStyle w:val="000000100000" w:firstRow="0" w:lastRow="0" w:firstColumn="0" w:lastColumn="0" w:oddVBand="0" w:evenVBand="0" w:oddHBand="1" w:evenHBand="0" w:firstRowFirstColumn="0" w:firstRowLastColumn="0" w:lastRowFirstColumn="0" w:lastRowLastColumn="0"/>
-              <w:rPr>
-                <w:sz w:val="28"/>
-                <w:szCs w:val="28"/>
-                <w:rtl/>
-              </w:rPr>
-            </w:pPr>
-            <w:r>
-              <w:t>1 : 1</w:t>
-            </w:r>
-          </w:p>
-        </w:tc>
-        <w:tc>
-          <w:tcPr>
-            <w:tcW w:w="4952" w:type="dxa"/>
-          </w:tcPr>
-          <w:p>
-            <w:pPr>
-              <w:jc w:val="center"/>
-              <w:cnfStyle w:val="000000100000" w:firstRow="0" w:lastRow="0" w:firstColumn="0" w:lastColumn="0" w:oddVBand="0" w:evenVBand="0" w:oddHBand="1" w:evenHBand="0" w:firstRowFirstColumn="0" w:firstRowLastColumn="0" w:lastRowFirstColumn="0" w:lastRowLastColumn="0"/>
-              <w:rPr>
-                <w:sz w:val="28"/>
-                <w:szCs w:val="28"/>
-                <w:rtl/>
-              </w:rPr>
-            </w:pPr>
-            <w:r>
-              <w:rPr>
-                <w:rtl/>
-              </w:rPr>
-              <w:t>كل مريض هو شخص واحد، وكل شخص قد يكون مريضًا أو لا</w:t>
-            </w:r>
-            <w:r>
-              <w:t>.</w:t>
-            </w:r>
-          </w:p>
-        </w:tc>
-      </w:tr>
-      <w:tr>
-        <w:trPr>
-          <w:trHeight w:val="410"/>
-        </w:trPr>
-        <w:tc>
-          <w:tcPr>
-            <w:cnfStyle w:val="001000000000" w:firstRow="0" w:lastRow="0" w:firstColumn="1" w:lastColumn="0" w:oddVBand="0" w:evenVBand="0" w:oddHBand="0" w:evenHBand="0" w:firstRowFirstColumn="0" w:firstRowLastColumn="0" w:lastRowFirstColumn="0" w:lastRowLastColumn="0"/>
-            <w:tcW w:w="3236" w:type="dxa"/>
-          </w:tcPr>
-          <w:p>
-            <w:pPr>
-              <w:jc w:val="center"/>
-              <w:rPr>
-                <w:sz w:val="28"/>
-                <w:szCs w:val="28"/>
-                <w:rtl/>
-              </w:rPr>
-            </w:pPr>
-            <w:r>
-              <w:t>Persons ↔ Users</w:t>
-            </w:r>
-          </w:p>
-        </w:tc>
-        <w:tc>
-          <w:tcPr>
-            <w:tcW w:w="2268" w:type="dxa"/>
-          </w:tcPr>
-          <w:p>
-            <w:pPr>
-              <w:jc w:val="center"/>
-              <w:cnfStyle w:val="000000000000" w:firstRow="0" w:lastRow="0" w:firstColumn="0" w:lastColumn="0" w:oddVBand="0" w:evenVBand="0" w:oddHBand="0" w:evenHBand="0" w:firstRowFirstColumn="0" w:firstRowLastColumn="0" w:lastRowFirstColumn="0" w:lastRowLastColumn="0"/>
-              <w:rPr>
-                <w:rFonts w:hint="cs"/>
-                <w:sz w:val="28"/>
-                <w:szCs w:val="28"/>
-                <w:rtl/>
-              </w:rPr>
-            </w:pPr>
-            <w:r>
-              <w:t>1 : 1</w:t>
-            </w:r>
-          </w:p>
-        </w:tc>
-        <w:tc>
-          <w:tcPr>
-            <w:tcW w:w="4952" w:type="dxa"/>
-          </w:tcPr>
-          <w:p>
-            <w:pPr>
-              <w:jc w:val="center"/>
-              <w:cnfStyle w:val="000000000000" w:firstRow="0" w:lastRow="0" w:firstColumn="0" w:lastColumn="0" w:oddVBand="0" w:evenVBand="0" w:oddHBand="0" w:evenHBand="0" w:firstRowFirstColumn="0" w:firstRowLastColumn="0" w:lastRowFirstColumn="0" w:lastRowLastColumn="0"/>
-              <w:rPr>
-                <w:sz w:val="28"/>
-                <w:szCs w:val="28"/>
-                <w:rtl/>
-              </w:rPr>
-            </w:pPr>
-            <w:r>
-              <w:rPr>
-                <w:rtl/>
-              </w:rPr>
-              <w:t>كل مستخدم هو شخص واحد، وليس كل شخص مستخدمًا</w:t>
-            </w:r>
-            <w:r>
-              <w:t>.</w:t>
-            </w:r>
-          </w:p>
-        </w:tc>
-      </w:tr>
-      <w:tr>
-        <w:trPr>
-          <w:cnfStyle w:val="000000100000" w:firstRow="0" w:lastRow="0" w:firstColumn="0" w:lastColumn="0" w:oddVBand="0" w:evenVBand="0" w:oddHBand="1" w:evenHBand="0" w:firstRowFirstColumn="0" w:firstRowLastColumn="0" w:lastRowFirstColumn="0" w:lastRowLastColumn="0"/>
-          <w:trHeight w:val="706"/>
-        </w:trPr>
-        <w:tc>
-          <w:tcPr>
-            <w:cnfStyle w:val="001000000000" w:firstRow="0" w:lastRow="0" w:firstColumn="1" w:lastColumn="0" w:oddVBand="0" w:evenVBand="0" w:oddHBand="0" w:evenHBand="0" w:firstRowFirstColumn="0" w:firstRowLastColumn="0" w:lastRowFirstColumn="0" w:lastRowLastColumn="0"/>
-            <w:tcW w:w="3236" w:type="dxa"/>
-          </w:tcPr>
-          <w:p>
-            <w:pPr>
-              <w:jc w:val="center"/>
-              <w:rPr>
-                <w:sz w:val="28"/>
-                <w:szCs w:val="28"/>
-                <w:rtl/>
-              </w:rPr>
-            </w:pPr>
-            <w:r>
-              <w:t>Persons ↔ Appointments</w:t>
-            </w:r>
-          </w:p>
-        </w:tc>
-        <w:tc>
-          <w:tcPr>
-            <w:tcW w:w="2268" w:type="dxa"/>
-          </w:tcPr>
-          <w:p>
-            <w:pPr>
-              <w:jc w:val="center"/>
-              <w:cnfStyle w:val="000000100000" w:firstRow="0" w:lastRow="0" w:firstColumn="0" w:lastColumn="0" w:oddVBand="0" w:evenVBand="0" w:oddHBand="1" w:evenHBand="0" w:firstRowFirstColumn="0" w:firstRowLastColumn="0" w:lastRowFirstColumn="0" w:lastRowLastColumn="0"/>
-              <w:rPr>
-                <w:sz w:val="28"/>
-                <w:szCs w:val="28"/>
-                <w:rtl/>
-              </w:rPr>
-            </w:pPr>
-            <w:r>
-              <w:t>1 : M</w:t>
-            </w:r>
-          </w:p>
-        </w:tc>
-        <w:tc>
-          <w:tcPr>
-            <w:tcW w:w="4952" w:type="dxa"/>
-          </w:tcPr>
-          <w:p>
-            <w:pPr>
-              <w:tabs>
-                <w:tab w:val="left" w:pos="1464"/>
-              </w:tabs>
-              <w:jc w:val="center"/>
-              <w:cnfStyle w:val="000000100000" w:firstRow="0" w:lastRow="0" w:firstColumn="0" w:lastColumn="0" w:oddVBand="0" w:evenVBand="0" w:oddHBand="1" w:evenHBand="0" w:firstRowFirstColumn="0" w:firstRowLastColumn="0" w:lastRowFirstColumn="0" w:lastRowLastColumn="0"/>
-              <w:rPr>
-                <w:rtl/>
-              </w:rPr>
-            </w:pPr>
-            <w:r>
-              <w:rPr>
-                <w:rtl/>
-              </w:rPr>
-              <w:t xml:space="preserve">الشخص يمكن أن يحجز عدة مواعيد، </w:t>
-            </w:r>
-          </w:p>
-          <w:p>
-            <w:pPr>
-              <w:tabs>
-                <w:tab w:val="left" w:pos="1464"/>
-              </w:tabs>
-              <w:jc w:val="center"/>
-              <w:cnfStyle w:val="000000100000" w:firstRow="0" w:lastRow="0" w:firstColumn="0" w:lastColumn="0" w:oddVBand="0" w:evenVBand="0" w:oddHBand="1" w:evenHBand="0" w:firstRowFirstColumn="0" w:firstRowLastColumn="0" w:lastRowFirstColumn="0" w:lastRowLastColumn="0"/>
-              <w:rPr>
-                <w:rtl/>
-              </w:rPr>
-            </w:pPr>
-            <w:r>
-              <w:rPr>
-                <w:rtl/>
-              </w:rPr>
-              <w:t>وكل موعد يخص شخصًا واحدًا</w:t>
-            </w:r>
-            <w:r>
-              <w:t>.</w:t>
-            </w:r>
-          </w:p>
-        </w:tc>
-      </w:tr>
-      <w:tr>
-        <w:trPr>
-          <w:trHeight w:val="702"/>
-        </w:trPr>
-        <w:tc>
-          <w:tcPr>
-            <w:cnfStyle w:val="001000000000" w:firstRow="0" w:lastRow="0" w:firstColumn="1" w:lastColumn="0" w:oddVBand="0" w:evenVBand="0" w:oddHBand="0" w:evenHBand="0" w:firstRowFirstColumn="0" w:firstRowLastColumn="0" w:lastRowFirstColumn="0" w:lastRowLastColumn="0"/>
-            <w:tcW w:w="3236" w:type="dxa"/>
-          </w:tcPr>
-          <w:p>
-            <w:pPr>
-              <w:jc w:val="center"/>
-              <w:rPr>
-                <w:sz w:val="28"/>
-                <w:szCs w:val="28"/>
-                <w:rtl/>
-              </w:rPr>
-            </w:pPr>
-            <w:r>
-              <w:t>Persons ↔ Visits</w:t>
-            </w:r>
-          </w:p>
-        </w:tc>
-        <w:tc>
-          <w:tcPr>
-            <w:tcW w:w="2268" w:type="dxa"/>
-          </w:tcPr>
-          <w:p>
-            <w:pPr>
-              <w:jc w:val="center"/>
-              <w:cnfStyle w:val="000000000000" w:firstRow="0" w:lastRow="0" w:firstColumn="0" w:lastColumn="0" w:oddVBand="0" w:evenVBand="0" w:oddHBand="0" w:evenHBand="0" w:firstRowFirstColumn="0" w:firstRowLastColumn="0" w:lastRowFirstColumn="0" w:lastRowLastColumn="0"/>
-              <w:rPr>
-                <w:sz w:val="28"/>
-                <w:szCs w:val="28"/>
-                <w:rtl/>
-              </w:rPr>
-            </w:pPr>
-            <w:r>
-              <w:t>1 : M</w:t>
-            </w:r>
-          </w:p>
-        </w:tc>
-        <w:tc>
-          <w:tcPr>
-            <w:tcW w:w="4952" w:type="dxa"/>
-          </w:tcPr>
-          <w:p>
-            <w:pPr>
-              <w:jc w:val="center"/>
-              <w:cnfStyle w:val="000000000000" w:firstRow="0" w:lastRow="0" w:firstColumn="0" w:lastColumn="0" w:oddVBand="0" w:evenVBand="0" w:oddHBand="0" w:evenHBand="0" w:firstRowFirstColumn="0" w:firstRowLastColumn="0" w:lastRowFirstColumn="0" w:lastRowLastColumn="0"/>
-              <w:rPr>
-                <w:rtl/>
-              </w:rPr>
-            </w:pPr>
-            <w:r>
-              <w:rPr>
-                <w:rtl/>
-              </w:rPr>
-              <w:t>الشخص يمكن أن يقوم بعدة زيارات،</w:t>
-            </w:r>
-          </w:p>
-          <w:p>
-            <w:pPr>
-              <w:jc w:val="center"/>
-              <w:cnfStyle w:val="000000000000" w:firstRow="0" w:lastRow="0" w:firstColumn="0" w:lastColumn="0" w:oddVBand="0" w:evenVBand="0" w:oddHBand="0" w:evenHBand="0" w:firstRowFirstColumn="0" w:firstRowLastColumn="0" w:lastRowFirstColumn="0" w:lastRowLastColumn="0"/>
-              <w:rPr>
-                <w:sz w:val="28"/>
-                <w:szCs w:val="28"/>
-                <w:rtl/>
-              </w:rPr>
-            </w:pPr>
-            <w:r>
-              <w:rPr>
-                <w:rtl/>
-              </w:rPr>
-              <w:t xml:space="preserve"> وكل زيارة تخص شخصًا واحدًا</w:t>
-            </w:r>
-            <w:r>
-              <w:t>.</w:t>
-            </w:r>
-          </w:p>
-        </w:tc>
-      </w:tr>
-      <w:tr>
-        <w:trPr>
-          <w:cnfStyle w:val="000000100000" w:firstRow="0" w:lastRow="0" w:firstColumn="0" w:lastColumn="0" w:oddVBand="0" w:evenVBand="0" w:oddHBand="1" w:evenHBand="0" w:firstRowFirstColumn="0" w:firstRowLastColumn="0" w:lastRowFirstColumn="0" w:lastRowLastColumn="0"/>
-          <w:trHeight w:val="697"/>
-        </w:trPr>
-        <w:tc>
-          <w:tcPr>
-            <w:cnfStyle w:val="001000000000" w:firstRow="0" w:lastRow="0" w:firstColumn="1" w:lastColumn="0" w:oddVBand="0" w:evenVBand="0" w:oddHBand="0" w:evenHBand="0" w:firstRowFirstColumn="0" w:firstRowLastColumn="0" w:lastRowFirstColumn="0" w:lastRowLastColumn="0"/>
-            <w:tcW w:w="3236" w:type="dxa"/>
-          </w:tcPr>
-          <w:p>
-            <w:pPr>
-              <w:jc w:val="center"/>
-              <w:rPr>
-                <w:sz w:val="28"/>
-                <w:szCs w:val="28"/>
-                <w:lang w:val="en-AE"/>
-              </w:rPr>
-            </w:pPr>
-            <w:r>
-              <w:t>VisitTypes ↔ Appointments</w:t>
-            </w:r>
-          </w:p>
-        </w:tc>
-        <w:tc>
-          <w:tcPr>
-            <w:tcW w:w="2268" w:type="dxa"/>
-          </w:tcPr>
-          <w:p>
-            <w:pPr>
-              <w:jc w:val="center"/>
-              <w:cnfStyle w:val="000000100000" w:firstRow="0" w:lastRow="0" w:firstColumn="0" w:lastColumn="0" w:oddVBand="0" w:evenVBand="0" w:oddHBand="1" w:evenHBand="0" w:firstRowFirstColumn="0" w:firstRowLastColumn="0" w:lastRowFirstColumn="0" w:lastRowLastColumn="0"/>
-              <w:rPr>
-                <w:sz w:val="28"/>
-                <w:szCs w:val="28"/>
-                <w:rtl/>
-              </w:rPr>
-            </w:pPr>
-            <w:r>
-              <w:t>1 : M</w:t>
-            </w:r>
-          </w:p>
-        </w:tc>
-        <w:tc>
-          <w:tcPr>
-            <w:tcW w:w="4952" w:type="dxa"/>
-          </w:tcPr>
-          <w:p>
-            <w:pPr>
-              <w:jc w:val="center"/>
-              <w:cnfStyle w:val="000000100000" w:firstRow="0" w:lastRow="0" w:firstColumn="0" w:lastColumn="0" w:oddVBand="0" w:evenVBand="0" w:oddHBand="1" w:evenHBand="0" w:firstRowFirstColumn="0" w:firstRowLastColumn="0" w:lastRowFirstColumn="0" w:lastRowLastColumn="0"/>
-              <w:rPr>
-                <w:rtl/>
-              </w:rPr>
-            </w:pPr>
-            <w:r>
-              <w:rPr>
-                <w:rtl/>
-              </w:rPr>
-              <w:t xml:space="preserve">نوع الزيارة يمكن استخدامه في عدة مواعيد، </w:t>
-            </w:r>
-          </w:p>
-          <w:p>
-            <w:pPr>
-              <w:jc w:val="center"/>
-              <w:cnfStyle w:val="000000100000" w:firstRow="0" w:lastRow="0" w:firstColumn="0" w:lastColumn="0" w:oddVBand="0" w:evenVBand="0" w:oddHBand="1" w:evenHBand="0" w:firstRowFirstColumn="0" w:firstRowLastColumn="0" w:lastRowFirstColumn="0" w:lastRowLastColumn="0"/>
-              <w:rPr>
-                <w:sz w:val="28"/>
-                <w:szCs w:val="28"/>
-                <w:rtl/>
-              </w:rPr>
-            </w:pPr>
-            <w:r>
-              <w:rPr>
-                <w:rtl/>
-              </w:rPr>
-              <w:t>وكل موعد له نوع واحد فقط</w:t>
-            </w:r>
-            <w:r>
-              <w:t>.</w:t>
-            </w:r>
-          </w:p>
-        </w:tc>
-      </w:tr>
-      <w:tr>
-        <w:trPr>
-          <w:trHeight w:val="707"/>
-        </w:trPr>
-        <w:tc>
-          <w:tcPr>
-            <w:cnfStyle w:val="001000000000" w:firstRow="0" w:lastRow="0" w:firstColumn="1" w:lastColumn="0" w:oddVBand="0" w:evenVBand="0" w:oddHBand="0" w:evenHBand="0" w:firstRowFirstColumn="0" w:firstRowLastColumn="0" w:lastRowFirstColumn="0" w:lastRowLastColumn="0"/>
-            <w:tcW w:w="3236" w:type="dxa"/>
-          </w:tcPr>
-          <w:p>
-            <w:pPr>
-              <w:jc w:val="center"/>
-              <w:rPr>
-                <w:sz w:val="28"/>
-                <w:szCs w:val="28"/>
-                <w:rtl/>
-              </w:rPr>
-            </w:pPr>
-            <w:r>
-              <w:t>VisitTypes ↔ Visits</w:t>
-            </w:r>
-          </w:p>
-        </w:tc>
-        <w:tc>
-          <w:tcPr>
-            <w:tcW w:w="2268" w:type="dxa"/>
-          </w:tcPr>
-          <w:p>
-            <w:pPr>
-              <w:jc w:val="center"/>
-              <w:cnfStyle w:val="000000000000" w:firstRow="0" w:lastRow="0" w:firstColumn="0" w:lastColumn="0" w:oddVBand="0" w:evenVBand="0" w:oddHBand="0" w:evenHBand="0" w:firstRowFirstColumn="0" w:firstRowLastColumn="0" w:lastRowFirstColumn="0" w:lastRowLastColumn="0"/>
-              <w:rPr>
-                <w:sz w:val="28"/>
-                <w:szCs w:val="28"/>
-                <w:rtl/>
-              </w:rPr>
-            </w:pPr>
-            <w:r>
-              <w:t>1 : M</w:t>
-            </w:r>
-          </w:p>
-        </w:tc>
-        <w:tc>
-          <w:tcPr>
-            <w:tcW w:w="4952" w:type="dxa"/>
-          </w:tcPr>
-          <w:p>
-            <w:pPr>
-              <w:jc w:val="center"/>
-              <w:cnfStyle w:val="000000000000" w:firstRow="0" w:lastRow="0" w:firstColumn="0" w:lastColumn="0" w:oddVBand="0" w:evenVBand="0" w:oddHBand="0" w:evenHBand="0" w:firstRowFirstColumn="0" w:firstRowLastColumn="0" w:lastRowFirstColumn="0" w:lastRowLastColumn="0"/>
-              <w:rPr>
-                <w:rtl/>
-              </w:rPr>
-            </w:pPr>
-            <w:r>
-              <w:rPr>
-                <w:rtl/>
-              </w:rPr>
-              <w:t>نوع الزيارة يمكن أن يظهر في عدة زيارات،</w:t>
-            </w:r>
-          </w:p>
-          <w:p>
-            <w:pPr>
-              <w:jc w:val="center"/>
-              <w:cnfStyle w:val="000000000000" w:firstRow="0" w:lastRow="0" w:firstColumn="0" w:lastColumn="0" w:oddVBand="0" w:evenVBand="0" w:oddHBand="0" w:evenHBand="0" w:firstRowFirstColumn="0" w:firstRowLastColumn="0" w:lastRowFirstColumn="0" w:lastRowLastColumn="0"/>
-              <w:rPr>
-                <w:sz w:val="28"/>
-                <w:szCs w:val="28"/>
-                <w:rtl/>
-              </w:rPr>
-            </w:pPr>
-            <w:r>
-              <w:rPr>
-                <w:rtl/>
-              </w:rPr>
-              <w:t xml:space="preserve"> وكل زيارة لها نوع واحد فقط</w:t>
-            </w:r>
-            <w:r>
-              <w:t>.</w:t>
-            </w:r>
-          </w:p>
-        </w:tc>
-      </w:tr>
-      <w:tr>
-        <w:trPr>
-          <w:cnfStyle w:val="000000100000" w:firstRow="0" w:lastRow="0" w:firstColumn="0" w:lastColumn="0" w:oddVBand="0" w:evenVBand="0" w:oddHBand="1" w:evenHBand="0" w:firstRowFirstColumn="0" w:firstRowLastColumn="0" w:lastRowFirstColumn="0" w:lastRowLastColumn="0"/>
-          <w:trHeight w:val="704"/>
-        </w:trPr>
-        <w:tc>
-          <w:tcPr>
-            <w:cnfStyle w:val="001000000000" w:firstRow="0" w:lastRow="0" w:firstColumn="1" w:lastColumn="0" w:oddVBand="0" w:evenVBand="0" w:oddHBand="0" w:evenHBand="0" w:firstRowFirstColumn="0" w:firstRowLastColumn="0" w:lastRowFirstColumn="0" w:lastRowLastColumn="0"/>
-            <w:tcW w:w="3236" w:type="dxa"/>
-          </w:tcPr>
-          <w:p>
-            <w:pPr>
-              <w:jc w:val="center"/>
-              <w:rPr>
-                <w:sz w:val="28"/>
-                <w:szCs w:val="28"/>
-                <w:rtl/>
-              </w:rPr>
-            </w:pPr>
-            <w:r>
-              <w:t>Roles ↔ Users</w:t>
-            </w:r>
-          </w:p>
-        </w:tc>
-        <w:tc>
-          <w:tcPr>
-            <w:tcW w:w="2268" w:type="dxa"/>
-          </w:tcPr>
-          <w:p>
-            <w:pPr>
-              <w:jc w:val="center"/>
-              <w:cnfStyle w:val="000000100000" w:firstRow="0" w:lastRow="0" w:firstColumn="0" w:lastColumn="0" w:oddVBand="0" w:evenVBand="0" w:oddHBand="1" w:evenHBand="0" w:firstRowFirstColumn="0" w:firstRowLastColumn="0" w:lastRowFirstColumn="0" w:lastRowLastColumn="0"/>
-              <w:rPr>
-                <w:sz w:val="28"/>
-                <w:szCs w:val="28"/>
-                <w:rtl/>
-              </w:rPr>
-            </w:pPr>
-            <w:r>
-              <w:t>1 : M</w:t>
-            </w:r>
-          </w:p>
-        </w:tc>
-        <w:tc>
-          <w:tcPr>
-            <w:tcW w:w="4952" w:type="dxa"/>
-          </w:tcPr>
-          <w:p>
-            <w:pPr>
-              <w:jc w:val="center"/>
-              <w:cnfStyle w:val="000000100000" w:firstRow="0" w:lastRow="0" w:firstColumn="0" w:lastColumn="0" w:oddVBand="0" w:evenVBand="0" w:oddHBand="1" w:evenHBand="0" w:firstRowFirstColumn="0" w:firstRowLastColumn="0" w:lastRowFirstColumn="0" w:lastRowLastColumn="0"/>
-              <w:rPr>
-                <w:rtl/>
-              </w:rPr>
-            </w:pPr>
-            <w:r>
-              <w:rPr>
-                <w:rtl/>
-              </w:rPr>
-              <w:t xml:space="preserve">الدور يمكن أن يُسند لعدة مستخدمين، </w:t>
-            </w:r>
-          </w:p>
-          <w:p>
-            <w:pPr>
-              <w:jc w:val="center"/>
-              <w:cnfStyle w:val="000000100000" w:firstRow="0" w:lastRow="0" w:firstColumn="0" w:lastColumn="0" w:oddVBand="0" w:evenVBand="0" w:oddHBand="1" w:evenHBand="0" w:firstRowFirstColumn="0" w:firstRowLastColumn="0" w:lastRowFirstColumn="0" w:lastRowLastColumn="0"/>
-              <w:rPr>
-                <w:sz w:val="28"/>
-                <w:szCs w:val="28"/>
-                <w:rtl/>
-              </w:rPr>
-            </w:pPr>
-            <w:r>
-              <w:rPr>
-                <w:rtl/>
-              </w:rPr>
-              <w:t>وكل مستخدم له دور واحد فقط</w:t>
-            </w:r>
-            <w:r>
-              <w:t>.</w:t>
-            </w:r>
-          </w:p>
-        </w:tc>
-      </w:tr>
-      <w:tr>
-        <w:trPr>
-          <w:trHeight w:val="704"/>
-        </w:trPr>
-        <w:tc>
-          <w:tcPr>
-            <w:cnfStyle w:val="001000000000" w:firstRow="0" w:lastRow="0" w:firstColumn="1" w:lastColumn="0" w:oddVBand="0" w:evenVBand="0" w:oddHBand="0" w:evenHBand="0" w:firstRowFirstColumn="0" w:firstRowLastColumn="0" w:lastRowFirstColumn="0" w:lastRowLastColumn="0"/>
-            <w:tcW w:w="3236" w:type="dxa"/>
-          </w:tcPr>
-          <w:p>
-            <w:pPr>
-              <w:jc w:val="center"/>
-            </w:pPr>
-            <w:r>
-              <w:t>Users ↔ Logs</w:t>
-            </w:r>
-          </w:p>
-        </w:tc>
-        <w:tc>
-          <w:tcPr>
-            <w:tcW w:w="2268" w:type="dxa"/>
-          </w:tcPr>
-          <w:p>
-            <w:pPr>
-              <w:jc w:val="center"/>
-              <w:cnfStyle w:val="000000000000" w:firstRow="0" w:lastRow="0" w:firstColumn="0" w:lastColumn="0" w:oddVBand="0" w:evenVBand="0" w:oddHBand="0" w:evenHBand="0" w:firstRowFirstColumn="0" w:firstRowLastColumn="0" w:lastRowFirstColumn="0" w:lastRowLastColumn="0"/>
-            </w:pPr>
-            <w:r>
-              <w:t>1 : M</w:t>
-            </w:r>
-          </w:p>
-        </w:tc>
-        <w:tc>
-          <w:tcPr>
-            <w:tcW w:w="4952" w:type="dxa"/>
-          </w:tcPr>
-          <w:p>
-            <w:pPr>
-              <w:jc w:val="center"/>
-              <w:cnfStyle w:val="000000000000" w:firstRow="0" w:lastRow="0" w:firstColumn="0" w:lastColumn="0" w:oddVBand="0" w:evenVBand="0" w:oddHBand="0" w:evenHBand="0" w:firstRowFirstColumn="0" w:firstRowLastColumn="0" w:lastRowFirstColumn="0" w:lastRowLastColumn="0"/>
-              <w:rPr>
-                <w:rtl/>
-              </w:rPr>
-            </w:pPr>
-            <w:r>
-              <w:rPr>
-                <w:rtl/>
-              </w:rPr>
-              <w:t xml:space="preserve">المستخدم يمكن أن ينفّذ عدة عمليات، </w:t>
-            </w:r>
-          </w:p>
-          <w:p>
-            <w:pPr>
-              <w:jc w:val="center"/>
-              <w:cnfStyle w:val="000000000000" w:firstRow="0" w:lastRow="0" w:firstColumn="0" w:lastColumn="0" w:oddVBand="0" w:evenVBand="0" w:oddHBand="0" w:evenHBand="0" w:firstRowFirstColumn="0" w:firstRowLastColumn="0" w:lastRowFirstColumn="0" w:lastRowLastColumn="0"/>
-              <w:rPr>
-                <w:rtl/>
-              </w:rPr>
-            </w:pPr>
-            <w:r>
-              <w:rPr>
-                <w:rtl/>
-              </w:rPr>
-              <w:t>وكل سجل</w:t>
-            </w:r>
-            <w:r>
-              <w:t xml:space="preserve"> Log </w:t>
-            </w:r>
-            <w:r>
-              <w:rPr>
-                <w:rtl/>
-              </w:rPr>
-              <w:t>يخص مستخدمًا واحدًا</w:t>
-            </w:r>
-            <w:r>
-              <w:t>.</w:t>
-            </w:r>
-          </w:p>
-        </w:tc>
-      </w:tr>
-      <w:tr>
-        <w:trPr>
-          <w:cnfStyle w:val="000000100000" w:firstRow="0" w:lastRow="0" w:firstColumn="0" w:lastColumn="0" w:oddVBand="0" w:evenVBand="0" w:oddHBand="1" w:evenHBand="0" w:firstRowFirstColumn="0" w:firstRowLastColumn="0" w:lastRowFirstColumn="0" w:lastRowLastColumn="0"/>
-          <w:trHeight w:val="492"/>
-        </w:trPr>
-        <w:tc>
-          <w:tcPr>
-            <w:cnfStyle w:val="001000000000" w:firstRow="0" w:lastRow="0" w:firstColumn="1" w:lastColumn="0" w:oddVBand="0" w:evenVBand="0" w:oddHBand="0" w:evenHBand="0" w:firstRowFirstColumn="0" w:firstRowLastColumn="0" w:lastRowFirstColumn="0" w:lastRowLastColumn="0"/>
-            <w:tcW w:w="3236" w:type="dxa"/>
-          </w:tcPr>
-          <w:p>
-            <w:pPr>
-              <w:jc w:val="center"/>
-            </w:pPr>
-            <w:r>
-              <w:t>Persons ↔ Doctors</w:t>
-            </w:r>
-          </w:p>
-        </w:tc>
-        <w:tc>
-          <w:tcPr>
-            <w:tcW w:w="2268" w:type="dxa"/>
-          </w:tcPr>
-          <w:p>
-            <w:pPr>
-              <w:jc w:val="center"/>
-              <w:cnfStyle w:val="000000100000" w:firstRow="0" w:lastRow="0" w:firstColumn="0" w:lastColumn="0" w:oddVBand="0" w:evenVBand="0" w:oddHBand="1" w:evenHBand="0" w:firstRowFirstColumn="0" w:firstRowLastColumn="0" w:lastRowFirstColumn="0" w:lastRowLastColumn="0"/>
-            </w:pPr>
-            <w:r>
-              <w:t>1 : 1</w:t>
-            </w:r>
-          </w:p>
-        </w:tc>
-        <w:tc>
-          <w:tcPr>
-            <w:tcW w:w="4952" w:type="dxa"/>
-          </w:tcPr>
-          <w:p>
-            <w:pPr>
-              <w:tabs>
-                <w:tab w:val="left" w:pos="842"/>
-              </w:tabs>
-              <w:jc w:val="center"/>
-              <w:cnfStyle w:val="000000100000" w:firstRow="0" w:lastRow="0" w:firstColumn="0" w:lastColumn="0" w:oddVBand="0" w:evenVBand="0" w:oddHBand="1" w:evenHBand="0" w:firstRowFirstColumn="0" w:firstRowLastColumn="0" w:lastRowFirstColumn="0" w:lastRowLastColumn="0"/>
-              <w:rPr>
-                <w:rtl/>
-              </w:rPr>
-            </w:pPr>
-            <w:r>
-              <w:rPr>
-                <w:rtl/>
-              </w:rPr>
-              <w:t>كل طبيب هو شخص واحد، وكل شخص قد يكون طبيبًا أو لا</w:t>
-            </w:r>
-            <w:r>
-              <w:t>.</w:t>
-            </w:r>
-          </w:p>
-        </w:tc>
-      </w:tr>
-      <w:tr>
-        <w:trPr>
-          <w:trHeight w:val="617"/>
-        </w:trPr>
-        <w:tc>
-          <w:tcPr>
-            <w:cnfStyle w:val="001000000000" w:firstRow="0" w:lastRow="0" w:firstColumn="1" w:lastColumn="0" w:oddVBand="0" w:evenVBand="0" w:oddHBand="0" w:evenHBand="0" w:firstRowFirstColumn="0" w:firstRowLastColumn="0" w:lastRowFirstColumn="0" w:lastRowLastColumn="0"/>
-            <w:tcW w:w="3236" w:type="dxa"/>
-          </w:tcPr>
-          <w:p>
-            <w:pPr>
-              <w:jc w:val="center"/>
-            </w:pPr>
-            <w:r>
-              <w:t>Specializations ↔ Doctors</w:t>
-            </w:r>
-          </w:p>
-        </w:tc>
-        <w:tc>
-          <w:tcPr>
-            <w:tcW w:w="2268" w:type="dxa"/>
-          </w:tcPr>
-          <w:p>
-            <w:pPr>
-              <w:jc w:val="center"/>
-              <w:cnfStyle w:val="000000000000" w:firstRow="0" w:lastRow="0" w:firstColumn="0" w:lastColumn="0" w:oddVBand="0" w:evenVBand="0" w:oddHBand="0" w:evenHBand="0" w:firstRowFirstColumn="0" w:firstRowLastColumn="0" w:lastRowFirstColumn="0" w:lastRowLastColumn="0"/>
-              <w:rPr>
-                <w:rtl/>
-              </w:rPr>
-            </w:pPr>
-            <w:r>
-              <w:t>1 : M</w:t>
-            </w:r>
-          </w:p>
-        </w:tc>
-        <w:tc>
-          <w:tcPr>
-            <w:tcW w:w="4952" w:type="dxa"/>
-          </w:tcPr>
-          <w:p>
-            <w:pPr>
-              <w:jc w:val="center"/>
-              <w:cnfStyle w:val="000000000000" w:firstRow="0" w:lastRow="0" w:firstColumn="0" w:lastColumn="0" w:oddVBand="0" w:evenVBand="0" w:oddHBand="0" w:evenHBand="0" w:firstRowFirstColumn="0" w:firstRowLastColumn="0" w:lastRowFirstColumn="0" w:lastRowLastColumn="0"/>
-              <w:rPr>
-                <w:rtl/>
-              </w:rPr>
-            </w:pPr>
-            <w:r>
-              <w:rPr>
-                <w:rtl/>
-              </w:rPr>
-              <w:t>كل اختصاص يمكن أن يرتبط بعدة أطباء، لكن كل طبيب له اختصاص واحد فقط</w:t>
-            </w:r>
-            <w:r>
-              <w:t>.</w:t>
-            </w:r>
-          </w:p>
-        </w:tc>
-      </w:tr>
-      <w:tr>
-        <w:trPr>
-          <w:cnfStyle w:val="000000100000" w:firstRow="0" w:lastRow="0" w:firstColumn="0" w:lastColumn="0" w:oddVBand="0" w:evenVBand="0" w:oddHBand="1" w:evenHBand="0" w:firstRowFirstColumn="0" w:firstRowLastColumn="0" w:lastRowFirstColumn="0" w:lastRowLastColumn="0"/>
-          <w:trHeight w:val="550"/>
-        </w:trPr>
-        <w:tc>
-          <w:tcPr>
-            <w:cnfStyle w:val="001000000000" w:firstRow="0" w:lastRow="0" w:firstColumn="1" w:lastColumn="0" w:oddVBand="0" w:evenVBand="0" w:oddHBand="0" w:evenHBand="0" w:firstRowFirstColumn="0" w:firstRowLastColumn="0" w:lastRowFirstColumn="0" w:lastRowLastColumn="0"/>
-            <w:tcW w:w="3236" w:type="dxa"/>
-          </w:tcPr>
-          <w:p>
-            <w:pPr>
-              <w:jc w:val="center"/>
-            </w:pPr>
-            <w:r>
-              <w:t>Doctors ↔ Appointments</w:t>
-            </w:r>
-          </w:p>
-        </w:tc>
-        <w:tc>
-          <w:tcPr>
-            <w:tcW w:w="2268" w:type="dxa"/>
-          </w:tcPr>
-          <w:p>
-            <w:pPr>
-              <w:jc w:val="center"/>
-              <w:cnfStyle w:val="000000100000" w:firstRow="0" w:lastRow="0" w:firstColumn="0" w:lastColumn="0" w:oddVBand="0" w:evenVBand="0" w:oddHBand="1" w:evenHBand="0" w:firstRowFirstColumn="0" w:firstRowLastColumn="0" w:lastRowFirstColumn="0" w:lastRowLastColumn="0"/>
-            </w:pPr>
-            <w:r>
-              <w:rPr>
-                <w:rFonts w:hint="cs"/>
-              </w:rPr>
-              <w:t>1 : M</w:t>
-            </w:r>
-          </w:p>
-        </w:tc>
-        <w:tc>
-          <w:tcPr>
-            <w:tcW w:w="4952" w:type="dxa"/>
-          </w:tcPr>
-          <w:p>
-            <w:pPr>
-              <w:jc w:val="center"/>
-              <w:cnfStyle w:val="000000100000" w:firstRow="0" w:lastRow="0" w:firstColumn="0" w:lastColumn="0" w:oddVBand="0" w:evenVBand="0" w:oddHBand="1" w:evenHBand="0" w:firstRowFirstColumn="0" w:firstRowLastColumn="0" w:lastRowFirstColumn="0" w:lastRowLastColumn="0"/>
-              <w:rPr>
-                <w:rtl/>
-              </w:rPr>
-            </w:pPr>
-            <w:r>
-              <w:rPr>
-                <w:rtl/>
-              </w:rPr>
-              <w:t>كل طبيب لديه عدة مواعيد، وكل موعد مرتبط بطبيب واحد فقط</w:t>
-            </w:r>
-            <w:r>
-              <w:t>.</w:t>
-            </w:r>
-          </w:p>
-        </w:tc>
-      </w:tr>
-      <w:tr>
-        <w:trPr>
-          <w:trHeight w:val="558"/>
-        </w:trPr>
-        <w:tc>
-          <w:tcPr>
-            <w:cnfStyle w:val="001000000000" w:firstRow="0" w:lastRow="0" w:firstColumn="1" w:lastColumn="0" w:oddVBand="0" w:evenVBand="0" w:oddHBand="0" w:evenHBand="0" w:firstRowFirstColumn="0" w:firstRowLastColumn="0" w:lastRowFirstColumn="0" w:lastRowLastColumn="0"/>
-            <w:tcW w:w="3236" w:type="dxa"/>
-          </w:tcPr>
-          <w:p>
-            <w:pPr>
-              <w:jc w:val="center"/>
-            </w:pPr>
-            <w:r>
-              <w:t>Doctors ↔ Visits</w:t>
-            </w:r>
-          </w:p>
-        </w:tc>
-        <w:tc>
-          <w:tcPr>
-            <w:tcW w:w="2268" w:type="dxa"/>
-          </w:tcPr>
-          <w:p>
-            <w:pPr>
-              <w:jc w:val="center"/>
-              <w:cnfStyle w:val="000000000000" w:firstRow="0" w:lastRow="0" w:firstColumn="0" w:lastColumn="0" w:oddVBand="0" w:evenVBand="0" w:oddHBand="0" w:evenHBand="0" w:firstRowFirstColumn="0" w:firstRowLastColumn="0" w:lastRowFirstColumn="0" w:lastRowLastColumn="0"/>
-            </w:pPr>
-            <w:r>
-              <w:rPr>
-                <w:rFonts w:hint="cs"/>
-              </w:rPr>
-              <w:t>1 : M</w:t>
-            </w:r>
-          </w:p>
-        </w:tc>
-        <w:tc>
-          <w:tcPr>
-            <w:tcW w:w="4952" w:type="dxa"/>
-          </w:tcPr>
-          <w:p>
-            <w:pPr>
-              <w:jc w:val="center"/>
-              <w:cnfStyle w:val="000000000000" w:firstRow="0" w:lastRow="0" w:firstColumn="0" w:lastColumn="0" w:oddVBand="0" w:evenVBand="0" w:oddHBand="0" w:evenHBand="0" w:firstRowFirstColumn="0" w:firstRowLastColumn="0" w:lastRowFirstColumn="0" w:lastRowLastColumn="0"/>
-              <w:rPr>
-                <w:rtl/>
-              </w:rPr>
-            </w:pPr>
-            <w:r>
-              <w:rPr>
-                <w:rtl/>
-              </w:rPr>
-              <w:t>كل طبيب لديه عدة زيارات، وكل زيارة مرتبطة بطبيب واحد فقط</w:t>
-            </w:r>
-            <w:r>
-              <w:t>.</w:t>
-            </w:r>
-          </w:p>
-        </w:tc>
-      </w:tr>
-      <w:tr>
-        <w:trPr>
-          <w:cnfStyle w:val="000000100000" w:firstRow="0" w:lastRow="0" w:firstColumn="0" w:lastColumn="0" w:oddVBand="0" w:evenVBand="0" w:oddHBand="1" w:evenHBand="0" w:firstRowFirstColumn="0" w:firstRowLastColumn="0" w:lastRowFirstColumn="0" w:lastRowLastColumn="0"/>
-          <w:trHeight w:val="699"/>
-        </w:trPr>
-        <w:tc>
-          <w:tcPr>
-            <w:cnfStyle w:val="001000000000" w:firstRow="0" w:lastRow="0" w:firstColumn="1" w:lastColumn="0" w:oddVBand="0" w:evenVBand="0" w:oddHBand="0" w:evenHBand="0" w:firstRowFirstColumn="0" w:firstRowLastColumn="0" w:lastRowFirstColumn="0" w:lastRowLastColumn="0"/>
-            <w:tcW w:w="3236" w:type="dxa"/>
-          </w:tcPr>
-          <w:p>
-            <w:pPr>
-              <w:jc w:val="center"/>
-              <w:rPr>
-                <w:rtl/>
-              </w:rPr>
-            </w:pPr>
-            <w:r>
-              <w:t xml:space="preserve">Persons ↔ </w:t>
-            </w:r>
-            <w:r>
-              <w:t>Payments</w:t>
-            </w:r>
-          </w:p>
-        </w:tc>
-        <w:tc>
-          <w:tcPr>
-            <w:tcW w:w="2268" w:type="dxa"/>
-          </w:tcPr>
-          <w:p>
-            <w:pPr>
-              <w:jc w:val="center"/>
-              <w:cnfStyle w:val="000000100000" w:firstRow="0" w:lastRow="0" w:firstColumn="0" w:lastColumn="0" w:oddVBand="0" w:evenVBand="0" w:oddHBand="1" w:evenHBand="0" w:firstRowFirstColumn="0" w:firstRowLastColumn="0" w:lastRowFirstColumn="0" w:lastRowLastColumn="0"/>
-            </w:pPr>
-            <w:r>
-              <w:rPr>
-                <w:rFonts w:hint="cs"/>
-              </w:rPr>
-              <w:t>1 : M</w:t>
-            </w:r>
-          </w:p>
-        </w:tc>
-        <w:tc>
-          <w:tcPr>
-            <w:tcW w:w="4952" w:type="dxa"/>
-          </w:tcPr>
-          <w:p>
-            <w:pPr>
-              <w:jc w:val="center"/>
-              <w:cnfStyle w:val="000000100000" w:firstRow="0" w:lastRow="0" w:firstColumn="0" w:lastColumn="0" w:oddVBand="0" w:evenVBand="0" w:oddHBand="1" w:evenHBand="0" w:firstRowFirstColumn="0" w:firstRowLastColumn="0" w:lastRowFirstColumn="0" w:lastRowLastColumn="0"/>
-              <w:rPr>
-                <w:rtl/>
-              </w:rPr>
-            </w:pPr>
-            <w:r>
-              <w:rPr>
-                <w:rFonts w:cs="Arial"/>
-                <w:rtl/>
-              </w:rPr>
-              <w:t>كل شخص يمكن أن يقوم بعدة مدفوعات، وكل دفعة تخص شخصًا واحدًا</w:t>
-            </w:r>
-          </w:p>
-        </w:tc>
-      </w:tr>
-      <w:tr>
-        <w:trPr>
-          <w:trHeight w:val="709"/>
-        </w:trPr>
-        <w:tc>
-          <w:tcPr>
-            <w:cnfStyle w:val="001000000000" w:firstRow="0" w:lastRow="0" w:firstColumn="1" w:lastColumn="0" w:oddVBand="0" w:evenVBand="0" w:oddHBand="0" w:evenHBand="0" w:firstRowFirstColumn="0" w:firstRowLastColumn="0" w:lastRowFirstColumn="0" w:lastRowLastColumn="0"/>
-            <w:tcW w:w="3236" w:type="dxa"/>
-          </w:tcPr>
-          <w:p>
-            <w:pPr>
-              <w:jc w:val="center"/>
-            </w:pPr>
-            <w:r>
-              <w:t>Visits ↔ Payments</w:t>
-            </w:r>
-          </w:p>
-        </w:tc>
-        <w:tc>
-          <w:tcPr>
-            <w:tcW w:w="2268" w:type="dxa"/>
-          </w:tcPr>
-          <w:p>
-            <w:pPr>
-              <w:jc w:val="center"/>
-              <w:cnfStyle w:val="000000000000" w:firstRow="0" w:lastRow="0" w:firstColumn="0" w:lastColumn="0" w:oddVBand="0" w:evenVBand="0" w:oddHBand="0" w:evenHBand="0" w:firstRowFirstColumn="0" w:firstRowLastColumn="0" w:lastRowFirstColumn="0" w:lastRowLastColumn="0"/>
-            </w:pPr>
-            <w:r>
-              <w:rPr>
-                <w:rFonts w:hint="cs"/>
-              </w:rPr>
-              <w:t>1 : M</w:t>
-            </w:r>
-          </w:p>
-        </w:tc>
-        <w:tc>
-          <w:tcPr>
-            <w:tcW w:w="4952" w:type="dxa"/>
-          </w:tcPr>
-          <w:p>
-            <w:pPr>
-              <w:tabs>
-                <w:tab w:val="left" w:pos="1910"/>
-              </w:tabs>
-              <w:jc w:val="center"/>
-              <w:cnfStyle w:val="000000000000" w:firstRow="0" w:lastRow="0" w:firstColumn="0" w:lastColumn="0" w:oddVBand="0" w:evenVBand="0" w:oddHBand="0" w:evenHBand="0" w:firstRowFirstColumn="0" w:firstRowLastColumn="0" w:lastRowFirstColumn="0" w:lastRowLastColumn="0"/>
-              <w:rPr>
-                <w:rFonts w:cs="Arial"/>
-                <w:rtl/>
-              </w:rPr>
-            </w:pPr>
-            <w:r>
-              <w:rPr>
-                <w:rFonts w:cs="Arial"/>
-                <w:rtl/>
-              </w:rPr>
-              <w:t>كل زيارة قد تحتوي على عدة مدفوعات،</w:t>
-            </w:r>
-          </w:p>
-          <w:p>
-            <w:pPr>
-              <w:tabs>
-                <w:tab w:val="left" w:pos="1910"/>
-              </w:tabs>
-              <w:jc w:val="center"/>
-              <w:cnfStyle w:val="000000000000" w:firstRow="0" w:lastRow="0" w:firstColumn="0" w:lastColumn="0" w:oddVBand="0" w:evenVBand="0" w:oddHBand="0" w:evenHBand="0" w:firstRowFirstColumn="0" w:firstRowLastColumn="0" w:lastRowFirstColumn="0" w:lastRowLastColumn="0"/>
-              <w:rPr>
-                <w:rtl/>
-              </w:rPr>
-            </w:pPr>
-            <w:r>
-              <w:rPr>
-                <w:rFonts w:cs="Arial"/>
-                <w:rtl/>
-              </w:rPr>
-              <w:t xml:space="preserve"> والدفع الواحد يرتبط بزيارة واحدة</w:t>
-            </w:r>
-          </w:p>
-        </w:tc>
-      </w:tr>
-      <w:tr>
-        <w:trPr>
-          <w:cnfStyle w:val="000000100000" w:firstRow="0" w:lastRow="0" w:firstColumn="0" w:lastColumn="0" w:oddVBand="0" w:evenVBand="0" w:oddHBand="1" w:evenHBand="0" w:firstRowFirstColumn="0" w:firstRowLastColumn="0" w:lastRowFirstColumn="0" w:lastRowLastColumn="0"/>
-          <w:trHeight w:val="692"/>
-        </w:trPr>
-        <w:tc>
-          <w:tcPr>
-            <w:cnfStyle w:val="001000000000" w:firstRow="0" w:lastRow="0" w:firstColumn="1" w:lastColumn="0" w:oddVBand="0" w:evenVBand="0" w:oddHBand="0" w:evenHBand="0" w:firstRowFirstColumn="0" w:firstRowLastColumn="0" w:lastRowFirstColumn="0" w:lastRowLastColumn="0"/>
-            <w:tcW w:w="3236" w:type="dxa"/>
-          </w:tcPr>
-          <w:p>
-            <w:pPr>
-              <w:jc w:val="center"/>
-            </w:pPr>
-            <w:r>
-              <w:t>Appointments ↔ Payments</w:t>
-            </w:r>
-          </w:p>
-        </w:tc>
-        <w:tc>
-          <w:tcPr>
-            <w:tcW w:w="2268" w:type="dxa"/>
-          </w:tcPr>
-          <w:p>
-            <w:pPr>
-              <w:jc w:val="center"/>
-              <w:cnfStyle w:val="000000100000" w:firstRow="0" w:lastRow="0" w:firstColumn="0" w:lastColumn="0" w:oddVBand="0" w:evenVBand="0" w:oddHBand="1" w:evenHBand="0" w:firstRowFirstColumn="0" w:firstRowLastColumn="0" w:lastRowFirstColumn="0" w:lastRowLastColumn="0"/>
-            </w:pPr>
-            <w:r>
-              <w:rPr>
-                <w:rFonts w:hint="cs"/>
-              </w:rPr>
-              <w:t>1 : M</w:t>
-            </w:r>
-          </w:p>
-        </w:tc>
-        <w:tc>
-          <w:tcPr>
-            <w:tcW w:w="4952" w:type="dxa"/>
-          </w:tcPr>
-          <w:p>
-            <w:pPr>
-              <w:jc w:val="center"/>
-              <w:cnfStyle w:val="000000100000" w:firstRow="0" w:lastRow="0" w:firstColumn="0" w:lastColumn="0" w:oddVBand="0" w:evenVBand="0" w:oddHBand="1" w:evenHBand="0" w:firstRowFirstColumn="0" w:firstRowLastColumn="0" w:lastRowFirstColumn="0" w:lastRowLastColumn="0"/>
-              <w:rPr>
-                <w:rtl/>
-              </w:rPr>
-            </w:pPr>
-            <w:r>
-              <w:rPr>
-                <w:rFonts w:cs="Arial"/>
-                <w:rtl/>
-              </w:rPr>
-              <w:t>كل موعد يمكن أن يكون له عدة مدفوعات (مثل دفعات الحجز)، والدفع الواحد</w:t>
-            </w:r>
-            <w:r>
-              <w:rPr>
-                <w:rFonts w:hint="cs"/>
-                <w:rtl/>
-              </w:rPr>
-              <w:t xml:space="preserve"> </w:t>
-            </w:r>
-            <w:r>
-              <w:rPr>
-                <w:rFonts w:cs="Arial"/>
-                <w:rtl/>
-              </w:rPr>
-              <w:t xml:space="preserve"> يرتبط بموعد واحد فقط</w:t>
-            </w:r>
-          </w:p>
-        </w:tc>
-      </w:tr>
-      <w:tr>
-        <w:trPr>
-          <w:trHeight w:val="688"/>
-        </w:trPr>
-        <w:tc>
-          <w:tcPr>
-            <w:cnfStyle w:val="001000000000" w:firstRow="0" w:lastRow="0" w:firstColumn="1" w:lastColumn="0" w:oddVBand="0" w:evenVBand="0" w:oddHBand="0" w:evenHBand="0" w:firstRowFirstColumn="0" w:firstRowLastColumn="0" w:lastRowFirstColumn="0" w:lastRowLastColumn="0"/>
-            <w:tcW w:w="3236" w:type="dxa"/>
-          </w:tcPr>
-          <w:p>
-            <w:pPr>
-              <w:jc w:val="center"/>
-            </w:pPr>
-            <w:r>
-              <w:t>Users ↔ Payments</w:t>
-            </w:r>
-          </w:p>
-        </w:tc>
-        <w:tc>
-          <w:tcPr>
-            <w:tcW w:w="2268" w:type="dxa"/>
-          </w:tcPr>
-          <w:p>
-            <w:pPr>
-              <w:jc w:val="center"/>
-              <w:cnfStyle w:val="000000000000" w:firstRow="0" w:lastRow="0" w:firstColumn="0" w:lastColumn="0" w:oddVBand="0" w:evenVBand="0" w:oddHBand="0" w:evenHBand="0" w:firstRowFirstColumn="0" w:firstRowLastColumn="0" w:lastRowFirstColumn="0" w:lastRowLastColumn="0"/>
-            </w:pPr>
-            <w:r>
-              <w:rPr>
-                <w:rFonts w:hint="cs"/>
-              </w:rPr>
-              <w:t>1 : M</w:t>
-            </w:r>
-          </w:p>
-        </w:tc>
-        <w:tc>
-          <w:tcPr>
-            <w:tcW w:w="4952" w:type="dxa"/>
-          </w:tcPr>
-          <w:p>
-            <w:pPr>
-              <w:jc w:val="center"/>
-              <w:cnfStyle w:val="000000000000" w:firstRow="0" w:lastRow="0" w:firstColumn="0" w:lastColumn="0" w:oddVBand="0" w:evenVBand="0" w:oddHBand="0" w:evenHBand="0" w:firstRowFirstColumn="0" w:firstRowLastColumn="0" w:lastRowFirstColumn="0" w:lastRowLastColumn="0"/>
-              <w:rPr>
-                <w:rFonts w:cs="Arial"/>
-                <w:rtl/>
-              </w:rPr>
-            </w:pPr>
-            <w:r>
-              <w:rPr>
-                <w:rFonts w:cs="Arial"/>
-                <w:rtl/>
-              </w:rPr>
-              <w:t>كل مستخدم يمكن أن يسجل عدة مدفوعات،</w:t>
-            </w:r>
-          </w:p>
-          <w:p>
-            <w:pPr>
-              <w:jc w:val="center"/>
-              <w:cnfStyle w:val="000000000000" w:firstRow="0" w:lastRow="0" w:firstColumn="0" w:lastColumn="0" w:oddVBand="0" w:evenVBand="0" w:oddHBand="0" w:evenHBand="0" w:firstRowFirstColumn="0" w:firstRowLastColumn="0" w:lastRowFirstColumn="0" w:lastRowLastColumn="0"/>
-              <w:rPr>
-                <w:rtl/>
-              </w:rPr>
-            </w:pPr>
-            <w:r>
-              <w:rPr>
-                <w:rFonts w:cs="Arial"/>
-                <w:rtl/>
-              </w:rPr>
-              <w:t xml:space="preserve"> وكل دفعة يسجلها موظف واحد</w:t>
-            </w:r>
-          </w:p>
-        </w:tc>
-      </w:tr>
-      <w:tr>
-        <w:trPr>
-          <w:cnfStyle w:val="000000100000" w:firstRow="0" w:lastRow="0" w:firstColumn="0" w:lastColumn="0" w:oddVBand="0" w:evenVBand="0" w:oddHBand="1" w:evenHBand="0" w:firstRowFirstColumn="0" w:firstRowLastColumn="0" w:lastRowFirstColumn="0" w:lastRowLastColumn="0"/>
-          <w:trHeight w:val="711"/>
-        </w:trPr>
-        <w:tc>
-          <w:tcPr>
-            <w:cnfStyle w:val="001000000000" w:firstRow="0" w:lastRow="0" w:firstColumn="1" w:lastColumn="0" w:oddVBand="0" w:evenVBand="0" w:oddHBand="0" w:evenHBand="0" w:firstRowFirstColumn="0" w:firstRowLastColumn="0" w:lastRowFirstColumn="0" w:lastRowLastColumn="0"/>
-            <w:tcW w:w="3236" w:type="dxa"/>
-          </w:tcPr>
-          <w:p>
-            <w:pPr>
-              <w:jc w:val="center"/>
-            </w:pPr>
-            <w:r>
-              <w:t>Users ↔ Salaries</w:t>
-            </w:r>
-          </w:p>
-        </w:tc>
-        <w:tc>
-          <w:tcPr>
-            <w:tcW w:w="2268" w:type="dxa"/>
-          </w:tcPr>
-          <w:p>
-            <w:pPr>
-              <w:jc w:val="center"/>
-              <w:cnfStyle w:val="000000100000" w:firstRow="0" w:lastRow="0" w:firstColumn="0" w:lastColumn="0" w:oddVBand="0" w:evenVBand="0" w:oddHBand="1" w:evenHBand="0" w:firstRowFirstColumn="0" w:firstRowLastColumn="0" w:lastRowFirstColumn="0" w:lastRowLastColumn="0"/>
-              <w:rPr>
-                <w:rFonts w:hint="cs"/>
-              </w:rPr>
-            </w:pPr>
-            <w:r>
-              <w:rPr>
-                <w:rFonts w:hint="cs"/>
-              </w:rPr>
-              <w:t>1 : M</w:t>
-            </w:r>
-          </w:p>
-        </w:tc>
-        <w:tc>
-          <w:tcPr>
-            <w:tcW w:w="4952" w:type="dxa"/>
-          </w:tcPr>
-          <w:p>
-            <w:pPr>
-              <w:jc w:val="center"/>
-              <w:cnfStyle w:val="000000100000" w:firstRow="0" w:lastRow="0" w:firstColumn="0" w:lastColumn="0" w:oddVBand="0" w:evenVBand="0" w:oddHBand="1" w:evenHBand="0" w:firstRowFirstColumn="0" w:firstRowLastColumn="0" w:lastRowFirstColumn="0" w:lastRowLastColumn="0"/>
-              <w:rPr>
-                <w:rFonts w:cs="Arial"/>
-                <w:rtl/>
-              </w:rPr>
-            </w:pPr>
-            <w:r>
-              <w:rPr>
-                <w:rFonts w:cs="Arial" w:hint="cs"/>
-                <w:rtl/>
-              </w:rPr>
-              <w:t>ك</w:t>
-            </w:r>
-            <w:r>
-              <w:rPr>
-                <w:rFonts w:cs="Arial"/>
-                <w:rtl/>
-              </w:rPr>
-              <w:t>ل موظف يمكن أن يكون له عدة رواتب عبر الزمن،</w:t>
-            </w:r>
-          </w:p>
-          <w:p>
-            <w:pPr>
-              <w:jc w:val="center"/>
-              <w:cnfStyle w:val="000000100000" w:firstRow="0" w:lastRow="0" w:firstColumn="0" w:lastColumn="0" w:oddVBand="0" w:evenVBand="0" w:oddHBand="1" w:evenHBand="0" w:firstRowFirstColumn="0" w:firstRowLastColumn="0" w:lastRowFirstColumn="0" w:lastRowLastColumn="0"/>
-              <w:rPr>
-                <w:rFonts w:cs="Arial" w:hint="cs"/>
-                <w:rtl/>
-              </w:rPr>
-            </w:pPr>
-            <w:r>
-              <w:rPr>
-                <w:rFonts w:cs="Arial"/>
-                <w:rtl/>
-              </w:rPr>
-              <w:t xml:space="preserve"> وكل سجل راتب يخص موظفًا واحدًا فقط</w:t>
-            </w:r>
-          </w:p>
-        </w:tc>
-      </w:tr>
-    </w:tbl>
-    <w:p>
-      <w:pPr>
-        <w:rPr>
-          <w:sz w:val="28"/>
-          <w:szCs w:val="28"/>
-          <w:rtl/>
-        </w:rPr>
-      </w:pPr>
-    </w:p>
-    <w:p>
-      <w:pPr>
-        <w:rPr>
-          <w:sz w:val="28"/>
-          <w:szCs w:val="28"/>
-          <w:rtl/>
-        </w:rPr>
-      </w:pPr>
-    </w:p>
-    <w:p>
-      <w:pPr>
-        <w:rPr>
-          <w:sz w:val="28"/>
-          <w:szCs w:val="28"/>
-          <w:rtl/>
-        </w:rPr>
-      </w:pPr>
-    </w:p>
-    <w:p>
-      <w:pPr>
-        <w:rPr>
-          <w:sz w:val="28"/>
-          <w:szCs w:val="28"/>
-          <w:rtl/>
-        </w:rPr>
-      </w:pPr>
-    </w:p>
-    <w:p>
-      <w:pPr>
-        <w:bidi w:val="0"/>
-        <w:rPr>
-          <w:sz w:val="28"/>
-          <w:szCs w:val="28"/>
-          <w:rtl/>
-        </w:rPr>
-      </w:pPr>
-      <w:r>
-        <w:rPr>
-          <w:sz w:val="28"/>
-          <w:szCs w:val="28"/>
-          <w:rtl/>
-        </w:rPr>
-        <w:br w:type="page"/>
-      </w:r>
-    </w:p>
-    <w:p>
-      <w:pPr>
-        <w:rPr>
-          <w:sz w:val="28"/>
-          <w:szCs w:val="28"/>
-          <w:rtl/>
-        </w:rPr>
-      </w:pPr>
-    </w:p>
-    <w:p>
-      <w:pPr>
-        <w:shd w:val="clear" w:color="auto" w:fill="E2EFD9" w:themeFill="accent6" w:themeFillTint="33"/>
-        <w:jc w:val="center"/>
-        <w:rPr>
-          <w:b/>
-          <w:bCs/>
-          <w:color w:val="C00000"/>
-          <w:sz w:val="32"/>
-          <w:szCs w:val="32"/>
-          <w:rtl/>
-          <w14:shadow w14:blurRad="38100" w14:dist="19050" w14:dir="2700000" w14:sx="100000" w14:sy="100000" w14:kx="0" w14:ky="0" w14:algn="tl">
-            <w14:schemeClr w14:val="dk1">
-              <w14:alpha w14:val="60000"/>
-            </w14:schemeClr>
-          </w14:shadow>
-          <w14:textOutline w14:w="0" w14:cap="flat" w14:cmpd="sng" w14:algn="ctr">
-            <w14:noFill/>
-            <w14:prstDash w14:val="solid"/>
-            <w14:round/>
-          </w14:textOutline>
-        </w:rPr>
-      </w:pPr>
-      <w:r>
-        <w:rPr>
-          <w:rFonts w:hint="cs"/>
-          <w:b/>
-          <w:bCs/>
-          <w:color w:val="C00000"/>
-          <w:sz w:val="32"/>
-          <w:szCs w:val="32"/>
-          <w:rtl/>
-          <w14:shadow w14:blurRad="38100" w14:dist="19050" w14:dir="2700000" w14:sx="100000" w14:sy="100000" w14:kx="0" w14:ky="0" w14:algn="tl">
-            <w14:schemeClr w14:val="dk1">
-              <w14:alpha w14:val="60000"/>
-            </w14:schemeClr>
-          </w14:shadow>
-          <w14:textOutline w14:w="0" w14:cap="flat" w14:cmpd="sng" w14:algn="ctr">
-            <w14:noFill/>
-            <w14:prstDash w14:val="solid"/>
-            <w14:round/>
-          </w14:textOutline>
-        </w:rPr>
         <w:t>المخطط المفاهيمي</w:t>
       </w:r>
     </w:p>
@@ -16337,16 +15339,7 @@
           <w:sz w:val="28"/>
           <w:szCs w:val="28"/>
           <w:rtl/>
-        </w:rPr>
-      </w:pPr>
-    </w:p>
-    <w:p>
-      <w:pPr>
-        <w:rPr>
-          <w:rFonts w:hint="cs"/>
-          <w:sz w:val="28"/>
-          <w:szCs w:val="28"/>
-          <w:rtl/>
+          <w:lang w:bidi="ar-JO"/>
         </w:rPr>
       </w:pPr>
       <w:r>
@@ -16354,9 +15347,17 @@
           <w:noProof/>
         </w:rPr>
         <w:drawing>
-          <wp:inline distT="0" distB="0" distL="0" distR="0" wp14:anchorId="7E480D02" wp14:editId="3FCF75CE">
+          <wp:anchor distT="0" distB="0" distL="114300" distR="114300" simplePos="0" relativeHeight="251662336" behindDoc="0" locked="0" layoutInCell="1" allowOverlap="1" wp14:anchorId="0B08DB29" wp14:editId="6DCC78C0">
+            <wp:simplePos x="0" y="0"/>
+            <wp:positionH relativeFrom="margin">
+              <wp:align>left</wp:align>
+            </wp:positionH>
+            <wp:positionV relativeFrom="paragraph">
+              <wp:posOffset>199085</wp:posOffset>
+            </wp:positionV>
             <wp:extent cx="6645910" cy="4159250"/>
             <wp:effectExtent l="0" t="0" r="2540" b="0"/>
+            <wp:wrapTopAndBottom/>
             <wp:docPr id="3" name="صورة 3"/>
             <wp:cNvGraphicFramePr>
               <a:graphicFrameLocks xmlns:a="http://schemas.openxmlformats.org/drawingml/2006/main" noChangeAspect="1"/>
@@ -16399,9 +15400,2540 @@
                 </pic:pic>
               </a:graphicData>
             </a:graphic>
+          </wp:anchor>
+        </w:drawing>
+      </w:r>
+    </w:p>
+    <w:p>
+      <w:pPr>
+        <w:rPr>
+          <w:sz w:val="28"/>
+          <w:szCs w:val="28"/>
+          <w:rtl/>
+        </w:rPr>
+      </w:pPr>
+    </w:p>
+    <w:p>
+      <w:pPr>
+        <w:rPr>
+          <w:sz w:val="28"/>
+          <w:szCs w:val="28"/>
+          <w:rtl/>
+        </w:rPr>
+      </w:pPr>
+    </w:p>
+    <w:p>
+      <w:pPr>
+        <w:rPr>
+          <w:sz w:val="28"/>
+          <w:szCs w:val="28"/>
+          <w:rtl/>
+        </w:rPr>
+      </w:pPr>
+    </w:p>
+    <w:p>
+      <w:pPr>
+        <w:rPr>
+          <w:sz w:val="28"/>
+          <w:szCs w:val="28"/>
+          <w:rtl/>
+        </w:rPr>
+      </w:pPr>
+    </w:p>
+    <w:p>
+      <w:pPr>
+        <w:rPr>
+          <w:sz w:val="28"/>
+          <w:szCs w:val="28"/>
+          <w:rtl/>
+        </w:rPr>
+      </w:pPr>
+    </w:p>
+    <w:p>
+      <w:pPr>
+        <w:shd w:val="clear" w:color="auto" w:fill="E2EFD9" w:themeFill="accent6" w:themeFillTint="33"/>
+        <w:jc w:val="center"/>
+        <w:rPr>
+          <w:b/>
+          <w:bCs/>
+          <w:color w:val="C00000"/>
+          <w:sz w:val="32"/>
+          <w:szCs w:val="32"/>
+          <w:rtl/>
+          <w14:shadow w14:blurRad="38100" w14:dist="19050" w14:dir="2700000" w14:sx="100000" w14:sy="100000" w14:kx="0" w14:ky="0" w14:algn="tl">
+            <w14:schemeClr w14:val="dk1">
+              <w14:alpha w14:val="60000"/>
+            </w14:schemeClr>
+          </w14:shadow>
+          <w14:textOutline w14:w="0" w14:cap="flat" w14:cmpd="sng" w14:algn="ctr">
+            <w14:noFill/>
+            <w14:prstDash w14:val="solid"/>
+            <w14:round/>
+          </w14:textOutline>
+        </w:rPr>
+      </w:pPr>
+      <w:r>
+        <w:rPr>
+          <w:rFonts w:hint="cs"/>
+          <w:b/>
+          <w:bCs/>
+          <w:color w:val="C00000"/>
+          <w:sz w:val="32"/>
+          <w:szCs w:val="32"/>
+          <w:rtl/>
+          <w14:shadow w14:blurRad="38100" w14:dist="19050" w14:dir="2700000" w14:sx="100000" w14:sy="100000" w14:kx="0" w14:ky="0" w14:algn="tl">
+            <w14:schemeClr w14:val="dk1">
+              <w14:alpha w14:val="60000"/>
+            </w14:schemeClr>
+          </w14:shadow>
+          <w14:textOutline w14:w="0" w14:cap="flat" w14:cmpd="sng" w14:algn="ctr">
+            <w14:noFill/>
+            <w14:prstDash w14:val="solid"/>
+            <w14:round/>
+          </w14:textOutline>
+        </w:rPr>
+        <w:lastRenderedPageBreak/>
+        <w:t>العلاقات بين الجداول</w:t>
+      </w:r>
+    </w:p>
+    <w:tbl>
+      <w:tblPr>
+        <w:tblStyle w:val="10"/>
+        <w:bidiVisual/>
+        <w:tblW w:w="0" w:type="auto"/>
+        <w:tblLook w:val="04A0" w:firstRow="1" w:lastRow="0" w:firstColumn="1" w:lastColumn="0" w:noHBand="0" w:noVBand="1"/>
+      </w:tblPr>
+      <w:tblGrid>
+        <w:gridCol w:w="3236"/>
+        <w:gridCol w:w="2268"/>
+        <w:gridCol w:w="4952"/>
+      </w:tblGrid>
+      <w:tr>
+        <w:trPr>
+          <w:cnfStyle w:val="100000000000" w:firstRow="1" w:lastRow="0" w:firstColumn="0" w:lastColumn="0" w:oddVBand="0" w:evenVBand="0" w:oddHBand="0" w:evenHBand="0" w:firstRowFirstColumn="0" w:firstRowLastColumn="0" w:lastRowFirstColumn="0" w:lastRowLastColumn="0"/>
+          <w:trHeight w:val="517"/>
+        </w:trPr>
+        <w:tc>
+          <w:tcPr>
+            <w:cnfStyle w:val="001000000000" w:firstRow="0" w:lastRow="0" w:firstColumn="1" w:lastColumn="0" w:oddVBand="0" w:evenVBand="0" w:oddHBand="0" w:evenHBand="0" w:firstRowFirstColumn="0" w:firstRowLastColumn="0" w:lastRowFirstColumn="0" w:lastRowLastColumn="0"/>
+            <w:tcW w:w="3236" w:type="dxa"/>
+          </w:tcPr>
+          <w:p>
+            <w:pPr>
+              <w:jc w:val="center"/>
+              <w:rPr>
+                <w:sz w:val="28"/>
+                <w:szCs w:val="28"/>
+                <w:rtl/>
+              </w:rPr>
+            </w:pPr>
+            <w:r>
+              <w:rPr>
+                <w:rFonts w:hint="cs"/>
+                <w:sz w:val="28"/>
+                <w:szCs w:val="28"/>
+                <w:rtl/>
+              </w:rPr>
+              <w:t>الكيانات المرتبطة</w:t>
+            </w:r>
+          </w:p>
+        </w:tc>
+        <w:tc>
+          <w:tcPr>
+            <w:tcW w:w="2268" w:type="dxa"/>
+          </w:tcPr>
+          <w:p>
+            <w:pPr>
+              <w:jc w:val="center"/>
+              <w:cnfStyle w:val="100000000000" w:firstRow="1" w:lastRow="0" w:firstColumn="0" w:lastColumn="0" w:oddVBand="0" w:evenVBand="0" w:oddHBand="0" w:evenHBand="0" w:firstRowFirstColumn="0" w:firstRowLastColumn="0" w:lastRowFirstColumn="0" w:lastRowLastColumn="0"/>
+              <w:rPr>
+                <w:sz w:val="28"/>
+                <w:szCs w:val="28"/>
+                <w:rtl/>
+              </w:rPr>
+            </w:pPr>
+            <w:r>
+              <w:rPr>
+                <w:rFonts w:hint="cs"/>
+                <w:sz w:val="28"/>
+                <w:szCs w:val="28"/>
+                <w:rtl/>
+              </w:rPr>
+              <w:t>شكل العلاقة</w:t>
+            </w:r>
+          </w:p>
+        </w:tc>
+        <w:tc>
+          <w:tcPr>
+            <w:tcW w:w="4952" w:type="dxa"/>
+          </w:tcPr>
+          <w:p>
+            <w:pPr>
+              <w:jc w:val="center"/>
+              <w:cnfStyle w:val="100000000000" w:firstRow="1" w:lastRow="0" w:firstColumn="0" w:lastColumn="0" w:oddVBand="0" w:evenVBand="0" w:oddHBand="0" w:evenHBand="0" w:firstRowFirstColumn="0" w:firstRowLastColumn="0" w:lastRowFirstColumn="0" w:lastRowLastColumn="0"/>
+              <w:rPr>
+                <w:sz w:val="28"/>
+                <w:szCs w:val="28"/>
+                <w:rtl/>
+              </w:rPr>
+            </w:pPr>
+            <w:r>
+              <w:rPr>
+                <w:rFonts w:hint="cs"/>
+                <w:sz w:val="28"/>
+                <w:szCs w:val="28"/>
+                <w:rtl/>
+              </w:rPr>
+              <w:t>الشرح</w:t>
+            </w:r>
+          </w:p>
+        </w:tc>
+      </w:tr>
+      <w:tr>
+        <w:trPr>
+          <w:cnfStyle w:val="000000100000" w:firstRow="0" w:lastRow="0" w:firstColumn="0" w:lastColumn="0" w:oddVBand="0" w:evenVBand="0" w:oddHBand="1" w:evenHBand="0" w:firstRowFirstColumn="0" w:firstRowLastColumn="0" w:lastRowFirstColumn="0" w:lastRowLastColumn="0"/>
+          <w:trHeight w:val="410"/>
+        </w:trPr>
+        <w:tc>
+          <w:tcPr>
+            <w:cnfStyle w:val="001000000000" w:firstRow="0" w:lastRow="0" w:firstColumn="1" w:lastColumn="0" w:oddVBand="0" w:evenVBand="0" w:oddHBand="0" w:evenHBand="0" w:firstRowFirstColumn="0" w:firstRowLastColumn="0" w:lastRowFirstColumn="0" w:lastRowLastColumn="0"/>
+            <w:tcW w:w="3236" w:type="dxa"/>
+          </w:tcPr>
+          <w:p>
+            <w:pPr>
+              <w:jc w:val="center"/>
+              <w:rPr>
+                <w:sz w:val="28"/>
+                <w:szCs w:val="28"/>
+                <w:rtl/>
+              </w:rPr>
+            </w:pPr>
+            <w:r>
+              <w:t>Persons ↔ Patients</w:t>
+            </w:r>
+          </w:p>
+        </w:tc>
+        <w:tc>
+          <w:tcPr>
+            <w:tcW w:w="2268" w:type="dxa"/>
+          </w:tcPr>
+          <w:p>
+            <w:pPr>
+              <w:jc w:val="center"/>
+              <w:cnfStyle w:val="000000100000" w:firstRow="0" w:lastRow="0" w:firstColumn="0" w:lastColumn="0" w:oddVBand="0" w:evenVBand="0" w:oddHBand="1" w:evenHBand="0" w:firstRowFirstColumn="0" w:firstRowLastColumn="0" w:lastRowFirstColumn="0" w:lastRowLastColumn="0"/>
+              <w:rPr>
+                <w:sz w:val="28"/>
+                <w:szCs w:val="28"/>
+                <w:rtl/>
+              </w:rPr>
+            </w:pPr>
+            <w:proofErr w:type="gramStart"/>
+            <w:r>
+              <w:t>1 :</w:t>
+            </w:r>
+            <w:proofErr w:type="gramEnd"/>
+            <w:r>
+              <w:t xml:space="preserve"> 1</w:t>
+            </w:r>
+          </w:p>
+        </w:tc>
+        <w:tc>
+          <w:tcPr>
+            <w:tcW w:w="4952" w:type="dxa"/>
+          </w:tcPr>
+          <w:p>
+            <w:pPr>
+              <w:jc w:val="center"/>
+              <w:cnfStyle w:val="000000100000" w:firstRow="0" w:lastRow="0" w:firstColumn="0" w:lastColumn="0" w:oddVBand="0" w:evenVBand="0" w:oddHBand="1" w:evenHBand="0" w:firstRowFirstColumn="0" w:firstRowLastColumn="0" w:lastRowFirstColumn="0" w:lastRowLastColumn="0"/>
+              <w:rPr>
+                <w:sz w:val="28"/>
+                <w:szCs w:val="28"/>
+                <w:rtl/>
+              </w:rPr>
+            </w:pPr>
+            <w:r>
+              <w:rPr>
+                <w:rtl/>
+              </w:rPr>
+              <w:t>كل مريض هو شخص واحد، وكل شخص قد يكون مريضًا أو لا</w:t>
+            </w:r>
+            <w:r>
+              <w:t>.</w:t>
+            </w:r>
+          </w:p>
+        </w:tc>
+      </w:tr>
+      <w:tr>
+        <w:trPr>
+          <w:trHeight w:val="410"/>
+        </w:trPr>
+        <w:tc>
+          <w:tcPr>
+            <w:cnfStyle w:val="001000000000" w:firstRow="0" w:lastRow="0" w:firstColumn="1" w:lastColumn="0" w:oddVBand="0" w:evenVBand="0" w:oddHBand="0" w:evenHBand="0" w:firstRowFirstColumn="0" w:firstRowLastColumn="0" w:lastRowFirstColumn="0" w:lastRowLastColumn="0"/>
+            <w:tcW w:w="3236" w:type="dxa"/>
+          </w:tcPr>
+          <w:p>
+            <w:pPr>
+              <w:jc w:val="center"/>
+              <w:rPr>
+                <w:sz w:val="28"/>
+                <w:szCs w:val="28"/>
+                <w:rtl/>
+              </w:rPr>
+            </w:pPr>
+            <w:r>
+              <w:t>Persons ↔ Users</w:t>
+            </w:r>
+          </w:p>
+        </w:tc>
+        <w:tc>
+          <w:tcPr>
+            <w:tcW w:w="2268" w:type="dxa"/>
+          </w:tcPr>
+          <w:p>
+            <w:pPr>
+              <w:jc w:val="center"/>
+              <w:cnfStyle w:val="000000000000" w:firstRow="0" w:lastRow="0" w:firstColumn="0" w:lastColumn="0" w:oddVBand="0" w:evenVBand="0" w:oddHBand="0" w:evenHBand="0" w:firstRowFirstColumn="0" w:firstRowLastColumn="0" w:lastRowFirstColumn="0" w:lastRowLastColumn="0"/>
+              <w:rPr>
+                <w:sz w:val="28"/>
+                <w:szCs w:val="28"/>
+                <w:rtl/>
+              </w:rPr>
+            </w:pPr>
+            <w:proofErr w:type="gramStart"/>
+            <w:r>
+              <w:t>1 :</w:t>
+            </w:r>
+            <w:proofErr w:type="gramEnd"/>
+            <w:r>
+              <w:t xml:space="preserve"> 1</w:t>
+            </w:r>
+          </w:p>
+        </w:tc>
+        <w:tc>
+          <w:tcPr>
+            <w:tcW w:w="4952" w:type="dxa"/>
+          </w:tcPr>
+          <w:p>
+            <w:pPr>
+              <w:jc w:val="center"/>
+              <w:cnfStyle w:val="000000000000" w:firstRow="0" w:lastRow="0" w:firstColumn="0" w:lastColumn="0" w:oddVBand="0" w:evenVBand="0" w:oddHBand="0" w:evenHBand="0" w:firstRowFirstColumn="0" w:firstRowLastColumn="0" w:lastRowFirstColumn="0" w:lastRowLastColumn="0"/>
+              <w:rPr>
+                <w:sz w:val="28"/>
+                <w:szCs w:val="28"/>
+                <w:rtl/>
+              </w:rPr>
+            </w:pPr>
+            <w:r>
+              <w:rPr>
+                <w:rtl/>
+              </w:rPr>
+              <w:t>كل مستخدم هو شخص واحد، وليس كل شخص مستخدمًا</w:t>
+            </w:r>
+            <w:r>
+              <w:t>.</w:t>
+            </w:r>
+          </w:p>
+        </w:tc>
+      </w:tr>
+      <w:tr>
+        <w:trPr>
+          <w:cnfStyle w:val="000000100000" w:firstRow="0" w:lastRow="0" w:firstColumn="0" w:lastColumn="0" w:oddVBand="0" w:evenVBand="0" w:oddHBand="1" w:evenHBand="0" w:firstRowFirstColumn="0" w:firstRowLastColumn="0" w:lastRowFirstColumn="0" w:lastRowLastColumn="0"/>
+          <w:trHeight w:val="706"/>
+        </w:trPr>
+        <w:tc>
+          <w:tcPr>
+            <w:cnfStyle w:val="001000000000" w:firstRow="0" w:lastRow="0" w:firstColumn="1" w:lastColumn="0" w:oddVBand="0" w:evenVBand="0" w:oddHBand="0" w:evenHBand="0" w:firstRowFirstColumn="0" w:firstRowLastColumn="0" w:lastRowFirstColumn="0" w:lastRowLastColumn="0"/>
+            <w:tcW w:w="3236" w:type="dxa"/>
+          </w:tcPr>
+          <w:p>
+            <w:pPr>
+              <w:jc w:val="center"/>
+              <w:rPr>
+                <w:sz w:val="28"/>
+                <w:szCs w:val="28"/>
+                <w:rtl/>
+              </w:rPr>
+            </w:pPr>
+            <w:r>
+              <w:t>Persons ↔ Appointments</w:t>
+            </w:r>
+          </w:p>
+        </w:tc>
+        <w:tc>
+          <w:tcPr>
+            <w:tcW w:w="2268" w:type="dxa"/>
+          </w:tcPr>
+          <w:p>
+            <w:pPr>
+              <w:jc w:val="center"/>
+              <w:cnfStyle w:val="000000100000" w:firstRow="0" w:lastRow="0" w:firstColumn="0" w:lastColumn="0" w:oddVBand="0" w:evenVBand="0" w:oddHBand="1" w:evenHBand="0" w:firstRowFirstColumn="0" w:firstRowLastColumn="0" w:lastRowFirstColumn="0" w:lastRowLastColumn="0"/>
+              <w:rPr>
+                <w:sz w:val="28"/>
+                <w:szCs w:val="28"/>
+                <w:rtl/>
+              </w:rPr>
+            </w:pPr>
+            <w:proofErr w:type="gramStart"/>
+            <w:r>
+              <w:t>1 :</w:t>
+            </w:r>
+            <w:proofErr w:type="gramEnd"/>
+            <w:r>
+              <w:t xml:space="preserve"> M</w:t>
+            </w:r>
+          </w:p>
+        </w:tc>
+        <w:tc>
+          <w:tcPr>
+            <w:tcW w:w="4952" w:type="dxa"/>
+          </w:tcPr>
+          <w:p>
+            <w:pPr>
+              <w:tabs>
+                <w:tab w:val="left" w:pos="1464"/>
+              </w:tabs>
+              <w:jc w:val="center"/>
+              <w:cnfStyle w:val="000000100000" w:firstRow="0" w:lastRow="0" w:firstColumn="0" w:lastColumn="0" w:oddVBand="0" w:evenVBand="0" w:oddHBand="1" w:evenHBand="0" w:firstRowFirstColumn="0" w:firstRowLastColumn="0" w:lastRowFirstColumn="0" w:lastRowLastColumn="0"/>
+              <w:rPr>
+                <w:rtl/>
+              </w:rPr>
+            </w:pPr>
+            <w:r>
+              <w:rPr>
+                <w:rtl/>
+              </w:rPr>
+              <w:t xml:space="preserve">الشخص يمكن أن يحجز عدة مواعيد، </w:t>
+            </w:r>
+          </w:p>
+          <w:p>
+            <w:pPr>
+              <w:tabs>
+                <w:tab w:val="left" w:pos="1464"/>
+              </w:tabs>
+              <w:jc w:val="center"/>
+              <w:cnfStyle w:val="000000100000" w:firstRow="0" w:lastRow="0" w:firstColumn="0" w:lastColumn="0" w:oddVBand="0" w:evenVBand="0" w:oddHBand="1" w:evenHBand="0" w:firstRowFirstColumn="0" w:firstRowLastColumn="0" w:lastRowFirstColumn="0" w:lastRowLastColumn="0"/>
+              <w:rPr>
+                <w:rtl/>
+              </w:rPr>
+            </w:pPr>
+            <w:r>
+              <w:rPr>
+                <w:rtl/>
+              </w:rPr>
+              <w:t>وكل موعد يخص شخصًا واحدًا</w:t>
+            </w:r>
+            <w:r>
+              <w:t>.</w:t>
+            </w:r>
+          </w:p>
+        </w:tc>
+      </w:tr>
+      <w:tr>
+        <w:trPr>
+          <w:trHeight w:val="702"/>
+        </w:trPr>
+        <w:tc>
+          <w:tcPr>
+            <w:cnfStyle w:val="001000000000" w:firstRow="0" w:lastRow="0" w:firstColumn="1" w:lastColumn="0" w:oddVBand="0" w:evenVBand="0" w:oddHBand="0" w:evenHBand="0" w:firstRowFirstColumn="0" w:firstRowLastColumn="0" w:lastRowFirstColumn="0" w:lastRowLastColumn="0"/>
+            <w:tcW w:w="3236" w:type="dxa"/>
+          </w:tcPr>
+          <w:p>
+            <w:pPr>
+              <w:jc w:val="center"/>
+              <w:rPr>
+                <w:sz w:val="28"/>
+                <w:szCs w:val="28"/>
+                <w:rtl/>
+              </w:rPr>
+            </w:pPr>
+            <w:r>
+              <w:t>Persons ↔ Visits</w:t>
+            </w:r>
+          </w:p>
+        </w:tc>
+        <w:tc>
+          <w:tcPr>
+            <w:tcW w:w="2268" w:type="dxa"/>
+          </w:tcPr>
+          <w:p>
+            <w:pPr>
+              <w:jc w:val="center"/>
+              <w:cnfStyle w:val="000000000000" w:firstRow="0" w:lastRow="0" w:firstColumn="0" w:lastColumn="0" w:oddVBand="0" w:evenVBand="0" w:oddHBand="0" w:evenHBand="0" w:firstRowFirstColumn="0" w:firstRowLastColumn="0" w:lastRowFirstColumn="0" w:lastRowLastColumn="0"/>
+              <w:rPr>
+                <w:sz w:val="28"/>
+                <w:szCs w:val="28"/>
+                <w:rtl/>
+              </w:rPr>
+            </w:pPr>
+            <w:proofErr w:type="gramStart"/>
+            <w:r>
+              <w:t>1 :</w:t>
+            </w:r>
+            <w:proofErr w:type="gramEnd"/>
+            <w:r>
+              <w:t xml:space="preserve"> M</w:t>
+            </w:r>
+          </w:p>
+        </w:tc>
+        <w:tc>
+          <w:tcPr>
+            <w:tcW w:w="4952" w:type="dxa"/>
+          </w:tcPr>
+          <w:p>
+            <w:pPr>
+              <w:jc w:val="center"/>
+              <w:cnfStyle w:val="000000000000" w:firstRow="0" w:lastRow="0" w:firstColumn="0" w:lastColumn="0" w:oddVBand="0" w:evenVBand="0" w:oddHBand="0" w:evenHBand="0" w:firstRowFirstColumn="0" w:firstRowLastColumn="0" w:lastRowFirstColumn="0" w:lastRowLastColumn="0"/>
+              <w:rPr>
+                <w:rtl/>
+              </w:rPr>
+            </w:pPr>
+            <w:r>
+              <w:rPr>
+                <w:rtl/>
+              </w:rPr>
+              <w:t>الشخص يمكن أن يقوم بعدة زيارات،</w:t>
+            </w:r>
+          </w:p>
+          <w:p>
+            <w:pPr>
+              <w:jc w:val="center"/>
+              <w:cnfStyle w:val="000000000000" w:firstRow="0" w:lastRow="0" w:firstColumn="0" w:lastColumn="0" w:oddVBand="0" w:evenVBand="0" w:oddHBand="0" w:evenHBand="0" w:firstRowFirstColumn="0" w:firstRowLastColumn="0" w:lastRowFirstColumn="0" w:lastRowLastColumn="0"/>
+              <w:rPr>
+                <w:sz w:val="28"/>
+                <w:szCs w:val="28"/>
+                <w:rtl/>
+              </w:rPr>
+            </w:pPr>
+            <w:r>
+              <w:rPr>
+                <w:rtl/>
+              </w:rPr>
+              <w:t xml:space="preserve"> وكل زيارة تخص شخصًا واحدًا</w:t>
+            </w:r>
+            <w:r>
+              <w:t>.</w:t>
+            </w:r>
+          </w:p>
+        </w:tc>
+      </w:tr>
+      <w:tr>
+        <w:trPr>
+          <w:cnfStyle w:val="000000100000" w:firstRow="0" w:lastRow="0" w:firstColumn="0" w:lastColumn="0" w:oddVBand="0" w:evenVBand="0" w:oddHBand="1" w:evenHBand="0" w:firstRowFirstColumn="0" w:firstRowLastColumn="0" w:lastRowFirstColumn="0" w:lastRowLastColumn="0"/>
+          <w:trHeight w:val="697"/>
+        </w:trPr>
+        <w:tc>
+          <w:tcPr>
+            <w:cnfStyle w:val="001000000000" w:firstRow="0" w:lastRow="0" w:firstColumn="1" w:lastColumn="0" w:oddVBand="0" w:evenVBand="0" w:oddHBand="0" w:evenHBand="0" w:firstRowFirstColumn="0" w:firstRowLastColumn="0" w:lastRowFirstColumn="0" w:lastRowLastColumn="0"/>
+            <w:tcW w:w="3236" w:type="dxa"/>
+          </w:tcPr>
+          <w:p>
+            <w:pPr>
+              <w:jc w:val="center"/>
+              <w:rPr>
+                <w:sz w:val="28"/>
+                <w:szCs w:val="28"/>
+                <w:lang w:val="en-AE"/>
+              </w:rPr>
+            </w:pPr>
+            <w:proofErr w:type="spellStart"/>
+            <w:r>
+              <w:t>VisitTypes</w:t>
+            </w:r>
+            <w:proofErr w:type="spellEnd"/>
+            <w:r>
+              <w:t xml:space="preserve"> ↔ Appointments</w:t>
+            </w:r>
+          </w:p>
+        </w:tc>
+        <w:tc>
+          <w:tcPr>
+            <w:tcW w:w="2268" w:type="dxa"/>
+          </w:tcPr>
+          <w:p>
+            <w:pPr>
+              <w:jc w:val="center"/>
+              <w:cnfStyle w:val="000000100000" w:firstRow="0" w:lastRow="0" w:firstColumn="0" w:lastColumn="0" w:oddVBand="0" w:evenVBand="0" w:oddHBand="1" w:evenHBand="0" w:firstRowFirstColumn="0" w:firstRowLastColumn="0" w:lastRowFirstColumn="0" w:lastRowLastColumn="0"/>
+              <w:rPr>
+                <w:sz w:val="28"/>
+                <w:szCs w:val="28"/>
+                <w:rtl/>
+              </w:rPr>
+            </w:pPr>
+            <w:proofErr w:type="gramStart"/>
+            <w:r>
+              <w:t>1 :</w:t>
+            </w:r>
+            <w:proofErr w:type="gramEnd"/>
+            <w:r>
+              <w:t xml:space="preserve"> M</w:t>
+            </w:r>
+          </w:p>
+        </w:tc>
+        <w:tc>
+          <w:tcPr>
+            <w:tcW w:w="4952" w:type="dxa"/>
+          </w:tcPr>
+          <w:p>
+            <w:pPr>
+              <w:jc w:val="center"/>
+              <w:cnfStyle w:val="000000100000" w:firstRow="0" w:lastRow="0" w:firstColumn="0" w:lastColumn="0" w:oddVBand="0" w:evenVBand="0" w:oddHBand="1" w:evenHBand="0" w:firstRowFirstColumn="0" w:firstRowLastColumn="0" w:lastRowFirstColumn="0" w:lastRowLastColumn="0"/>
+              <w:rPr>
+                <w:rtl/>
+              </w:rPr>
+            </w:pPr>
+            <w:r>
+              <w:rPr>
+                <w:rtl/>
+              </w:rPr>
+              <w:t xml:space="preserve">نوع الزيارة يمكن استخدامه في عدة مواعيد، </w:t>
+            </w:r>
+          </w:p>
+          <w:p>
+            <w:pPr>
+              <w:jc w:val="center"/>
+              <w:cnfStyle w:val="000000100000" w:firstRow="0" w:lastRow="0" w:firstColumn="0" w:lastColumn="0" w:oddVBand="0" w:evenVBand="0" w:oddHBand="1" w:evenHBand="0" w:firstRowFirstColumn="0" w:firstRowLastColumn="0" w:lastRowFirstColumn="0" w:lastRowLastColumn="0"/>
+              <w:rPr>
+                <w:sz w:val="28"/>
+                <w:szCs w:val="28"/>
+                <w:rtl/>
+              </w:rPr>
+            </w:pPr>
+            <w:r>
+              <w:rPr>
+                <w:rtl/>
+              </w:rPr>
+              <w:t>وكل موعد له نوع واحد فقط</w:t>
+            </w:r>
+            <w:r>
+              <w:t>.</w:t>
+            </w:r>
+          </w:p>
+        </w:tc>
+      </w:tr>
+      <w:tr>
+        <w:trPr>
+          <w:trHeight w:val="707"/>
+        </w:trPr>
+        <w:tc>
+          <w:tcPr>
+            <w:cnfStyle w:val="001000000000" w:firstRow="0" w:lastRow="0" w:firstColumn="1" w:lastColumn="0" w:oddVBand="0" w:evenVBand="0" w:oddHBand="0" w:evenHBand="0" w:firstRowFirstColumn="0" w:firstRowLastColumn="0" w:lastRowFirstColumn="0" w:lastRowLastColumn="0"/>
+            <w:tcW w:w="3236" w:type="dxa"/>
+          </w:tcPr>
+          <w:p>
+            <w:pPr>
+              <w:jc w:val="center"/>
+              <w:rPr>
+                <w:sz w:val="28"/>
+                <w:szCs w:val="28"/>
+                <w:rtl/>
+              </w:rPr>
+            </w:pPr>
+            <w:proofErr w:type="spellStart"/>
+            <w:r>
+              <w:t>VisitTypes</w:t>
+            </w:r>
+            <w:proofErr w:type="spellEnd"/>
+            <w:r>
+              <w:t xml:space="preserve"> ↔ Visits</w:t>
+            </w:r>
+          </w:p>
+        </w:tc>
+        <w:tc>
+          <w:tcPr>
+            <w:tcW w:w="2268" w:type="dxa"/>
+          </w:tcPr>
+          <w:p>
+            <w:pPr>
+              <w:jc w:val="center"/>
+              <w:cnfStyle w:val="000000000000" w:firstRow="0" w:lastRow="0" w:firstColumn="0" w:lastColumn="0" w:oddVBand="0" w:evenVBand="0" w:oddHBand="0" w:evenHBand="0" w:firstRowFirstColumn="0" w:firstRowLastColumn="0" w:lastRowFirstColumn="0" w:lastRowLastColumn="0"/>
+              <w:rPr>
+                <w:sz w:val="28"/>
+                <w:szCs w:val="28"/>
+                <w:rtl/>
+              </w:rPr>
+            </w:pPr>
+            <w:proofErr w:type="gramStart"/>
+            <w:r>
+              <w:t>1 :</w:t>
+            </w:r>
+            <w:proofErr w:type="gramEnd"/>
+            <w:r>
+              <w:t xml:space="preserve"> M</w:t>
+            </w:r>
+          </w:p>
+        </w:tc>
+        <w:tc>
+          <w:tcPr>
+            <w:tcW w:w="4952" w:type="dxa"/>
+          </w:tcPr>
+          <w:p>
+            <w:pPr>
+              <w:jc w:val="center"/>
+              <w:cnfStyle w:val="000000000000" w:firstRow="0" w:lastRow="0" w:firstColumn="0" w:lastColumn="0" w:oddVBand="0" w:evenVBand="0" w:oddHBand="0" w:evenHBand="0" w:firstRowFirstColumn="0" w:firstRowLastColumn="0" w:lastRowFirstColumn="0" w:lastRowLastColumn="0"/>
+              <w:rPr>
+                <w:rtl/>
+              </w:rPr>
+            </w:pPr>
+            <w:r>
+              <w:rPr>
+                <w:rtl/>
+              </w:rPr>
+              <w:t>نوع الزيارة يمكن أن يظهر في عدة زيارات،</w:t>
+            </w:r>
+          </w:p>
+          <w:p>
+            <w:pPr>
+              <w:jc w:val="center"/>
+              <w:cnfStyle w:val="000000000000" w:firstRow="0" w:lastRow="0" w:firstColumn="0" w:lastColumn="0" w:oddVBand="0" w:evenVBand="0" w:oddHBand="0" w:evenHBand="0" w:firstRowFirstColumn="0" w:firstRowLastColumn="0" w:lastRowFirstColumn="0" w:lastRowLastColumn="0"/>
+              <w:rPr>
+                <w:sz w:val="28"/>
+                <w:szCs w:val="28"/>
+                <w:rtl/>
+              </w:rPr>
+            </w:pPr>
+            <w:r>
+              <w:rPr>
+                <w:rtl/>
+              </w:rPr>
+              <w:t xml:space="preserve"> وكل زيارة لها نوع واحد فقط</w:t>
+            </w:r>
+            <w:r>
+              <w:t>.</w:t>
+            </w:r>
+          </w:p>
+        </w:tc>
+      </w:tr>
+      <w:tr>
+        <w:trPr>
+          <w:cnfStyle w:val="000000100000" w:firstRow="0" w:lastRow="0" w:firstColumn="0" w:lastColumn="0" w:oddVBand="0" w:evenVBand="0" w:oddHBand="1" w:evenHBand="0" w:firstRowFirstColumn="0" w:firstRowLastColumn="0" w:lastRowFirstColumn="0" w:lastRowLastColumn="0"/>
+          <w:trHeight w:val="704"/>
+        </w:trPr>
+        <w:tc>
+          <w:tcPr>
+            <w:cnfStyle w:val="001000000000" w:firstRow="0" w:lastRow="0" w:firstColumn="1" w:lastColumn="0" w:oddVBand="0" w:evenVBand="0" w:oddHBand="0" w:evenHBand="0" w:firstRowFirstColumn="0" w:firstRowLastColumn="0" w:lastRowFirstColumn="0" w:lastRowLastColumn="0"/>
+            <w:tcW w:w="3236" w:type="dxa"/>
+          </w:tcPr>
+          <w:p>
+            <w:pPr>
+              <w:jc w:val="center"/>
+              <w:rPr>
+                <w:sz w:val="28"/>
+                <w:szCs w:val="28"/>
+                <w:rtl/>
+              </w:rPr>
+            </w:pPr>
+            <w:r>
+              <w:t>Roles ↔ Users</w:t>
+            </w:r>
+          </w:p>
+        </w:tc>
+        <w:tc>
+          <w:tcPr>
+            <w:tcW w:w="2268" w:type="dxa"/>
+          </w:tcPr>
+          <w:p>
+            <w:pPr>
+              <w:jc w:val="center"/>
+              <w:cnfStyle w:val="000000100000" w:firstRow="0" w:lastRow="0" w:firstColumn="0" w:lastColumn="0" w:oddVBand="0" w:evenVBand="0" w:oddHBand="1" w:evenHBand="0" w:firstRowFirstColumn="0" w:firstRowLastColumn="0" w:lastRowFirstColumn="0" w:lastRowLastColumn="0"/>
+              <w:rPr>
+                <w:sz w:val="28"/>
+                <w:szCs w:val="28"/>
+                <w:rtl/>
+              </w:rPr>
+            </w:pPr>
+            <w:proofErr w:type="gramStart"/>
+            <w:r>
+              <w:t>1 :</w:t>
+            </w:r>
+            <w:proofErr w:type="gramEnd"/>
+            <w:r>
+              <w:t xml:space="preserve"> M</w:t>
+            </w:r>
+          </w:p>
+        </w:tc>
+        <w:tc>
+          <w:tcPr>
+            <w:tcW w:w="4952" w:type="dxa"/>
+          </w:tcPr>
+          <w:p>
+            <w:pPr>
+              <w:jc w:val="center"/>
+              <w:cnfStyle w:val="000000100000" w:firstRow="0" w:lastRow="0" w:firstColumn="0" w:lastColumn="0" w:oddVBand="0" w:evenVBand="0" w:oddHBand="1" w:evenHBand="0" w:firstRowFirstColumn="0" w:firstRowLastColumn="0" w:lastRowFirstColumn="0" w:lastRowLastColumn="0"/>
+              <w:rPr>
+                <w:rtl/>
+              </w:rPr>
+            </w:pPr>
+            <w:r>
+              <w:rPr>
+                <w:rtl/>
+              </w:rPr>
+              <w:t xml:space="preserve">الدور يمكن أن يُسند لعدة مستخدمين، </w:t>
+            </w:r>
+          </w:p>
+          <w:p>
+            <w:pPr>
+              <w:jc w:val="center"/>
+              <w:cnfStyle w:val="000000100000" w:firstRow="0" w:lastRow="0" w:firstColumn="0" w:lastColumn="0" w:oddVBand="0" w:evenVBand="0" w:oddHBand="1" w:evenHBand="0" w:firstRowFirstColumn="0" w:firstRowLastColumn="0" w:lastRowFirstColumn="0" w:lastRowLastColumn="0"/>
+              <w:rPr>
+                <w:sz w:val="28"/>
+                <w:szCs w:val="28"/>
+                <w:rtl/>
+              </w:rPr>
+            </w:pPr>
+            <w:r>
+              <w:rPr>
+                <w:rtl/>
+              </w:rPr>
+              <w:t>وكل مستخدم له دور واحد فقط</w:t>
+            </w:r>
+            <w:r>
+              <w:t>.</w:t>
+            </w:r>
+          </w:p>
+        </w:tc>
+      </w:tr>
+      <w:tr>
+        <w:trPr>
+          <w:trHeight w:val="704"/>
+        </w:trPr>
+        <w:tc>
+          <w:tcPr>
+            <w:cnfStyle w:val="001000000000" w:firstRow="0" w:lastRow="0" w:firstColumn="1" w:lastColumn="0" w:oddVBand="0" w:evenVBand="0" w:oddHBand="0" w:evenHBand="0" w:firstRowFirstColumn="0" w:firstRowLastColumn="0" w:lastRowFirstColumn="0" w:lastRowLastColumn="0"/>
+            <w:tcW w:w="3236" w:type="dxa"/>
+          </w:tcPr>
+          <w:p>
+            <w:pPr>
+              <w:jc w:val="center"/>
+            </w:pPr>
+            <w:r>
+              <w:t>Users ↔ Logs</w:t>
+            </w:r>
+          </w:p>
+        </w:tc>
+        <w:tc>
+          <w:tcPr>
+            <w:tcW w:w="2268" w:type="dxa"/>
+          </w:tcPr>
+          <w:p>
+            <w:pPr>
+              <w:jc w:val="center"/>
+              <w:cnfStyle w:val="000000000000" w:firstRow="0" w:lastRow="0" w:firstColumn="0" w:lastColumn="0" w:oddVBand="0" w:evenVBand="0" w:oddHBand="0" w:evenHBand="0" w:firstRowFirstColumn="0" w:firstRowLastColumn="0" w:lastRowFirstColumn="0" w:lastRowLastColumn="0"/>
+            </w:pPr>
+            <w:proofErr w:type="gramStart"/>
+            <w:r>
+              <w:t>1 :</w:t>
+            </w:r>
+            <w:proofErr w:type="gramEnd"/>
+            <w:r>
+              <w:t xml:space="preserve"> M</w:t>
+            </w:r>
+          </w:p>
+        </w:tc>
+        <w:tc>
+          <w:tcPr>
+            <w:tcW w:w="4952" w:type="dxa"/>
+          </w:tcPr>
+          <w:p>
+            <w:pPr>
+              <w:jc w:val="center"/>
+              <w:cnfStyle w:val="000000000000" w:firstRow="0" w:lastRow="0" w:firstColumn="0" w:lastColumn="0" w:oddVBand="0" w:evenVBand="0" w:oddHBand="0" w:evenHBand="0" w:firstRowFirstColumn="0" w:firstRowLastColumn="0" w:lastRowFirstColumn="0" w:lastRowLastColumn="0"/>
+              <w:rPr>
+                <w:rtl/>
+              </w:rPr>
+            </w:pPr>
+            <w:r>
+              <w:rPr>
+                <w:rtl/>
+              </w:rPr>
+              <w:t xml:space="preserve">المستخدم يمكن أن ينفّذ عدة عمليات، </w:t>
+            </w:r>
+          </w:p>
+          <w:p>
+            <w:pPr>
+              <w:jc w:val="center"/>
+              <w:cnfStyle w:val="000000000000" w:firstRow="0" w:lastRow="0" w:firstColumn="0" w:lastColumn="0" w:oddVBand="0" w:evenVBand="0" w:oddHBand="0" w:evenHBand="0" w:firstRowFirstColumn="0" w:firstRowLastColumn="0" w:lastRowFirstColumn="0" w:lastRowLastColumn="0"/>
+              <w:rPr>
+                <w:rtl/>
+              </w:rPr>
+            </w:pPr>
+            <w:r>
+              <w:rPr>
+                <w:rtl/>
+              </w:rPr>
+              <w:t>وكل سجل</w:t>
+            </w:r>
+            <w:r>
+              <w:t xml:space="preserve"> Log </w:t>
+            </w:r>
+            <w:r>
+              <w:rPr>
+                <w:rtl/>
+              </w:rPr>
+              <w:t>يخص مستخدمًا واحدًا</w:t>
+            </w:r>
+            <w:r>
+              <w:t>.</w:t>
+            </w:r>
+          </w:p>
+        </w:tc>
+      </w:tr>
+      <w:tr>
+        <w:trPr>
+          <w:cnfStyle w:val="000000100000" w:firstRow="0" w:lastRow="0" w:firstColumn="0" w:lastColumn="0" w:oddVBand="0" w:evenVBand="0" w:oddHBand="1" w:evenHBand="0" w:firstRowFirstColumn="0" w:firstRowLastColumn="0" w:lastRowFirstColumn="0" w:lastRowLastColumn="0"/>
+          <w:trHeight w:val="492"/>
+        </w:trPr>
+        <w:tc>
+          <w:tcPr>
+            <w:cnfStyle w:val="001000000000" w:firstRow="0" w:lastRow="0" w:firstColumn="1" w:lastColumn="0" w:oddVBand="0" w:evenVBand="0" w:oddHBand="0" w:evenHBand="0" w:firstRowFirstColumn="0" w:firstRowLastColumn="0" w:lastRowFirstColumn="0" w:lastRowLastColumn="0"/>
+            <w:tcW w:w="3236" w:type="dxa"/>
+          </w:tcPr>
+          <w:p>
+            <w:pPr>
+              <w:jc w:val="center"/>
+            </w:pPr>
+            <w:r>
+              <w:t>Persons ↔ Doctors</w:t>
+            </w:r>
+          </w:p>
+        </w:tc>
+        <w:tc>
+          <w:tcPr>
+            <w:tcW w:w="2268" w:type="dxa"/>
+          </w:tcPr>
+          <w:p>
+            <w:pPr>
+              <w:jc w:val="center"/>
+              <w:cnfStyle w:val="000000100000" w:firstRow="0" w:lastRow="0" w:firstColumn="0" w:lastColumn="0" w:oddVBand="0" w:evenVBand="0" w:oddHBand="1" w:evenHBand="0" w:firstRowFirstColumn="0" w:firstRowLastColumn="0" w:lastRowFirstColumn="0" w:lastRowLastColumn="0"/>
+            </w:pPr>
+            <w:proofErr w:type="gramStart"/>
+            <w:r>
+              <w:t>1 :</w:t>
+            </w:r>
+            <w:proofErr w:type="gramEnd"/>
+            <w:r>
+              <w:t xml:space="preserve"> 1</w:t>
+            </w:r>
+          </w:p>
+        </w:tc>
+        <w:tc>
+          <w:tcPr>
+            <w:tcW w:w="4952" w:type="dxa"/>
+          </w:tcPr>
+          <w:p>
+            <w:pPr>
+              <w:tabs>
+                <w:tab w:val="left" w:pos="842"/>
+              </w:tabs>
+              <w:jc w:val="center"/>
+              <w:cnfStyle w:val="000000100000" w:firstRow="0" w:lastRow="0" w:firstColumn="0" w:lastColumn="0" w:oddVBand="0" w:evenVBand="0" w:oddHBand="1" w:evenHBand="0" w:firstRowFirstColumn="0" w:firstRowLastColumn="0" w:lastRowFirstColumn="0" w:lastRowLastColumn="0"/>
+              <w:rPr>
+                <w:rtl/>
+              </w:rPr>
+            </w:pPr>
+            <w:r>
+              <w:rPr>
+                <w:rtl/>
+              </w:rPr>
+              <w:t>كل طبيب هو شخص واحد، وكل شخص قد يكون طبيبًا أو لا</w:t>
+            </w:r>
+            <w:r>
+              <w:t>.</w:t>
+            </w:r>
+          </w:p>
+        </w:tc>
+      </w:tr>
+      <w:tr>
+        <w:trPr>
+          <w:trHeight w:val="617"/>
+        </w:trPr>
+        <w:tc>
+          <w:tcPr>
+            <w:cnfStyle w:val="001000000000" w:firstRow="0" w:lastRow="0" w:firstColumn="1" w:lastColumn="0" w:oddVBand="0" w:evenVBand="0" w:oddHBand="0" w:evenHBand="0" w:firstRowFirstColumn="0" w:firstRowLastColumn="0" w:lastRowFirstColumn="0" w:lastRowLastColumn="0"/>
+            <w:tcW w:w="3236" w:type="dxa"/>
+          </w:tcPr>
+          <w:p>
+            <w:pPr>
+              <w:jc w:val="center"/>
+            </w:pPr>
+            <w:r>
+              <w:t>Specializations ↔ Doctors</w:t>
+            </w:r>
+          </w:p>
+        </w:tc>
+        <w:tc>
+          <w:tcPr>
+            <w:tcW w:w="2268" w:type="dxa"/>
+          </w:tcPr>
+          <w:p>
+            <w:pPr>
+              <w:jc w:val="center"/>
+              <w:cnfStyle w:val="000000000000" w:firstRow="0" w:lastRow="0" w:firstColumn="0" w:lastColumn="0" w:oddVBand="0" w:evenVBand="0" w:oddHBand="0" w:evenHBand="0" w:firstRowFirstColumn="0" w:firstRowLastColumn="0" w:lastRowFirstColumn="0" w:lastRowLastColumn="0"/>
+              <w:rPr>
+                <w:rtl/>
+              </w:rPr>
+            </w:pPr>
+            <w:proofErr w:type="gramStart"/>
+            <w:r>
+              <w:t>1 :</w:t>
+            </w:r>
+            <w:proofErr w:type="gramEnd"/>
+            <w:r>
+              <w:t xml:space="preserve"> M</w:t>
+            </w:r>
+          </w:p>
+        </w:tc>
+        <w:tc>
+          <w:tcPr>
+            <w:tcW w:w="4952" w:type="dxa"/>
+          </w:tcPr>
+          <w:p>
+            <w:pPr>
+              <w:jc w:val="center"/>
+              <w:cnfStyle w:val="000000000000" w:firstRow="0" w:lastRow="0" w:firstColumn="0" w:lastColumn="0" w:oddVBand="0" w:evenVBand="0" w:oddHBand="0" w:evenHBand="0" w:firstRowFirstColumn="0" w:firstRowLastColumn="0" w:lastRowFirstColumn="0" w:lastRowLastColumn="0"/>
+              <w:rPr>
+                <w:rtl/>
+              </w:rPr>
+            </w:pPr>
+            <w:r>
+              <w:rPr>
+                <w:rtl/>
+              </w:rPr>
+              <w:t>كل اختصاص يمكن أن يرتبط بعدة أطباء، لكن كل طبيب له اختصاص واحد فقط</w:t>
+            </w:r>
+            <w:r>
+              <w:t>.</w:t>
+            </w:r>
+          </w:p>
+        </w:tc>
+      </w:tr>
+      <w:tr>
+        <w:trPr>
+          <w:cnfStyle w:val="000000100000" w:firstRow="0" w:lastRow="0" w:firstColumn="0" w:lastColumn="0" w:oddVBand="0" w:evenVBand="0" w:oddHBand="1" w:evenHBand="0" w:firstRowFirstColumn="0" w:firstRowLastColumn="0" w:lastRowFirstColumn="0" w:lastRowLastColumn="0"/>
+          <w:trHeight w:val="550"/>
+        </w:trPr>
+        <w:tc>
+          <w:tcPr>
+            <w:cnfStyle w:val="001000000000" w:firstRow="0" w:lastRow="0" w:firstColumn="1" w:lastColumn="0" w:oddVBand="0" w:evenVBand="0" w:oddHBand="0" w:evenHBand="0" w:firstRowFirstColumn="0" w:firstRowLastColumn="0" w:lastRowFirstColumn="0" w:lastRowLastColumn="0"/>
+            <w:tcW w:w="3236" w:type="dxa"/>
+          </w:tcPr>
+          <w:p>
+            <w:pPr>
+              <w:jc w:val="center"/>
+            </w:pPr>
+            <w:r>
+              <w:t>Doctors ↔ Appointments</w:t>
+            </w:r>
+          </w:p>
+        </w:tc>
+        <w:tc>
+          <w:tcPr>
+            <w:tcW w:w="2268" w:type="dxa"/>
+          </w:tcPr>
+          <w:p>
+            <w:pPr>
+              <w:jc w:val="center"/>
+              <w:cnfStyle w:val="000000100000" w:firstRow="0" w:lastRow="0" w:firstColumn="0" w:lastColumn="0" w:oddVBand="0" w:evenVBand="0" w:oddHBand="1" w:evenHBand="0" w:firstRowFirstColumn="0" w:firstRowLastColumn="0" w:lastRowFirstColumn="0" w:lastRowLastColumn="0"/>
+            </w:pPr>
+            <w:proofErr w:type="gramStart"/>
+            <w:r>
+              <w:rPr>
+                <w:rFonts w:hint="cs"/>
+              </w:rPr>
+              <w:t>1 :</w:t>
+            </w:r>
+            <w:proofErr w:type="gramEnd"/>
+            <w:r>
+              <w:rPr>
+                <w:rFonts w:hint="cs"/>
+              </w:rPr>
+              <w:t xml:space="preserve"> M</w:t>
+            </w:r>
+          </w:p>
+        </w:tc>
+        <w:tc>
+          <w:tcPr>
+            <w:tcW w:w="4952" w:type="dxa"/>
+          </w:tcPr>
+          <w:p>
+            <w:pPr>
+              <w:jc w:val="center"/>
+              <w:cnfStyle w:val="000000100000" w:firstRow="0" w:lastRow="0" w:firstColumn="0" w:lastColumn="0" w:oddVBand="0" w:evenVBand="0" w:oddHBand="1" w:evenHBand="0" w:firstRowFirstColumn="0" w:firstRowLastColumn="0" w:lastRowFirstColumn="0" w:lastRowLastColumn="0"/>
+              <w:rPr>
+                <w:rtl/>
+              </w:rPr>
+            </w:pPr>
+            <w:r>
+              <w:rPr>
+                <w:rtl/>
+              </w:rPr>
+              <w:t>كل طبيب لديه عدة مواعيد، وكل موعد مرتبط بطبيب واحد فقط</w:t>
+            </w:r>
+            <w:r>
+              <w:t>.</w:t>
+            </w:r>
+          </w:p>
+        </w:tc>
+      </w:tr>
+      <w:tr>
+        <w:trPr>
+          <w:trHeight w:val="558"/>
+        </w:trPr>
+        <w:tc>
+          <w:tcPr>
+            <w:cnfStyle w:val="001000000000" w:firstRow="0" w:lastRow="0" w:firstColumn="1" w:lastColumn="0" w:oddVBand="0" w:evenVBand="0" w:oddHBand="0" w:evenHBand="0" w:firstRowFirstColumn="0" w:firstRowLastColumn="0" w:lastRowFirstColumn="0" w:lastRowLastColumn="0"/>
+            <w:tcW w:w="3236" w:type="dxa"/>
+          </w:tcPr>
+          <w:p>
+            <w:pPr>
+              <w:jc w:val="center"/>
+            </w:pPr>
+            <w:r>
+              <w:t>Doctors ↔ Visits</w:t>
+            </w:r>
+          </w:p>
+        </w:tc>
+        <w:tc>
+          <w:tcPr>
+            <w:tcW w:w="2268" w:type="dxa"/>
+          </w:tcPr>
+          <w:p>
+            <w:pPr>
+              <w:jc w:val="center"/>
+              <w:cnfStyle w:val="000000000000" w:firstRow="0" w:lastRow="0" w:firstColumn="0" w:lastColumn="0" w:oddVBand="0" w:evenVBand="0" w:oddHBand="0" w:evenHBand="0" w:firstRowFirstColumn="0" w:firstRowLastColumn="0" w:lastRowFirstColumn="0" w:lastRowLastColumn="0"/>
+            </w:pPr>
+            <w:proofErr w:type="gramStart"/>
+            <w:r>
+              <w:rPr>
+                <w:rFonts w:hint="cs"/>
+              </w:rPr>
+              <w:t>1 :</w:t>
+            </w:r>
+            <w:proofErr w:type="gramEnd"/>
+            <w:r>
+              <w:rPr>
+                <w:rFonts w:hint="cs"/>
+              </w:rPr>
+              <w:t xml:space="preserve"> M</w:t>
+            </w:r>
+          </w:p>
+        </w:tc>
+        <w:tc>
+          <w:tcPr>
+            <w:tcW w:w="4952" w:type="dxa"/>
+          </w:tcPr>
+          <w:p>
+            <w:pPr>
+              <w:jc w:val="center"/>
+              <w:cnfStyle w:val="000000000000" w:firstRow="0" w:lastRow="0" w:firstColumn="0" w:lastColumn="0" w:oddVBand="0" w:evenVBand="0" w:oddHBand="0" w:evenHBand="0" w:firstRowFirstColumn="0" w:firstRowLastColumn="0" w:lastRowFirstColumn="0" w:lastRowLastColumn="0"/>
+              <w:rPr>
+                <w:rtl/>
+              </w:rPr>
+            </w:pPr>
+            <w:r>
+              <w:rPr>
+                <w:rtl/>
+              </w:rPr>
+              <w:t>كل طبيب لديه عدة زيارات، وكل زيارة مرتبطة بطبيب واحد فقط</w:t>
+            </w:r>
+            <w:r>
+              <w:t>.</w:t>
+            </w:r>
+          </w:p>
+        </w:tc>
+      </w:tr>
+      <w:tr>
+        <w:trPr>
+          <w:cnfStyle w:val="000000100000" w:firstRow="0" w:lastRow="0" w:firstColumn="0" w:lastColumn="0" w:oddVBand="0" w:evenVBand="0" w:oddHBand="1" w:evenHBand="0" w:firstRowFirstColumn="0" w:firstRowLastColumn="0" w:lastRowFirstColumn="0" w:lastRowLastColumn="0"/>
+          <w:trHeight w:val="699"/>
+        </w:trPr>
+        <w:tc>
+          <w:tcPr>
+            <w:cnfStyle w:val="001000000000" w:firstRow="0" w:lastRow="0" w:firstColumn="1" w:lastColumn="0" w:oddVBand="0" w:evenVBand="0" w:oddHBand="0" w:evenHBand="0" w:firstRowFirstColumn="0" w:firstRowLastColumn="0" w:lastRowFirstColumn="0" w:lastRowLastColumn="0"/>
+            <w:tcW w:w="3236" w:type="dxa"/>
+          </w:tcPr>
+          <w:p>
+            <w:pPr>
+              <w:jc w:val="center"/>
+              <w:rPr>
+                <w:rtl/>
+              </w:rPr>
+            </w:pPr>
+            <w:r>
+              <w:t xml:space="preserve">Persons ↔ </w:t>
+            </w:r>
+            <w:r>
+              <w:t>Payments</w:t>
+            </w:r>
+          </w:p>
+        </w:tc>
+        <w:tc>
+          <w:tcPr>
+            <w:tcW w:w="2268" w:type="dxa"/>
+          </w:tcPr>
+          <w:p>
+            <w:pPr>
+              <w:jc w:val="center"/>
+              <w:cnfStyle w:val="000000100000" w:firstRow="0" w:lastRow="0" w:firstColumn="0" w:lastColumn="0" w:oddVBand="0" w:evenVBand="0" w:oddHBand="1" w:evenHBand="0" w:firstRowFirstColumn="0" w:firstRowLastColumn="0" w:lastRowFirstColumn="0" w:lastRowLastColumn="0"/>
+            </w:pPr>
+            <w:proofErr w:type="gramStart"/>
+            <w:r>
+              <w:rPr>
+                <w:rFonts w:hint="cs"/>
+              </w:rPr>
+              <w:t>1 :</w:t>
+            </w:r>
+            <w:proofErr w:type="gramEnd"/>
+            <w:r>
+              <w:rPr>
+                <w:rFonts w:hint="cs"/>
+              </w:rPr>
+              <w:t xml:space="preserve"> M</w:t>
+            </w:r>
+          </w:p>
+        </w:tc>
+        <w:tc>
+          <w:tcPr>
+            <w:tcW w:w="4952" w:type="dxa"/>
+          </w:tcPr>
+          <w:p>
+            <w:pPr>
+              <w:jc w:val="center"/>
+              <w:cnfStyle w:val="000000100000" w:firstRow="0" w:lastRow="0" w:firstColumn="0" w:lastColumn="0" w:oddVBand="0" w:evenVBand="0" w:oddHBand="1" w:evenHBand="0" w:firstRowFirstColumn="0" w:firstRowLastColumn="0" w:lastRowFirstColumn="0" w:lastRowLastColumn="0"/>
+              <w:rPr>
+                <w:rtl/>
+              </w:rPr>
+            </w:pPr>
+            <w:r>
+              <w:rPr>
+                <w:rFonts w:cs="Arial"/>
+                <w:rtl/>
+              </w:rPr>
+              <w:t>كل شخص يمكن أن يقوم بعدة مدفوعات، وكل دفعة تخص شخصًا واحدًا</w:t>
+            </w:r>
+          </w:p>
+        </w:tc>
+      </w:tr>
+      <w:tr>
+        <w:trPr>
+          <w:trHeight w:val="709"/>
+        </w:trPr>
+        <w:tc>
+          <w:tcPr>
+            <w:cnfStyle w:val="001000000000" w:firstRow="0" w:lastRow="0" w:firstColumn="1" w:lastColumn="0" w:oddVBand="0" w:evenVBand="0" w:oddHBand="0" w:evenHBand="0" w:firstRowFirstColumn="0" w:firstRowLastColumn="0" w:lastRowFirstColumn="0" w:lastRowLastColumn="0"/>
+            <w:tcW w:w="3236" w:type="dxa"/>
+          </w:tcPr>
+          <w:p>
+            <w:pPr>
+              <w:jc w:val="center"/>
+            </w:pPr>
+            <w:r>
+              <w:t>Visits ↔ Payments</w:t>
+            </w:r>
+          </w:p>
+        </w:tc>
+        <w:tc>
+          <w:tcPr>
+            <w:tcW w:w="2268" w:type="dxa"/>
+          </w:tcPr>
+          <w:p>
+            <w:pPr>
+              <w:jc w:val="center"/>
+              <w:cnfStyle w:val="000000000000" w:firstRow="0" w:lastRow="0" w:firstColumn="0" w:lastColumn="0" w:oddVBand="0" w:evenVBand="0" w:oddHBand="0" w:evenHBand="0" w:firstRowFirstColumn="0" w:firstRowLastColumn="0" w:lastRowFirstColumn="0" w:lastRowLastColumn="0"/>
+            </w:pPr>
+            <w:proofErr w:type="gramStart"/>
+            <w:r>
+              <w:rPr>
+                <w:rFonts w:hint="cs"/>
+              </w:rPr>
+              <w:t>1 :</w:t>
+            </w:r>
+            <w:proofErr w:type="gramEnd"/>
+            <w:r>
+              <w:rPr>
+                <w:rFonts w:hint="cs"/>
+              </w:rPr>
+              <w:t xml:space="preserve"> M</w:t>
+            </w:r>
+          </w:p>
+        </w:tc>
+        <w:tc>
+          <w:tcPr>
+            <w:tcW w:w="4952" w:type="dxa"/>
+          </w:tcPr>
+          <w:p>
+            <w:pPr>
+              <w:tabs>
+                <w:tab w:val="left" w:pos="1910"/>
+              </w:tabs>
+              <w:jc w:val="center"/>
+              <w:cnfStyle w:val="000000000000" w:firstRow="0" w:lastRow="0" w:firstColumn="0" w:lastColumn="0" w:oddVBand="0" w:evenVBand="0" w:oddHBand="0" w:evenHBand="0" w:firstRowFirstColumn="0" w:firstRowLastColumn="0" w:lastRowFirstColumn="0" w:lastRowLastColumn="0"/>
+              <w:rPr>
+                <w:rFonts w:cs="Arial"/>
+                <w:rtl/>
+              </w:rPr>
+            </w:pPr>
+            <w:r>
+              <w:rPr>
+                <w:rFonts w:cs="Arial"/>
+                <w:rtl/>
+              </w:rPr>
+              <w:t>كل زيارة قد تحتوي على عدة مدفوعات،</w:t>
+            </w:r>
+          </w:p>
+          <w:p>
+            <w:pPr>
+              <w:tabs>
+                <w:tab w:val="left" w:pos="1910"/>
+              </w:tabs>
+              <w:jc w:val="center"/>
+              <w:cnfStyle w:val="000000000000" w:firstRow="0" w:lastRow="0" w:firstColumn="0" w:lastColumn="0" w:oddVBand="0" w:evenVBand="0" w:oddHBand="0" w:evenHBand="0" w:firstRowFirstColumn="0" w:firstRowLastColumn="0" w:lastRowFirstColumn="0" w:lastRowLastColumn="0"/>
+              <w:rPr>
+                <w:rtl/>
+              </w:rPr>
+            </w:pPr>
+            <w:r>
+              <w:rPr>
+                <w:rFonts w:cs="Arial"/>
+                <w:rtl/>
+              </w:rPr>
+              <w:t xml:space="preserve"> والدفع الواحد يرتبط بزيارة واحدة</w:t>
+            </w:r>
+          </w:p>
+        </w:tc>
+      </w:tr>
+      <w:tr>
+        <w:trPr>
+          <w:cnfStyle w:val="000000100000" w:firstRow="0" w:lastRow="0" w:firstColumn="0" w:lastColumn="0" w:oddVBand="0" w:evenVBand="0" w:oddHBand="1" w:evenHBand="0" w:firstRowFirstColumn="0" w:firstRowLastColumn="0" w:lastRowFirstColumn="0" w:lastRowLastColumn="0"/>
+          <w:trHeight w:val="692"/>
+        </w:trPr>
+        <w:tc>
+          <w:tcPr>
+            <w:cnfStyle w:val="001000000000" w:firstRow="0" w:lastRow="0" w:firstColumn="1" w:lastColumn="0" w:oddVBand="0" w:evenVBand="0" w:oddHBand="0" w:evenHBand="0" w:firstRowFirstColumn="0" w:firstRowLastColumn="0" w:lastRowFirstColumn="0" w:lastRowLastColumn="0"/>
+            <w:tcW w:w="3236" w:type="dxa"/>
+          </w:tcPr>
+          <w:p>
+            <w:pPr>
+              <w:jc w:val="center"/>
+            </w:pPr>
+            <w:r>
+              <w:t>Appointments ↔ Payments</w:t>
+            </w:r>
+          </w:p>
+        </w:tc>
+        <w:tc>
+          <w:tcPr>
+            <w:tcW w:w="2268" w:type="dxa"/>
+          </w:tcPr>
+          <w:p>
+            <w:pPr>
+              <w:jc w:val="center"/>
+              <w:cnfStyle w:val="000000100000" w:firstRow="0" w:lastRow="0" w:firstColumn="0" w:lastColumn="0" w:oddVBand="0" w:evenVBand="0" w:oddHBand="1" w:evenHBand="0" w:firstRowFirstColumn="0" w:firstRowLastColumn="0" w:lastRowFirstColumn="0" w:lastRowLastColumn="0"/>
+            </w:pPr>
+            <w:proofErr w:type="gramStart"/>
+            <w:r>
+              <w:rPr>
+                <w:rFonts w:hint="cs"/>
+              </w:rPr>
+              <w:t>1 :</w:t>
+            </w:r>
+            <w:proofErr w:type="gramEnd"/>
+            <w:r>
+              <w:rPr>
+                <w:rFonts w:hint="cs"/>
+              </w:rPr>
+              <w:t xml:space="preserve"> M</w:t>
+            </w:r>
+          </w:p>
+        </w:tc>
+        <w:tc>
+          <w:tcPr>
+            <w:tcW w:w="4952" w:type="dxa"/>
+          </w:tcPr>
+          <w:p>
+            <w:pPr>
+              <w:jc w:val="center"/>
+              <w:cnfStyle w:val="000000100000" w:firstRow="0" w:lastRow="0" w:firstColumn="0" w:lastColumn="0" w:oddVBand="0" w:evenVBand="0" w:oddHBand="1" w:evenHBand="0" w:firstRowFirstColumn="0" w:firstRowLastColumn="0" w:lastRowFirstColumn="0" w:lastRowLastColumn="0"/>
+              <w:rPr>
+                <w:rtl/>
+              </w:rPr>
+            </w:pPr>
+            <w:r>
+              <w:rPr>
+                <w:rFonts w:cs="Arial"/>
+                <w:rtl/>
+              </w:rPr>
+              <w:t xml:space="preserve">كل موعد يمكن أن يكون له عدة مدفوعات (مثل دفعات الحجز)، والدفع </w:t>
+            </w:r>
+            <w:proofErr w:type="gramStart"/>
+            <w:r>
+              <w:rPr>
+                <w:rFonts w:cs="Arial"/>
+                <w:rtl/>
+              </w:rPr>
+              <w:t>الواحد</w:t>
+            </w:r>
+            <w:r>
+              <w:rPr>
+                <w:rFonts w:hint="cs"/>
+                <w:rtl/>
+              </w:rPr>
+              <w:t xml:space="preserve"> </w:t>
+            </w:r>
+            <w:r>
+              <w:rPr>
+                <w:rFonts w:cs="Arial"/>
+                <w:rtl/>
+              </w:rPr>
+              <w:t xml:space="preserve"> يرتبط</w:t>
+            </w:r>
+            <w:proofErr w:type="gramEnd"/>
+            <w:r>
+              <w:rPr>
+                <w:rFonts w:cs="Arial"/>
+                <w:rtl/>
+              </w:rPr>
+              <w:t xml:space="preserve"> بموعد واحد فقط</w:t>
+            </w:r>
+          </w:p>
+        </w:tc>
+      </w:tr>
+      <w:tr>
+        <w:trPr>
+          <w:trHeight w:val="688"/>
+        </w:trPr>
+        <w:tc>
+          <w:tcPr>
+            <w:cnfStyle w:val="001000000000" w:firstRow="0" w:lastRow="0" w:firstColumn="1" w:lastColumn="0" w:oddVBand="0" w:evenVBand="0" w:oddHBand="0" w:evenHBand="0" w:firstRowFirstColumn="0" w:firstRowLastColumn="0" w:lastRowFirstColumn="0" w:lastRowLastColumn="0"/>
+            <w:tcW w:w="3236" w:type="dxa"/>
+          </w:tcPr>
+          <w:p>
+            <w:pPr>
+              <w:jc w:val="center"/>
+            </w:pPr>
+            <w:r>
+              <w:t>Users ↔ Payments</w:t>
+            </w:r>
+          </w:p>
+        </w:tc>
+        <w:tc>
+          <w:tcPr>
+            <w:tcW w:w="2268" w:type="dxa"/>
+          </w:tcPr>
+          <w:p>
+            <w:pPr>
+              <w:jc w:val="center"/>
+              <w:cnfStyle w:val="000000000000" w:firstRow="0" w:lastRow="0" w:firstColumn="0" w:lastColumn="0" w:oddVBand="0" w:evenVBand="0" w:oddHBand="0" w:evenHBand="0" w:firstRowFirstColumn="0" w:firstRowLastColumn="0" w:lastRowFirstColumn="0" w:lastRowLastColumn="0"/>
+            </w:pPr>
+            <w:proofErr w:type="gramStart"/>
+            <w:r>
+              <w:rPr>
+                <w:rFonts w:hint="cs"/>
+              </w:rPr>
+              <w:t>1 :</w:t>
+            </w:r>
+            <w:proofErr w:type="gramEnd"/>
+            <w:r>
+              <w:rPr>
+                <w:rFonts w:hint="cs"/>
+              </w:rPr>
+              <w:t xml:space="preserve"> M</w:t>
+            </w:r>
+          </w:p>
+        </w:tc>
+        <w:tc>
+          <w:tcPr>
+            <w:tcW w:w="4952" w:type="dxa"/>
+          </w:tcPr>
+          <w:p>
+            <w:pPr>
+              <w:jc w:val="center"/>
+              <w:cnfStyle w:val="000000000000" w:firstRow="0" w:lastRow="0" w:firstColumn="0" w:lastColumn="0" w:oddVBand="0" w:evenVBand="0" w:oddHBand="0" w:evenHBand="0" w:firstRowFirstColumn="0" w:firstRowLastColumn="0" w:lastRowFirstColumn="0" w:lastRowLastColumn="0"/>
+              <w:rPr>
+                <w:rFonts w:cs="Arial"/>
+                <w:rtl/>
+              </w:rPr>
+            </w:pPr>
+            <w:r>
+              <w:rPr>
+                <w:rFonts w:cs="Arial"/>
+                <w:rtl/>
+              </w:rPr>
+              <w:t>كل مستخدم يمكن أن يسجل عدة مدفوعات،</w:t>
+            </w:r>
+          </w:p>
+          <w:p>
+            <w:pPr>
+              <w:jc w:val="center"/>
+              <w:cnfStyle w:val="000000000000" w:firstRow="0" w:lastRow="0" w:firstColumn="0" w:lastColumn="0" w:oddVBand="0" w:evenVBand="0" w:oddHBand="0" w:evenHBand="0" w:firstRowFirstColumn="0" w:firstRowLastColumn="0" w:lastRowFirstColumn="0" w:lastRowLastColumn="0"/>
+              <w:rPr>
+                <w:rtl/>
+              </w:rPr>
+            </w:pPr>
+            <w:r>
+              <w:rPr>
+                <w:rFonts w:cs="Arial"/>
+                <w:rtl/>
+              </w:rPr>
+              <w:t xml:space="preserve"> وكل دفعة يسجلها موظف واحد</w:t>
+            </w:r>
+          </w:p>
+        </w:tc>
+      </w:tr>
+      <w:tr>
+        <w:trPr>
+          <w:cnfStyle w:val="000000100000" w:firstRow="0" w:lastRow="0" w:firstColumn="0" w:lastColumn="0" w:oddVBand="0" w:evenVBand="0" w:oddHBand="1" w:evenHBand="0" w:firstRowFirstColumn="0" w:firstRowLastColumn="0" w:lastRowFirstColumn="0" w:lastRowLastColumn="0"/>
+          <w:trHeight w:val="711"/>
+        </w:trPr>
+        <w:tc>
+          <w:tcPr>
+            <w:cnfStyle w:val="001000000000" w:firstRow="0" w:lastRow="0" w:firstColumn="1" w:lastColumn="0" w:oddVBand="0" w:evenVBand="0" w:oddHBand="0" w:evenHBand="0" w:firstRowFirstColumn="0" w:firstRowLastColumn="0" w:lastRowFirstColumn="0" w:lastRowLastColumn="0"/>
+            <w:tcW w:w="3236" w:type="dxa"/>
+          </w:tcPr>
+          <w:p>
+            <w:pPr>
+              <w:jc w:val="center"/>
+            </w:pPr>
+            <w:r>
+              <w:t>Users ↔ Salaries</w:t>
+            </w:r>
+          </w:p>
+        </w:tc>
+        <w:tc>
+          <w:tcPr>
+            <w:tcW w:w="2268" w:type="dxa"/>
+          </w:tcPr>
+          <w:p>
+            <w:pPr>
+              <w:jc w:val="center"/>
+              <w:cnfStyle w:val="000000100000" w:firstRow="0" w:lastRow="0" w:firstColumn="0" w:lastColumn="0" w:oddVBand="0" w:evenVBand="0" w:oddHBand="1" w:evenHBand="0" w:firstRowFirstColumn="0" w:firstRowLastColumn="0" w:lastRowFirstColumn="0" w:lastRowLastColumn="0"/>
+            </w:pPr>
+            <w:proofErr w:type="gramStart"/>
+            <w:r>
+              <w:rPr>
+                <w:rFonts w:hint="cs"/>
+              </w:rPr>
+              <w:t>1 :</w:t>
+            </w:r>
+            <w:proofErr w:type="gramEnd"/>
+            <w:r>
+              <w:rPr>
+                <w:rFonts w:hint="cs"/>
+              </w:rPr>
+              <w:t xml:space="preserve"> M</w:t>
+            </w:r>
+          </w:p>
+        </w:tc>
+        <w:tc>
+          <w:tcPr>
+            <w:tcW w:w="4952" w:type="dxa"/>
+          </w:tcPr>
+          <w:p>
+            <w:pPr>
+              <w:jc w:val="center"/>
+              <w:cnfStyle w:val="000000100000" w:firstRow="0" w:lastRow="0" w:firstColumn="0" w:lastColumn="0" w:oddVBand="0" w:evenVBand="0" w:oddHBand="1" w:evenHBand="0" w:firstRowFirstColumn="0" w:firstRowLastColumn="0" w:lastRowFirstColumn="0" w:lastRowLastColumn="0"/>
+              <w:rPr>
+                <w:rFonts w:cs="Arial"/>
+                <w:rtl/>
+              </w:rPr>
+            </w:pPr>
+            <w:r>
+              <w:rPr>
+                <w:rFonts w:cs="Arial" w:hint="cs"/>
+                <w:rtl/>
+              </w:rPr>
+              <w:t>ك</w:t>
+            </w:r>
+            <w:r>
+              <w:rPr>
+                <w:rFonts w:cs="Arial"/>
+                <w:rtl/>
+              </w:rPr>
+              <w:t>ل موظف يمكن أن يكون له عدة رواتب عبر الزمن،</w:t>
+            </w:r>
+          </w:p>
+          <w:p>
+            <w:pPr>
+              <w:jc w:val="center"/>
+              <w:cnfStyle w:val="000000100000" w:firstRow="0" w:lastRow="0" w:firstColumn="0" w:lastColumn="0" w:oddVBand="0" w:evenVBand="0" w:oddHBand="1" w:evenHBand="0" w:firstRowFirstColumn="0" w:firstRowLastColumn="0" w:lastRowFirstColumn="0" w:lastRowLastColumn="0"/>
+              <w:rPr>
+                <w:rFonts w:cs="Arial"/>
+                <w:rtl/>
+              </w:rPr>
+            </w:pPr>
+            <w:r>
+              <w:rPr>
+                <w:rFonts w:cs="Arial"/>
+                <w:rtl/>
+              </w:rPr>
+              <w:t xml:space="preserve"> وكل سجل راتب يخص موظفًا واحدًا فقط</w:t>
+            </w:r>
+          </w:p>
+        </w:tc>
+      </w:tr>
+    </w:tbl>
+    <w:p>
+      <w:pPr>
+        <w:rPr>
+          <w:sz w:val="28"/>
+          <w:szCs w:val="28"/>
+          <w:rtl/>
+        </w:rPr>
+      </w:pPr>
+    </w:p>
+    <w:p>
+      <w:pPr>
+        <w:rPr>
+          <w:sz w:val="28"/>
+          <w:szCs w:val="28"/>
+          <w:rtl/>
+        </w:rPr>
+      </w:pPr>
+    </w:p>
+    <w:p>
+      <w:pPr>
+        <w:rPr>
+          <w:sz w:val="28"/>
+          <w:szCs w:val="28"/>
+          <w:rtl/>
+        </w:rPr>
+      </w:pPr>
+    </w:p>
+    <w:p>
+      <w:pPr>
+        <w:rPr>
+          <w:sz w:val="28"/>
+          <w:szCs w:val="28"/>
+          <w:rtl/>
+        </w:rPr>
+      </w:pPr>
+    </w:p>
+    <w:p>
+      <w:pPr>
+        <w:bidi w:val="0"/>
+        <w:rPr>
+          <w:sz w:val="28"/>
+          <w:szCs w:val="28"/>
+          <w:rtl/>
+        </w:rPr>
+      </w:pPr>
+      <w:r>
+        <w:rPr>
+          <w:sz w:val="28"/>
+          <w:szCs w:val="28"/>
+          <w:rtl/>
+        </w:rPr>
+        <w:br w:type="page"/>
+      </w:r>
+    </w:p>
+    <w:p>
+      <w:pPr>
+        <w:shd w:val="clear" w:color="auto" w:fill="FFF2CC" w:themeFill="accent4" w:themeFillTint="33"/>
+        <w:jc w:val="center"/>
+        <w:rPr>
+          <w:b/>
+          <w:bCs/>
+          <w:color w:val="C00000"/>
+          <w:sz w:val="44"/>
+          <w:szCs w:val="44"/>
+          <w:rtl/>
+          <w:lang w:bidi="ar-JO"/>
+        </w:rPr>
+      </w:pPr>
+      <w:r>
+        <w:rPr>
+          <w:rFonts w:hint="cs"/>
+          <w:b/>
+          <w:bCs/>
+          <w:color w:val="C00000"/>
+          <w:sz w:val="36"/>
+          <w:szCs w:val="36"/>
+          <w:rtl/>
+        </w:rPr>
+        <w:lastRenderedPageBreak/>
+        <w:t>مخطط الصفوف التفصيلي</w:t>
+      </w:r>
+    </w:p>
+    <w:p>
+      <w:pPr>
+        <w:rPr>
+          <w:sz w:val="28"/>
+          <w:szCs w:val="28"/>
+          <w:rtl/>
+        </w:rPr>
+      </w:pPr>
+      <w:r>
+        <w:rPr>
+          <w:sz w:val="28"/>
+          <w:szCs w:val="28"/>
+          <w:rtl/>
+        </w:rPr>
+        <w:t>يهدف هذا القسم إلى عرض مخطط الصفوف التفصيلي للنظام، والذي يوضّح كل صف</w:t>
+      </w:r>
+      <w:r>
+        <w:rPr>
+          <w:sz w:val="28"/>
+          <w:szCs w:val="28"/>
+        </w:rPr>
+        <w:t xml:space="preserve"> (Class) </w:t>
+      </w:r>
+      <w:r>
+        <w:rPr>
+          <w:sz w:val="28"/>
+          <w:szCs w:val="28"/>
+          <w:rtl/>
+        </w:rPr>
+        <w:t xml:space="preserve">على حدة، مع بيان </w:t>
+      </w:r>
+    </w:p>
+    <w:p>
+      <w:pPr>
+        <w:rPr>
+          <w:sz w:val="28"/>
+          <w:szCs w:val="28"/>
+          <w:rtl/>
+        </w:rPr>
+      </w:pPr>
+      <w:r>
+        <w:rPr>
+          <w:sz w:val="28"/>
+          <w:szCs w:val="28"/>
+          <w:rtl/>
+        </w:rPr>
+        <w:t>الخصائص التي يحتويها</w:t>
+      </w:r>
+      <w:proofErr w:type="gramStart"/>
+      <w:r>
+        <w:rPr>
+          <w:sz w:val="28"/>
+          <w:szCs w:val="28"/>
+          <w:rtl/>
+        </w:rPr>
+        <w:t>، ،</w:t>
+      </w:r>
+      <w:proofErr w:type="gramEnd"/>
+      <w:r>
+        <w:rPr>
+          <w:sz w:val="28"/>
+          <w:szCs w:val="28"/>
+          <w:rtl/>
+        </w:rPr>
+        <w:t xml:space="preserve"> بالإضافة إلى العلاقات التي تربطه بالصفوف الأخرى. </w:t>
+      </w:r>
+    </w:p>
+    <w:p>
+      <w:pPr>
+        <w:rPr>
+          <w:sz w:val="28"/>
+          <w:szCs w:val="28"/>
+          <w:rtl/>
+        </w:rPr>
+      </w:pPr>
+      <w:r>
+        <w:rPr>
+          <w:sz w:val="28"/>
+          <w:szCs w:val="28"/>
+          <w:rtl/>
+        </w:rPr>
+        <w:t>يساعد هذا المخطط في فهم البنية الداخلية للنظام وكيفية تمثيل الجداول البرمجية على شكل صفوف داخل التطبيق</w:t>
+      </w:r>
+      <w:r>
+        <w:rPr>
+          <w:sz w:val="28"/>
+          <w:szCs w:val="28"/>
+        </w:rPr>
+        <w:t>.</w:t>
+      </w:r>
+    </w:p>
+    <w:p>
+      <w:pPr>
+        <w:bidi w:val="0"/>
+        <w:spacing w:before="100" w:beforeAutospacing="1" w:after="100" w:afterAutospacing="1" w:line="240" w:lineRule="auto"/>
+        <w:rPr>
+          <w:rFonts w:ascii="Times New Roman" w:eastAsia="Times New Roman" w:hAnsi="Times New Roman" w:cs="Times New Roman"/>
+          <w:sz w:val="24"/>
+          <w:szCs w:val="24"/>
+        </w:rPr>
+      </w:pPr>
+      <w:r>
+        <w:rPr>
+          <w:rFonts w:ascii="Times New Roman" w:eastAsia="Times New Roman" w:hAnsi="Times New Roman" w:cs="Times New Roman"/>
+          <w:noProof/>
+          <w:sz w:val="24"/>
+          <w:szCs w:val="24"/>
+        </w:rPr>
+        <w:drawing>
+          <wp:inline distT="0" distB="0" distL="0" distR="0" wp14:anchorId="1A8003A2" wp14:editId="3D469224">
+            <wp:extent cx="6645910" cy="6757035"/>
+            <wp:effectExtent l="0" t="0" r="2540" b="5715"/>
+            <wp:docPr id="8" name="صورة 8"/>
+            <wp:cNvGraphicFramePr>
+              <a:graphicFrameLocks xmlns:a="http://schemas.openxmlformats.org/drawingml/2006/main" noChangeAspect="1"/>
+            </wp:cNvGraphicFramePr>
+            <a:graphic xmlns:a="http://schemas.openxmlformats.org/drawingml/2006/main">
+              <a:graphicData uri="http://schemas.openxmlformats.org/drawingml/2006/picture">
+                <pic:pic xmlns:pic="http://schemas.openxmlformats.org/drawingml/2006/picture">
+                  <pic:nvPicPr>
+                    <pic:cNvPr id="0" name="Picture 18"/>
+                    <pic:cNvPicPr>
+                      <a:picLocks noChangeAspect="1" noChangeArrowheads="1"/>
+                    </pic:cNvPicPr>
+                  </pic:nvPicPr>
+                  <pic:blipFill>
+                    <a:blip r:embed="rId11" cstate="print">
+                      <a:extLst>
+                        <a:ext uri="{28A0092B-C50C-407E-A947-70E740481C1C}">
+                          <a14:useLocalDpi xmlns:a14="http://schemas.microsoft.com/office/drawing/2010/main" val="0"/>
+                        </a:ext>
+                      </a:extLst>
+                    </a:blip>
+                    <a:srcRect/>
+                    <a:stretch>
+                      <a:fillRect/>
+                    </a:stretch>
+                  </pic:blipFill>
+                  <pic:spPr bwMode="auto">
+                    <a:xfrm>
+                      <a:off x="0" y="0"/>
+                      <a:ext cx="6645910" cy="6757035"/>
+                    </a:xfrm>
+                    <a:prstGeom prst="rect">
+                      <a:avLst/>
+                    </a:prstGeom>
+                    <a:noFill/>
+                    <a:ln>
+                      <a:noFill/>
+                    </a:ln>
+                  </pic:spPr>
+                </pic:pic>
+              </a:graphicData>
+            </a:graphic>
           </wp:inline>
         </w:drawing>
       </w:r>
+    </w:p>
+    <w:p>
+      <w:pPr>
+        <w:rPr>
+          <w:rFonts w:hint="cs"/>
+          <w:sz w:val="28"/>
+          <w:szCs w:val="28"/>
+          <w:rtl/>
+          <w:lang w:bidi="ar-JO"/>
+        </w:rPr>
+      </w:pPr>
+    </w:p>
+    <w:p>
+      <w:pPr>
+        <w:bidi w:val="0"/>
+        <w:spacing w:before="100" w:beforeAutospacing="1" w:after="100" w:afterAutospacing="1" w:line="240" w:lineRule="auto"/>
+        <w:rPr>
+          <w:rFonts w:ascii="Times New Roman" w:eastAsia="Times New Roman" w:hAnsi="Times New Roman" w:cs="Times New Roman"/>
+          <w:sz w:val="24"/>
+          <w:szCs w:val="24"/>
+          <w:lang w:val="en-AE"/>
+        </w:rPr>
+      </w:pPr>
+    </w:p>
+    <w:p>
+      <w:pPr>
+        <w:rPr>
+          <w:sz w:val="28"/>
+          <w:szCs w:val="28"/>
+          <w:rtl/>
+          <w:lang w:bidi="ar-JO"/>
+        </w:rPr>
+      </w:pPr>
+    </w:p>
+    <w:p>
+      <w:pPr>
+        <w:rPr>
+          <w:sz w:val="28"/>
+          <w:szCs w:val="28"/>
+          <w:rtl/>
+          <w:lang w:bidi="ar-JO"/>
+        </w:rPr>
+      </w:pPr>
+    </w:p>
+    <w:p>
+      <w:pPr>
+        <w:rPr>
+          <w:sz w:val="28"/>
+          <w:szCs w:val="28"/>
+          <w:rtl/>
+          <w:lang w:bidi="ar-JO"/>
+        </w:rPr>
+      </w:pPr>
+    </w:p>
+    <w:p>
+      <w:pPr>
+        <w:rPr>
+          <w:sz w:val="28"/>
+          <w:szCs w:val="28"/>
+          <w:rtl/>
+          <w:lang w:bidi="ar-JO"/>
+        </w:rPr>
+      </w:pPr>
+    </w:p>
+    <w:p>
+      <w:pPr>
+        <w:rPr>
+          <w:sz w:val="28"/>
+          <w:szCs w:val="28"/>
+          <w:rtl/>
+          <w:lang w:bidi="ar-JO"/>
+        </w:rPr>
+      </w:pPr>
+    </w:p>
+    <w:p>
+      <w:pPr>
+        <w:rPr>
+          <w:sz w:val="28"/>
+          <w:szCs w:val="28"/>
+          <w:rtl/>
+          <w:lang w:bidi="ar-JO"/>
+        </w:rPr>
+      </w:pPr>
+    </w:p>
+    <w:p>
+      <w:pPr>
+        <w:rPr>
+          <w:sz w:val="28"/>
+          <w:szCs w:val="28"/>
+          <w:rtl/>
+          <w:lang w:bidi="ar-JO"/>
+        </w:rPr>
+      </w:pPr>
+    </w:p>
+    <w:p>
+      <w:pPr>
+        <w:rPr>
+          <w:sz w:val="28"/>
+          <w:szCs w:val="28"/>
+          <w:rtl/>
+          <w:lang w:bidi="ar-JO"/>
+        </w:rPr>
+      </w:pPr>
+    </w:p>
+    <w:p>
+      <w:pPr>
+        <w:rPr>
+          <w:sz w:val="28"/>
+          <w:szCs w:val="28"/>
+          <w:rtl/>
+          <w:lang w:bidi="ar-JO"/>
+        </w:rPr>
+      </w:pPr>
+    </w:p>
+    <w:p>
+      <w:pPr>
+        <w:rPr>
+          <w:sz w:val="28"/>
+          <w:szCs w:val="28"/>
+          <w:rtl/>
+          <w:lang w:bidi="ar-JO"/>
+        </w:rPr>
+      </w:pPr>
+    </w:p>
+    <w:p>
+      <w:pPr>
+        <w:rPr>
+          <w:sz w:val="28"/>
+          <w:szCs w:val="28"/>
+          <w:rtl/>
+          <w:lang w:bidi="ar-JO"/>
+        </w:rPr>
+      </w:pPr>
+    </w:p>
+    <w:p>
+      <w:pPr>
+        <w:rPr>
+          <w:sz w:val="28"/>
+          <w:szCs w:val="28"/>
+          <w:rtl/>
+          <w:lang w:bidi="ar-JO"/>
+        </w:rPr>
+      </w:pPr>
+    </w:p>
+    <w:p>
+      <w:pPr>
+        <w:rPr>
+          <w:sz w:val="28"/>
+          <w:szCs w:val="28"/>
+          <w:rtl/>
+          <w:lang w:bidi="ar-JO"/>
+        </w:rPr>
+      </w:pPr>
+    </w:p>
+    <w:p>
+      <w:pPr>
+        <w:rPr>
+          <w:sz w:val="28"/>
+          <w:szCs w:val="28"/>
+          <w:rtl/>
+          <w:lang w:bidi="ar-JO"/>
+        </w:rPr>
+      </w:pPr>
+    </w:p>
+    <w:p>
+      <w:pPr>
+        <w:rPr>
+          <w:sz w:val="28"/>
+          <w:szCs w:val="28"/>
+          <w:rtl/>
+          <w:lang w:bidi="ar-JO"/>
+        </w:rPr>
+      </w:pPr>
+    </w:p>
+    <w:p>
+      <w:pPr>
+        <w:rPr>
+          <w:sz w:val="28"/>
+          <w:szCs w:val="28"/>
+          <w:rtl/>
+          <w:lang w:bidi="ar-JO"/>
+        </w:rPr>
+      </w:pPr>
+    </w:p>
+    <w:p>
+      <w:pPr>
+        <w:rPr>
+          <w:sz w:val="28"/>
+          <w:szCs w:val="28"/>
+          <w:rtl/>
+          <w:lang w:bidi="ar-JO"/>
+        </w:rPr>
+      </w:pPr>
+    </w:p>
+    <w:p>
+      <w:pPr>
+        <w:rPr>
+          <w:sz w:val="28"/>
+          <w:szCs w:val="28"/>
+          <w:rtl/>
+          <w:lang w:bidi="ar-JO"/>
+        </w:rPr>
+      </w:pPr>
+    </w:p>
+    <w:p>
+      <w:pPr>
+        <w:rPr>
+          <w:sz w:val="28"/>
+          <w:szCs w:val="28"/>
+          <w:rtl/>
+          <w:lang w:bidi="ar-JO"/>
+        </w:rPr>
+      </w:pPr>
+    </w:p>
+    <w:p>
+      <w:pPr>
+        <w:rPr>
+          <w:sz w:val="28"/>
+          <w:szCs w:val="28"/>
+          <w:rtl/>
+          <w:lang w:bidi="ar-JO"/>
+        </w:rPr>
+      </w:pPr>
+    </w:p>
+    <w:p>
+      <w:pPr>
+        <w:rPr>
+          <w:sz w:val="28"/>
+          <w:szCs w:val="28"/>
+          <w:rtl/>
+          <w:lang w:bidi="ar-JO"/>
+        </w:rPr>
+      </w:pPr>
+    </w:p>
+    <w:p>
+      <w:pPr>
+        <w:rPr>
+          <w:sz w:val="28"/>
+          <w:szCs w:val="28"/>
+          <w:rtl/>
+          <w:lang w:bidi="ar-JO"/>
+        </w:rPr>
+      </w:pPr>
+    </w:p>
+    <w:p>
+      <w:pPr>
+        <w:rPr>
+          <w:sz w:val="28"/>
+          <w:szCs w:val="28"/>
+          <w:rtl/>
+          <w:lang w:bidi="ar-JO"/>
+        </w:rPr>
+      </w:pPr>
+    </w:p>
+    <w:p>
+      <w:pPr>
+        <w:rPr>
+          <w:sz w:val="28"/>
+          <w:szCs w:val="28"/>
+          <w:rtl/>
+          <w:lang w:bidi="ar-JO"/>
+        </w:rPr>
+      </w:pPr>
+    </w:p>
+    <w:p>
+      <w:pPr>
+        <w:rPr>
+          <w:sz w:val="28"/>
+          <w:szCs w:val="28"/>
+          <w:rtl/>
+          <w:lang w:bidi="ar-JO"/>
+        </w:rPr>
+      </w:pPr>
+    </w:p>
+    <w:p>
+      <w:pPr>
+        <w:rPr>
+          <w:sz w:val="28"/>
+          <w:szCs w:val="28"/>
+          <w:rtl/>
+          <w:lang w:bidi="ar-JO"/>
+        </w:rPr>
+      </w:pPr>
+    </w:p>
+    <w:p>
+      <w:pPr>
+        <w:rPr>
+          <w:sz w:val="28"/>
+          <w:szCs w:val="28"/>
+          <w:rtl/>
+          <w:lang w:bidi="ar-JO"/>
+        </w:rPr>
+      </w:pPr>
+    </w:p>
+    <w:p>
+      <w:pPr>
+        <w:rPr>
+          <w:sz w:val="28"/>
+          <w:szCs w:val="28"/>
+          <w:rtl/>
+          <w:lang w:bidi="ar-JO"/>
+        </w:rPr>
+      </w:pPr>
+    </w:p>
+    <w:p>
+      <w:pPr>
+        <w:rPr>
+          <w:sz w:val="28"/>
+          <w:szCs w:val="28"/>
+          <w:rtl/>
+          <w:lang w:bidi="ar-JO"/>
+        </w:rPr>
+      </w:pPr>
+    </w:p>
+    <w:p>
+      <w:pPr>
+        <w:rPr>
+          <w:sz w:val="28"/>
+          <w:szCs w:val="28"/>
+          <w:rtl/>
+          <w:lang w:bidi="ar-JO"/>
+        </w:rPr>
+      </w:pPr>
+    </w:p>
+    <w:p>
+      <w:pPr>
+        <w:rPr>
+          <w:sz w:val="28"/>
+          <w:szCs w:val="28"/>
+          <w:rtl/>
+          <w:lang w:bidi="ar-JO"/>
+        </w:rPr>
+      </w:pPr>
+    </w:p>
+    <w:p>
+      <w:pPr>
+        <w:rPr>
+          <w:sz w:val="28"/>
+          <w:szCs w:val="28"/>
+          <w:rtl/>
+          <w:lang w:bidi="ar-JO"/>
+        </w:rPr>
+      </w:pPr>
+    </w:p>
+    <w:p>
+      <w:pPr>
+        <w:rPr>
+          <w:sz w:val="28"/>
+          <w:szCs w:val="28"/>
+          <w:rtl/>
+          <w:lang w:bidi="ar-JO"/>
+        </w:rPr>
+      </w:pPr>
+    </w:p>
+    <w:p>
+      <w:pPr>
+        <w:rPr>
+          <w:sz w:val="28"/>
+          <w:szCs w:val="28"/>
+          <w:rtl/>
+          <w:lang w:bidi="ar-JO"/>
+        </w:rPr>
+      </w:pPr>
+    </w:p>
+    <w:p>
+      <w:pPr>
+        <w:rPr>
+          <w:sz w:val="28"/>
+          <w:szCs w:val="28"/>
+          <w:rtl/>
+          <w:lang w:bidi="ar-JO"/>
+        </w:rPr>
+      </w:pPr>
+    </w:p>
+    <w:p>
+      <w:pPr>
+        <w:rPr>
+          <w:sz w:val="28"/>
+          <w:szCs w:val="28"/>
+          <w:rtl/>
+          <w:lang w:bidi="ar-JO"/>
+        </w:rPr>
+      </w:pPr>
+    </w:p>
+    <w:p>
+      <w:pPr>
+        <w:rPr>
+          <w:sz w:val="28"/>
+          <w:szCs w:val="28"/>
+          <w:rtl/>
+          <w:lang w:bidi="ar-JO"/>
+        </w:rPr>
+      </w:pPr>
+    </w:p>
+    <w:p>
+      <w:pPr>
+        <w:rPr>
+          <w:sz w:val="28"/>
+          <w:szCs w:val="28"/>
+          <w:rtl/>
+          <w:lang w:bidi="ar-JO"/>
+        </w:rPr>
+      </w:pPr>
+    </w:p>
+    <w:p>
+      <w:pPr>
+        <w:rPr>
+          <w:sz w:val="28"/>
+          <w:szCs w:val="28"/>
+          <w:rtl/>
+          <w:lang w:bidi="ar-JO"/>
+        </w:rPr>
+      </w:pPr>
+    </w:p>
+    <w:p>
+      <w:pPr>
+        <w:rPr>
+          <w:sz w:val="28"/>
+          <w:szCs w:val="28"/>
+          <w:rtl/>
+          <w:lang w:bidi="ar-JO"/>
+        </w:rPr>
+      </w:pPr>
+    </w:p>
+    <w:p>
+      <w:pPr>
+        <w:rPr>
+          <w:sz w:val="28"/>
+          <w:szCs w:val="28"/>
+          <w:rtl/>
+          <w:lang w:bidi="ar-JO"/>
+        </w:rPr>
+      </w:pPr>
+    </w:p>
+    <w:p>
+      <w:pPr>
+        <w:rPr>
+          <w:sz w:val="28"/>
+          <w:szCs w:val="28"/>
+          <w:rtl/>
+          <w:lang w:bidi="ar-JO"/>
+        </w:rPr>
+      </w:pPr>
+    </w:p>
+    <w:p>
+      <w:pPr>
+        <w:rPr>
+          <w:sz w:val="28"/>
+          <w:szCs w:val="28"/>
+          <w:rtl/>
+          <w:lang w:bidi="ar-JO"/>
+        </w:rPr>
+      </w:pPr>
+    </w:p>
+    <w:p>
+      <w:pPr>
+        <w:rPr>
+          <w:sz w:val="28"/>
+          <w:szCs w:val="28"/>
+          <w:rtl/>
+          <w:lang w:bidi="ar-JO"/>
+        </w:rPr>
+      </w:pPr>
+    </w:p>
+    <w:p>
+      <w:pPr>
+        <w:rPr>
+          <w:sz w:val="28"/>
+          <w:szCs w:val="28"/>
+          <w:rtl/>
+          <w:lang w:bidi="ar-JO"/>
+        </w:rPr>
+      </w:pPr>
+    </w:p>
+    <w:p>
+      <w:pPr>
+        <w:rPr>
+          <w:sz w:val="28"/>
+          <w:szCs w:val="28"/>
+          <w:rtl/>
+          <w:lang w:bidi="ar-JO"/>
+        </w:rPr>
+      </w:pPr>
+    </w:p>
+    <w:p>
+      <w:pPr>
+        <w:rPr>
+          <w:sz w:val="28"/>
+          <w:szCs w:val="28"/>
+          <w:rtl/>
+          <w:lang w:bidi="ar-JO"/>
+        </w:rPr>
+      </w:pPr>
+    </w:p>
+    <w:p>
+      <w:pPr>
+        <w:rPr>
+          <w:sz w:val="28"/>
+          <w:szCs w:val="28"/>
+          <w:rtl/>
+          <w:lang w:bidi="ar-JO"/>
+        </w:rPr>
+      </w:pPr>
+    </w:p>
+    <w:p>
+      <w:pPr>
+        <w:rPr>
+          <w:sz w:val="28"/>
+          <w:szCs w:val="28"/>
+          <w:rtl/>
+          <w:lang w:bidi="ar-JO"/>
+        </w:rPr>
+      </w:pPr>
+    </w:p>
+    <w:p>
+      <w:pPr>
+        <w:rPr>
+          <w:sz w:val="28"/>
+          <w:szCs w:val="28"/>
+          <w:rtl/>
+          <w:lang w:bidi="ar-JO"/>
+        </w:rPr>
+      </w:pPr>
+    </w:p>
+    <w:p>
+      <w:pPr>
+        <w:rPr>
+          <w:sz w:val="28"/>
+          <w:szCs w:val="28"/>
+          <w:rtl/>
+          <w:lang w:bidi="ar-JO"/>
+        </w:rPr>
+      </w:pPr>
+    </w:p>
+    <w:p>
+      <w:pPr>
+        <w:rPr>
+          <w:sz w:val="28"/>
+          <w:szCs w:val="28"/>
+          <w:rtl/>
+          <w:lang w:bidi="ar-JO"/>
+        </w:rPr>
+      </w:pPr>
+    </w:p>
+    <w:p>
+      <w:pPr>
+        <w:rPr>
+          <w:sz w:val="28"/>
+          <w:szCs w:val="28"/>
+          <w:rtl/>
+          <w:lang w:bidi="ar-JO"/>
+        </w:rPr>
+      </w:pPr>
+    </w:p>
+    <w:p>
+      <w:pPr>
+        <w:rPr>
+          <w:sz w:val="28"/>
+          <w:szCs w:val="28"/>
+          <w:rtl/>
+          <w:lang w:bidi="ar-JO"/>
+        </w:rPr>
+      </w:pPr>
+    </w:p>
+    <w:p>
+      <w:pPr>
+        <w:rPr>
+          <w:sz w:val="28"/>
+          <w:szCs w:val="28"/>
+          <w:rtl/>
+          <w:lang w:bidi="ar-JO"/>
+        </w:rPr>
+      </w:pPr>
+    </w:p>
+    <w:p>
+      <w:pPr>
+        <w:rPr>
+          <w:sz w:val="28"/>
+          <w:szCs w:val="28"/>
+          <w:rtl/>
+          <w:lang w:bidi="ar-JO"/>
+        </w:rPr>
+      </w:pPr>
+    </w:p>
+    <w:p>
+      <w:pPr>
+        <w:rPr>
+          <w:sz w:val="28"/>
+          <w:szCs w:val="28"/>
+          <w:rtl/>
+          <w:lang w:bidi="ar-JO"/>
+        </w:rPr>
+      </w:pPr>
+    </w:p>
+    <w:p>
+      <w:pPr>
+        <w:rPr>
+          <w:sz w:val="28"/>
+          <w:szCs w:val="28"/>
+          <w:rtl/>
+          <w:lang w:bidi="ar-JO"/>
+        </w:rPr>
+      </w:pPr>
+    </w:p>
+    <w:p>
+      <w:pPr>
+        <w:rPr>
+          <w:sz w:val="28"/>
+          <w:szCs w:val="28"/>
+          <w:rtl/>
+          <w:lang w:bidi="ar-JO"/>
+        </w:rPr>
+      </w:pPr>
+    </w:p>
+    <w:p>
+      <w:pPr>
+        <w:rPr>
+          <w:sz w:val="28"/>
+          <w:szCs w:val="28"/>
+          <w:rtl/>
+          <w:lang w:bidi="ar-JO"/>
+        </w:rPr>
+      </w:pPr>
+    </w:p>
+    <w:p>
+      <w:pPr>
+        <w:rPr>
+          <w:sz w:val="28"/>
+          <w:szCs w:val="28"/>
+          <w:rtl/>
+          <w:lang w:bidi="ar-JO"/>
+        </w:rPr>
+      </w:pPr>
+    </w:p>
+    <w:p>
+      <w:pPr>
+        <w:rPr>
+          <w:sz w:val="28"/>
+          <w:szCs w:val="28"/>
+          <w:rtl/>
+          <w:lang w:bidi="ar-JO"/>
+        </w:rPr>
+      </w:pPr>
+    </w:p>
+    <w:p>
+      <w:pPr>
+        <w:rPr>
+          <w:sz w:val="28"/>
+          <w:szCs w:val="28"/>
+          <w:rtl/>
+          <w:lang w:bidi="ar-JO"/>
+        </w:rPr>
+      </w:pPr>
+    </w:p>
+    <w:p>
+      <w:pPr>
+        <w:rPr>
+          <w:sz w:val="28"/>
+          <w:szCs w:val="28"/>
+          <w:rtl/>
+          <w:lang w:bidi="ar-JO"/>
+        </w:rPr>
+      </w:pPr>
+    </w:p>
+    <w:p>
+      <w:pPr>
+        <w:rPr>
+          <w:sz w:val="28"/>
+          <w:szCs w:val="28"/>
+          <w:rtl/>
+          <w:lang w:bidi="ar-JO"/>
+        </w:rPr>
+      </w:pPr>
+    </w:p>
+    <w:p>
+      <w:pPr>
+        <w:rPr>
+          <w:sz w:val="28"/>
+          <w:szCs w:val="28"/>
+          <w:rtl/>
+          <w:lang w:bidi="ar-JO"/>
+        </w:rPr>
+      </w:pPr>
+    </w:p>
+    <w:p>
+      <w:pPr>
+        <w:rPr>
+          <w:sz w:val="28"/>
+          <w:szCs w:val="28"/>
+          <w:rtl/>
+          <w:lang w:bidi="ar-JO"/>
+        </w:rPr>
+      </w:pPr>
+    </w:p>
+    <w:p>
+      <w:pPr>
+        <w:rPr>
+          <w:sz w:val="28"/>
+          <w:szCs w:val="28"/>
+          <w:rtl/>
+          <w:lang w:bidi="ar-JO"/>
+        </w:rPr>
+      </w:pPr>
+    </w:p>
+    <w:p>
+      <w:pPr>
+        <w:rPr>
+          <w:rFonts w:hint="cs"/>
+          <w:sz w:val="28"/>
+          <w:szCs w:val="28"/>
+          <w:rtl/>
+          <w:lang w:bidi="ar-JO"/>
+        </w:rPr>
+      </w:pPr>
+    </w:p>
+    <w:p>
+      <w:pPr>
+        <w:rPr>
+          <w:sz w:val="28"/>
+          <w:szCs w:val="28"/>
+          <w:rtl/>
+        </w:rPr>
+      </w:pPr>
     </w:p>
     <w:p>
       <w:pPr>
